--- a/BSH_2026_Tour_Content.docx
+++ b/BSH_2026_Tour_Content.docx
@@ -47,6 +47,24 @@
       </w:r>
     </w:p>
     <w:p>
+      <w:r>
+        <w:rPr>
+          <w:b/>
+          <w:sz w:val="22"/>
+        </w:rPr>
+        <w:t>False Creek South, Senakw &amp; Granville Island Tour</w:t>
+      </w:r>
+      <w:r>
+        <w:rPr>
+          <w:i/>
+          <w:color w:val="666666"/>
+          <w:sz w:val="20"/>
+        </w:rPr>
+        <w:br/>
+        <w:t>Seawall walking tour covering public land stewardship, Indigenous-led development, and federal property governance.</w:t>
+      </w:r>
+    </w:p>
+    <w:p>
       <w:pPr>
         <w:pStyle w:val="ListNumber"/>
       </w:pPr>
@@ -72,7 +90,7 @@
         <w:rPr>
           <w:sz w:val="22"/>
         </w:rPr>
-        <w:t>Senákw Development</w:t>
+        <w:t>Senakw Development</w:t>
       </w:r>
       <w:r>
         <w:rPr>
@@ -101,6 +119,24 @@
       </w:r>
     </w:p>
     <w:p>
+      <w:r>
+        <w:rPr>
+          <w:b/>
+          <w:sz w:val="22"/>
+        </w:rPr>
+        <w:t>DTES Community Organizations Tour</w:t>
+      </w:r>
+      <w:r>
+        <w:rPr>
+          <w:i/>
+          <w:color w:val="666666"/>
+          <w:sz w:val="20"/>
+        </w:rPr>
+        <w:br/>
+        <w:t>Walking tour of Downtown Eastside community organizations, land trusts, and tenant advocacy groups.</w:t>
+      </w:r>
+    </w:p>
+    <w:p>
       <w:pPr>
         <w:pStyle w:val="ListNumber"/>
       </w:pPr>
@@ -115,7 +151,79 @@
           <w:color w:val="777777"/>
           <w:sz w:val="20"/>
         </w:rPr>
-        <w:t xml:space="preserve">  —  Downtown Eastside, Vancouver</w:t>
+        <w:t xml:space="preserve">  —  222 Keefer St, Vancouver</w:t>
+      </w:r>
+    </w:p>
+    <w:p>
+      <w:pPr>
+        <w:pStyle w:val="ListNumber"/>
+      </w:pPr>
+      <w:r>
+        <w:rPr>
+          <w:sz w:val="22"/>
+        </w:rPr>
+        <w:t>First United Church</w:t>
+      </w:r>
+      <w:r>
+        <w:rPr>
+          <w:color w:val="777777"/>
+          <w:sz w:val="20"/>
+        </w:rPr>
+        <w:t xml:space="preserve">  —  320 E Hastings St, Vancouver</w:t>
+      </w:r>
+    </w:p>
+    <w:p>
+      <w:pPr>
+        <w:pStyle w:val="ListNumber"/>
+      </w:pPr>
+      <w:r>
+        <w:rPr>
+          <w:sz w:val="22"/>
+        </w:rPr>
+        <w:t>Hogan's Alley Society</w:t>
+      </w:r>
+      <w:r>
+        <w:rPr>
+          <w:color w:val="777777"/>
+          <w:sz w:val="20"/>
+        </w:rPr>
+        <w:t xml:space="preserve">  —  Union Street &amp; Main Street, Vancouver</w:t>
+      </w:r>
+    </w:p>
+    <w:p>
+      <w:pPr>
+        <w:pStyle w:val="ListNumber"/>
+      </w:pPr>
+      <w:r>
+        <w:rPr>
+          <w:sz w:val="22"/>
+        </w:rPr>
+        <w:t>DTES SRO Collaborative</w:t>
+      </w:r>
+      <w:r>
+        <w:rPr>
+          <w:color w:val="777777"/>
+          <w:sz w:val="20"/>
+        </w:rPr>
+        <w:t xml:space="preserve">  —  268 Keefer St, Vancouver</w:t>
+      </w:r>
+    </w:p>
+    <w:p>
+      <w:pPr>
+        <w:pStyle w:val="ListNumber"/>
+      </w:pPr>
+      <w:r>
+        <w:rPr>
+          <w:sz w:val="22"/>
+        </w:rPr>
+        <w:t>UBC Learning Exchange</w:t>
+      </w:r>
+      <w:r>
+        <w:rPr>
+          <w:color w:val="777777"/>
+          <w:sz w:val="20"/>
+        </w:rPr>
+        <w:t xml:space="preserve">  —  612 Main St, Vancouver</w:t>
       </w:r>
     </w:p>
     <w:p>
@@ -126,6 +234,24 @@
     <w:p>
       <w:pPr>
         <w:pStyle w:val="Heading1"/>
+      </w:pPr>
+      <w:r>
+        <w:t>False Creek South, Senakw &amp; Granville Island Tour</w:t>
+      </w:r>
+    </w:p>
+    <w:p>
+      <w:r>
+        <w:rPr>
+          <w:i/>
+          <w:color w:val="555555"/>
+        </w:rPr>
+        <w:t>Seawall walking tour covering public land stewardship, Indigenous-led development, and federal property governance.</w:t>
+      </w:r>
+    </w:p>
+    <w:p/>
+    <w:p>
+      <w:pPr>
+        <w:pStyle w:val="Heading2"/>
       </w:pPr>
       <w:r>
         <w:t>Stop 1: False Creek South Community Land Trust</w:t>
@@ -228,7 +354,7 @@
     <w:p/>
     <w:p>
       <w:pPr>
-        <w:pStyle w:val="Heading2"/>
+        <w:pStyle w:val="Heading3"/>
       </w:pPr>
       <w:r>
         <w:t>Overview</w:t>
@@ -326,7 +452,7 @@
     </w:p>
     <w:p>
       <w:pPr>
-        <w:pStyle w:val="Heading2"/>
+        <w:pStyle w:val="Heading3"/>
       </w:pPr>
       <w:r>
         <w:t>At This Stop</w:t>
@@ -343,14 +469,14 @@
         <w:rPr>
           <w:b/>
         </w:rPr>
-        <w:t>Lease Renewal Timeline</w:t>
+        <w:t>Tour Start: 4th &amp; Heather Bus Stop</w:t>
       </w:r>
       <w:r>
         <w:rPr>
           <w:color w:val="777777"/>
           <w:sz w:val="18"/>
         </w:rPr>
-        <w:t xml:space="preserve">  [Decision window]</w:t>
+        <w:t xml:space="preserve">  [Starting point]</w:t>
       </w:r>
     </w:p>
     <w:p>
@@ -358,7 +484,7 @@
         <w:ind w:left="357"/>
       </w:pPr>
       <w:r>
-        <w:t>Locate the leasehold parcels expiring between 2036–2046 and discuss how renewal options affect long-term affordability.</w:t>
+        <w:t>The tour begins on the False Creek seawall near W 6th Avenue, a short walk from the W 4th Avenue and Heather Street bus stop.</w:t>
       </w:r>
     </w:p>
     <w:p>
@@ -372,14 +498,14 @@
         <w:rPr>
           <w:b/>
         </w:rPr>
-        <w:t>Co-op Cluster</w:t>
+        <w:t>Lease Renewal Timeline</w:t>
       </w:r>
       <w:r>
         <w:rPr>
           <w:color w:val="777777"/>
           <w:sz w:val="18"/>
         </w:rPr>
-        <w:t xml:space="preserve">  [Community-led]</w:t>
+        <w:t xml:space="preserve">  [Decision window]</w:t>
       </w:r>
     </w:p>
     <w:p>
@@ -387,7 +513,7 @@
         <w:ind w:left="357"/>
       </w:pPr>
       <w:r>
-        <w:t>Visit the co-op homes along the waterfront to see shared courtyards and resident-led governance in action.</w:t>
+        <w:t>Locate the leasehold parcels expiring between 2036–2046 and discuss how renewal options affect long-term affordability.</w:t>
       </w:r>
     </w:p>
     <w:p>
@@ -401,14 +527,14 @@
         <w:rPr>
           <w:b/>
         </w:rPr>
-        <w:t>Waterfront Greenway</w:t>
+        <w:t>Co-op Cluster</w:t>
       </w:r>
       <w:r>
         <w:rPr>
           <w:color w:val="777777"/>
           <w:sz w:val="18"/>
         </w:rPr>
-        <w:t xml:space="preserve">  [Public realm]</w:t>
+        <w:t xml:space="preserve">  [Community-led]</w:t>
       </w:r>
     </w:p>
     <w:p>
@@ -416,7 +542,7 @@
         <w:ind w:left="357"/>
       </w:pPr>
       <w:r>
-        <w:t>Follow the seawall to experience the public-realm improvements tied to public land stewardship.</w:t>
+        <w:t>Visit the co-op homes along the waterfront to see shared courtyards and resident-led governance in action.</w:t>
       </w:r>
     </w:p>
     <w:p>
@@ -430,13 +556,42 @@
         <w:rPr>
           <w:b/>
         </w:rPr>
-        <w:t>Housing Trust Hub</w:t>
+        <w:t>Waterfront Greenway</w:t>
       </w:r>
       <w:r>
         <w:rPr>
           <w:color w:val="777777"/>
           <w:sz w:val="18"/>
         </w:rPr>
+        <w:t xml:space="preserve">  [Public realm]</w:t>
+      </w:r>
+    </w:p>
+    <w:p>
+      <w:pPr>
+        <w:ind w:left="357"/>
+      </w:pPr>
+      <w:r>
+        <w:t>Follow the seawall to experience the public-realm improvements tied to public land stewardship.</w:t>
+      </w:r>
+    </w:p>
+    <w:p>
+      <w:r>
+        <w:rPr>
+          <w:b/>
+        </w:rPr>
+        <w:t xml:space="preserve">5. </w:t>
+      </w:r>
+      <w:r>
+        <w:rPr>
+          <w:b/>
+        </w:rPr>
+        <w:t>Housing Trust Hub</w:t>
+      </w:r>
+      <w:r>
+        <w:rPr>
+          <w:color w:val="777777"/>
+          <w:sz w:val="18"/>
+        </w:rPr>
         <w:t xml:space="preserve">  [Future planning]</w:t>
       </w:r>
     </w:p>
@@ -450,7 +605,7 @@
     </w:p>
     <w:p>
       <w:pPr>
-        <w:pStyle w:val="Heading2"/>
+        <w:pStyle w:val="Heading3"/>
       </w:pPr>
       <w:r>
         <w:t>Housing Model</w:t>
@@ -803,7 +958,7 @@
     </w:p>
     <w:p>
       <w:pPr>
-        <w:pStyle w:val="Heading2"/>
+        <w:pStyle w:val="Heading3"/>
       </w:pPr>
       <w:r>
         <w:t>Resources</w:t>
@@ -951,10 +1106,10 @@
     </w:p>
     <w:p>
       <w:pPr>
-        <w:pStyle w:val="Heading1"/>
-      </w:pPr>
-      <w:r>
-        <w:t>Stop 2: Senákw Development</w:t>
+        <w:pStyle w:val="Heading2"/>
+      </w:pPr>
+      <w:r>
+        <w:t>Stop 2: Senakw Development</w:t>
       </w:r>
     </w:p>
     <w:p>
@@ -1054,7 +1209,7 @@
     <w:p/>
     <w:p>
       <w:pPr>
-        <w:pStyle w:val="Heading2"/>
+        <w:pStyle w:val="Heading3"/>
       </w:pPr>
       <w:r>
         <w:t>Overview</w:t>
@@ -1066,7 +1221,7 @@
         <w:rPr>
           <w:b w:val="0"/>
         </w:rPr>
-        <w:t xml:space="preserve">Senákw (pronounced "sen-AHK-w") is the </w:t>
+        <w:t xml:space="preserve">Senakw (pronounced "sen-AHK-w") is the </w:t>
       </w:r>
       <w:r>
         <w:rPr>
@@ -1137,7 +1292,7 @@
     </w:p>
     <w:p>
       <w:pPr>
-        <w:pStyle w:val="Heading2"/>
+        <w:pStyle w:val="Heading3"/>
       </w:pPr>
       <w:r>
         <w:t>At This Stop</w:t>
@@ -1261,7 +1416,7 @@
     </w:p>
     <w:p>
       <w:pPr>
-        <w:pStyle w:val="Heading2"/>
+        <w:pStyle w:val="Heading3"/>
       </w:pPr>
       <w:r>
         <w:t>Land Rights</w:t>
@@ -1281,7 +1436,7 @@
         <w:rPr>
           <w:b w:val="0"/>
         </w:rPr>
-        <w:t xml:space="preserve">Senákw operates on </w:t>
+        <w:t xml:space="preserve">Senakw operates on </w:t>
       </w:r>
       <w:r>
         <w:rPr>
@@ -1302,7 +1457,7 @@
         <w:rPr>
           <w:b w:val="0"/>
         </w:rPr>
-        <w:t>Vancouver's view cones, established in 1989, identify 38 protected views from specific locations. The Senákw towers enter View Cone 20.0 (from West Broadway and Granville Street), but as reserve land, the project is not bound by these restrictions. In July 2024, Council approved major changes to the view cone policy, partly influenced by Senákw's development.</w:t>
+        <w:t>Vancouver's view cones, established in 1989, identify 38 protected views from specific locations. The Senakw towers enter View Cone 20.0 (from West Broadway and Granville Street), but as reserve land, the project is not bound by these restrictions. In July 2024, Council approved major changes to the view cone policy, partly influenced by Senakw's development.</w:t>
       </w:r>
     </w:p>
     <w:p>
@@ -1360,7 +1515,7 @@
         <w:rPr>
           <w:b w:val="0"/>
         </w:rPr>
-        <w:t xml:space="preserve">Senákw's unit mix includes </w:t>
+        <w:t xml:space="preserve">Senakw's unit mix includes </w:t>
       </w:r>
       <w:r>
         <w:rPr>
@@ -1415,7 +1570,7 @@
         <w:rPr>
           <w:b w:val="0"/>
         </w:rPr>
-        <w:t>Senákw is part of a broader movement of Indigenous nations using land development for economic self-determination:</w:t>
+        <w:t>Senakw is part of a broader movement of Indigenous nations using land development for economic self-determination:</w:t>
       </w:r>
     </w:p>
     <w:p>
@@ -1514,7 +1669,7 @@
     </w:p>
     <w:p>
       <w:pPr>
-        <w:pStyle w:val="Heading2"/>
+        <w:pStyle w:val="Heading3"/>
       </w:pPr>
       <w:r>
         <w:t>Resources</w:t>
@@ -1528,7 +1683,7 @@
         <w:rPr>
           <w:b/>
         </w:rPr>
-        <w:t>Senákw Official Website</w:t>
+        <w:t>Senakw Official Website</w:t>
       </w:r>
       <w:r>
         <w:rPr>
@@ -1555,7 +1710,7 @@
         <w:rPr>
           <w:b/>
         </w:rPr>
-        <w:t>Squamish Nation — Senákw Partnership</w:t>
+        <w:t>Squamish Nation — Senakw Partnership</w:t>
       </w:r>
       <w:r>
         <w:rPr>
@@ -1582,7 +1737,7 @@
         <w:rPr>
           <w:b/>
         </w:rPr>
-        <w:t>City of Vancouver — Senákw Development</w:t>
+        <w:t>City of Vancouver — Senakw Development</w:t>
       </w:r>
       <w:r>
         <w:rPr>
@@ -1662,7 +1817,7 @@
     </w:p>
     <w:p>
       <w:pPr>
-        <w:pStyle w:val="Heading1"/>
+        <w:pStyle w:val="Heading2"/>
       </w:pPr>
       <w:r>
         <w:t>Stop 3: Granville Island</w:t>
@@ -1765,7 +1920,7 @@
     <w:p/>
     <w:p>
       <w:pPr>
-        <w:pStyle w:val="Heading2"/>
+        <w:pStyle w:val="Heading3"/>
       </w:pPr>
       <w:r>
         <w:t>Overview</w:t>
@@ -1860,7 +2015,7 @@
     </w:p>
     <w:p>
       <w:pPr>
-        <w:pStyle w:val="Heading2"/>
+        <w:pStyle w:val="Heading3"/>
       </w:pPr>
       <w:r>
         <w:t>At This Stop</w:t>
@@ -1984,7 +2139,7 @@
     </w:p>
     <w:p>
       <w:pPr>
-        <w:pStyle w:val="Heading2"/>
+        <w:pStyle w:val="Heading3"/>
       </w:pPr>
       <w:r>
         <w:t>Land Model</w:t>
@@ -2319,7 +2474,7 @@
     </w:p>
     <w:p>
       <w:pPr>
-        <w:pStyle w:val="Heading2"/>
+        <w:pStyle w:val="Heading3"/>
       </w:pPr>
       <w:r>
         <w:t>Resources</w:t>
@@ -2470,7 +2625,7 @@
         <w:pStyle w:val="Heading1"/>
       </w:pPr>
       <w:r>
-        <w:t>Stop 4: Downtown Eastside Community Land Trust</w:t>
+        <w:t>DTES Community Organizations Tour</w:t>
       </w:r>
     </w:p>
     <w:p>
@@ -2479,7 +2634,25 @@
           <w:i/>
           <w:color w:val="555555"/>
         </w:rPr>
-        <w:t>Location: Downtown Eastside, Vancouver</w:t>
+        <w:t>Walking tour of Downtown Eastside community organizations, land trusts, and tenant advocacy groups.</w:t>
+      </w:r>
+    </w:p>
+    <w:p/>
+    <w:p>
+      <w:pPr>
+        <w:pStyle w:val="Heading2"/>
+      </w:pPr>
+      <w:r>
+        <w:t>Stop 1: Downtown Eastside Community Land Trust</w:t>
+      </w:r>
+    </w:p>
+    <w:p>
+      <w:r>
+        <w:rPr>
+          <w:i/>
+          <w:color w:val="555555"/>
+        </w:rPr>
+        <w:t>Location: 222 Keefer St, Vancouver</w:t>
       </w:r>
     </w:p>
     <w:p>
@@ -2570,7 +2743,7 @@
     <w:p/>
     <w:p>
       <w:pPr>
-        <w:pStyle w:val="Heading2"/>
+        <w:pStyle w:val="Heading3"/>
       </w:pPr>
       <w:r>
         <w:t>Overview</w:t>
@@ -2641,7 +2814,7 @@
     </w:p>
     <w:p>
       <w:pPr>
-        <w:pStyle w:val="Heading2"/>
+        <w:pStyle w:val="Heading3"/>
       </w:pPr>
       <w:r>
         <w:t>At This Stop</w:t>
@@ -2658,14 +2831,14 @@
         <w:rPr>
           <w:b/>
         </w:rPr>
-        <w:t>Carnegie Community Centre</w:t>
+        <w:t>SRO Support Loop</w:t>
       </w:r>
       <w:r>
         <w:rPr>
           <w:color w:val="777777"/>
           <w:sz w:val="18"/>
         </w:rPr>
-        <w:t xml:space="preserve">  [Community hub]</w:t>
+        <w:t xml:space="preserve">  [Support services]</w:t>
       </w:r>
     </w:p>
     <w:p>
@@ -2673,7 +2846,7 @@
         <w:ind w:left="357"/>
       </w:pPr>
       <w:r>
-        <w:t>Visit the historic centre to see wraparound services that anchor the neighbourhood.</w:t>
+        <w:t>Map the tenant support network connecting SRO buildings, outreach teams, and health resources.</w:t>
       </w:r>
     </w:p>
     <w:p>
@@ -2687,14 +2860,14 @@
         <w:rPr>
           <w:b/>
         </w:rPr>
-        <w:t>SRO Support Loop</w:t>
+        <w:t>Hogan's Alley Sites</w:t>
       </w:r>
       <w:r>
         <w:rPr>
           <w:color w:val="777777"/>
           <w:sz w:val="18"/>
         </w:rPr>
-        <w:t xml:space="preserve">  [Support services]</w:t>
+        <w:t xml:space="preserve">  [Cultural heritage]</w:t>
       </w:r>
     </w:p>
     <w:p>
@@ -2702,7 +2875,7 @@
         <w:ind w:left="357"/>
       </w:pPr>
       <w:r>
-        <w:t>Map the tenant support network connecting SRO buildings, outreach teams, and health resources.</w:t>
+        <w:t>Identify the restoration efforts honoring Vancouver's historic Black neighbourhood.</w:t>
       </w:r>
     </w:p>
     <w:p>
@@ -2716,14 +2889,14 @@
         <w:rPr>
           <w:b/>
         </w:rPr>
-        <w:t>Hogan's Alley Sites</w:t>
+        <w:t>Future Acquisitions</w:t>
       </w:r>
       <w:r>
         <w:rPr>
           <w:color w:val="777777"/>
           <w:sz w:val="18"/>
         </w:rPr>
-        <w:t xml:space="preserve">  [Cultural heritage]</w:t>
+        <w:t xml:space="preserve">  [Land trust]</w:t>
       </w:r>
     </w:p>
     <w:p>
@@ -2731,28 +2904,733 @@
         <w:ind w:left="357"/>
       </w:pPr>
       <w:r>
-        <w:t>Identify the restoration efforts honoring Vancouver’s historic Black neighbourhood.</w:t>
-      </w:r>
-    </w:p>
-    <w:p>
+        <w:t>Review the Keefer and Powell Rooms timelines to understand CLT acquisition strategy.</w:t>
+      </w:r>
+    </w:p>
+    <w:p>
+      <w:pPr>
+        <w:pStyle w:val="Heading3"/>
+      </w:pPr>
+      <w:r>
+        <w:t>Partners &amp; Work</w:t>
+      </w:r>
+    </w:p>
+    <w:p>
+      <w:pPr>
+        <w:pStyle w:val="Heading4"/>
+      </w:pPr>
+      <w:r>
+        <w:t>The SRO Challenge</w:t>
+      </w:r>
+    </w:p>
+    <w:p>
+      <w:pPr/>
+      <w:r>
+        <w:rPr>
+          <w:b w:val="0"/>
+        </w:rPr>
+        <w:t xml:space="preserve">Vancouver's SRO stock is governed by the SRA by-law, with </w:t>
+      </w:r>
       <w:r>
         <w:rPr>
           <w:b/>
         </w:rPr>
-        <w:t xml:space="preserve">4. </w:t>
+        <w:t>~99 buildings and ~4,000 rooms</w:t>
+      </w:r>
+      <w:r>
+        <w:rPr>
+          <w:b w:val="0"/>
+        </w:rPr>
+        <w:t xml:space="preserve"> in the DTES alone. Average rents are roughly </w:t>
       </w:r>
       <w:r>
         <w:rPr>
           <w:b/>
         </w:rPr>
-        <w:t>Future Acquisitions</w:t>
+        <w:t>$680/month</w:t>
+      </w:r>
+      <w:r>
+        <w:rPr>
+          <w:b w:val="0"/>
+        </w:rPr>
+        <w:t xml:space="preserve"> overall, while private SROs average closer to </w:t>
+      </w:r>
+      <w:r>
+        <w:rPr>
+          <w:b/>
+        </w:rPr>
+        <w:t>$740/month</w:t>
+      </w:r>
+      <w:r>
+        <w:rPr>
+          <w:b w:val="0"/>
+        </w:rPr>
+        <w:t>. The provincial shelter rate is $500/month, creating a persistent affordability gap.</w:t>
+      </w:r>
+    </w:p>
+    <w:p>
+      <w:pPr/>
+      <w:r>
+        <w:rPr>
+          <w:b w:val="0"/>
+        </w:rPr>
+        <w:t xml:space="preserve">As </w:t>
+      </w:r>
+      <w:r>
+        <w:rPr>
+          <w:b/>
+        </w:rPr>
+        <w:t>Wendy Pedersen</w:t>
+      </w:r>
+      <w:r>
+        <w:rPr>
+          <w:b w:val="0"/>
+        </w:rPr>
+        <w:t>, Executive Director of the SRO Collaborative, explains: "Privately owned SRO hotels are a last resort before homelessness." The Collaborative's Tenant Overdose Response Organizers (TORO) project connects tenant organizers with naloxone supplies and education.</w:t>
+      </w:r>
+    </w:p>
+    <w:p>
+      <w:pPr>
+        <w:pStyle w:val="Heading4"/>
+      </w:pPr>
+      <w:r>
+        <w:t>Community Partners</w:t>
+      </w:r>
+    </w:p>
+    <w:p>
+      <w:pPr/>
+      <w:r>
+        <w:rPr>
+          <w:b w:val="0"/>
+        </w:rPr>
+        <w:t>Multiple organizations work together to preserve and improve DTES housing:</w:t>
+      </w:r>
+    </w:p>
+    <w:p>
+      <w:pPr>
+        <w:pStyle w:val="ListBullet"/>
+      </w:pPr>
+      <w:r>
+        <w:rPr>
+          <w:b/>
+        </w:rPr>
+        <w:t>DTES SRO Collaborative:</w:t>
+      </w:r>
+      <w:r>
+        <w:rPr>
+          <w:b w:val="0"/>
+        </w:rPr>
+        <w:t xml:space="preserve"> Advocates for tenants, received $11M provincial grant in 2023</w:t>
+      </w:r>
+    </w:p>
+    <w:p>
+      <w:pPr>
+        <w:pStyle w:val="ListBullet"/>
+      </w:pPr>
+      <w:r>
+        <w:rPr>
+          <w:b/>
+        </w:rPr>
+        <w:t>Hogan's Alley Society:</w:t>
+      </w:r>
+      <w:r>
+        <w:rPr>
+          <w:b w:val="0"/>
+        </w:rPr>
+        <w:t xml:space="preserve"> Restoring Vancouver's historic Black neighbourhood, with projects on Union Street and Main Street</w:t>
+      </w:r>
+    </w:p>
+    <w:p>
+      <w:pPr>
+        <w:pStyle w:val="ListBullet"/>
+      </w:pPr>
+      <w:r>
+        <w:rPr>
+          <w:b/>
+        </w:rPr>
+        <w:t>Aboriginal Front Door:</w:t>
+      </w:r>
+      <w:r>
+        <w:rPr>
+          <w:b w:val="0"/>
+        </w:rPr>
+        <w:t xml:space="preserve"> Indigenous-led support services</w:t>
+      </w:r>
+    </w:p>
+    <w:p>
+      <w:pPr>
+        <w:pStyle w:val="ListBullet"/>
+      </w:pPr>
+      <w:r>
+        <w:rPr>
+          <w:b/>
+        </w:rPr>
+        <w:t>Carnegie Community Centre:</w:t>
+      </w:r>
+      <w:r>
+        <w:rPr>
+          <w:b w:val="0"/>
+        </w:rPr>
+        <w:t xml:space="preserve"> Historic community hub since 1903</w:t>
+      </w:r>
+    </w:p>
+    <w:p>
+      <w:pPr>
+        <w:pStyle w:val="ListBullet"/>
+      </w:pPr>
+      <w:r>
+        <w:rPr>
+          <w:b/>
+        </w:rPr>
+        <w:t>DTES Neighbourhood House:</w:t>
+      </w:r>
+      <w:r>
+        <w:rPr>
+          <w:b w:val="0"/>
+        </w:rPr>
+        <w:t xml:space="preserve"> Community programs and partnerships</w:t>
+      </w:r>
+    </w:p>
+    <w:p>
+      <w:pPr>
+        <w:pStyle w:val="ListBullet"/>
+      </w:pPr>
+      <w:r>
+        <w:rPr>
+          <w:b/>
+        </w:rPr>
+        <w:t>UBC Learning Exchange:</w:t>
+      </w:r>
+      <w:r>
+        <w:rPr>
+          <w:b w:val="0"/>
+        </w:rPr>
+        <w:t xml:space="preserve"> University-community partnership</w:t>
+      </w:r>
+    </w:p>
+    <w:p>
+      <w:pPr>
+        <w:pStyle w:val="Heading4"/>
+      </w:pPr>
+      <w:r>
+        <w:t>Community Land Trust Model</w:t>
+      </w:r>
+    </w:p>
+    <w:p>
+      <w:pPr/>
+      <w:r>
+        <w:rPr>
+          <w:b w:val="0"/>
+        </w:rPr>
+        <w:t>The CLT approach in the DTES:</w:t>
+      </w:r>
+    </w:p>
+    <w:p>
+      <w:pPr>
+        <w:pStyle w:val="ListBullet"/>
+      </w:pPr>
+      <w:r>
+        <w:rPr>
+          <w:b w:val="0"/>
+        </w:rPr>
+        <w:t>Removes buildings permanently from the speculative market</w:t>
+      </w:r>
+    </w:p>
+    <w:p>
+      <w:pPr>
+        <w:pStyle w:val="ListBullet"/>
+      </w:pPr>
+      <w:r>
+        <w:rPr>
+          <w:b w:val="0"/>
+        </w:rPr>
+        <w:t>Ensures long-term affordability through trust structure</w:t>
+      </w:r>
+    </w:p>
+    <w:p>
+      <w:pPr>
+        <w:pStyle w:val="ListBullet"/>
+      </w:pPr>
+      <w:r>
+        <w:rPr>
+          <w:b w:val="0"/>
+        </w:rPr>
+        <w:t>Keeps housing decisions in community hands</w:t>
+      </w:r>
+    </w:p>
+    <w:p>
+      <w:pPr>
+        <w:pStyle w:val="ListBullet"/>
+      </w:pPr>
+      <w:r>
+        <w:rPr>
+          <w:b w:val="0"/>
+        </w:rPr>
+        <w:t>Prevents displacement of current residents during acquisition</w:t>
+      </w:r>
+    </w:p>
+    <w:p>
+      <w:pPr>
+        <w:pStyle w:val="Heading4"/>
+      </w:pPr>
+      <w:r>
+        <w:t>Policy Context</w:t>
+      </w:r>
+    </w:p>
+    <w:p>
+      <w:pPr/>
+      <w:r>
+        <w:rPr>
+          <w:b w:val="0"/>
+        </w:rPr>
+        <w:t xml:space="preserve">In 2024, Vancouver implemented </w:t>
+      </w:r>
+      <w:r>
+        <w:rPr>
+          <w:b/>
+        </w:rPr>
+        <w:t>vacancy control for SROs</w:t>
+      </w:r>
+      <w:r>
+        <w:rPr>
+          <w:b w:val="0"/>
+        </w:rPr>
+        <w:t xml:space="preserve">, preventing rent spikes between tenancies. DTES CLT's first acquisition, </w:t>
+      </w:r>
+      <w:r>
+        <w:rPr>
+          <w:b/>
+        </w:rPr>
+        <w:t>Powell Rooms (23 units)</w:t>
+      </w:r>
+      <w:r>
+        <w:rPr>
+          <w:b w:val="0"/>
+        </w:rPr>
+        <w:t xml:space="preserve">, is expected to close in January 2026, while </w:t>
+      </w:r>
+      <w:r>
+        <w:rPr>
+          <w:b/>
+        </w:rPr>
+        <w:t>Keefer Rooms (48 units)</w:t>
+      </w:r>
+      <w:r>
+        <w:rPr>
+          <w:b w:val="0"/>
+        </w:rPr>
+        <w:t xml:space="preserve"> is reopening in spring 2025 through a BC Housing partnership and community programming model.</w:t>
+      </w:r>
+    </w:p>
+    <w:p/>
+    <w:p>
+      <w:r>
+        <w:rPr>
+          <w:b/>
+          <w:sz w:val="22"/>
+        </w:rPr>
+        <w:t>Key Points</w:t>
+      </w:r>
+    </w:p>
+    <w:p>
+      <w:pPr>
+        <w:pStyle w:val="ListBullet"/>
+      </w:pPr>
+      <w:r>
+        <w:t>4,000+ residents in ~99 SROs — last stop before homelessness</w:t>
+      </w:r>
+    </w:p>
+    <w:p>
+      <w:pPr>
+        <w:pStyle w:val="ListBullet"/>
+      </w:pPr>
+      <w:r>
+        <w:t>$11M provincial grant to SRO Collaborative (2023)</w:t>
+      </w:r>
+    </w:p>
+    <w:p>
+      <w:pPr>
+        <w:pStyle w:val="ListBullet"/>
+      </w:pPr>
+      <w:r>
+        <w:t>CLT acquisitions remove buildings from speculative market</w:t>
+      </w:r>
+    </w:p>
+    <w:p>
+      <w:pPr>
+        <w:pStyle w:val="ListBullet"/>
+      </w:pPr>
+      <w:r>
+        <w:t>Vacancy control (2024) prevents rent hikes between tenancies</w:t>
+      </w:r>
+    </w:p>
+    <w:p>
+      <w:pPr>
+        <w:pStyle w:val="Heading3"/>
+      </w:pPr>
+      <w:r>
+        <w:t>Resources</w:t>
+      </w:r>
+    </w:p>
+    <w:p>
+      <w:pPr>
+        <w:pStyle w:val="ListBullet"/>
+      </w:pPr>
+      <w:r>
+        <w:rPr>
+          <w:b/>
+        </w:rPr>
+        <w:t>DTES SRO Collaborative</w:t>
+      </w:r>
+      <w:r>
+        <w:rPr>
+          <w:color w:val="4466AA"/>
+          <w:sz w:val="18"/>
+        </w:rPr>
+        <w:br/>
+        <w:t>https://srocollaborative.org/</w:t>
+      </w:r>
+      <w:r>
+        <w:rPr>
+          <w:color w:val="666666"/>
+          <w:sz w:val="20"/>
+        </w:rPr>
+        <w:br/>
+        <w:t>Tenant advocacy and support organization</w:t>
+      </w:r>
+    </w:p>
+    <w:p>
+      <w:pPr>
+        <w:pStyle w:val="ListBullet"/>
+      </w:pPr>
+      <w:r>
+        <w:rPr>
+          <w:b/>
+        </w:rPr>
+        <w:t>DTES Neighbourhood House — SRO Collaborative Profile</w:t>
+      </w:r>
+      <w:r>
+        <w:rPr>
+          <w:color w:val="4466AA"/>
+          <w:sz w:val="18"/>
+        </w:rPr>
+        <w:br/>
+        <w:t>https://www.dtesnhouse.ca/news-updates/partner-feature-sro-collaborative</w:t>
+      </w:r>
+      <w:r>
+        <w:rPr>
+          <w:color w:val="666666"/>
+          <w:sz w:val="20"/>
+        </w:rPr>
+        <w:br/>
+        <w:t>Background on the SRO Collaborative's work</w:t>
+      </w:r>
+    </w:p>
+    <w:p>
+      <w:pPr>
+        <w:pStyle w:val="ListBullet"/>
+      </w:pPr>
+      <w:r>
+        <w:rPr>
+          <w:b/>
+        </w:rPr>
+        <w:t>Downtown Eastside Community Land Trust</w:t>
+      </w:r>
+      <w:r>
+        <w:rPr>
+          <w:color w:val="4466AA"/>
+          <w:sz w:val="18"/>
+        </w:rPr>
+        <w:br/>
+        <w:t>https://www.dtescommunitylandtrust.ca/</w:t>
+      </w:r>
+      <w:r>
+        <w:rPr>
+          <w:color w:val="666666"/>
+          <w:sz w:val="20"/>
+        </w:rPr>
+        <w:br/>
+        <w:t>Community land trust leadership and acquisition model in the DTES</w:t>
+      </w:r>
+    </w:p>
+    <w:p>
+      <w:pPr>
+        <w:pStyle w:val="ListBullet"/>
+      </w:pPr>
+      <w:r>
+        <w:rPr>
+          <w:b/>
+        </w:rPr>
+        <w:t>SRO Collaborative Programs</w:t>
+      </w:r>
+      <w:r>
+        <w:rPr>
+          <w:color w:val="4466AA"/>
+          <w:sz w:val="18"/>
+        </w:rPr>
+        <w:br/>
+        <w:t>https://srocollaborative.org/programs/</w:t>
+      </w:r>
+      <w:r>
+        <w:rPr>
+          <w:color w:val="666666"/>
+          <w:sz w:val="20"/>
+        </w:rPr>
+        <w:br/>
+        <w:t>Tenant organizing, peer supports, and SRO-focused program directory</w:t>
+      </w:r>
+    </w:p>
+    <w:p>
+      <w:pPr>
+        <w:pStyle w:val="ListBullet"/>
+      </w:pPr>
+      <w:r>
+        <w:rPr>
+          <w:b/>
+        </w:rPr>
+        <w:t>Hogan's Alley Society</w:t>
+      </w:r>
+      <w:r>
+        <w:rPr>
+          <w:color w:val="4466AA"/>
+          <w:sz w:val="18"/>
+        </w:rPr>
+        <w:br/>
+        <w:t>https://www.hogansalleysociety.org/</w:t>
+      </w:r>
+      <w:r>
+        <w:rPr>
+          <w:color w:val="666666"/>
+          <w:sz w:val="20"/>
+        </w:rPr>
+        <w:br/>
+        <w:t>Restoring Vancouver's historic Black community</w:t>
+      </w:r>
+    </w:p>
+    <w:p>
+      <w:r>
+        <w:br w:type="page"/>
+      </w:r>
+    </w:p>
+    <w:p>
+      <w:pPr>
+        <w:pStyle w:val="Heading2"/>
+      </w:pPr>
+      <w:r>
+        <w:t>Stop 2: First United Church</w:t>
+      </w:r>
+    </w:p>
+    <w:p>
+      <w:r>
+        <w:rPr>
+          <w:i/>
+          <w:color w:val="555555"/>
+        </w:rPr>
+        <w:t>Location: 320 E Hastings St, Vancouver</w:t>
+      </w:r>
+    </w:p>
+    <w:p>
+      <w:pPr>
+        <w:pStyle w:val="Heading3"/>
+      </w:pPr>
+      <w:r>
+        <w:t>Quick Facts</w:t>
+      </w:r>
+    </w:p>
+    <w:tbl>
+      <w:tblPr>
+        <w:tblW w:type="auto" w:w="0"/>
+        <w:jc w:val="left"/>
+        <w:tblLook w:firstColumn="1" w:firstRow="1" w:lastColumn="0" w:lastRow="0" w:noHBand="0" w:noVBand="1" w:val="04A0"/>
+      </w:tblPr>
+      <w:tblGrid>
+        <w:gridCol w:w="3120"/>
+        <w:gridCol w:w="3120"/>
+        <w:gridCol w:w="3120"/>
+      </w:tblGrid>
+      <w:tr>
+        <w:tc>
+          <w:tcPr>
+            <w:tcW w:type="dxa" w:w="3120"/>
+          </w:tcPr>
+          <w:p>
+            <w:r>
+              <w:rPr>
+                <w:color w:val="555555"/>
+                <w:sz w:val="20"/>
+              </w:rPr>
+              <w:t xml:space="preserve">Founded: </w:t>
+            </w:r>
+            <w:r>
+              <w:rPr>
+                <w:b/>
+                <w:sz w:val="22"/>
+              </w:rPr>
+              <w:t>1886</w:t>
+            </w:r>
+          </w:p>
+        </w:tc>
+        <w:tc>
+          <w:tcPr>
+            <w:tcW w:type="dxa" w:w="3120"/>
+          </w:tcPr>
+          <w:p>
+            <w:r>
+              <w:rPr>
+                <w:color w:val="555555"/>
+                <w:sz w:val="20"/>
+              </w:rPr>
+              <w:t xml:space="preserve">Safe Shelter: </w:t>
+            </w:r>
+            <w:r>
+              <w:rPr>
+                <w:b/>
+                <w:sz w:val="22"/>
+              </w:rPr>
+              <w:t>51 beds</w:t>
+            </w:r>
+          </w:p>
+        </w:tc>
+        <w:tc>
+          <w:tcPr>
+            <w:tcW w:type="dxa" w:w="3120"/>
+          </w:tcPr>
+          <w:p>
+            <w:r>
+              <w:rPr>
+                <w:color w:val="555555"/>
+                <w:sz w:val="20"/>
+              </w:rPr>
+              <w:t xml:space="preserve">Legal Cases: </w:t>
+            </w:r>
+            <w:r>
+              <w:rPr>
+                <w:b/>
+                <w:sz w:val="22"/>
+              </w:rPr>
+              <w:t>1,400+/yr</w:t>
+            </w:r>
+          </w:p>
+        </w:tc>
+      </w:tr>
+    </w:tbl>
+    <w:p/>
+    <w:p>
+      <w:pPr>
+        <w:pStyle w:val="Heading3"/>
+      </w:pPr>
+      <w:r>
+        <w:t>Overview</w:t>
+      </w:r>
+    </w:p>
+    <w:p>
+      <w:pPr/>
+      <w:r>
+        <w:rPr>
+          <w:b/>
+        </w:rPr>
+        <w:t>FIRST UNITED</w:t>
+      </w:r>
+      <w:r>
+        <w:rPr>
+          <w:b w:val="0"/>
+        </w:rPr>
+        <w:t xml:space="preserve"> has worked in Vancouver's Downtown Eastside since 1886. Today it combines shelter, legal advocacy, and community food programs in one service model focused on reducing harm and preventing homelessness.</w:t>
+      </w:r>
+    </w:p>
+    <w:p>
+      <w:pPr/>
+      <w:r>
+        <w:rPr>
+          <w:b w:val="0"/>
+        </w:rPr>
+        <w:t xml:space="preserve">Its Safe Shelter program currently operates </w:t>
+      </w:r>
+      <w:r>
+        <w:rPr>
+          <w:b/>
+        </w:rPr>
+        <w:t>51 low-barrier shelter beds</w:t>
+      </w:r>
+      <w:r>
+        <w:rPr>
+          <w:b w:val="0"/>
+        </w:rPr>
+        <w:t xml:space="preserve"> at 467 Alexander Street. The Legal Advocacy program supports tenants and income-security clients and reports </w:t>
+      </w:r>
+      <w:r>
+        <w:rPr>
+          <w:b/>
+        </w:rPr>
+        <w:t>more than 1,400 unique cases each year</w:t>
+      </w:r>
+      <w:r>
+        <w:rPr>
+          <w:b w:val="0"/>
+        </w:rPr>
+        <w:t>.</w:t>
+      </w:r>
+    </w:p>
+    <w:p>
+      <w:pPr/>
+      <w:r>
+        <w:rPr>
+          <w:b w:val="0"/>
+        </w:rPr>
+        <w:t xml:space="preserve">The organization is also leading a major redevelopment at 320 East Hastings with partner </w:t>
+      </w:r>
+      <w:r>
+        <w:rPr>
+          <w:b/>
+        </w:rPr>
+        <w:t>Lu'ma Native BCH Housing Society</w:t>
+      </w:r>
+      <w:r>
+        <w:rPr>
+          <w:b w:val="0"/>
+        </w:rPr>
+        <w:t xml:space="preserve">, planned to include </w:t>
+      </w:r>
+      <w:r>
+        <w:rPr>
+          <w:b/>
+        </w:rPr>
+        <w:t>100+ homes and roughly 40,000 sq ft</w:t>
+      </w:r>
+      <w:r>
+        <w:rPr>
+          <w:b w:val="0"/>
+        </w:rPr>
+        <w:t xml:space="preserve"> of community-serving space.</w:t>
+      </w:r>
+    </w:p>
+    <w:p>
+      <w:pPr>
+        <w:pStyle w:val="Heading3"/>
+      </w:pPr>
+      <w:r>
+        <w:t>At This Stop</w:t>
+      </w:r>
+    </w:p>
+    <w:p>
+      <w:r>
+        <w:rPr>
+          <w:b/>
+        </w:rPr>
+        <w:t xml:space="preserve">1. </w:t>
+      </w:r>
+      <w:r>
+        <w:rPr>
+          <w:b/>
+        </w:rPr>
+        <w:t>Safe Shelter Program</w:t>
       </w:r>
       <w:r>
         <w:rPr>
           <w:color w:val="777777"/>
           <w:sz w:val="18"/>
         </w:rPr>
-        <w:t xml:space="preserve">  [Land trust]</w:t>
+        <w:t xml:space="preserve">  [Shelter]</w:t>
       </w:r>
     </w:p>
     <w:p>
@@ -2760,15 +3638,102 @@
         <w:ind w:left="357"/>
       </w:pPr>
       <w:r>
-        <w:t>Review the Keefer and Powell Rooms timelines to understand CLT acquisition strategy.</w:t>
-      </w:r>
-    </w:p>
-    <w:p>
-      <w:pPr>
-        <w:pStyle w:val="Heading2"/>
-      </w:pPr>
-      <w:r>
-        <w:t>Partners &amp; Work</w:t>
+        <w:t>Review how the 51-bed low-barrier shelter supports people facing immediate housing instability.</w:t>
+      </w:r>
+    </w:p>
+    <w:p>
+      <w:r>
+        <w:rPr>
+          <w:b/>
+        </w:rPr>
+        <w:t xml:space="preserve">2. </w:t>
+      </w:r>
+      <w:r>
+        <w:rPr>
+          <w:b/>
+        </w:rPr>
+        <w:t>Legal Advocacy</w:t>
+      </w:r>
+      <w:r>
+        <w:rPr>
+          <w:color w:val="777777"/>
+          <w:sz w:val="18"/>
+        </w:rPr>
+        <w:t xml:space="preserve">  [Tenant rights]</w:t>
+      </w:r>
+    </w:p>
+    <w:p>
+      <w:pPr>
+        <w:ind w:left="357"/>
+      </w:pPr>
+      <w:r>
+        <w:t>Understand tenancy, social assistance, and disability advocacy support delivered at street level.</w:t>
+      </w:r>
+    </w:p>
+    <w:p>
+      <w:r>
+        <w:rPr>
+          <w:b/>
+        </w:rPr>
+        <w:t xml:space="preserve">3. </w:t>
+      </w:r>
+      <w:r>
+        <w:rPr>
+          <w:b/>
+        </w:rPr>
+        <w:t>Food Access</w:t>
+      </w:r>
+      <w:r>
+        <w:rPr>
+          <w:color w:val="777777"/>
+          <w:sz w:val="18"/>
+        </w:rPr>
+        <w:t xml:space="preserve">  [Food security]</w:t>
+      </w:r>
+    </w:p>
+    <w:p>
+      <w:pPr>
+        <w:ind w:left="357"/>
+      </w:pPr>
+      <w:r>
+        <w:t>Track meal services including daily lunch and outreach food truck operations.</w:t>
+      </w:r>
+    </w:p>
+    <w:p>
+      <w:r>
+        <w:rPr>
+          <w:b/>
+        </w:rPr>
+        <w:t xml:space="preserve">4. </w:t>
+      </w:r>
+      <w:r>
+        <w:rPr>
+          <w:b/>
+        </w:rPr>
+        <w:t>Redevelopment Site</w:t>
+      </w:r>
+      <w:r>
+        <w:rPr>
+          <w:color w:val="777777"/>
+          <w:sz w:val="18"/>
+        </w:rPr>
+        <w:t xml:space="preserve">  [Housing delivery]</w:t>
+      </w:r>
+    </w:p>
+    <w:p>
+      <w:pPr>
+        <w:ind w:left="357"/>
+      </w:pPr>
+      <w:r>
+        <w:t>Connect the current site to plans for long-term affordable homes and integrated community space.</w:t>
+      </w:r>
+    </w:p>
+    <w:p>
+      <w:pPr>
+        <w:pStyle w:val="Heading3"/>
+      </w:pPr>
+      <w:r>
+        <w:t>Programs</w:t>
       </w:r>
     </w:p>
     <w:p>
@@ -2776,7 +3741,7 @@
         <w:pStyle w:val="Heading4"/>
       </w:pPr>
       <w:r>
-        <w:t>The SRO Challenge</w:t>
+        <w:t>Core Programs</w:t>
       </w:r>
     </w:p>
     <w:p>
@@ -2785,43 +3750,66 @@
         <w:rPr>
           <w:b w:val="0"/>
         </w:rPr>
-        <w:t xml:space="preserve">Vancouver's SRO stock is governed by the SRA by-law, with </w:t>
-      </w:r>
+        <w:t>FIRST UNITED's front-line model combines shelter, legal support, and food access:</w:t>
+      </w:r>
+    </w:p>
+    <w:p>
+      <w:pPr>
+        <w:pStyle w:val="ListBullet"/>
+      </w:pPr>
       <w:r>
         <w:rPr>
           <w:b/>
         </w:rPr>
-        <w:t>~99 buildings and ~4,000 rooms</w:t>
+        <w:t>Safe Shelter:</w:t>
       </w:r>
       <w:r>
         <w:rPr>
           <w:b w:val="0"/>
         </w:rPr>
-        <w:t xml:space="preserve"> in the DTES alone. Average rents are roughly </w:t>
-      </w:r>
+        <w:t xml:space="preserve"> 51 low-barrier beds currently operating at 467 Alexander Street</w:t>
+      </w:r>
+    </w:p>
+    <w:p>
+      <w:pPr>
+        <w:pStyle w:val="ListBullet"/>
+      </w:pPr>
       <w:r>
         <w:rPr>
           <w:b/>
         </w:rPr>
-        <w:t>$680/month</w:t>
+        <w:t>Legal Advocacy:</w:t>
       </w:r>
       <w:r>
         <w:rPr>
           <w:b w:val="0"/>
         </w:rPr>
-        <w:t xml:space="preserve"> overall, while private SROs average closer to </w:t>
-      </w:r>
+        <w:t xml:space="preserve"> more than 1,400 unique client cases annually focused on tenancy and income rights</w:t>
+      </w:r>
+    </w:p>
+    <w:p>
+      <w:pPr>
+        <w:pStyle w:val="ListBullet"/>
+      </w:pPr>
       <w:r>
         <w:rPr>
           <w:b/>
         </w:rPr>
-        <w:t>$740/month</w:t>
+        <w:t>Food Programs:</w:t>
       </w:r>
       <w:r>
         <w:rPr>
           <w:b w:val="0"/>
         </w:rPr>
-        <w:t>. The provincial shelter rate is $500/month, creating a persistent affordability gap.</w:t>
+        <w:t xml:space="preserve"> daily meal services, lunch distribution, and a mobile food truck</w:t>
+      </w:r>
+    </w:p>
+    <w:p>
+      <w:pPr>
+        <w:pStyle w:val="Heading4"/>
+      </w:pPr>
+      <w:r>
+        <w:t>Redevelopment at 320 E Hastings</w:t>
       </w:r>
     </w:p>
     <w:p>
@@ -2830,252 +3818,16 @@
         <w:rPr>
           <w:b w:val="0"/>
         </w:rPr>
-        <w:t xml:space="preserve">As </w:t>
-      </w:r>
-      <w:r>
-        <w:rPr>
-          <w:b/>
-        </w:rPr>
-        <w:t>Wendy Pedersen</w:t>
-      </w:r>
+        <w:t>The redevelopment project is designed to preserve FIRST UNITED's service base while adding permanent housing supply. Public project materials describe a mixed-use community hub with 100+ homes and approximately 40,000 sq ft for social, cultural, and health-serving uses.</w:t>
+      </w:r>
+    </w:p>
+    <w:p>
+      <w:pPr/>
       <w:r>
         <w:rPr>
           <w:b w:val="0"/>
         </w:rPr>
-        <w:t>, Executive Director of the SRO Collaborative, explains: "Privately owned SRO hotels are a last resort before homelessness." The Collaborative's Tenant Overdose Response Organizers (TORO) project connects tenant organizers with naloxone supplies and education.</w:t>
-      </w:r>
-    </w:p>
-    <w:p>
-      <w:pPr>
-        <w:pStyle w:val="Heading4"/>
-      </w:pPr>
-      <w:r>
-        <w:t>Community Partners</w:t>
-      </w:r>
-    </w:p>
-    <w:p>
-      <w:pPr/>
-      <w:r>
-        <w:rPr>
-          <w:b w:val="0"/>
-        </w:rPr>
-        <w:t>Multiple organizations work together to preserve and improve DTES housing:</w:t>
-      </w:r>
-    </w:p>
-    <w:p>
-      <w:pPr>
-        <w:pStyle w:val="ListBullet"/>
-      </w:pPr>
-      <w:r>
-        <w:rPr>
-          <w:b/>
-        </w:rPr>
-        <w:t>DTES SRO Collaborative:</w:t>
-      </w:r>
-      <w:r>
-        <w:rPr>
-          <w:b w:val="0"/>
-        </w:rPr>
-        <w:t xml:space="preserve"> Advocates for tenants, received $11M provincial grant in 2023</w:t>
-      </w:r>
-    </w:p>
-    <w:p>
-      <w:pPr>
-        <w:pStyle w:val="ListBullet"/>
-      </w:pPr>
-      <w:r>
-        <w:rPr>
-          <w:b/>
-        </w:rPr>
-        <w:t>Hogan's Alley Society:</w:t>
-      </w:r>
-      <w:r>
-        <w:rPr>
-          <w:b w:val="0"/>
-        </w:rPr>
-        <w:t xml:space="preserve"> Restoring Vancouver's historic Black neighbourhood, with projects on Union Street and Main Street</w:t>
-      </w:r>
-    </w:p>
-    <w:p>
-      <w:pPr>
-        <w:pStyle w:val="ListBullet"/>
-      </w:pPr>
-      <w:r>
-        <w:rPr>
-          <w:b/>
-        </w:rPr>
-        <w:t>Aboriginal Front Door:</w:t>
-      </w:r>
-      <w:r>
-        <w:rPr>
-          <w:b w:val="0"/>
-        </w:rPr>
-        <w:t xml:space="preserve"> Indigenous-led support services</w:t>
-      </w:r>
-    </w:p>
-    <w:p>
-      <w:pPr>
-        <w:pStyle w:val="ListBullet"/>
-      </w:pPr>
-      <w:r>
-        <w:rPr>
-          <w:b/>
-        </w:rPr>
-        <w:t>Carnegie Community Centre:</w:t>
-      </w:r>
-      <w:r>
-        <w:rPr>
-          <w:b w:val="0"/>
-        </w:rPr>
-        <w:t xml:space="preserve"> Historic community hub since 1903</w:t>
-      </w:r>
-    </w:p>
-    <w:p>
-      <w:pPr>
-        <w:pStyle w:val="ListBullet"/>
-      </w:pPr>
-      <w:r>
-        <w:rPr>
-          <w:b/>
-        </w:rPr>
-        <w:t>DTES Neighbourhood House:</w:t>
-      </w:r>
-      <w:r>
-        <w:rPr>
-          <w:b w:val="0"/>
-        </w:rPr>
-        <w:t xml:space="preserve"> Community programs and partnerships</w:t>
-      </w:r>
-    </w:p>
-    <w:p>
-      <w:pPr>
-        <w:pStyle w:val="ListBullet"/>
-      </w:pPr>
-      <w:r>
-        <w:rPr>
-          <w:b/>
-        </w:rPr>
-        <w:t>UBC Learning Exchange:</w:t>
-      </w:r>
-      <w:r>
-        <w:rPr>
-          <w:b w:val="0"/>
-        </w:rPr>
-        <w:t xml:space="preserve"> University-community partnership</w:t>
-      </w:r>
-    </w:p>
-    <w:p>
-      <w:pPr>
-        <w:pStyle w:val="Heading4"/>
-      </w:pPr>
-      <w:r>
-        <w:t>Community Land Trust Model</w:t>
-      </w:r>
-    </w:p>
-    <w:p>
-      <w:pPr/>
-      <w:r>
-        <w:rPr>
-          <w:b w:val="0"/>
-        </w:rPr>
-        <w:t>The CLT approach in the DTES:</w:t>
-      </w:r>
-    </w:p>
-    <w:p>
-      <w:pPr>
-        <w:pStyle w:val="ListBullet"/>
-      </w:pPr>
-      <w:r>
-        <w:rPr>
-          <w:b w:val="0"/>
-        </w:rPr>
-        <w:t>Removes buildings permanently from the speculative market</w:t>
-      </w:r>
-    </w:p>
-    <w:p>
-      <w:pPr>
-        <w:pStyle w:val="ListBullet"/>
-      </w:pPr>
-      <w:r>
-        <w:rPr>
-          <w:b w:val="0"/>
-        </w:rPr>
-        <w:t>Ensures long-term affordability through trust structure</w:t>
-      </w:r>
-    </w:p>
-    <w:p>
-      <w:pPr>
-        <w:pStyle w:val="ListBullet"/>
-      </w:pPr>
-      <w:r>
-        <w:rPr>
-          <w:b w:val="0"/>
-        </w:rPr>
-        <w:t>Keeps housing decisions in community hands</w:t>
-      </w:r>
-    </w:p>
-    <w:p>
-      <w:pPr>
-        <w:pStyle w:val="ListBullet"/>
-      </w:pPr>
-      <w:r>
-        <w:rPr>
-          <w:b w:val="0"/>
-        </w:rPr>
-        <w:t>Prevents displacement of current residents during acquisition</w:t>
-      </w:r>
-    </w:p>
-    <w:p>
-      <w:pPr>
-        <w:pStyle w:val="Heading4"/>
-      </w:pPr>
-      <w:r>
-        <w:t>Policy Context</w:t>
-      </w:r>
-    </w:p>
-    <w:p>
-      <w:pPr/>
-      <w:r>
-        <w:rPr>
-          <w:b w:val="0"/>
-        </w:rPr>
-        <w:t xml:space="preserve">In 2024, Vancouver implemented </w:t>
-      </w:r>
-      <w:r>
-        <w:rPr>
-          <w:b/>
-        </w:rPr>
-        <w:t>vacancy control for SROs</w:t>
-      </w:r>
-      <w:r>
-        <w:rPr>
-          <w:b w:val="0"/>
-        </w:rPr>
-        <w:t xml:space="preserve">, preventing rent spikes between tenancies. DTES CLT's first acquisition, </w:t>
-      </w:r>
-      <w:r>
-        <w:rPr>
-          <w:b/>
-        </w:rPr>
-        <w:t>Powell Rooms (23 units)</w:t>
-      </w:r>
-      <w:r>
-        <w:rPr>
-          <w:b w:val="0"/>
-        </w:rPr>
-        <w:t xml:space="preserve">, is expected to close in January 2026, while </w:t>
-      </w:r>
-      <w:r>
-        <w:rPr>
-          <w:b/>
-        </w:rPr>
-        <w:t>Keefer Rooms (48 units)</w:t>
-      </w:r>
-      <w:r>
-        <w:rPr>
-          <w:b w:val="0"/>
-        </w:rPr>
-        <w:t xml:space="preserve"> is reopening in spring 2025 through a BC Housing partnership and community programming model.</w:t>
+        <w:t>The project partnership with Lu'ma Native BCH Housing Society also sets out Indigenous-led and community-accountable governance outcomes for long-term operations.</w:t>
       </w:r>
     </w:p>
     <w:p/>
@@ -3093,7 +3845,7 @@
         <w:pStyle w:val="ListBullet"/>
       </w:pPr>
       <w:r>
-        <w:t>4,000+ residents in ~99 SROs — last stop before homelessness</w:t>
+        <w:t>Operating in the DTES since 1886</w:t>
       </w:r>
     </w:p>
     <w:p>
@@ -3101,7 +3853,7 @@
         <w:pStyle w:val="ListBullet"/>
       </w:pPr>
       <w:r>
-        <w:t>$11M provincial grant to SRO Collaborative (2023)</w:t>
+        <w:t>51 low-barrier shelter beds at the current safe shelter site</w:t>
       </w:r>
     </w:p>
     <w:p>
@@ -3109,7 +3861,7 @@
         <w:pStyle w:val="ListBullet"/>
       </w:pPr>
       <w:r>
-        <w:t>CLT acquisitions remove buildings from speculative market</w:t>
+        <w:t>1,400+ legal advocacy cases each year</w:t>
       </w:r>
     </w:p>
     <w:p>
@@ -3117,12 +3869,12 @@
         <w:pStyle w:val="ListBullet"/>
       </w:pPr>
       <w:r>
-        <w:t>Vacancy control (2024) prevents rent hikes between tenancies</w:t>
-      </w:r>
-    </w:p>
-    <w:p>
-      <w:pPr>
-        <w:pStyle w:val="Heading2"/>
+        <w:t>320 E Hastings redevelopment targets 100+ homes</w:t>
+      </w:r>
+    </w:p>
+    <w:p>
+      <w:pPr>
+        <w:pStyle w:val="Heading3"/>
       </w:pPr>
       <w:r>
         <w:t>Resources</w:t>
@@ -3136,7 +3888,7 @@
         <w:rPr>
           <w:b/>
         </w:rPr>
-        <w:t>DTES SRO Collaborative</w:t>
+        <w:t>First United Church</w:t>
       </w:r>
       <w:r>
         <w:rPr>
@@ -3144,7 +3896,7 @@
           <w:sz w:val="18"/>
         </w:rPr>
         <w:br/>
-        <w:t>https://srocollaborative.org/</w:t>
+        <w:t>https://firstunited.ca/</w:t>
       </w:r>
       <w:r>
         <w:rPr>
@@ -3152,7 +3904,7 @@
           <w:sz w:val="20"/>
         </w:rPr>
         <w:br/>
-        <w:t>Tenant advocacy and support organization</w:t>
+        <w:t>Official organization website</w:t>
       </w:r>
     </w:p>
     <w:p>
@@ -3163,7 +3915,7 @@
         <w:rPr>
           <w:b/>
         </w:rPr>
-        <w:t>DTES Neighbourhood House — SRO Collaborative Profile</w:t>
+        <w:t>Safe Shelter</w:t>
       </w:r>
       <w:r>
         <w:rPr>
@@ -3171,7 +3923,7 @@
           <w:sz w:val="18"/>
         </w:rPr>
         <w:br/>
-        <w:t>https://www.dtesnhouse.ca/news-updates/partner-feature-sro-collaborative</w:t>
+        <w:t>https://firstunited.ca/how-we-help/safe-shelter/</w:t>
       </w:r>
       <w:r>
         <w:rPr>
@@ -3179,7 +3931,7 @@
           <w:sz w:val="20"/>
         </w:rPr>
         <w:br/>
-        <w:t>Background on the SRO Collaborative's work</w:t>
+        <w:t>Current low-barrier shelter program details</w:t>
       </w:r>
     </w:p>
     <w:p>
@@ -3190,7 +3942,7 @@
         <w:rPr>
           <w:b/>
         </w:rPr>
-        <w:t>Vancouver Community Land Trust Foundation</w:t>
+        <w:t>Legal Advocacy</w:t>
       </w:r>
       <w:r>
         <w:rPr>
@@ -3198,7 +3950,7 @@
           <w:sz w:val="18"/>
         </w:rPr>
         <w:br/>
-        <w:t>https://www.vcltf.ca/</w:t>
+        <w:t>https://firstunited.ca/how-we-help/legal-advocacy/</w:t>
       </w:r>
       <w:r>
         <w:rPr>
@@ -3206,7 +3958,7 @@
           <w:sz w:val="20"/>
         </w:rPr>
         <w:br/>
-        <w:t>Regional community land trust organization</w:t>
+        <w:t>Tenancy and income advocacy services</w:t>
       </w:r>
     </w:p>
     <w:p>
@@ -3217,7 +3969,7 @@
         <w:rPr>
           <w:b/>
         </w:rPr>
-        <w:t>Right to Remain Research Collective</w:t>
+        <w:t>Redevelopment of FIRST UNITED</w:t>
       </w:r>
       <w:r>
         <w:rPr>
@@ -3225,7 +3977,7 @@
           <w:sz w:val="18"/>
         </w:rPr>
         <w:br/>
-        <w:t>https://www.righttoremain.ca/</w:t>
+        <w:t>https://firstunited.ca/first-forward-redevelopment/</w:t>
       </w:r>
       <w:r>
         <w:rPr>
@@ -3233,7 +3985,7 @@
           <w:sz w:val="20"/>
         </w:rPr>
         <w:br/>
-        <w:t>SRO histories and tenant stories</w:t>
+        <w:t>320 E Hastings redevelopment plan</w:t>
       </w:r>
     </w:p>
     <w:p>
@@ -3244,7 +3996,7 @@
         <w:rPr>
           <w:b/>
         </w:rPr>
-        <w:t>Hogan's Alley Society</w:t>
+        <w:t>Food Security Programs</w:t>
       </w:r>
       <w:r>
         <w:rPr>
@@ -3252,7 +4004,7 @@
           <w:sz w:val="18"/>
         </w:rPr>
         <w:br/>
-        <w:t>https://www.hogansalleysociety.org/</w:t>
+        <w:t>https://firstunited.ca/how-we-help/food-security/</w:t>
       </w:r>
       <w:r>
         <w:rPr>
@@ -3260,7 +4012,1741 @@
           <w:sz w:val="20"/>
         </w:rPr>
         <w:br/>
+        <w:t>Meal access and food outreach programs</w:t>
+      </w:r>
+    </w:p>
+    <w:p>
+      <w:r>
+        <w:br w:type="page"/>
+      </w:r>
+    </w:p>
+    <w:p>
+      <w:pPr>
+        <w:pStyle w:val="Heading2"/>
+      </w:pPr>
+      <w:r>
+        <w:t>Stop 3: Hogan's Alley Society</w:t>
+      </w:r>
+    </w:p>
+    <w:p>
+      <w:r>
+        <w:rPr>
+          <w:i/>
+          <w:color w:val="555555"/>
+        </w:rPr>
+        <w:t>Location: Union Street &amp; Main Street, Vancouver</w:t>
+      </w:r>
+    </w:p>
+    <w:p>
+      <w:pPr>
+        <w:pStyle w:val="Heading3"/>
+      </w:pPr>
+      <w:r>
+        <w:t>Quick Facts</w:t>
+      </w:r>
+    </w:p>
+    <w:tbl>
+      <w:tblPr>
+        <w:tblW w:type="auto" w:w="0"/>
+        <w:jc w:val="left"/>
+        <w:tblLook w:firstColumn="1" w:firstRow="1" w:lastColumn="0" w:lastRow="0" w:noHBand="0" w:noVBand="1" w:val="04A0"/>
+      </w:tblPr>
+      <w:tblGrid>
+        <w:gridCol w:w="3120"/>
+        <w:gridCol w:w="3120"/>
+        <w:gridCol w:w="3120"/>
+      </w:tblGrid>
+      <w:tr>
+        <w:tc>
+          <w:tcPr>
+            <w:tcW w:type="dxa" w:w="3120"/>
+          </w:tcPr>
+          <w:p>
+            <w:r>
+              <w:rPr>
+                <w:color w:val="555555"/>
+                <w:sz w:val="20"/>
+              </w:rPr>
+              <w:t xml:space="preserve">Historic Era: </w:t>
+            </w:r>
+            <w:r>
+              <w:rPr>
+                <w:b/>
+                <w:sz w:val="22"/>
+              </w:rPr>
+              <w:t>1935-67</w:t>
+            </w:r>
+          </w:p>
+        </w:tc>
+        <w:tc>
+          <w:tcPr>
+            <w:tcW w:type="dxa" w:w="3120"/>
+          </w:tcPr>
+          <w:p>
+            <w:r>
+              <w:rPr>
+                <w:color w:val="555555"/>
+                <w:sz w:val="20"/>
+              </w:rPr>
+              <w:t xml:space="preserve">Focus: </w:t>
+            </w:r>
+            <w:r>
+              <w:rPr>
+                <w:b/>
+                <w:sz w:val="22"/>
+              </w:rPr>
+              <w:t>Black history</w:t>
+            </w:r>
+          </w:p>
+        </w:tc>
+        <w:tc>
+          <w:tcPr>
+            <w:tcW w:type="dxa" w:w="3120"/>
+          </w:tcPr>
+          <w:p>
+            <w:r>
+              <w:rPr>
+                <w:color w:val="555555"/>
+                <w:sz w:val="20"/>
+              </w:rPr>
+              <w:t xml:space="preserve">Nora Hendrix: </w:t>
+            </w:r>
+            <w:r>
+              <w:rPr>
+                <w:b/>
+                <w:sz w:val="22"/>
+              </w:rPr>
+              <w:t>52 homes</w:t>
+            </w:r>
+          </w:p>
+        </w:tc>
+      </w:tr>
+    </w:tbl>
+    <w:p/>
+    <w:p>
+      <w:pPr>
+        <w:pStyle w:val="Heading3"/>
+      </w:pPr>
+      <w:r>
+        <w:t>Overview</w:t>
+      </w:r>
+    </w:p>
+    <w:p>
+      <w:pPr/>
+      <w:r>
+        <w:rPr>
+          <w:b/>
+        </w:rPr>
+        <w:t>Hogan's Alley</w:t>
+      </w:r>
+      <w:r>
+        <w:rPr>
+          <w:b w:val="0"/>
+        </w:rPr>
+        <w:t xml:space="preserve"> was the historic centre of Vancouver's Black community until the area was cleared during viaduct-era urban renewal. The Hogan's Alley Society (HAS) is a Black-led non-profit focused on cultural repair, anti-displacement work, and community-owned development.</w:t>
+      </w:r>
+    </w:p>
+    <w:p>
+      <w:pPr/>
+      <w:r>
+        <w:rPr>
+          <w:b w:val="0"/>
+        </w:rPr>
+        <w:t xml:space="preserve">HAS and the City of Vancouver signed a formal </w:t>
+      </w:r>
+      <w:r>
+        <w:rPr>
+          <w:b/>
+        </w:rPr>
+        <w:t>Memorandum of Understanding in September 2022</w:t>
+      </w:r>
+      <w:r>
+        <w:rPr>
+          <w:b w:val="0"/>
+        </w:rPr>
+        <w:t xml:space="preserve"> to guide a Hogan's Alley Land Trust and long-term planning in Northeast False Creek.</w:t>
+      </w:r>
+    </w:p>
+    <w:p>
+      <w:pPr/>
+      <w:r>
+        <w:rPr>
+          <w:b w:val="0"/>
+        </w:rPr>
+        <w:t xml:space="preserve">Current projects include </w:t>
+      </w:r>
+      <w:r>
+        <w:rPr>
+          <w:b/>
+        </w:rPr>
+        <w:t>Nora Hendrix Place</w:t>
+      </w:r>
+      <w:r>
+        <w:rPr>
+          <w:b w:val="0"/>
+        </w:rPr>
+        <w:t xml:space="preserve"> at 258 Union Street, a 52-home temporary modular housing project that includes culturally informed supports and onsite services.</w:t>
+      </w:r>
+    </w:p>
+    <w:p>
+      <w:pPr>
+        <w:pStyle w:val="Heading3"/>
+      </w:pPr>
+      <w:r>
+        <w:t>At This Stop</w:t>
+      </w:r>
+    </w:p>
+    <w:p>
+      <w:r>
+        <w:rPr>
+          <w:b/>
+        </w:rPr>
+        <w:t xml:space="preserve">1. </w:t>
+      </w:r>
+      <w:r>
+        <w:rPr>
+          <w:b/>
+        </w:rPr>
+        <w:t>Historic Site</w:t>
+      </w:r>
+      <w:r>
+        <w:rPr>
+          <w:color w:val="777777"/>
+          <w:sz w:val="18"/>
+        </w:rPr>
+        <w:t xml:space="preserve">  [Heritage]</w:t>
+      </w:r>
+    </w:p>
+    <w:p>
+      <w:pPr>
+        <w:ind w:left="357"/>
+      </w:pPr>
+      <w:r>
+        <w:t>Walk the former alley footprint and connect present blocks to erased Black community history.</w:t>
+      </w:r>
+    </w:p>
+    <w:p>
+      <w:r>
+        <w:rPr>
+          <w:b/>
+        </w:rPr>
+        <w:t xml:space="preserve">2. </w:t>
+      </w:r>
+      <w:r>
+        <w:rPr>
+          <w:b/>
+        </w:rPr>
+        <w:t>Nora Hendrix Place</w:t>
+      </w:r>
+      <w:r>
+        <w:rPr>
+          <w:color w:val="777777"/>
+          <w:sz w:val="18"/>
+        </w:rPr>
+        <w:t xml:space="preserve">  [Housing]</w:t>
+      </w:r>
+    </w:p>
+    <w:p>
+      <w:pPr>
+        <w:ind w:left="357"/>
+      </w:pPr>
+      <w:r>
+        <w:t>Review the 52-home project named for Jimi Hendrix's grandmother and its support model.</w:t>
+      </w:r>
+    </w:p>
+    <w:p>
+      <w:r>
+        <w:rPr>
+          <w:b/>
+        </w:rPr>
+        <w:t xml:space="preserve">3. </w:t>
+      </w:r>
+      <w:r>
+        <w:rPr>
+          <w:b/>
+        </w:rPr>
+        <w:t>Cultural Programming</w:t>
+      </w:r>
+      <w:r>
+        <w:rPr>
+          <w:color w:val="777777"/>
+          <w:sz w:val="18"/>
+        </w:rPr>
+        <w:t xml:space="preserve">  [Culture]</w:t>
+      </w:r>
+    </w:p>
+    <w:p>
+      <w:pPr>
+        <w:ind w:left="357"/>
+      </w:pPr>
+      <w:r>
+        <w:t>Explore Black cultural programming, storytelling, and place-keeping led by HAS.</w:t>
+      </w:r>
+    </w:p>
+    <w:p>
+      <w:r>
+        <w:rPr>
+          <w:b/>
+        </w:rPr>
+        <w:t xml:space="preserve">4. </w:t>
+      </w:r>
+      <w:r>
+        <w:rPr>
+          <w:b/>
+        </w:rPr>
+        <w:t>Future Development</w:t>
+      </w:r>
+      <w:r>
+        <w:rPr>
+          <w:color w:val="777777"/>
+          <w:sz w:val="18"/>
+        </w:rPr>
+        <w:t xml:space="preserve">  [Planning]</w:t>
+      </w:r>
+    </w:p>
+    <w:p>
+      <w:pPr>
+        <w:ind w:left="357"/>
+      </w:pPr>
+      <w:r>
+        <w:t>Track land trust and redevelopment planning tied to the Northeast False Creek process.</w:t>
+      </w:r>
+    </w:p>
+    <w:p>
+      <w:pPr>
+        <w:pStyle w:val="Heading3"/>
+      </w:pPr>
+      <w:r>
+        <w:t>History &amp; Plans</w:t>
+      </w:r>
+    </w:p>
+    <w:p>
+      <w:pPr>
+        <w:pStyle w:val="Heading4"/>
+      </w:pPr>
+      <w:r>
+        <w:t>Historical Context</w:t>
+      </w:r>
+    </w:p>
+    <w:p>
+      <w:pPr/>
+      <w:r>
+        <w:rPr>
+          <w:b w:val="0"/>
+        </w:rPr>
+        <w:t>Hogan's Alley became a cultural anchor for Black life in Vancouver through the mid-20th century. City documents now identify the district as a major site of displacement connected to viaduct-era planning decisions.</w:t>
+      </w:r>
+    </w:p>
+    <w:p>
+      <w:pPr>
+        <w:pStyle w:val="Heading4"/>
+      </w:pPr>
+      <w:r>
+        <w:t>Current Housing and Land Work</w:t>
+      </w:r>
+    </w:p>
+    <w:p>
+      <w:pPr/>
+      <w:r>
+        <w:rPr>
+          <w:b w:val="0"/>
+        </w:rPr>
+        <w:t>HAS is advancing housing and cultural infrastructure through a land trust approach. The Society's planning framework highlights affordable rental housing, childcare, support for Black-owned businesses, and dedicated cultural space.</w:t>
+      </w:r>
+    </w:p>
+    <w:p>
+      <w:pPr>
+        <w:pStyle w:val="Heading4"/>
+      </w:pPr>
+      <w:r>
+        <w:t>Nora Hendrix Place</w:t>
+      </w:r>
+    </w:p>
+    <w:p>
+      <w:pPr/>
+      <w:r>
+        <w:rPr>
+          <w:b w:val="0"/>
+        </w:rPr>
+        <w:t>At 258 Union Street, Nora Hendrix Place delivers 52 temporary modular homes with private kitchens and washrooms, with a minimum accessibility target and culturally grounded support services.</w:t>
+      </w:r>
+    </w:p>
+    <w:p>
+      <w:pPr>
+        <w:pStyle w:val="Heading4"/>
+      </w:pPr>
+      <w:r>
+        <w:t>Municipal Partnership</w:t>
+      </w:r>
+    </w:p>
+    <w:p>
+      <w:pPr/>
+      <w:r>
+        <w:rPr>
+          <w:b w:val="0"/>
+        </w:rPr>
+        <w:t>The City-HAS MOU (2022) sets a formal basis for co-development and governance conversations in Northeast False Creek as the viaduct removal area is rebuilt.</w:t>
+      </w:r>
+    </w:p>
+    <w:p>
+      <w:pPr>
+        <w:pStyle w:val="ListBullet"/>
+      </w:pPr>
+      <w:r>
+        <w:rPr>
+          <w:b w:val="0"/>
+        </w:rPr>
+        <w:t>Black-led community governance in project planning</w:t>
+      </w:r>
+    </w:p>
+    <w:p>
+      <w:pPr>
+        <w:pStyle w:val="ListBullet"/>
+      </w:pPr>
+      <w:r>
+        <w:rPr>
+          <w:b w:val="0"/>
+        </w:rPr>
+        <w:t>Housing, childcare, and enterprise space as linked anti-displacement tools</w:t>
+      </w:r>
+    </w:p>
+    <w:p>
+      <w:pPr>
+        <w:pStyle w:val="ListBullet"/>
+      </w:pPr>
+      <w:r>
+        <w:rPr>
+          <w:b w:val="0"/>
+        </w:rPr>
+        <w:t>Cultural redress integrated into redevelopment decisions</w:t>
+      </w:r>
+    </w:p>
+    <w:p/>
+    <w:p>
+      <w:r>
+        <w:rPr>
+          <w:b/>
+          <w:sz w:val="22"/>
+        </w:rPr>
+        <w:t>Key Points</w:t>
+      </w:r>
+    </w:p>
+    <w:p>
+      <w:pPr>
+        <w:pStyle w:val="ListBullet"/>
+      </w:pPr>
+      <w:r>
+        <w:t>Historic heart of Vancouver's Black community</w:t>
+      </w:r>
+    </w:p>
+    <w:p>
+      <w:pPr>
+        <w:pStyle w:val="ListBullet"/>
+      </w:pPr>
+      <w:r>
+        <w:t>City and HAS signed an MOU in September 2022</w:t>
+      </w:r>
+    </w:p>
+    <w:p>
+      <w:pPr>
+        <w:pStyle w:val="ListBullet"/>
+      </w:pPr>
+      <w:r>
+        <w:t>Nora Hendrix Place provides 52 modular homes</w:t>
+      </w:r>
+    </w:p>
+    <w:p>
+      <w:pPr>
+        <w:pStyle w:val="ListBullet"/>
+      </w:pPr>
+      <w:r>
+        <w:t>Land trust model ties housing with cultural redress</w:t>
+      </w:r>
+    </w:p>
+    <w:p>
+      <w:pPr>
+        <w:pStyle w:val="Heading3"/>
+      </w:pPr>
+      <w:r>
+        <w:t>Resources</w:t>
+      </w:r>
+    </w:p>
+    <w:p>
+      <w:pPr>
+        <w:pStyle w:val="ListBullet"/>
+      </w:pPr>
+      <w:r>
+        <w:rPr>
+          <w:b/>
+        </w:rPr>
+        <w:t>Hogan's Alley Society</w:t>
+      </w:r>
+      <w:r>
+        <w:rPr>
+          <w:color w:val="4466AA"/>
+          <w:sz w:val="18"/>
+        </w:rPr>
+        <w:br/>
+        <w:t>https://www.hogansalleysociety.org/</w:t>
+      </w:r>
+      <w:r>
+        <w:rPr>
+          <w:color w:val="666666"/>
+          <w:sz w:val="20"/>
+        </w:rPr>
+        <w:br/>
         <w:t>Restoring Vancouver's historic Black community</w:t>
+      </w:r>
+    </w:p>
+    <w:p>
+      <w:pPr>
+        <w:pStyle w:val="ListBullet"/>
+      </w:pPr>
+      <w:r>
+        <w:rPr>
+          <w:b/>
+        </w:rPr>
+        <w:t>Hogan's Alley Society - About</w:t>
+      </w:r>
+      <w:r>
+        <w:rPr>
+          <w:color w:val="4466AA"/>
+          <w:sz w:val="18"/>
+        </w:rPr>
+        <w:br/>
+        <w:t>https://www.hogansalleysociety.org/aboutus</w:t>
+      </w:r>
+      <w:r>
+        <w:rPr>
+          <w:color w:val="666666"/>
+          <w:sz w:val="20"/>
+        </w:rPr>
+        <w:br/>
+        <w:t>Organization history, MOU context, and project pillars</w:t>
+      </w:r>
+    </w:p>
+    <w:p>
+      <w:pPr>
+        <w:pStyle w:val="ListBullet"/>
+      </w:pPr>
+      <w:r>
+        <w:rPr>
+          <w:b/>
+        </w:rPr>
+        <w:t>City of Vancouver - Hogan's Alley Society Block</w:t>
+      </w:r>
+      <w:r>
+        <w:rPr>
+          <w:color w:val="4466AA"/>
+          <w:sz w:val="18"/>
+        </w:rPr>
+        <w:br/>
+        <w:t>https://vancouver.ca/home-property-development/hogans-alley-society-block.aspx</w:t>
+      </w:r>
+      <w:r>
+        <w:rPr>
+          <w:color w:val="666666"/>
+          <w:sz w:val="20"/>
+        </w:rPr>
+        <w:br/>
+        <w:t>Municipal planning and implementation details</w:t>
+      </w:r>
+    </w:p>
+    <w:p>
+      <w:pPr>
+        <w:pStyle w:val="ListBullet"/>
+      </w:pPr>
+      <w:r>
+        <w:rPr>
+          <w:b/>
+        </w:rPr>
+        <w:t>City of Vancouver - 258 Union Street</w:t>
+      </w:r>
+      <w:r>
+        <w:rPr>
+          <w:color w:val="4466AA"/>
+          <w:sz w:val="18"/>
+        </w:rPr>
+        <w:br/>
+        <w:t>https://vancouver.ca/people-programs/258-union-street.aspx</w:t>
+      </w:r>
+      <w:r>
+        <w:rPr>
+          <w:color w:val="666666"/>
+          <w:sz w:val="20"/>
+        </w:rPr>
+        <w:br/>
+        <w:t>Nora Hendrix Place housing project profile</w:t>
+      </w:r>
+    </w:p>
+    <w:p>
+      <w:r>
+        <w:br w:type="page"/>
+      </w:r>
+    </w:p>
+    <w:p>
+      <w:pPr>
+        <w:pStyle w:val="Heading2"/>
+      </w:pPr>
+      <w:r>
+        <w:t>Stop 4: DTES SRO Collaborative</w:t>
+      </w:r>
+    </w:p>
+    <w:p>
+      <w:r>
+        <w:rPr>
+          <w:i/>
+          <w:color w:val="555555"/>
+        </w:rPr>
+        <w:t>Location: 268 Keefer St, Vancouver</w:t>
+      </w:r>
+    </w:p>
+    <w:p>
+      <w:pPr>
+        <w:pStyle w:val="Heading3"/>
+      </w:pPr>
+      <w:r>
+        <w:t>Quick Facts</w:t>
+      </w:r>
+    </w:p>
+    <w:tbl>
+      <w:tblPr>
+        <w:tblW w:type="auto" w:w="0"/>
+        <w:jc w:val="left"/>
+        <w:tblLook w:firstColumn="1" w:firstRow="1" w:lastColumn="0" w:lastRow="0" w:noHBand="0" w:noVBand="1" w:val="04A0"/>
+      </w:tblPr>
+      <w:tblGrid>
+        <w:gridCol w:w="3120"/>
+        <w:gridCol w:w="3120"/>
+        <w:gridCol w:w="3120"/>
+      </w:tblGrid>
+      <w:tr>
+        <w:tc>
+          <w:tcPr>
+            <w:tcW w:type="dxa" w:w="3120"/>
+          </w:tcPr>
+          <w:p>
+            <w:r>
+              <w:rPr>
+                <w:color w:val="555555"/>
+                <w:sz w:val="20"/>
+              </w:rPr>
+              <w:t xml:space="preserve">Provincial Grant: </w:t>
+            </w:r>
+            <w:r>
+              <w:rPr>
+                <w:b/>
+                <w:sz w:val="22"/>
+              </w:rPr>
+              <w:t>$11M</w:t>
+            </w:r>
+          </w:p>
+        </w:tc>
+        <w:tc>
+          <w:tcPr>
+            <w:tcW w:type="dxa" w:w="3120"/>
+          </w:tcPr>
+          <w:p>
+            <w:r>
+              <w:rPr>
+                <w:color w:val="555555"/>
+                <w:sz w:val="20"/>
+              </w:rPr>
+              <w:t xml:space="preserve">Focus: </w:t>
+            </w:r>
+            <w:r>
+              <w:rPr>
+                <w:b/>
+                <w:sz w:val="22"/>
+              </w:rPr>
+              <w:t>Tenant advocacy</w:t>
+            </w:r>
+          </w:p>
+        </w:tc>
+        <w:tc>
+          <w:tcPr>
+            <w:tcW w:type="dxa" w:w="3120"/>
+          </w:tcPr>
+          <w:p>
+            <w:r>
+              <w:rPr>
+                <w:color w:val="555555"/>
+                <w:sz w:val="20"/>
+              </w:rPr>
+              <w:t xml:space="preserve">Program: </w:t>
+            </w:r>
+            <w:r>
+              <w:rPr>
+                <w:b/>
+                <w:sz w:val="22"/>
+              </w:rPr>
+              <w:t>TORO</w:t>
+            </w:r>
+          </w:p>
+        </w:tc>
+      </w:tr>
+    </w:tbl>
+    <w:p/>
+    <w:p>
+      <w:pPr>
+        <w:pStyle w:val="Heading3"/>
+      </w:pPr>
+      <w:r>
+        <w:t>Overview</w:t>
+      </w:r>
+    </w:p>
+    <w:p>
+      <w:pPr/>
+      <w:r>
+        <w:rPr>
+          <w:b w:val="0"/>
+        </w:rPr>
+        <w:t xml:space="preserve">The </w:t>
+      </w:r>
+      <w:r>
+        <w:rPr>
+          <w:b/>
+        </w:rPr>
+        <w:t>DTES SRO Collaborative Society</w:t>
+      </w:r>
+      <w:r>
+        <w:rPr>
+          <w:b w:val="0"/>
+        </w:rPr>
+        <w:t xml:space="preserve"> is a tenant-led organization focused on resident safety, tenancy rights, and policy change in privately owned SRO hotels.</w:t>
+      </w:r>
+    </w:p>
+    <w:p>
+      <w:pPr/>
+      <w:r>
+        <w:rPr>
+          <w:b w:val="0"/>
+        </w:rPr>
+        <w:t xml:space="preserve">Its </w:t>
+      </w:r>
+      <w:r>
+        <w:rPr>
+          <w:b/>
+        </w:rPr>
+        <w:t>Tenant Overdose Response Organizers (TORO)</w:t>
+      </w:r>
+      <w:r>
+        <w:rPr>
+          <w:b w:val="0"/>
+        </w:rPr>
+        <w:t xml:space="preserve"> initiative is active in around 40 private SRO hotels and supports residents through overdose prevention education, naloxone access, and peer organizing.</w:t>
+      </w:r>
+    </w:p>
+    <w:p>
+      <w:pPr/>
+      <w:r>
+        <w:rPr>
+          <w:b w:val="0"/>
+        </w:rPr>
+        <w:t xml:space="preserve">In 2023, the Province of British Columbia announced a </w:t>
+      </w:r>
+      <w:r>
+        <w:rPr>
+          <w:b/>
+        </w:rPr>
+        <w:t>one-time $11 million grant</w:t>
+      </w:r>
+      <w:r>
+        <w:rPr>
+          <w:b w:val="0"/>
+        </w:rPr>
+        <w:t xml:space="preserve"> to support tenant-led safety and stabilization work in the DTES. The Collaborative also co-led a 2024 tenant survey project with community partners and the City.</w:t>
+      </w:r>
+    </w:p>
+    <w:p>
+      <w:pPr>
+        <w:pStyle w:val="Heading3"/>
+      </w:pPr>
+      <w:r>
+        <w:t>At This Stop</w:t>
+      </w:r>
+    </w:p>
+    <w:p>
+      <w:r>
+        <w:rPr>
+          <w:b/>
+        </w:rPr>
+        <w:t xml:space="preserve">1. </w:t>
+      </w:r>
+      <w:r>
+        <w:rPr>
+          <w:b/>
+        </w:rPr>
+        <w:t>Tenant Organizing</w:t>
+      </w:r>
+      <w:r>
+        <w:rPr>
+          <w:color w:val="777777"/>
+          <w:sz w:val="18"/>
+        </w:rPr>
+        <w:t xml:space="preserve">  [Advocacy]</w:t>
+      </w:r>
+    </w:p>
+    <w:p>
+      <w:pPr>
+        <w:ind w:left="357"/>
+      </w:pPr>
+      <w:r>
+        <w:t>Learn about tenant-led organizing and advocacy strategies.</w:t>
+      </w:r>
+    </w:p>
+    <w:p>
+      <w:r>
+        <w:rPr>
+          <w:b/>
+        </w:rPr>
+        <w:t xml:space="preserve">2. </w:t>
+      </w:r>
+      <w:r>
+        <w:rPr>
+          <w:b/>
+        </w:rPr>
+        <w:t>TORO Program</w:t>
+      </w:r>
+      <w:r>
+        <w:rPr>
+          <w:color w:val="777777"/>
+          <w:sz w:val="18"/>
+        </w:rPr>
+        <w:t xml:space="preserve">  [Harm reduction]</w:t>
+      </w:r>
+    </w:p>
+    <w:p>
+      <w:pPr>
+        <w:ind w:left="357"/>
+      </w:pPr>
+      <w:r>
+        <w:t>Understand the Tenant Overdose Response Organizers initiative.</w:t>
+      </w:r>
+    </w:p>
+    <w:p>
+      <w:r>
+        <w:rPr>
+          <w:b/>
+        </w:rPr>
+        <w:t xml:space="preserve">3. </w:t>
+      </w:r>
+      <w:r>
+        <w:rPr>
+          <w:b/>
+        </w:rPr>
+        <w:t>SRO Conditions</w:t>
+      </w:r>
+      <w:r>
+        <w:rPr>
+          <w:color w:val="777777"/>
+          <w:sz w:val="18"/>
+        </w:rPr>
+        <w:t xml:space="preserve">  [Housing]</w:t>
+      </w:r>
+    </w:p>
+    <w:p>
+      <w:pPr>
+        <w:ind w:left="357"/>
+      </w:pPr>
+      <w:r>
+        <w:t>Discuss challenges and opportunities in SRO housing.</w:t>
+      </w:r>
+    </w:p>
+    <w:p>
+      <w:r>
+        <w:rPr>
+          <w:b/>
+        </w:rPr>
+        <w:t xml:space="preserve">4. </w:t>
+      </w:r>
+      <w:r>
+        <w:rPr>
+          <w:b/>
+        </w:rPr>
+        <w:t>Policy Impact</w:t>
+      </w:r>
+      <w:r>
+        <w:rPr>
+          <w:color w:val="777777"/>
+          <w:sz w:val="18"/>
+        </w:rPr>
+        <w:t xml:space="preserve">  [Policy]</w:t>
+      </w:r>
+    </w:p>
+    <w:p>
+      <w:pPr>
+        <w:ind w:left="357"/>
+      </w:pPr>
+      <w:r>
+        <w:t>Review the Collaborative's role in vacancy control policy.</w:t>
+      </w:r>
+    </w:p>
+    <w:p>
+      <w:pPr>
+        <w:pStyle w:val="Heading3"/>
+      </w:pPr>
+      <w:r>
+        <w:t>Programs</w:t>
+      </w:r>
+    </w:p>
+    <w:p>
+      <w:pPr>
+        <w:pStyle w:val="Heading4"/>
+      </w:pPr>
+      <w:r>
+        <w:t>How the Collaborative Works</w:t>
+      </w:r>
+    </w:p>
+    <w:p>
+      <w:pPr/>
+      <w:r>
+        <w:rPr>
+          <w:b w:val="0"/>
+        </w:rPr>
+        <w:t>The organization describes tenant committees as a core accountability structure. These committees identify building-level issues, connect residents to legal and health supports, and coordinate local safety planning.</w:t>
+      </w:r>
+    </w:p>
+    <w:p>
+      <w:pPr>
+        <w:pStyle w:val="Heading4"/>
+      </w:pPr>
+      <w:r>
+        <w:t>TORO Program</w:t>
+      </w:r>
+    </w:p>
+    <w:p>
+      <w:pPr/>
+      <w:r>
+        <w:rPr>
+          <w:b w:val="0"/>
+        </w:rPr>
+        <w:t>TORO is designed as a tenant-led overdose response and harm-reduction model within SRO buildings. The program focuses on peer leadership and direct supply access to reduce preventable deaths.</w:t>
+      </w:r>
+    </w:p>
+    <w:p>
+      <w:pPr>
+        <w:pStyle w:val="Heading4"/>
+      </w:pPr>
+      <w:r>
+        <w:t>Policy and Public Accountability</w:t>
+      </w:r>
+    </w:p>
+    <w:p>
+      <w:pPr/>
+      <w:r>
+        <w:rPr>
+          <w:b w:val="0"/>
+        </w:rPr>
+        <w:t>Recent efforts include coordinated tenant surveys and public documentation of SRO living conditions, helping shape city and provincial conversations on minimum standards, rent protections, and anti-displacement policy.</w:t>
+      </w:r>
+    </w:p>
+    <w:p>
+      <w:pPr>
+        <w:pStyle w:val="Heading4"/>
+      </w:pPr>
+      <w:r>
+        <w:t>Funding Context</w:t>
+      </w:r>
+    </w:p>
+    <w:p>
+      <w:pPr/>
+      <w:r>
+        <w:rPr>
+          <w:b w:val="0"/>
+        </w:rPr>
+        <w:t>The 2023 provincial grant provides targeted support for tenant-led operations, outreach, and staffing for services tied to safety and stabilization in the private SRO stock.</w:t>
+      </w:r>
+    </w:p>
+    <w:p>
+      <w:pPr>
+        <w:pStyle w:val="ListBullet"/>
+      </w:pPr>
+      <w:r>
+        <w:rPr>
+          <w:b w:val="0"/>
+        </w:rPr>
+        <w:t>Resident-led governance through tenant committees</w:t>
+      </w:r>
+    </w:p>
+    <w:p>
+      <w:pPr>
+        <w:pStyle w:val="ListBullet"/>
+      </w:pPr>
+      <w:r>
+        <w:rPr>
+          <w:b w:val="0"/>
+        </w:rPr>
+        <w:t>Harm reduction and overdose response capacity in SRO hotels</w:t>
+      </w:r>
+    </w:p>
+    <w:p>
+      <w:pPr>
+        <w:pStyle w:val="ListBullet"/>
+      </w:pPr>
+      <w:r>
+        <w:rPr>
+          <w:b w:val="0"/>
+        </w:rPr>
+        <w:t>Cross-partner survey and policy evidence gathering</w:t>
+      </w:r>
+    </w:p>
+    <w:p/>
+    <w:p>
+      <w:r>
+        <w:rPr>
+          <w:b/>
+          <w:sz w:val="22"/>
+        </w:rPr>
+        <w:t>Key Points</w:t>
+      </w:r>
+    </w:p>
+    <w:p>
+      <w:pPr>
+        <w:pStyle w:val="ListBullet"/>
+      </w:pPr>
+      <w:r>
+        <w:t>Tenant-led advocacy organization</w:t>
+      </w:r>
+    </w:p>
+    <w:p>
+      <w:pPr>
+        <w:pStyle w:val="ListBullet"/>
+      </w:pPr>
+      <w:r>
+        <w:t>$11M provincial grant (2023)</w:t>
+      </w:r>
+    </w:p>
+    <w:p>
+      <w:pPr>
+        <w:pStyle w:val="ListBullet"/>
+      </w:pPr>
+      <w:r>
+        <w:t>TORO active in around 40 private SRO hotels</w:t>
+      </w:r>
+    </w:p>
+    <w:p>
+      <w:pPr>
+        <w:pStyle w:val="ListBullet"/>
+      </w:pPr>
+      <w:r>
+        <w:t>2024 tenant survey work with city and community partners</w:t>
+      </w:r>
+    </w:p>
+    <w:p>
+      <w:pPr>
+        <w:pStyle w:val="Heading3"/>
+      </w:pPr>
+      <w:r>
+        <w:t>Resources</w:t>
+      </w:r>
+    </w:p>
+    <w:p>
+      <w:pPr>
+        <w:pStyle w:val="ListBullet"/>
+      </w:pPr>
+      <w:r>
+        <w:rPr>
+          <w:b/>
+        </w:rPr>
+        <w:t>DTES SRO Collaborative</w:t>
+      </w:r>
+      <w:r>
+        <w:rPr>
+          <w:color w:val="4466AA"/>
+          <w:sz w:val="18"/>
+        </w:rPr>
+        <w:br/>
+        <w:t>https://srocollaborative.org/</w:t>
+      </w:r>
+      <w:r>
+        <w:rPr>
+          <w:color w:val="666666"/>
+          <w:sz w:val="20"/>
+        </w:rPr>
+        <w:br/>
+        <w:t>Tenant advocacy and support organization</w:t>
+      </w:r>
+    </w:p>
+    <w:p>
+      <w:pPr>
+        <w:pStyle w:val="ListBullet"/>
+      </w:pPr>
+      <w:r>
+        <w:rPr>
+          <w:b/>
+        </w:rPr>
+        <w:t>DTES Neighbourhood House — SRO Collaborative Profile</w:t>
+      </w:r>
+      <w:r>
+        <w:rPr>
+          <w:color w:val="4466AA"/>
+          <w:sz w:val="18"/>
+        </w:rPr>
+        <w:br/>
+        <w:t>https://www.dtesnhouse.ca/news-updates/partner-feature-sro-collaborative</w:t>
+      </w:r>
+      <w:r>
+        <w:rPr>
+          <w:color w:val="666666"/>
+          <w:sz w:val="20"/>
+        </w:rPr>
+        <w:br/>
+        <w:t>Background on the SRO Collaborative's work</w:t>
+      </w:r>
+    </w:p>
+    <w:p>
+      <w:pPr>
+        <w:pStyle w:val="ListBullet"/>
+      </w:pPr>
+      <w:r>
+        <w:rPr>
+          <w:b/>
+        </w:rPr>
+        <w:t>Mission Statement</w:t>
+      </w:r>
+      <w:r>
+        <w:rPr>
+          <w:color w:val="4466AA"/>
+          <w:sz w:val="18"/>
+        </w:rPr>
+        <w:br/>
+        <w:t>https://www.srocollaborative.org/mission-statement</w:t>
+      </w:r>
+      <w:r>
+        <w:rPr>
+          <w:color w:val="666666"/>
+          <w:sz w:val="20"/>
+        </w:rPr>
+        <w:br/>
+        <w:t>Organization mission and tenant-led model</w:t>
+      </w:r>
+    </w:p>
+    <w:p>
+      <w:pPr>
+        <w:pStyle w:val="ListBullet"/>
+      </w:pPr>
+      <w:r>
+        <w:rPr>
+          <w:b/>
+        </w:rPr>
+        <w:t>SRO HUB Program</w:t>
+      </w:r>
+      <w:r>
+        <w:rPr>
+          <w:color w:val="4466AA"/>
+          <w:sz w:val="18"/>
+        </w:rPr>
+        <w:br/>
+        <w:t>https://www.srocollaborative.org/programs/sro-hub-program/</w:t>
+      </w:r>
+      <w:r>
+        <w:rPr>
+          <w:color w:val="666666"/>
+          <w:sz w:val="20"/>
+        </w:rPr>
+        <w:br/>
+        <w:t>Tenant committee support, advocacy, and building-level organizing</w:t>
+      </w:r>
+    </w:p>
+    <w:p>
+      <w:pPr>
+        <w:pStyle w:val="ListBullet"/>
+      </w:pPr>
+      <w:r>
+        <w:rPr>
+          <w:b/>
+        </w:rPr>
+        <w:t>TORO Program</w:t>
+      </w:r>
+      <w:r>
+        <w:rPr>
+          <w:color w:val="4466AA"/>
+          <w:sz w:val="18"/>
+        </w:rPr>
+        <w:br/>
+        <w:t>https://www.srocollaborative.org/programs/toro/</w:t>
+      </w:r>
+      <w:r>
+        <w:rPr>
+          <w:color w:val="666666"/>
+          <w:sz w:val="20"/>
+        </w:rPr>
+        <w:br/>
+        <w:t>Tenant overdose response initiative details</w:t>
+      </w:r>
+    </w:p>
+    <w:p>
+      <w:pPr>
+        <w:pStyle w:val="ListBullet"/>
+      </w:pPr>
+      <w:r>
+        <w:rPr>
+          <w:b/>
+        </w:rPr>
+        <w:t>BC Government Grant Announcement (2023)</w:t>
+      </w:r>
+      <w:r>
+        <w:rPr>
+          <w:color w:val="4466AA"/>
+          <w:sz w:val="18"/>
+        </w:rPr>
+        <w:br/>
+        <w:t>https://news.gov.bc.ca/releases/2023hous0053-000772</w:t>
+      </w:r>
+      <w:r>
+        <w:rPr>
+          <w:color w:val="666666"/>
+          <w:sz w:val="20"/>
+        </w:rPr>
+        <w:br/>
+        <w:t>One-time provincial funding announcement</w:t>
+      </w:r>
+    </w:p>
+    <w:p>
+      <w:r>
+        <w:br w:type="page"/>
+      </w:r>
+    </w:p>
+    <w:p>
+      <w:pPr>
+        <w:pStyle w:val="Heading2"/>
+      </w:pPr>
+      <w:r>
+        <w:t>Stop 5: UBC Learning Exchange</w:t>
+      </w:r>
+    </w:p>
+    <w:p>
+      <w:r>
+        <w:rPr>
+          <w:i/>
+          <w:color w:val="555555"/>
+        </w:rPr>
+        <w:t>Location: 612 Main St, Vancouver</w:t>
+      </w:r>
+    </w:p>
+    <w:p>
+      <w:pPr>
+        <w:pStyle w:val="Heading3"/>
+      </w:pPr>
+      <w:r>
+        <w:t>Quick Facts</w:t>
+      </w:r>
+    </w:p>
+    <w:tbl>
+      <w:tblPr>
+        <w:tblW w:type="auto" w:w="0"/>
+        <w:jc w:val="left"/>
+        <w:tblLook w:firstColumn="1" w:firstRow="1" w:lastColumn="0" w:lastRow="0" w:noHBand="0" w:noVBand="1" w:val="04A0"/>
+      </w:tblPr>
+      <w:tblGrid>
+        <w:gridCol w:w="3120"/>
+        <w:gridCol w:w="3120"/>
+        <w:gridCol w:w="3120"/>
+      </w:tblGrid>
+      <w:tr>
+        <w:tc>
+          <w:tcPr>
+            <w:tcW w:type="dxa" w:w="3120"/>
+          </w:tcPr>
+          <w:p>
+            <w:r>
+              <w:rPr>
+                <w:color w:val="555555"/>
+                <w:sz w:val="20"/>
+              </w:rPr>
+              <w:t xml:space="preserve">Since: </w:t>
+            </w:r>
+            <w:r>
+              <w:rPr>
+                <w:b/>
+                <w:sz w:val="22"/>
+              </w:rPr>
+              <w:t>2000</w:t>
+            </w:r>
+          </w:p>
+        </w:tc>
+        <w:tc>
+          <w:tcPr>
+            <w:tcW w:type="dxa" w:w="3120"/>
+          </w:tcPr>
+          <w:p>
+            <w:r>
+              <w:rPr>
+                <w:color w:val="555555"/>
+                <w:sz w:val="20"/>
+              </w:rPr>
+              <w:t xml:space="preserve">Focus: </w:t>
+            </w:r>
+            <w:r>
+              <w:rPr>
+                <w:b/>
+                <w:sz w:val="22"/>
+              </w:rPr>
+              <w:t>Education</w:t>
+            </w:r>
+          </w:p>
+        </w:tc>
+        <w:tc>
+          <w:tcPr>
+            <w:tcW w:type="dxa" w:w="3120"/>
+          </w:tcPr>
+          <w:p>
+            <w:r>
+              <w:rPr>
+                <w:color w:val="555555"/>
+                <w:sz w:val="20"/>
+              </w:rPr>
+              <w:t xml:space="preserve">Location: </w:t>
+            </w:r>
+            <w:r>
+              <w:rPr>
+                <w:b/>
+                <w:sz w:val="22"/>
+              </w:rPr>
+              <w:t>612 Main St</w:t>
+            </w:r>
+          </w:p>
+        </w:tc>
+      </w:tr>
+    </w:tbl>
+    <w:p/>
+    <w:p>
+      <w:pPr>
+        <w:pStyle w:val="Heading3"/>
+      </w:pPr>
+      <w:r>
+        <w:t>Overview</w:t>
+      </w:r>
+    </w:p>
+    <w:p>
+      <w:pPr/>
+      <w:r>
+        <w:rPr>
+          <w:b w:val="0"/>
+        </w:rPr>
+        <w:t xml:space="preserve">The </w:t>
+      </w:r>
+      <w:r>
+        <w:rPr>
+          <w:b/>
+        </w:rPr>
+        <w:t>UBC Learning Exchange</w:t>
+      </w:r>
+      <w:r>
+        <w:rPr>
+          <w:b w:val="0"/>
+        </w:rPr>
+        <w:t xml:space="preserve"> is a long-running university-community hub in the Downtown Eastside. It has operated from 612 Main Street since the program launched in 2000 as part of UBC's Community Learning Initiative.</w:t>
+      </w:r>
+    </w:p>
+    <w:p>
+      <w:pPr/>
+      <w:r>
+        <w:rPr>
+          <w:b w:val="0"/>
+        </w:rPr>
+        <w:t>Programming focuses on two-way learning: local residents access free educational opportunities while UBC students and faculty engage in community-informed teaching, volunteering, and research.</w:t>
+      </w:r>
+    </w:p>
+    <w:p>
+      <w:pPr/>
+      <w:r>
+        <w:rPr>
+          <w:b w:val="0"/>
+        </w:rPr>
+        <w:t>Core activities include computer and digital literacy support, conversation and communication programming, and partnerships with local organizations on neighbourhood priorities.</w:t>
+      </w:r>
+    </w:p>
+    <w:p>
+      <w:pPr>
+        <w:pStyle w:val="Heading3"/>
+      </w:pPr>
+      <w:r>
+        <w:t>At This Stop</w:t>
+      </w:r>
+    </w:p>
+    <w:p>
+      <w:r>
+        <w:rPr>
+          <w:b/>
+        </w:rPr>
+        <w:t xml:space="preserve">1. </w:t>
+      </w:r>
+      <w:r>
+        <w:rPr>
+          <w:b/>
+        </w:rPr>
+        <w:t>Community Programs</w:t>
+      </w:r>
+      <w:r>
+        <w:rPr>
+          <w:color w:val="777777"/>
+          <w:sz w:val="18"/>
+        </w:rPr>
+        <w:t xml:space="preserve">  [Education]</w:t>
+      </w:r>
+    </w:p>
+    <w:p>
+      <w:pPr>
+        <w:ind w:left="357"/>
+      </w:pPr>
+      <w:r>
+        <w:t>Observe free, resident-centered learning programs delivered at 612 Main Street.</w:t>
+      </w:r>
+    </w:p>
+    <w:p>
+      <w:r>
+        <w:rPr>
+          <w:b/>
+        </w:rPr>
+        <w:t xml:space="preserve">2. </w:t>
+      </w:r>
+      <w:r>
+        <w:rPr>
+          <w:b/>
+        </w:rPr>
+        <w:t>Research Partnerships</w:t>
+      </w:r>
+      <w:r>
+        <w:rPr>
+          <w:color w:val="777777"/>
+          <w:sz w:val="18"/>
+        </w:rPr>
+        <w:t xml:space="preserve">  [Research]</w:t>
+      </w:r>
+    </w:p>
+    <w:p>
+      <w:pPr>
+        <w:ind w:left="357"/>
+      </w:pPr>
+      <w:r>
+        <w:t>Review how community priorities are integrated into UBC teaching and research projects.</w:t>
+      </w:r>
+    </w:p>
+    <w:p>
+      <w:r>
+        <w:rPr>
+          <w:b/>
+        </w:rPr>
+        <w:t xml:space="preserve">3. </w:t>
+      </w:r>
+      <w:r>
+        <w:rPr>
+          <w:b/>
+        </w:rPr>
+        <w:t>Student Involvement</w:t>
+      </w:r>
+      <w:r>
+        <w:rPr>
+          <w:color w:val="777777"/>
+          <w:sz w:val="18"/>
+        </w:rPr>
+        <w:t xml:space="preserve">  [Partnership]</w:t>
+      </w:r>
+    </w:p>
+    <w:p>
+      <w:pPr>
+        <w:ind w:left="357"/>
+      </w:pPr>
+      <w:r>
+        <w:t>See how students contribute through service learning and community-engaged coursework.</w:t>
+      </w:r>
+    </w:p>
+    <w:p>
+      <w:r>
+        <w:rPr>
+          <w:b/>
+        </w:rPr>
+        <w:t xml:space="preserve">4. </w:t>
+      </w:r>
+      <w:r>
+        <w:rPr>
+          <w:b/>
+        </w:rPr>
+        <w:t>Resource Access</w:t>
+      </w:r>
+      <w:r>
+        <w:rPr>
+          <w:color w:val="777777"/>
+          <w:sz w:val="18"/>
+        </w:rPr>
+        <w:t xml:space="preserve">  [Access]</w:t>
+      </w:r>
+    </w:p>
+    <w:p>
+      <w:pPr>
+        <w:ind w:left="357"/>
+      </w:pPr>
+      <w:r>
+        <w:t>Map pathways from the neighbourhood into UBC resources and public-facing services.</w:t>
+      </w:r>
+    </w:p>
+    <w:p>
+      <w:pPr>
+        <w:pStyle w:val="Heading3"/>
+      </w:pPr>
+      <w:r>
+        <w:t>Programs</w:t>
+      </w:r>
+    </w:p>
+    <w:p>
+      <w:pPr>
+        <w:pStyle w:val="Heading4"/>
+      </w:pPr>
+      <w:r>
+        <w:t>Program Model</w:t>
+      </w:r>
+    </w:p>
+    <w:p>
+      <w:pPr/>
+      <w:r>
+        <w:rPr>
+          <w:b w:val="0"/>
+        </w:rPr>
+        <w:t>The Learning Exchange frames its work as reciprocal community learning. Programs are built with community members and local organizations rather than delivered as one-way outreach.</w:t>
+      </w:r>
+    </w:p>
+    <w:p>
+      <w:pPr>
+        <w:pStyle w:val="Heading4"/>
+      </w:pPr>
+      <w:r>
+        <w:t>Education and Skills</w:t>
+      </w:r>
+    </w:p>
+    <w:p>
+      <w:pPr/>
+      <w:r>
+        <w:rPr>
+          <w:b w:val="0"/>
+        </w:rPr>
+        <w:t>Public-facing activities include computer and internet support, literacy and communication programming, and workshops that respond to resident-identified interests.</w:t>
+      </w:r>
+    </w:p>
+    <w:p>
+      <w:pPr>
+        <w:pStyle w:val="Heading4"/>
+      </w:pPr>
+      <w:r>
+        <w:t>University-Community Bridge</w:t>
+      </w:r>
+    </w:p>
+    <w:p>
+      <w:pPr/>
+      <w:r>
+        <w:rPr>
+          <w:b w:val="0"/>
+        </w:rPr>
+        <w:t>The site provides practical entry points for UBC students and faculty to participate in community-engaged learning and collaborative research in the DTES.</w:t>
+      </w:r>
+    </w:p>
+    <w:p>
+      <w:pPr>
+        <w:pStyle w:val="Heading4"/>
+      </w:pPr>
+      <w:r>
+        <w:t>Neighbourhood Partnerships</w:t>
+      </w:r>
+    </w:p>
+    <w:p>
+      <w:pPr/>
+      <w:r>
+        <w:rPr>
+          <w:b w:val="0"/>
+        </w:rPr>
+        <w:t>Partnerships across the DTES shape how UBC resources are shared and how local knowledge is reflected in project design and evaluation.</w:t>
+      </w:r>
+    </w:p>
+    <w:p>
+      <w:pPr>
+        <w:pStyle w:val="ListBullet"/>
+      </w:pPr>
+      <w:r>
+        <w:rPr>
+          <w:b w:val="0"/>
+        </w:rPr>
+        <w:t>Resident-informed education and digital inclusion programming</w:t>
+      </w:r>
+    </w:p>
+    <w:p>
+      <w:pPr>
+        <w:pStyle w:val="ListBullet"/>
+      </w:pPr>
+      <w:r>
+        <w:rPr>
+          <w:b w:val="0"/>
+        </w:rPr>
+        <w:t>Community-engaged teaching and service learning pathways for students</w:t>
+      </w:r>
+    </w:p>
+    <w:p>
+      <w:pPr>
+        <w:pStyle w:val="ListBullet"/>
+      </w:pPr>
+      <w:r>
+        <w:rPr>
+          <w:b w:val="0"/>
+        </w:rPr>
+        <w:t>Long-term collaboration infrastructure between UBC and DTES organizations</w:t>
+      </w:r>
+    </w:p>
+    <w:p/>
+    <w:p>
+      <w:r>
+        <w:rPr>
+          <w:b/>
+          <w:sz w:val="22"/>
+        </w:rPr>
+        <w:t>Key Points</w:t>
+      </w:r>
+    </w:p>
+    <w:p>
+      <w:pPr>
+        <w:pStyle w:val="ListBullet"/>
+      </w:pPr>
+      <w:r>
+        <w:t>University-community partnership since 2000</w:t>
+      </w:r>
+    </w:p>
+    <w:p>
+      <w:pPr>
+        <w:pStyle w:val="ListBullet"/>
+      </w:pPr>
+      <w:r>
+        <w:t>Free educational programming</w:t>
+      </w:r>
+    </w:p>
+    <w:p>
+      <w:pPr>
+        <w:pStyle w:val="ListBullet"/>
+      </w:pPr>
+      <w:r>
+        <w:t>Reciprocal model for research and teaching</w:t>
+      </w:r>
+    </w:p>
+    <w:p>
+      <w:pPr>
+        <w:pStyle w:val="ListBullet"/>
+      </w:pPr>
+      <w:r>
+        <w:t>Based at 612 Main Street in the DTES</w:t>
+      </w:r>
+    </w:p>
+    <w:p>
+      <w:pPr>
+        <w:pStyle w:val="Heading3"/>
+      </w:pPr>
+      <w:r>
+        <w:t>Resources</w:t>
+      </w:r>
+    </w:p>
+    <w:p>
+      <w:pPr>
+        <w:pStyle w:val="ListBullet"/>
+      </w:pPr>
+      <w:r>
+        <w:rPr>
+          <w:b/>
+        </w:rPr>
+        <w:t>UBC Learning Exchange</w:t>
+      </w:r>
+      <w:r>
+        <w:rPr>
+          <w:color w:val="4466AA"/>
+          <w:sz w:val="18"/>
+        </w:rPr>
+        <w:br/>
+        <w:t>https://learningexchange.ubc.ca/</w:t>
+      </w:r>
+      <w:r>
+        <w:rPr>
+          <w:color w:val="666666"/>
+          <w:sz w:val="20"/>
+        </w:rPr>
+        <w:br/>
+        <w:t>Official program website</w:t>
+      </w:r>
+    </w:p>
+    <w:p>
+      <w:pPr>
+        <w:pStyle w:val="ListBullet"/>
+      </w:pPr>
+      <w:r>
+        <w:rPr>
+          <w:b/>
+        </w:rPr>
+        <w:t>Who We Are</w:t>
+      </w:r>
+      <w:r>
+        <w:rPr>
+          <w:color w:val="4466AA"/>
+          <w:sz w:val="18"/>
+        </w:rPr>
+        <w:br/>
+        <w:t>https://learningexchange.ubc.ca/about-us/</w:t>
+      </w:r>
+      <w:r>
+        <w:rPr>
+          <w:color w:val="666666"/>
+          <w:sz w:val="20"/>
+        </w:rPr>
+        <w:br/>
+        <w:t>Program model and reciprocal learning approach</w:t>
+      </w:r>
+    </w:p>
+    <w:p>
+      <w:pPr>
+        <w:pStyle w:val="ListBullet"/>
+      </w:pPr>
+      <w:r>
+        <w:rPr>
+          <w:b/>
+        </w:rPr>
+        <w:t>Place-Based Learning in the DTES</w:t>
+      </w:r>
+      <w:r>
+        <w:rPr>
+          <w:color w:val="4466AA"/>
+          <w:sz w:val="18"/>
+        </w:rPr>
+        <w:br/>
+        <w:t>https://learningexchange.ubc.ca/ubc-student-learning/</w:t>
+      </w:r>
+      <w:r>
+        <w:rPr>
+          <w:color w:val="666666"/>
+          <w:sz w:val="20"/>
+        </w:rPr>
+        <w:br/>
+        <w:t>How 612 Main Street supports community learning</w:t>
+      </w:r>
+    </w:p>
+    <w:p>
+      <w:pPr>
+        <w:pStyle w:val="ListBullet"/>
+      </w:pPr>
+      <w:r>
+        <w:rPr>
+          <w:b/>
+        </w:rPr>
+        <w:t>UBC Today: Learning Exchange at 20 Years</w:t>
+      </w:r>
+      <w:r>
+        <w:rPr>
+          <w:color w:val="4466AA"/>
+          <w:sz w:val="18"/>
+        </w:rPr>
+        <w:br/>
+        <w:t>https://learningexchange.ubc.ca/ubc-learning-exchange-reopens-marks-20-years-in-the-downtown-eastside/</w:t>
+      </w:r>
+      <w:r>
+        <w:rPr>
+          <w:color w:val="666666"/>
+          <w:sz w:val="20"/>
+        </w:rPr>
+        <w:br/>
+        <w:t>History and community impact profile</w:t>
       </w:r>
     </w:p>
     <w:sectPr>

--- a/BSH_2026_Tour_Content.docx
+++ b/BSH_2026_Tour_Content.docx
@@ -326,7 +326,7 @@
           <w:sz-cs w:val="20"/>
           <w:b/>
         </w:rPr>
-        <w:t xml:space="preserve">2. UBC Learning Exchange</w:t>
+        <w:t xml:space="preserve">2. Aboriginal Front Door Society</w:t>
       </w:r>
       <w:r>
         <w:rPr>
@@ -335,7 +335,7 @@
           <w:sz-cs w:val="20"/>
           <w:color w:val="555555"/>
         </w:rPr>
-        <w:t xml:space="preserve"> — 612 Main St, Vancouver</w:t>
+        <w:t xml:space="preserve"> — 384 Main St, Vancouver</w:t>
       </w:r>
       <w:r>
         <w:rPr>
@@ -358,7 +358,7 @@
           <w:sz-cs w:val="20"/>
           <w:b/>
         </w:rPr>
-        <w:t xml:space="preserve">3. Downtown Eastside Community Land Trust</w:t>
+        <w:t xml:space="preserve">3. UBC Learning Exchange</w:t>
       </w:r>
       <w:r>
         <w:rPr>
@@ -367,7 +367,7 @@
           <w:sz-cs w:val="20"/>
           <w:color w:val="555555"/>
         </w:rPr>
-        <w:t xml:space="preserve"> — 222 Keefer St, Vancouver</w:t>
+        <w:t xml:space="preserve"> — 612 Main St, Vancouver</w:t>
       </w:r>
       <w:r>
         <w:rPr>
@@ -390,7 +390,7 @@
           <w:sz-cs w:val="20"/>
           <w:b/>
         </w:rPr>
-        <w:t xml:space="preserve">4. DTES SRO Collaborative</w:t>
+        <w:t xml:space="preserve">4. Downtown Eastside Community Land Trust</w:t>
       </w:r>
       <w:r>
         <w:rPr>
@@ -399,7 +399,7 @@
           <w:sz-cs w:val="20"/>
           <w:color w:val="555555"/>
         </w:rPr>
-        <w:t xml:space="preserve"> — 268 Keefer St, Vancouver</w:t>
+        <w:t xml:space="preserve"> — 222 Keefer St, Vancouver</w:t>
       </w:r>
       <w:r>
         <w:rPr>
@@ -422,7 +422,39 @@
           <w:sz-cs w:val="20"/>
           <w:b/>
         </w:rPr>
-        <w:t xml:space="preserve">5. Hogan's Alley Society</w:t>
+        <w:t xml:space="preserve">5. DTES SRO Collaborative</w:t>
+      </w:r>
+      <w:r>
+        <w:rPr>
+          <w:rFonts w:ascii="Helvetica" w:hAnsi="Helvetica" w:cs="Helvetica"/>
+          <w:sz w:val="20"/>
+          <w:sz-cs w:val="20"/>
+          <w:color w:val="555555"/>
+        </w:rPr>
+        <w:t xml:space="preserve"> — 268 Keefer St, Vancouver</w:t>
+      </w:r>
+      <w:r>
+        <w:rPr>
+          <w:rFonts w:ascii="Helvetica" w:hAnsi="Helvetica" w:cs="Helvetica"/>
+          <w:sz w:val="20"/>
+          <w:sz-cs w:val="20"/>
+        </w:rPr>
+        <w:t xml:space="preserve"/>
+      </w:r>
+    </w:p>
+    <w:p>
+      <w:pPr>
+        <w:ind w:left="360" w:first-line="-180"/>
+        <w:spacing w:after="40"/>
+      </w:pPr>
+      <w:r>
+        <w:rPr>
+          <w:rFonts w:ascii="Helvetica" w:hAnsi="Helvetica" w:cs="Helvetica"/>
+          <w:sz w:val="20"/>
+          <w:sz-cs w:val="20"/>
+          <w:b/>
+        </w:rPr>
+        <w:t xml:space="preserve">6. Hogan's Alley Society</w:t>
       </w:r>
       <w:r>
         <w:rPr>
@@ -856,7 +888,7 @@
           <w:sz w:val="18"/>
           <w:sz-cs w:val="18"/>
         </w:rPr>
-        <w:t xml:space="preserve">False Creek South includes seven co-op buildings on City land, and two - False Creek Co-op and Alder Bay Co-op - have already partnered with FCS CLT.</w:t>
+        <w:t xml:space="preserve">False Creek South includes seven co-op buildings on City land, and two—False Creek Co-op and Alder Bay Co-op—have already partnered with FCS CLT.</w:t>
       </w:r>
     </w:p>
     <w:p>
@@ -1399,7 +1431,7 @@
           <w:sz w:val="24"/>
           <w:sz-cs w:val="24"/>
         </w:rPr>
-        <w:t xml:space="preserve">Recent grant-funded projects include an Embodied Carbon study (Vancity Envirofund) comparing demolition vs. lease extensions, and a capacity-building program supporting governance, community engagement, and long-term financial planning.</w:t>
+        <w:t xml:space="preserve">Recent grant-funded projects include embodied-carbon research comparing demolition versus lease extensions, described in RePlan's 2024 annual report, and a capacity-building program supporting governance, community engagement, and long-term financial planning.</w:t>
       </w:r>
     </w:p>
     <w:p>
@@ -1470,6 +1502,84 @@
           <w:sz-cs w:val="24"/>
         </w:rPr>
         <w:t xml:space="preserve">• March 2024: Vancouver City Council motion supports community land trust models and new co-op housing on City-owned land</w:t>
+      </w:r>
+    </w:p>
+    <w:p>
+      <w:pPr>
+        <w:spacing w:after="60"/>
+      </w:pPr>
+      <w:r>
+        <w:rPr>
+          <w:rFonts w:ascii="Helvetica" w:hAnsi="Helvetica" w:cs="Helvetica"/>
+          <w:sz w:val="24"/>
+          <w:sz-cs w:val="24"/>
+          <w:b/>
+        </w:rPr>
+        <w:t xml:space="preserve">Gallery</w:t>
+      </w:r>
+      <w:r>
+        <w:rPr>
+          <w:rFonts w:ascii="Helvetica" w:hAnsi="Helvetica" w:cs="Helvetica"/>
+          <w:sz w:val="24"/>
+          <w:sz-cs w:val="24"/>
+        </w:rPr>
+        <w:t xml:space="preserve"/>
+      </w:r>
+    </w:p>
+    <w:p>
+      <w:pPr>
+        <w:ind w:left="180" w:first-line="-180"/>
+        <w:spacing w:after="30"/>
+      </w:pPr>
+      <w:r>
+        <w:rPr>
+          <w:rFonts w:ascii="Helvetica" w:hAnsi="Helvetica" w:cs="Helvetica"/>
+          <w:sz w:val="24"/>
+          <w:sz-cs w:val="24"/>
+        </w:rPr>
+        <w:t xml:space="preserve">• False Creek near Granville Island — Photo: Joe Mabel (CC BY-SA 3.0)</w:t>
+      </w:r>
+    </w:p>
+    <w:p>
+      <w:pPr>
+        <w:ind w:left="180" w:first-line="-180"/>
+        <w:spacing w:after="30"/>
+      </w:pPr>
+      <w:r>
+        <w:rPr>
+          <w:rFonts w:ascii="Helvetica" w:hAnsi="Helvetica" w:cs="Helvetica"/>
+          <w:sz w:val="24"/>
+          <w:sz-cs w:val="24"/>
+        </w:rPr>
+        <w:t xml:space="preserve">• False Creek panorama — Photo: Joe Mabel (CC BY-SA 3.0)</w:t>
+      </w:r>
+    </w:p>
+    <w:p>
+      <w:pPr>
+        <w:ind w:left="180" w:first-line="-180"/>
+        <w:spacing w:after="30"/>
+      </w:pPr>
+      <w:r>
+        <w:rPr>
+          <w:rFonts w:ascii="Helvetica" w:hAnsi="Helvetica" w:cs="Helvetica"/>
+          <w:sz w:val="24"/>
+          <w:sz-cs w:val="24"/>
+        </w:rPr>
+        <w:t xml:space="preserve">• Granville Street Bridge — Photo: Xicotencatl (CC BY-SA 4.0)</w:t>
+      </w:r>
+    </w:p>
+    <w:p>
+      <w:pPr>
+        <w:ind w:left="180" w:first-line="-180"/>
+        <w:spacing w:after="30"/>
+      </w:pPr>
+      <w:r>
+        <w:rPr>
+          <w:rFonts w:ascii="Helvetica" w:hAnsi="Helvetica" w:cs="Helvetica"/>
+          <w:sz w:val="24"/>
+          <w:sz-cs w:val="24"/>
+        </w:rPr>
+        <w:t xml:space="preserve">• Aerial view over False Creek — Photo: Northwest (CC BY 4.0)</w:t>
       </w:r>
     </w:p>
     <w:p>
@@ -2501,7 +2611,7 @@
           <w:sz w:val="24"/>
           <w:sz-cs w:val="24"/>
         </w:rPr>
-        <w:t xml:space="preserve">Sen̓áḵw (pronounced "sen-AHK-w") means "The place inside the head of False Creek." It is one of the largest Indigenous-led urban housing developments in Canada. It is being built on </w:t>
+        <w:t xml:space="preserve">Sen̓áḵw (pronounced "sen-AHK-w") means "the place inside the head of False Creek." It is one of the largest Indigenous-led urban housing developments in Canada. It is being built on </w:t>
       </w:r>
       <w:r>
         <w:rPr>
@@ -3233,63 +3343,110 @@
           <w:sz w:val="24"/>
           <w:sz-cs w:val="24"/>
         </w:rPr>
-        <w:t xml:space="preserve">Sen̓áḵw is part of a broader movement of Indigenous nations using land development for economic self-determination:</w:t>
-      </w:r>
-    </w:p>
-    <w:p>
-      <w:pPr>
-        <w:ind w:left="180" w:first-line="-180"/>
-        <w:spacing w:after="30"/>
-      </w:pPr>
-      <w:r>
-        <w:rPr>
-          <w:rFonts w:ascii="Helvetica" w:hAnsi="Helvetica" w:cs="Helvetica"/>
-          <w:sz w:val="24"/>
-          <w:sz-cs w:val="24"/>
-        </w:rPr>
-        <w:t xml:space="preserve">• Land is retained rather than sold, maintaining long-term nation ownership</w:t>
-      </w:r>
-    </w:p>
-    <w:p>
-      <w:pPr>
-        <w:ind w:left="180" w:first-line="-180"/>
-        <w:spacing w:after="30"/>
-      </w:pPr>
-      <w:r>
-        <w:rPr>
-          <w:rFonts w:ascii="Helvetica" w:hAnsi="Helvetica" w:cs="Helvetica"/>
-          <w:sz w:val="24"/>
-          <w:sz-cs w:val="24"/>
-        </w:rPr>
-        <w:t xml:space="preserve">• Projects prioritize community benefit alongside economic returns</w:t>
-      </w:r>
-    </w:p>
-    <w:p>
-      <w:pPr>
-        <w:ind w:left="180" w:first-line="-180"/>
-        <w:spacing w:after="30"/>
-      </w:pPr>
-      <w:r>
-        <w:rPr>
-          <w:rFonts w:ascii="Helvetica" w:hAnsi="Helvetica" w:cs="Helvetica"/>
-          <w:sz w:val="24"/>
-          <w:sz-cs w:val="24"/>
-        </w:rPr>
-        <w:t xml:space="preserve">• Housing developments include cultural spaces and community amenities</w:t>
-      </w:r>
-    </w:p>
-    <w:p>
-      <w:pPr>
-        <w:ind w:left="180" w:first-line="-180"/>
-        <w:spacing w:after="30"/>
-      </w:pPr>
-      <w:r>
-        <w:rPr>
-          <w:rFonts w:ascii="Helvetica" w:hAnsi="Helvetica" w:cs="Helvetica"/>
-          <w:sz w:val="24"/>
-          <w:sz-cs w:val="24"/>
-        </w:rPr>
-        <w:t xml:space="preserve">• The rental model supports long-term community control</w:t>
+        <w:t xml:space="preserve">BSH's </w:t>
+      </w:r>
+      <w:r>
+        <w:rPr>
+          <w:rFonts w:ascii="Helvetica" w:hAnsi="Helvetica" w:cs="Helvetica"/>
+          <w:sz w:val="24"/>
+          <w:sz-cs w:val="24"/>
+          <w:b/>
+        </w:rPr>
+        <w:t xml:space="preserve">Urban Indigenous Housing in British Columbia</w:t>
+      </w:r>
+      <w:r>
+        <w:rPr>
+          <w:rFonts w:ascii="Helvetica" w:hAnsi="Helvetica" w:cs="Helvetica"/>
+          <w:sz w:val="24"/>
+          <w:sz-cs w:val="24"/>
+        </w:rPr>
+        <w:t xml:space="preserve"> research found that although municipalities often express a commitment to reconciliation, most do not meaningfully address urban Indigenous housing needs in their Official Community Plans or housing strategies.</w:t>
+      </w:r>
+    </w:p>
+    <w:p>
+      <w:pPr>
+        <w:spacing w:after="80"/>
+      </w:pPr>
+      <w:r>
+        <w:rPr>
+          <w:rFonts w:ascii="Helvetica" w:hAnsi="Helvetica" w:cs="Helvetica"/>
+          <w:sz w:val="24"/>
+          <w:sz-cs w:val="24"/>
+        </w:rPr>
+        <w:t xml:space="preserve">BSH's </w:t>
+      </w:r>
+      <w:r>
+        <w:rPr>
+          <w:rFonts w:ascii="Helvetica" w:hAnsi="Helvetica" w:cs="Helvetica"/>
+          <w:sz w:val="24"/>
+          <w:sz-cs w:val="24"/>
+          <w:b/>
+        </w:rPr>
+        <w:t xml:space="preserve">Comparing First Nations Led Land and Housing Regulation Models across Metro Vancouver</w:t>
+      </w:r>
+      <w:r>
+        <w:rPr>
+          <w:rFonts w:ascii="Helvetica" w:hAnsi="Helvetica" w:cs="Helvetica"/>
+          <w:sz w:val="24"/>
+          <w:sz-cs w:val="24"/>
+        </w:rPr>
+        <w:t xml:space="preserve"> project uses cases like Sen̓áḵw to examine how Nations are advancing housing through Indigenous-led land governance, long-term land retention, and regulatory systems that do not depend on municipal zoning frameworks. BSH recommends the related webinar and podcast for additional context.</w:t>
+      </w:r>
+    </w:p>
+    <w:p>
+      <w:pPr>
+        <w:ind w:left="180" w:first-line="-180"/>
+        <w:spacing w:after="30"/>
+      </w:pPr>
+      <w:r>
+        <w:rPr>
+          <w:rFonts w:ascii="Helvetica" w:hAnsi="Helvetica" w:cs="Helvetica"/>
+          <w:sz w:val="24"/>
+          <w:sz-cs w:val="24"/>
+        </w:rPr>
+        <w:t xml:space="preserve">• Urban Indigenous housing needs must be identified as distinct needs in local policy rather than folded into general affordability planning</w:t>
+      </w:r>
+    </w:p>
+    <w:p>
+      <w:pPr>
+        <w:ind w:left="180" w:first-line="-180"/>
+        <w:spacing w:after="30"/>
+      </w:pPr>
+      <w:r>
+        <w:rPr>
+          <w:rFonts w:ascii="Helvetica" w:hAnsi="Helvetica" w:cs="Helvetica"/>
+          <w:sz w:val="24"/>
+          <w:sz-cs w:val="24"/>
+        </w:rPr>
+        <w:t xml:space="preserve">• Municipal barriers commonly include limited financial and staffing capacity, uncertainty about jurisdiction, and ambiguity about how to respond to Indigenous housing needs</w:t>
+      </w:r>
+    </w:p>
+    <w:p>
+      <w:pPr>
+        <w:ind w:left="180" w:first-line="-180"/>
+        <w:spacing w:after="30"/>
+      </w:pPr>
+      <w:r>
+        <w:rPr>
+          <w:rFonts w:ascii="Helvetica" w:hAnsi="Helvetica" w:cs="Helvetica"/>
+          <w:sz w:val="24"/>
+          <w:sz-cs w:val="24"/>
+        </w:rPr>
+        <w:t xml:space="preserve">• First Nations-led housing models retain land, set their own regulatory terms, and align development with cultural and community priorities</w:t>
+      </w:r>
+    </w:p>
+    <w:p>
+      <w:pPr>
+        <w:ind w:left="180" w:first-line="-180"/>
+        <w:spacing w:after="30"/>
+      </w:pPr>
+      <w:r>
+        <w:rPr>
+          <w:rFonts w:ascii="Helvetica" w:hAnsi="Helvetica" w:cs="Helvetica"/>
+          <w:sz w:val="24"/>
+          <w:sz-cs w:val="24"/>
+        </w:rPr>
+        <w:t xml:space="preserve">• Sen̓áḵw shows how land retention, rental housing, and Nation-led regulation can support long-term community control in an urban setting</w:t>
       </w:r>
     </w:p>
     <w:p>
@@ -3331,21 +3488,21 @@
           <w:sz w:val="24"/>
           <w:sz-cs w:val="24"/>
         </w:rPr>
-        <w:t xml:space="preserve">• Phase One: 1,409 homes across three towers; 250 homes allocated through Hiy̓ám̓ Housing</w:t>
-      </w:r>
-    </w:p>
-    <w:p>
-      <w:pPr>
-        <w:ind w:left="180" w:first-line="-180"/>
-        <w:spacing w:after="30"/>
-      </w:pPr>
-      <w:r>
-        <w:rPr>
-          <w:rFonts w:ascii="Helvetica" w:hAnsi="Helvetica" w:cs="Helvetica"/>
-          <w:sz w:val="24"/>
-          <w:sz-cs w:val="24"/>
-        </w:rPr>
-        <w:t xml:space="preserve">• $1.4B federal financing support announced September 6, 2022</w:t>
+        <w:t xml:space="preserve">• Phase One: 1,409 homes across three towers; 250 homes allocated to Indigenous residents through Hiy̓ám̓ Housing</w:t>
+      </w:r>
+    </w:p>
+    <w:p>
+      <w:pPr>
+        <w:ind w:left="180" w:first-line="-180"/>
+        <w:spacing w:after="30"/>
+      </w:pPr>
+      <w:r>
+        <w:rPr>
+          <w:rFonts w:ascii="Helvetica" w:hAnsi="Helvetica" w:cs="Helvetica"/>
+          <w:sz w:val="24"/>
+          <w:sz-cs w:val="24"/>
+        </w:rPr>
+        <w:t xml:space="preserve">• $1.4B in CMHC support for early phases of the project</w:t>
       </w:r>
     </w:p>
     <w:p>
@@ -3387,6 +3544,84 @@
           <w:sz-cs w:val="24"/>
           <w:b/>
         </w:rPr>
+        <w:t xml:space="preserve">Gallery</w:t>
+      </w:r>
+      <w:r>
+        <w:rPr>
+          <w:rFonts w:ascii="Helvetica" w:hAnsi="Helvetica" w:cs="Helvetica"/>
+          <w:sz w:val="24"/>
+          <w:sz-cs w:val="24"/>
+        </w:rPr>
+        <w:t xml:space="preserve"/>
+      </w:r>
+    </w:p>
+    <w:p>
+      <w:pPr>
+        <w:ind w:left="180" w:first-line="-180"/>
+        <w:spacing w:after="30"/>
+      </w:pPr>
+      <w:r>
+        <w:rPr>
+          <w:rFonts w:ascii="Helvetica" w:hAnsi="Helvetica" w:cs="Helvetica"/>
+          <w:sz w:val="24"/>
+          <w:sz-cs w:val="24"/>
+        </w:rPr>
+        <w:t xml:space="preserve">• Sen̓áḵw overview rendering — Source: project visualization</w:t>
+      </w:r>
+    </w:p>
+    <w:p>
+      <w:pPr>
+        <w:ind w:left="180" w:first-line="-180"/>
+        <w:spacing w:after="30"/>
+      </w:pPr>
+      <w:r>
+        <w:rPr>
+          <w:rFonts w:ascii="Helvetica" w:hAnsi="Helvetica" w:cs="Helvetica"/>
+          <w:sz w:val="24"/>
+          <w:sz-cs w:val="24"/>
+        </w:rPr>
+        <w:t xml:space="preserve">• Sen̓áḵw development render — Source: project visualization</w:t>
+      </w:r>
+    </w:p>
+    <w:p>
+      <w:pPr>
+        <w:ind w:left="180" w:first-line="-180"/>
+        <w:spacing w:after="30"/>
+      </w:pPr>
+      <w:r>
+        <w:rPr>
+          <w:rFonts w:ascii="Helvetica" w:hAnsi="Helvetica" w:cs="Helvetica"/>
+          <w:sz w:val="24"/>
+          <w:sz-cs w:val="24"/>
+        </w:rPr>
+        <w:t xml:space="preserve">• Sen̓áḵw site plan — Source: project visualization</w:t>
+      </w:r>
+    </w:p>
+    <w:p>
+      <w:pPr>
+        <w:ind w:left="180" w:first-line="-180"/>
+        <w:spacing w:after="30"/>
+      </w:pPr>
+      <w:r>
+        <w:rPr>
+          <w:rFonts w:ascii="Helvetica" w:hAnsi="Helvetica" w:cs="Helvetica"/>
+          <w:sz w:val="24"/>
+          <w:sz-cs w:val="24"/>
+        </w:rPr>
+        <w:t xml:space="preserve">• Sen̓áḵw context view — Source: project visualization</w:t>
+      </w:r>
+    </w:p>
+    <w:p>
+      <w:pPr>
+        <w:spacing w:after="60"/>
+      </w:pPr>
+      <w:r>
+        <w:rPr>
+          <w:rFonts w:ascii="Helvetica" w:hAnsi="Helvetica" w:cs="Helvetica"/>
+          <w:sz w:val="24"/>
+          <w:sz-cs w:val="24"/>
+          <w:b/>
+        </w:rPr>
         <w:t xml:space="preserve">Resources</w:t>
       </w:r>
       <w:r>
@@ -3733,6 +3968,282 @@
           <w:color w:val="555555"/>
         </w:rPr>
         <w:t xml:space="preserve">250 homes allocated for Squamish People through Hiy̓ám̓ Housing</w:t>
+      </w:r>
+      <w:r>
+        <w:rPr>
+          <w:rFonts w:ascii="Helvetica" w:hAnsi="Helvetica" w:cs="Helvetica"/>
+          <w:sz w:val="20"/>
+          <w:sz-cs w:val="20"/>
+        </w:rPr>
+        <w:t xml:space="preserve"/>
+      </w:r>
+    </w:p>
+    <w:p>
+      <w:pPr>
+        <w:ind w:left="180" w:first-line="-180"/>
+        <w:spacing w:after="20"/>
+      </w:pPr>
+      <w:r>
+        <w:rPr>
+          <w:rFonts w:ascii="Helvetica" w:hAnsi="Helvetica" w:cs="Helvetica"/>
+          <w:sz w:val="20"/>
+          <w:sz-cs w:val="20"/>
+          <w:b/>
+        </w:rPr>
+        <w:t xml:space="preserve">• BSH — Urban Indigenous Housing in British Columbia</w:t>
+      </w:r>
+      <w:r>
+        <w:rPr>
+          <w:rFonts w:ascii="Helvetica" w:hAnsi="Helvetica" w:cs="Helvetica"/>
+          <w:sz w:val="20"/>
+          <w:sz-cs w:val="20"/>
+        </w:rPr>
+        <w:t xml:space="preserve"/>
+      </w:r>
+    </w:p>
+    <w:p>
+      <w:pPr>
+        <w:ind w:left="540"/>
+        <w:spacing w:after="20"/>
+      </w:pPr>
+      <w:r>
+        <w:rPr>
+          <w:rFonts w:ascii="Helvetica" w:hAnsi="Helvetica" w:cs="Helvetica"/>
+          <w:sz w:val="20"/>
+          <w:sz-cs w:val="20"/>
+          <w:color w:val="4466AA"/>
+        </w:rPr>
+        <w:t xml:space="preserve">https://bsh.ubc.ca/research/urban-indigenous-housing-in-british-columbia/</w:t>
+      </w:r>
+      <w:r>
+        <w:rPr>
+          <w:rFonts w:ascii="Helvetica" w:hAnsi="Helvetica" w:cs="Helvetica"/>
+          <w:sz w:val="20"/>
+          <w:sz-cs w:val="20"/>
+        </w:rPr>
+        <w:t xml:space="preserve"/>
+      </w:r>
+    </w:p>
+    <w:p>
+      <w:pPr>
+        <w:ind w:left="540"/>
+        <w:spacing w:after="60"/>
+      </w:pPr>
+      <w:r>
+        <w:rPr>
+          <w:rFonts w:ascii="Helvetica" w:hAnsi="Helvetica" w:cs="Helvetica"/>
+          <w:sz w:val="20"/>
+          <w:sz-cs w:val="20"/>
+          <w:color w:val="555555"/>
+        </w:rPr>
+        <w:t xml:space="preserve">BSH research on how BC municipalities address urban Indigenous housing needs and the barriers they report</w:t>
+      </w:r>
+      <w:r>
+        <w:rPr>
+          <w:rFonts w:ascii="Helvetica" w:hAnsi="Helvetica" w:cs="Helvetica"/>
+          <w:sz w:val="20"/>
+          <w:sz-cs w:val="20"/>
+        </w:rPr>
+        <w:t xml:space="preserve"/>
+      </w:r>
+    </w:p>
+    <w:p>
+      <w:pPr>
+        <w:ind w:left="180" w:first-line="-180"/>
+        <w:spacing w:after="20"/>
+      </w:pPr>
+      <w:r>
+        <w:rPr>
+          <w:rFonts w:ascii="Helvetica" w:hAnsi="Helvetica" w:cs="Helvetica"/>
+          <w:sz w:val="20"/>
+          <w:sz-cs w:val="20"/>
+          <w:b/>
+        </w:rPr>
+        <w:t xml:space="preserve">• BSH — Comparing First Nations Led Land and Housing Regulation Models across Metro Vancouver</w:t>
+      </w:r>
+      <w:r>
+        <w:rPr>
+          <w:rFonts w:ascii="Helvetica" w:hAnsi="Helvetica" w:cs="Helvetica"/>
+          <w:sz w:val="20"/>
+          <w:sz-cs w:val="20"/>
+        </w:rPr>
+        <w:t xml:space="preserve"/>
+      </w:r>
+    </w:p>
+    <w:p>
+      <w:pPr>
+        <w:ind w:left="540"/>
+        <w:spacing w:after="20"/>
+      </w:pPr>
+      <w:r>
+        <w:rPr>
+          <w:rFonts w:ascii="Helvetica" w:hAnsi="Helvetica" w:cs="Helvetica"/>
+          <w:sz w:val="20"/>
+          <w:sz-cs w:val="20"/>
+          <w:color w:val="4466AA"/>
+        </w:rPr>
+        <w:t xml:space="preserve">https://bsh.ubc.ca/research/comparing-first-nations-led-land-and-housing-regulation/</w:t>
+      </w:r>
+      <w:r>
+        <w:rPr>
+          <w:rFonts w:ascii="Helvetica" w:hAnsi="Helvetica" w:cs="Helvetica"/>
+          <w:sz w:val="20"/>
+          <w:sz-cs w:val="20"/>
+        </w:rPr>
+        <w:t xml:space="preserve"/>
+      </w:r>
+    </w:p>
+    <w:p>
+      <w:pPr>
+        <w:ind w:left="540"/>
+        <w:spacing w:after="60"/>
+      </w:pPr>
+      <w:r>
+        <w:rPr>
+          <w:rFonts w:ascii="Helvetica" w:hAnsi="Helvetica" w:cs="Helvetica"/>
+          <w:sz w:val="20"/>
+          <w:sz-cs w:val="20"/>
+          <w:color w:val="555555"/>
+        </w:rPr>
+        <w:t xml:space="preserve">BSH project on First Nations-led development models, land regulation, and housing governance in Metro Vancouver</w:t>
+      </w:r>
+      <w:r>
+        <w:rPr>
+          <w:rFonts w:ascii="Helvetica" w:hAnsi="Helvetica" w:cs="Helvetica"/>
+          <w:sz w:val="20"/>
+          <w:sz-cs w:val="20"/>
+        </w:rPr>
+        <w:t xml:space="preserve"/>
+      </w:r>
+    </w:p>
+    <w:p>
+      <w:pPr>
+        <w:ind w:left="180" w:first-line="-180"/>
+        <w:spacing w:after="20"/>
+      </w:pPr>
+      <w:r>
+        <w:rPr>
+          <w:rFonts w:ascii="Helvetica" w:hAnsi="Helvetica" w:cs="Helvetica"/>
+          <w:sz w:val="20"/>
+          <w:sz-cs w:val="20"/>
+          <w:b/>
+        </w:rPr>
+        <w:t xml:space="preserve">• BSH — Episode 14: Indigenous-led Housing</w:t>
+      </w:r>
+      <w:r>
+        <w:rPr>
+          <w:rFonts w:ascii="Helvetica" w:hAnsi="Helvetica" w:cs="Helvetica"/>
+          <w:sz w:val="20"/>
+          <w:sz-cs w:val="20"/>
+        </w:rPr>
+        <w:t xml:space="preserve"/>
+      </w:r>
+    </w:p>
+    <w:p>
+      <w:pPr>
+        <w:ind w:left="540"/>
+        <w:spacing w:after="20"/>
+      </w:pPr>
+      <w:r>
+        <w:rPr>
+          <w:rFonts w:ascii="Helvetica" w:hAnsi="Helvetica" w:cs="Helvetica"/>
+          <w:sz w:val="20"/>
+          <w:sz-cs w:val="20"/>
+          <w:color w:val="4466AA"/>
+        </w:rPr>
+        <w:t xml:space="preserve">https://bsh.ubc.ca/episode-14-indigenous-led-housing/</w:t>
+      </w:r>
+      <w:r>
+        <w:rPr>
+          <w:rFonts w:ascii="Helvetica" w:hAnsi="Helvetica" w:cs="Helvetica"/>
+          <w:sz w:val="20"/>
+          <w:sz-cs w:val="20"/>
+        </w:rPr>
+        <w:t xml:space="preserve"/>
+      </w:r>
+    </w:p>
+    <w:p>
+      <w:pPr>
+        <w:ind w:left="540"/>
+        <w:spacing w:after="60"/>
+      </w:pPr>
+      <w:r>
+        <w:rPr>
+          <w:rFonts w:ascii="Helvetica" w:hAnsi="Helvetica" w:cs="Helvetica"/>
+          <w:sz w:val="20"/>
+          <w:sz-cs w:val="20"/>
+          <w:color w:val="555555"/>
+        </w:rPr>
+        <w:t xml:space="preserve">BSH podcast on Indigenous-led housing, zoning, governance, and urban Indigenous housing needs</w:t>
+      </w:r>
+      <w:r>
+        <w:rPr>
+          <w:rFonts w:ascii="Helvetica" w:hAnsi="Helvetica" w:cs="Helvetica"/>
+          <w:sz w:val="20"/>
+          <w:sz-cs w:val="20"/>
+        </w:rPr>
+        <w:t xml:space="preserve"/>
+      </w:r>
+    </w:p>
+    <w:p>
+      <w:pPr>
+        <w:ind w:left="180" w:first-line="-180"/>
+        <w:spacing w:after="20"/>
+      </w:pPr>
+      <w:r>
+        <w:rPr>
+          <w:rFonts w:ascii="Helvetica" w:hAnsi="Helvetica" w:cs="Helvetica"/>
+          <w:sz w:val="20"/>
+          <w:sz-cs w:val="20"/>
+          <w:b/>
+        </w:rPr>
+        <w:t xml:space="preserve">• BSH — Research in Progress on Indigenous Land Policy</w:t>
+      </w:r>
+      <w:r>
+        <w:rPr>
+          <w:rFonts w:ascii="Helvetica" w:hAnsi="Helvetica" w:cs="Helvetica"/>
+          <w:sz w:val="20"/>
+          <w:sz-cs w:val="20"/>
+        </w:rPr>
+        <w:t xml:space="preserve"/>
+      </w:r>
+    </w:p>
+    <w:p>
+      <w:pPr>
+        <w:ind w:left="540"/>
+        <w:spacing w:after="20"/>
+      </w:pPr>
+      <w:r>
+        <w:rPr>
+          <w:rFonts w:ascii="Helvetica" w:hAnsi="Helvetica" w:cs="Helvetica"/>
+          <w:sz w:val="20"/>
+          <w:sz-cs w:val="20"/>
+          <w:color w:val="4466AA"/>
+        </w:rPr>
+        <w:t xml:space="preserve">https://bsh.ubc.ca/research-in-progress-on-indigenous-land-policy/</w:t>
+      </w:r>
+      <w:r>
+        <w:rPr>
+          <w:rFonts w:ascii="Helvetica" w:hAnsi="Helvetica" w:cs="Helvetica"/>
+          <w:sz w:val="20"/>
+          <w:sz-cs w:val="20"/>
+        </w:rPr>
+        <w:t xml:space="preserve"/>
+      </w:r>
+    </w:p>
+    <w:p>
+      <w:pPr>
+        <w:ind w:left="540"/>
+        <w:spacing w:after="60"/>
+      </w:pPr>
+      <w:r>
+        <w:rPr>
+          <w:rFonts w:ascii="Helvetica" w:hAnsi="Helvetica" w:cs="Helvetica"/>
+          <w:sz w:val="20"/>
+          <w:sz-cs w:val="20"/>
+          <w:color w:val="555555"/>
+        </w:rPr>
+        <w:t xml:space="preserve">BSH webinar on urban Indigenous housing and First Nations land development in Greater Vancouver</w:t>
       </w:r>
       <w:r>
         <w:rPr>
@@ -5081,6 +5592,84 @@
           <w:sz-cs w:val="24"/>
           <w:b/>
         </w:rPr>
+        <w:t xml:space="preserve">Gallery</w:t>
+      </w:r>
+      <w:r>
+        <w:rPr>
+          <w:rFonts w:ascii="Helvetica" w:hAnsi="Helvetica" w:cs="Helvetica"/>
+          <w:sz w:val="24"/>
+          <w:sz-cs w:val="24"/>
+        </w:rPr>
+        <w:t xml:space="preserve"/>
+      </w:r>
+    </w:p>
+    <w:p>
+      <w:pPr>
+        <w:ind w:left="180" w:first-line="-180"/>
+        <w:spacing w:after="30"/>
+      </w:pPr>
+      <w:r>
+        <w:rPr>
+          <w:rFonts w:ascii="Helvetica" w:hAnsi="Helvetica" w:cs="Helvetica"/>
+          <w:sz w:val="24"/>
+          <w:sz-cs w:val="24"/>
+        </w:rPr>
+        <w:t xml:space="preserve">• Granville Island Public Market — Photo: On the road (CC BY 4.0)</w:t>
+      </w:r>
+    </w:p>
+    <w:p>
+      <w:pPr>
+        <w:ind w:left="180" w:first-line="-180"/>
+        <w:spacing w:after="30"/>
+      </w:pPr>
+      <w:r>
+        <w:rPr>
+          <w:rFonts w:ascii="Helvetica" w:hAnsi="Helvetica" w:cs="Helvetica"/>
+          <w:sz w:val="24"/>
+          <w:sz-cs w:val="24"/>
+        </w:rPr>
+        <w:t xml:space="preserve">• Granville Island village — Photo: Dietmar Rabich (CC BY 2.0)</w:t>
+      </w:r>
+    </w:p>
+    <w:p>
+      <w:pPr>
+        <w:ind w:left="180" w:first-line="-180"/>
+        <w:spacing w:after="30"/>
+      </w:pPr>
+      <w:r>
+        <w:rPr>
+          <w:rFonts w:ascii="Helvetica" w:hAnsi="Helvetica" w:cs="Helvetica"/>
+          <w:sz w:val="24"/>
+          <w:sz-cs w:val="24"/>
+        </w:rPr>
+        <w:t xml:space="preserve">• Granville Island overview — Photo: Xicotencatl (CC BY-SA 4.0)</w:t>
+      </w:r>
+    </w:p>
+    <w:p>
+      <w:pPr>
+        <w:ind w:left="180" w:first-line="-180"/>
+        <w:spacing w:after="30"/>
+      </w:pPr>
+      <w:r>
+        <w:rPr>
+          <w:rFonts w:ascii="Helvetica" w:hAnsi="Helvetica" w:cs="Helvetica"/>
+          <w:sz w:val="24"/>
+          <w:sz-cs w:val="24"/>
+        </w:rPr>
+        <w:t xml:space="preserve">• Arts Club Theatre on Granville Island — Photo: Wikimedia Commons (CC BY-SA 3.0)</w:t>
+      </w:r>
+    </w:p>
+    <w:p>
+      <w:pPr>
+        <w:spacing w:after="60"/>
+      </w:pPr>
+      <w:r>
+        <w:rPr>
+          <w:rFonts w:ascii="Helvetica" w:hAnsi="Helvetica" w:cs="Helvetica"/>
+          <w:sz w:val="24"/>
+          <w:sz-cs w:val="24"/>
+          <w:b/>
+        </w:rPr>
         <w:t xml:space="preserve">Resources</w:t>
       </w:r>
       <w:r>
@@ -5695,7 +6284,7 @@
           <w:sz w:val="28"/>
           <w:sz-cs w:val="28"/>
         </w:rPr>
-        <w:t xml:space="preserve">Founded: 1886 | Safe Shelter: 51 beds | Legal Cases: 1,400+/yr</w:t>
+        <w:t xml:space="preserve">Founded: 1885 | Safe Shelter: 51 beds | Legal Cases: 1,400+/yr</w:t>
       </w:r>
     </w:p>
     <w:p>
@@ -5739,7 +6328,58 @@
           <w:sz w:val="24"/>
           <w:sz-cs w:val="24"/>
         </w:rPr>
-        <w:t xml:space="preserve"> has worked in Vancouver's Downtown Eastside since 1886. Today it combines shelter, legal advocacy, and community food programs in one service model focused on reducing harm and preventing homelessness.</w:t>
+        <w:t xml:space="preserve"> has operated in Vancouver's Downtown Eastside since 1885. The organization works from a harm reduction perspective across three pillars: </w:t>
+      </w:r>
+      <w:r>
+        <w:rPr>
+          <w:rFonts w:ascii="Helvetica" w:hAnsi="Helvetica" w:cs="Helvetica"/>
+          <w:sz w:val="24"/>
+          <w:sz-cs w:val="24"/>
+          <w:b/>
+        </w:rPr>
+        <w:t xml:space="preserve">Essential Services</w:t>
+      </w:r>
+      <w:r>
+        <w:rPr>
+          <w:rFonts w:ascii="Helvetica" w:hAnsi="Helvetica" w:cs="Helvetica"/>
+          <w:sz w:val="24"/>
+          <w:sz-cs w:val="24"/>
+        </w:rPr>
+        <w:t xml:space="preserve">, </w:t>
+      </w:r>
+      <w:r>
+        <w:rPr>
+          <w:rFonts w:ascii="Helvetica" w:hAnsi="Helvetica" w:cs="Helvetica"/>
+          <w:sz w:val="24"/>
+          <w:sz-cs w:val="24"/>
+          <w:b/>
+        </w:rPr>
+        <w:t xml:space="preserve">Community Connection</w:t>
+      </w:r>
+      <w:r>
+        <w:rPr>
+          <w:rFonts w:ascii="Helvetica" w:hAnsi="Helvetica" w:cs="Helvetica"/>
+          <w:sz w:val="24"/>
+          <w:sz-cs w:val="24"/>
+        </w:rPr>
+        <w:t xml:space="preserve">, and </w:t>
+      </w:r>
+      <w:r>
+        <w:rPr>
+          <w:rFonts w:ascii="Helvetica" w:hAnsi="Helvetica" w:cs="Helvetica"/>
+          <w:sz w:val="24"/>
+          <w:sz-cs w:val="24"/>
+          <w:b/>
+        </w:rPr>
+        <w:t xml:space="preserve">Systems Change</w:t>
+      </w:r>
+      <w:r>
+        <w:rPr>
+          <w:rFonts w:ascii="Helvetica" w:hAnsi="Helvetica" w:cs="Helvetica"/>
+          <w:sz w:val="24"/>
+          <w:sz-cs w:val="24"/>
+        </w:rPr>
+        <w:t xml:space="preserve">.</w:t>
       </w:r>
     </w:p>
     <w:p>
@@ -5751,42 +6391,34 @@
           <w:rFonts w:ascii="Helvetica" w:hAnsi="Helvetica" w:cs="Helvetica"/>
           <w:sz w:val="24"/>
           <w:sz-cs w:val="24"/>
-        </w:rPr>
-        <w:t xml:space="preserve">Its Safe Shelter program currently operates </w:t>
-      </w:r>
-      <w:r>
-        <w:rPr>
-          <w:rFonts w:ascii="Helvetica" w:hAnsi="Helvetica" w:cs="Helvetica"/>
-          <w:sz w:val="24"/>
-          <w:sz-cs w:val="24"/>
-          <w:b/>
-        </w:rPr>
-        <w:t xml:space="preserve">51 low-barrier shelter beds</w:t>
-      </w:r>
-      <w:r>
-        <w:rPr>
-          <w:rFonts w:ascii="Helvetica" w:hAnsi="Helvetica" w:cs="Helvetica"/>
-          <w:sz w:val="24"/>
-          <w:sz-cs w:val="24"/>
-        </w:rPr>
-        <w:t xml:space="preserve"> at 467 Alexander Street. The Legal Advocacy program supports tenants and income-security clients and reports </w:t>
-      </w:r>
-      <w:r>
-        <w:rPr>
-          <w:rFonts w:ascii="Helvetica" w:hAnsi="Helvetica" w:cs="Helvetica"/>
-          <w:sz w:val="24"/>
-          <w:sz-cs w:val="24"/>
-          <w:b/>
-        </w:rPr>
-        <w:t xml:space="preserve">more than 1,400 unique cases each year</w:t>
-      </w:r>
-      <w:r>
-        <w:rPr>
-          <w:rFonts w:ascii="Helvetica" w:hAnsi="Helvetica" w:cs="Helvetica"/>
-          <w:sz w:val="24"/>
-          <w:sz-cs w:val="24"/>
-        </w:rPr>
-        <w:t xml:space="preserve">.</w:t>
+          <w:b/>
+        </w:rPr>
+        <w:t xml:space="preserve">Essential Services</w:t>
+      </w:r>
+      <w:r>
+        <w:rPr>
+          <w:rFonts w:ascii="Helvetica" w:hAnsi="Helvetica" w:cs="Helvetica"/>
+          <w:sz w:val="24"/>
+          <w:sz-cs w:val="24"/>
+        </w:rPr>
+        <w:t xml:space="preserve"> meet basic human needs: the Safe Shelter program operates </w:t>
+      </w:r>
+      <w:r>
+        <w:rPr>
+          <w:rFonts w:ascii="Helvetica" w:hAnsi="Helvetica" w:cs="Helvetica"/>
+          <w:sz w:val="24"/>
+          <w:sz-cs w:val="24"/>
+          <w:b/>
+        </w:rPr>
+        <w:t xml:space="preserve">51 low-barrier beds</w:t>
+      </w:r>
+      <w:r>
+        <w:rPr>
+          <w:rFonts w:ascii="Helvetica" w:hAnsi="Helvetica" w:cs="Helvetica"/>
+          <w:sz w:val="24"/>
+          <w:sz-cs w:val="24"/>
+        </w:rPr>
+        <w:t xml:space="preserve"> at 467 Alexander Street; food security programs serve daily meals and run a mobile food truck; and the Community Help Desk provides direct harm reduction supplies.</w:t>
       </w:r>
     </w:p>
     <w:p>
@@ -5798,42 +6430,103 @@
           <w:rFonts w:ascii="Helvetica" w:hAnsi="Helvetica" w:cs="Helvetica"/>
           <w:sz w:val="24"/>
           <w:sz-cs w:val="24"/>
-        </w:rPr>
-        <w:t xml:space="preserve">The organization is also leading a major redevelopment at 320 East Hastings with partner </w:t>
-      </w:r>
-      <w:r>
-        <w:rPr>
-          <w:rFonts w:ascii="Helvetica" w:hAnsi="Helvetica" w:cs="Helvetica"/>
-          <w:sz w:val="24"/>
-          <w:sz-cs w:val="24"/>
-          <w:b/>
-        </w:rPr>
-        <w:t xml:space="preserve">Lu'ma Native BCH Housing Society</w:t>
-      </w:r>
-      <w:r>
-        <w:rPr>
-          <w:rFonts w:ascii="Helvetica" w:hAnsi="Helvetica" w:cs="Helvetica"/>
-          <w:sz w:val="24"/>
-          <w:sz-cs w:val="24"/>
-        </w:rPr>
-        <w:t xml:space="preserve">, planned to include </w:t>
-      </w:r>
-      <w:r>
-        <w:rPr>
-          <w:rFonts w:ascii="Helvetica" w:hAnsi="Helvetica" w:cs="Helvetica"/>
-          <w:sz w:val="24"/>
-          <w:sz-cs w:val="24"/>
-          <w:b/>
-        </w:rPr>
-        <w:t xml:space="preserve">100+ homes and roughly 40,000 sq ft</w:t>
-      </w:r>
-      <w:r>
-        <w:rPr>
-          <w:rFonts w:ascii="Helvetica" w:hAnsi="Helvetica" w:cs="Helvetica"/>
-          <w:sz w:val="24"/>
-          <w:sz-cs w:val="24"/>
-        </w:rPr>
-        <w:t xml:space="preserve"> of community-serving space.</w:t>
+          <w:b/>
+        </w:rPr>
+        <w:t xml:space="preserve">Community Connection</w:t>
+      </w:r>
+      <w:r>
+        <w:rPr>
+          <w:rFonts w:ascii="Helvetica" w:hAnsi="Helvetica" w:cs="Helvetica"/>
+          <w:sz w:val="24"/>
+          <w:sz-cs w:val="24"/>
+        </w:rPr>
+        <w:t xml:space="preserve"> keeps people linked to supports: Legal Advocacy handles </w:t>
+      </w:r>
+      <w:r>
+        <w:rPr>
+          <w:rFonts w:ascii="Helvetica" w:hAnsi="Helvetica" w:cs="Helvetica"/>
+          <w:sz w:val="24"/>
+          <w:sz-cs w:val="24"/>
+          <w:b/>
+        </w:rPr>
+        <w:t xml:space="preserve">over 1,400 cases annually</w:t>
+      </w:r>
+      <w:r>
+        <w:rPr>
+          <w:rFonts w:ascii="Helvetica" w:hAnsi="Helvetica" w:cs="Helvetica"/>
+          <w:sz w:val="24"/>
+          <w:sz-cs w:val="24"/>
+        </w:rPr>
+        <w:t xml:space="preserve"> focused on tenancy and income security; the Tax Clinic and Mail &amp; Phone programs maintain practical lifelines; and spiritual care fosters healing and belonging.</w:t>
+      </w:r>
+    </w:p>
+    <w:p>
+      <w:pPr>
+        <w:spacing w:after="80"/>
+      </w:pPr>
+      <w:r>
+        <w:rPr>
+          <w:rFonts w:ascii="Helvetica" w:hAnsi="Helvetica" w:cs="Helvetica"/>
+          <w:sz w:val="24"/>
+          <w:sz-cs w:val="24"/>
+          <w:b/>
+        </w:rPr>
+        <w:t xml:space="preserve">Systems Change</w:t>
+      </w:r>
+      <w:r>
+        <w:rPr>
+          <w:rFonts w:ascii="Helvetica" w:hAnsi="Helvetica" w:cs="Helvetica"/>
+          <w:sz w:val="24"/>
+          <w:sz-cs w:val="24"/>
+        </w:rPr>
+        <w:t xml:space="preserve"> tackles structural causes of poverty: the Law Reform program addresses policy gaps; and the </w:t>
+      </w:r>
+      <w:r>
+        <w:rPr>
+          <w:rFonts w:ascii="Helvetica" w:hAnsi="Helvetica" w:cs="Helvetica"/>
+          <w:sz w:val="24"/>
+          <w:sz-cs w:val="24"/>
+          <w:b/>
+        </w:rPr>
+        <w:t xml:space="preserve">BC Eviction Mapping</w:t>
+      </w:r>
+      <w:r>
+        <w:rPr>
+          <w:rFonts w:ascii="Helvetica" w:hAnsi="Helvetica" w:cs="Helvetica"/>
+          <w:sz w:val="24"/>
+          <w:sz-cs w:val="24"/>
+        </w:rPr>
+        <w:t xml:space="preserve"> project — a partnership with BSH's Evictions and Security of Tenure research — collects critical data on what happens to BC tenants after eviction. Over 1,400 people have participated in this survey, providing information not collected anywhere else in Canada.</w:t>
+      </w:r>
+    </w:p>
+    <w:p>
+      <w:pPr>
+        <w:spacing w:after="80"/>
+      </w:pPr>
+      <w:r>
+        <w:rPr>
+          <w:rFonts w:ascii="Helvetica" w:hAnsi="Helvetica" w:cs="Helvetica"/>
+          <w:sz w:val="24"/>
+          <w:sz-cs w:val="24"/>
+        </w:rPr>
+        <w:t xml:space="preserve">FIRST UNITED is also leading a major </w:t>
+      </w:r>
+      <w:r>
+        <w:rPr>
+          <w:rFonts w:ascii="Helvetica" w:hAnsi="Helvetica" w:cs="Helvetica"/>
+          <w:sz w:val="24"/>
+          <w:sz-cs w:val="24"/>
+          <w:b/>
+        </w:rPr>
+        <w:t xml:space="preserve">redevelopment at 320 East Hastings</w:t>
+      </w:r>
+      <w:r>
+        <w:rPr>
+          <w:rFonts w:ascii="Helvetica" w:hAnsi="Helvetica" w:cs="Helvetica"/>
+          <w:sz w:val="24"/>
+          <w:sz-cs w:val="24"/>
+        </w:rPr>
+        <w:t xml:space="preserve"> in partnership with Lu'ma Native Housing Society, planned to include over 100 below-market homes for Indigenous peoples and approximately 40,000 sq ft of universally accessible, purpose-built community space.</w:t>
       </w:r>
     </w:p>
     <w:p>
@@ -6096,7 +6789,24 @@
           <w:sz w:val="24"/>
           <w:sz-cs w:val="24"/>
         </w:rPr>
-        <w:t xml:space="preserve">The First Forward project will transform the 320 East Hastings site into a universally accessible, purpose-built facility: </w:t>
+        <w:t xml:space="preserve">The First Forward project is an </w:t>
+      </w:r>
+      <w:r>
+        <w:rPr>
+          <w:rFonts w:ascii="Helvetica" w:hAnsi="Helvetica" w:cs="Helvetica"/>
+          <w:sz w:val="24"/>
+          <w:sz-cs w:val="24"/>
+          <w:b/>
+        </w:rPr>
+        <w:t xml:space="preserve">11-storey redevelopment</w:t>
+      </w:r>
+      <w:r>
+        <w:rPr>
+          <w:rFonts w:ascii="Helvetica" w:hAnsi="Helvetica" w:cs="Helvetica"/>
+          <w:sz w:val="24"/>
+          <w:sz-cs w:val="24"/>
+        </w:rPr>
+        <w:t xml:space="preserve"> at 320 East Hastings: </w:t>
       </w:r>
       <w:r>
         <w:rPr>
@@ -6113,24 +6823,24 @@
           <w:sz w:val="24"/>
           <w:sz-cs w:val="24"/>
         </w:rPr>
-        <w:t xml:space="preserve"> topped by </w:t>
-      </w:r>
-      <w:r>
-        <w:rPr>
-          <w:rFonts w:ascii="Helvetica" w:hAnsi="Helvetica" w:cs="Helvetica"/>
-          <w:sz w:val="24"/>
-          <w:sz-cs w:val="24"/>
-          <w:b/>
-        </w:rPr>
-        <w:t xml:space="preserve">seven floors of below-market rental housing</w:t>
-      </w:r>
-      <w:r>
-        <w:rPr>
-          <w:rFonts w:ascii="Helvetica" w:hAnsi="Helvetica" w:cs="Helvetica"/>
-          <w:sz w:val="24"/>
-          <w:sz-cs w:val="24"/>
-        </w:rPr>
-        <w:t xml:space="preserve"> (over 100 studio and one-bedroom units) operated by Lu’ma Native Housing Society.</w:t>
+        <w:t xml:space="preserve"> operated by FIRST UNITED, with </w:t>
+      </w:r>
+      <w:r>
+        <w:rPr>
+          <w:rFonts w:ascii="Helvetica" w:hAnsi="Helvetica" w:cs="Helvetica"/>
+          <w:sz w:val="24"/>
+          <w:sz-cs w:val="24"/>
+          <w:b/>
+        </w:rPr>
+        <w:t xml:space="preserve">seven floors of below-market housing</w:t>
+      </w:r>
+      <w:r>
+        <w:rPr>
+          <w:rFonts w:ascii="Helvetica" w:hAnsi="Helvetica" w:cs="Helvetica"/>
+          <w:sz w:val="24"/>
+          <w:sz-cs w:val="24"/>
+        </w:rPr>
+        <w:t xml:space="preserve"> for Indigenous peoples operated by Lu'ma Native Housing Society.</w:t>
       </w:r>
     </w:p>
     <w:p>
@@ -6143,94 +6853,75 @@
           <w:sz w:val="24"/>
           <w:sz-cs w:val="24"/>
         </w:rPr>
-        <w:t xml:space="preserve">The new facility will nearly </w:t>
-      </w:r>
-      <w:r>
-        <w:rPr>
-          <w:rFonts w:ascii="Helvetica" w:hAnsi="Helvetica" w:cs="Helvetica"/>
-          <w:sz w:val="24"/>
-          <w:sz-cs w:val="24"/>
-          <w:b/>
-        </w:rPr>
-        <w:t xml:space="preserve">triple First United’s program space to ~40,000 sq ft</w:t>
-      </w:r>
-      <w:r>
-        <w:rPr>
-          <w:rFonts w:ascii="Helvetica" w:hAnsi="Helvetica" w:cs="Helvetica"/>
-          <w:sz w:val="24"/>
-          <w:sz-cs w:val="24"/>
-        </w:rPr>
-        <w:t xml:space="preserve">, incorporating:</w:t>
-      </w:r>
-    </w:p>
-    <w:p>
-      <w:pPr>
-        <w:ind w:left="180" w:first-line="-180"/>
-        <w:spacing w:after="30"/>
-      </w:pPr>
-      <w:r>
-        <w:rPr>
-          <w:rFonts w:ascii="Helvetica" w:hAnsi="Helvetica" w:cs="Helvetica"/>
-          <w:sz w:val="24"/>
-          <w:sz-cs w:val="24"/>
-        </w:rPr>
-        <w:t xml:space="preserve">• Expanded food security and meal service infrastructure</w:t>
-      </w:r>
-    </w:p>
-    <w:p>
-      <w:pPr>
-        <w:ind w:left="180" w:first-line="-180"/>
-        <w:spacing w:after="30"/>
-      </w:pPr>
-      <w:r>
-        <w:rPr>
-          <w:rFonts w:ascii="Helvetica" w:hAnsi="Helvetica" w:cs="Helvetica"/>
-          <w:sz w:val="24"/>
-          <w:sz-cs w:val="24"/>
-        </w:rPr>
-        <w:t xml:space="preserve">• Dedicated legal advocacy and tenant support offices</w:t>
-      </w:r>
-    </w:p>
-    <w:p>
-      <w:pPr>
-        <w:ind w:left="180" w:first-line="-180"/>
-        <w:spacing w:after="30"/>
-      </w:pPr>
-      <w:r>
-        <w:rPr>
-          <w:rFonts w:ascii="Helvetica" w:hAnsi="Helvetica" w:cs="Helvetica"/>
-          <w:sz w:val="24"/>
-          <w:sz-cs w:val="24"/>
-        </w:rPr>
-        <w:t xml:space="preserve">• Culturally grounded healing and spiritual care spaces</w:t>
-      </w:r>
-    </w:p>
-    <w:p>
-      <w:pPr>
-        <w:ind w:left="180" w:first-line="-180"/>
-        <w:spacing w:after="30"/>
-      </w:pPr>
-      <w:r>
-        <w:rPr>
-          <w:rFonts w:ascii="Helvetica" w:hAnsi="Helvetica" w:cs="Helvetica"/>
-          <w:sz w:val="24"/>
-          <w:sz-cs w:val="24"/>
-        </w:rPr>
-        <w:t xml:space="preserve">• Community gathering, drop-in areas, and an outdoor deck</w:t>
-      </w:r>
-    </w:p>
-    <w:p>
-      <w:pPr>
-        <w:ind w:left="180" w:first-line="-180"/>
-        <w:spacing w:after="30"/>
-      </w:pPr>
-      <w:r>
-        <w:rPr>
-          <w:rFonts w:ascii="Helvetica" w:hAnsi="Helvetica" w:cs="Helvetica"/>
-          <w:sz w:val="24"/>
-          <w:sz-cs w:val="24"/>
-        </w:rPr>
-        <w:t xml:space="preserve">• Warming, cooling, and wildfire smoke refuge for unsheltered community members</w:t>
+        <w:t xml:space="preserve">FIRST UNITED's redevelopment materials describe </w:t>
+      </w:r>
+      <w:r>
+        <w:rPr>
+          <w:rFonts w:ascii="Helvetica" w:hAnsi="Helvetica" w:cs="Helvetica"/>
+          <w:sz w:val="24"/>
+          <w:sz-cs w:val="24"/>
+          <w:b/>
+        </w:rPr>
+        <w:t xml:space="preserve">over 100 homes</w:t>
+      </w:r>
+      <w:r>
+        <w:rPr>
+          <w:rFonts w:ascii="Helvetica" w:hAnsi="Helvetica" w:cs="Helvetica"/>
+          <w:sz w:val="24"/>
+          <w:sz-cs w:val="24"/>
+        </w:rPr>
+        <w:t xml:space="preserve"> in the housing component and </w:t>
+      </w:r>
+      <w:r>
+        <w:rPr>
+          <w:rFonts w:ascii="Helvetica" w:hAnsi="Helvetica" w:cs="Helvetica"/>
+          <w:sz w:val="24"/>
+          <w:sz-cs w:val="24"/>
+          <w:b/>
+        </w:rPr>
+        <w:t xml:space="preserve">close to 40,000 square feet</w:t>
+      </w:r>
+      <w:r>
+        <w:rPr>
+          <w:rFonts w:ascii="Helvetica" w:hAnsi="Helvetica" w:cs="Helvetica"/>
+          <w:sz w:val="24"/>
+          <w:sz-cs w:val="24"/>
+        </w:rPr>
+        <w:t xml:space="preserve"> of purpose-built community program space in the podium levels. In project FAQs, FIRST UNITED also cites </w:t>
+      </w:r>
+      <w:r>
+        <w:rPr>
+          <w:rFonts w:ascii="Helvetica" w:hAnsi="Helvetica" w:cs="Helvetica"/>
+          <w:sz w:val="24"/>
+          <w:sz-cs w:val="24"/>
+          <w:b/>
+        </w:rPr>
+        <w:t xml:space="preserve">103 affordable housing units</w:t>
+      </w:r>
+      <w:r>
+        <w:rPr>
+          <w:rFonts w:ascii="Helvetica" w:hAnsi="Helvetica" w:cs="Helvetica"/>
+          <w:sz w:val="24"/>
+          <w:sz-cs w:val="24"/>
+        </w:rPr>
+        <w:t xml:space="preserve"> and an overall project cost of </w:t>
+      </w:r>
+      <w:r>
+        <w:rPr>
+          <w:rFonts w:ascii="Helvetica" w:hAnsi="Helvetica" w:cs="Helvetica"/>
+          <w:sz w:val="24"/>
+          <w:sz-cs w:val="24"/>
+          <w:b/>
+        </w:rPr>
+        <w:t xml:space="preserve">approximately $91 million</w:t>
+      </w:r>
+      <w:r>
+        <w:rPr>
+          <w:rFonts w:ascii="Helvetica" w:hAnsi="Helvetica" w:cs="Helvetica"/>
+          <w:sz w:val="24"/>
+          <w:sz-cs w:val="24"/>
+        </w:rPr>
+        <w:t xml:space="preserve">.</w:t>
       </w:r>
     </w:p>
     <w:p>
@@ -6243,75 +6934,7 @@
           <w:sz w:val="24"/>
           <w:sz-cs w:val="24"/>
         </w:rPr>
-        <w:t xml:space="preserve">The design was shaped by </w:t>
-      </w:r>
-      <w:r>
-        <w:rPr>
-          <w:rFonts w:ascii="Helvetica" w:hAnsi="Helvetica" w:cs="Helvetica"/>
-          <w:sz w:val="24"/>
-          <w:sz-cs w:val="24"/>
-          <w:b/>
-        </w:rPr>
-        <w:t xml:space="preserve">extensive community consultation</w:t>
-      </w:r>
-      <w:r>
-        <w:rPr>
-          <w:rFonts w:ascii="Helvetica" w:hAnsi="Helvetica" w:cs="Helvetica"/>
-          <w:sz w:val="24"/>
-          <w:sz-cs w:val="24"/>
-        </w:rPr>
-        <w:t xml:space="preserve">: nearly 100 DTES residents with lived experience participated in one-on-one conversations and focus groups, alongside service providers and government partners. The interior is designed by Nisga’a architect </w:t>
-      </w:r>
-      <w:r>
-        <w:rPr>
-          <w:rFonts w:ascii="Helvetica" w:hAnsi="Helvetica" w:cs="Helvetica"/>
-          <w:sz w:val="24"/>
-          <w:sz-cs w:val="24"/>
-          <w:b/>
-        </w:rPr>
-        <w:t xml:space="preserve">Luugigyoo Patrick Stewart</w:t>
-      </w:r>
-      <w:r>
-        <w:rPr>
-          <w:rFonts w:ascii="Helvetica" w:hAnsi="Helvetica" w:cs="Helvetica"/>
-          <w:sz w:val="24"/>
-          <w:sz-cs w:val="24"/>
-        </w:rPr>
-        <w:t xml:space="preserve">, with cultural consultant </w:t>
-      </w:r>
-      <w:r>
-        <w:rPr>
-          <w:rFonts w:ascii="Helvetica" w:hAnsi="Helvetica" w:cs="Helvetica"/>
-          <w:sz w:val="24"/>
-          <w:sz-cs w:val="24"/>
-          <w:b/>
-        </w:rPr>
-        <w:t xml:space="preserve">Xalek/Sekyu Siyam Chief Ian Campbell</w:t>
-      </w:r>
-      <w:r>
-        <w:rPr>
-          <w:rFonts w:ascii="Helvetica" w:hAnsi="Helvetica" w:cs="Helvetica"/>
-          <w:sz w:val="24"/>
-          <w:sz-cs w:val="24"/>
-        </w:rPr>
-        <w:t xml:space="preserve"> guiding the regulatory and design process. The exterior integrates works by </w:t>
-      </w:r>
-      <w:r>
-        <w:rPr>
-          <w:rFonts w:ascii="Helvetica" w:hAnsi="Helvetica" w:cs="Helvetica"/>
-          <w:sz w:val="24"/>
-          <w:sz-cs w:val="24"/>
-          <w:b/>
-        </w:rPr>
-        <w:t xml:space="preserve">Musqueam, Squamish, and Tsleil-Waututh artists</w:t>
-      </w:r>
-      <w:r>
-        <w:rPr>
-          <w:rFonts w:ascii="Helvetica" w:hAnsi="Helvetica" w:cs="Helvetica"/>
-          <w:sz w:val="24"/>
-          <w:sz-cs w:val="24"/>
-        </w:rPr>
-        <w:t xml:space="preserve">.</w:t>
+        <w:t xml:space="preserve">Design planning has included consultation with DTES residents, service providers, and Indigenous advisors to align the building with community priorities and reconciliation commitments.</w:t>
       </w:r>
     </w:p>
     <w:p>
@@ -6346,7 +6969,7 @@
           <w:sz w:val="24"/>
           <w:sz-cs w:val="24"/>
         </w:rPr>
-        <w:t xml:space="preserve">First United is a key partner in BSH’s </w:t>
+        <w:t xml:space="preserve">First United is a key partner in BSH's </w:t>
       </w:r>
       <w:r>
         <w:rPr>
@@ -6372,7 +6995,7 @@
           <w:sz-cs w:val="24"/>
           <w:b/>
         </w:rPr>
-        <w:t xml:space="preserve">over 1,100 BC tenants</w:t>
+        <w:t xml:space="preserve">over 1,400 people in BC</w:t>
       </w:r>
       <w:r>
         <w:rPr>
@@ -6393,41 +7016,24 @@
           <w:sz w:val="24"/>
           <w:sz-cs w:val="24"/>
         </w:rPr>
-        <w:t xml:space="preserve">Key findings from the broader BSH research show that </w:t>
-      </w:r>
-      <w:r>
-        <w:rPr>
-          <w:rFonts w:ascii="Helvetica" w:hAnsi="Helvetica" w:cs="Helvetica"/>
-          <w:sz w:val="24"/>
-          <w:sz-cs w:val="24"/>
-          <w:b/>
-        </w:rPr>
-        <w:t xml:space="preserve">no-fault evictions account for 65% of evictions nationally and 85% in British Columbia</w:t>
-      </w:r>
-      <w:r>
-        <w:rPr>
-          <w:rFonts w:ascii="Helvetica" w:hAnsi="Helvetica" w:cs="Helvetica"/>
-          <w:sz w:val="24"/>
-          <w:sz-cs w:val="24"/>
-        </w:rPr>
-        <w:t xml:space="preserve">, highlighting the severe displacement pressures renters face. The project also includes research on </w:t>
-      </w:r>
-      <w:r>
-        <w:rPr>
-          <w:rFonts w:ascii="Helvetica" w:hAnsi="Helvetica" w:cs="Helvetica"/>
-          <w:sz w:val="24"/>
-          <w:sz-cs w:val="24"/>
-          <w:b/>
-        </w:rPr>
-        <w:t xml:space="preserve">Indigenous tenant rights and model legislation</w:t>
-      </w:r>
-      <w:r>
-        <w:rPr>
-          <w:rFonts w:ascii="Helvetica" w:hAnsi="Helvetica" w:cs="Helvetica"/>
-          <w:sz w:val="24"/>
-          <w:sz-cs w:val="24"/>
-        </w:rPr>
-        <w:t xml:space="preserve"> for Indigenous housing justice.</w:t>
+        <w:t xml:space="preserve">Key findings from BSH's no-fault eviction analysis indicate </w:t>
+      </w:r>
+      <w:r>
+        <w:rPr>
+          <w:rFonts w:ascii="Helvetica" w:hAnsi="Helvetica" w:cs="Helvetica"/>
+          <w:sz w:val="24"/>
+          <w:sz-cs w:val="24"/>
+          <w:b/>
+        </w:rPr>
+        <w:t xml:space="preserve">65% of evictions nationally and 85% in British Columbia were no-fault</w:t>
+      </w:r>
+      <w:r>
+        <w:rPr>
+          <w:rFonts w:ascii="Helvetica" w:hAnsi="Helvetica" w:cs="Helvetica"/>
+          <w:sz w:val="24"/>
+          <w:sz-cs w:val="24"/>
+        </w:rPr>
+        <w:t xml:space="preserve">, highlighting severe displacement pressures renters face.</w:t>
       </w:r>
     </w:p>
     <w:p>
@@ -6569,7 +7175,7 @@
           <w:sz w:val="24"/>
           <w:sz-cs w:val="24"/>
         </w:rPr>
-        <w:t xml:space="preserve">• Operating in the DTES since 1886</w:t>
+        <w:t xml:space="preserve">• Operating in the DTES since 1885</w:t>
       </w:r>
     </w:p>
     <w:p>
@@ -6625,6 +7231,84 @@
           <w:sz-cs w:val="24"/>
           <w:b/>
         </w:rPr>
+        <w:t xml:space="preserve">Gallery</w:t>
+      </w:r>
+      <w:r>
+        <w:rPr>
+          <w:rFonts w:ascii="Helvetica" w:hAnsi="Helvetica" w:cs="Helvetica"/>
+          <w:sz w:val="24"/>
+          <w:sz-cs w:val="24"/>
+        </w:rPr>
+        <w:t xml:space="preserve"/>
+      </w:r>
+    </w:p>
+    <w:p>
+      <w:pPr>
+        <w:ind w:left="180" w:first-line="-180"/>
+        <w:spacing w:after="30"/>
+      </w:pPr>
+      <w:r>
+        <w:rPr>
+          <w:rFonts w:ascii="Helvetica" w:hAnsi="Helvetica" w:cs="Helvetica"/>
+          <w:sz w:val="24"/>
+          <w:sz-cs w:val="24"/>
+        </w:rPr>
+        <w:t xml:space="preserve">• First United Church at East Hastings and Gore — Source: user-provided photo</w:t>
+      </w:r>
+    </w:p>
+    <w:p>
+      <w:pPr>
+        <w:ind w:left="180" w:first-line="-180"/>
+        <w:spacing w:after="30"/>
+      </w:pPr>
+      <w:r>
+        <w:rPr>
+          <w:rFonts w:ascii="Helvetica" w:hAnsi="Helvetica" w:cs="Helvetica"/>
+          <w:sz w:val="24"/>
+          <w:sz-cs w:val="24"/>
+        </w:rPr>
+        <w:t xml:space="preserve">• East Hastings Street — Photo: Wikimedia Commons (CC BY-SA 3.0)</w:t>
+      </w:r>
+    </w:p>
+    <w:p>
+      <w:pPr>
+        <w:ind w:left="180" w:first-line="-180"/>
+        <w:spacing w:after="30"/>
+      </w:pPr>
+      <w:r>
+        <w:rPr>
+          <w:rFonts w:ascii="Helvetica" w:hAnsi="Helvetica" w:cs="Helvetica"/>
+          <w:sz w:val="24"/>
+          <w:sz-cs w:val="24"/>
+        </w:rPr>
+        <w:t xml:space="preserve">• Carnegie Community Centre at Main and Hastings — Photo: Wikimedia Commons (CC BY-SA)</w:t>
+      </w:r>
+    </w:p>
+    <w:p>
+      <w:pPr>
+        <w:ind w:left="180" w:first-line="-180"/>
+        <w:spacing w:after="30"/>
+      </w:pPr>
+      <w:r>
+        <w:rPr>
+          <w:rFonts w:ascii="Helvetica" w:hAnsi="Helvetica" w:cs="Helvetica"/>
+          <w:sz w:val="24"/>
+          <w:sz-cs w:val="24"/>
+        </w:rPr>
+        <w:t xml:space="preserve">• Pennsylvania Hotel (heritage SRO) — Photo: Wikimedia Commons (CC BY-SA)</w:t>
+      </w:r>
+    </w:p>
+    <w:p>
+      <w:pPr>
+        <w:spacing w:after="60"/>
+      </w:pPr>
+      <w:r>
+        <w:rPr>
+          <w:rFonts w:ascii="Helvetica" w:hAnsi="Helvetica" w:cs="Helvetica"/>
+          <w:sz w:val="24"/>
+          <w:sz-cs w:val="24"/>
+          <w:b/>
+        </w:rPr>
         <w:t xml:space="preserve">Resources</w:t>
       </w:r>
       <w:r>
@@ -6648,7 +7332,7 @@
           <w:sz-cs w:val="24"/>
           <w:b/>
         </w:rPr>
-        <w:t xml:space="preserve">• First United Church</w:t>
+        <w:t xml:space="preserve">• First United Church Community Ministry Society</w:t>
       </w:r>
       <w:r>
         <w:rPr>
@@ -6694,30 +7378,30 @@
           <w:sz-cs w:val="20"/>
           <w:color w:val="555555"/>
         </w:rPr>
-        <w:t xml:space="preserve">Official organization website</w:t>
-      </w:r>
-      <w:r>
-        <w:rPr>
-          <w:rFonts w:ascii="Helvetica" w:hAnsi="Helvetica" w:cs="Helvetica"/>
-          <w:sz w:val="20"/>
-          <w:sz-cs w:val="20"/>
-        </w:rPr>
-        <w:t xml:space="preserve"/>
-      </w:r>
-    </w:p>
-    <w:p>
-      <w:pPr>
-        <w:ind w:left="180" w:first-line="-180"/>
-        <w:spacing w:after="20"/>
-      </w:pPr>
-      <w:r>
-        <w:rPr>
-          <w:rFonts w:ascii="Helvetica" w:hAnsi="Helvetica" w:cs="Helvetica"/>
-          <w:sz w:val="20"/>
-          <w:sz-cs w:val="20"/>
-          <w:b/>
-        </w:rPr>
-        <w:t xml:space="preserve">• Safe Shelter</w:t>
+        <w:t xml:space="preserve">Official website — programs, services, redevelopment plans, and community impact</w:t>
+      </w:r>
+      <w:r>
+        <w:rPr>
+          <w:rFonts w:ascii="Helvetica" w:hAnsi="Helvetica" w:cs="Helvetica"/>
+          <w:sz w:val="20"/>
+          <w:sz-cs w:val="20"/>
+        </w:rPr>
+        <w:t xml:space="preserve"/>
+      </w:r>
+    </w:p>
+    <w:p>
+      <w:pPr>
+        <w:ind w:left="180" w:first-line="-180"/>
+        <w:spacing w:after="20"/>
+      </w:pPr>
+      <w:r>
+        <w:rPr>
+          <w:rFonts w:ascii="Helvetica" w:hAnsi="Helvetica" w:cs="Helvetica"/>
+          <w:sz w:val="20"/>
+          <w:sz-cs w:val="20"/>
+          <w:b/>
+        </w:rPr>
+        <w:t xml:space="preserve">• BSH — Evictions and Security of Tenure</w:t>
       </w:r>
       <w:r>
         <w:rPr>
@@ -6740,7 +7424,7 @@
           <w:sz-cs w:val="20"/>
           <w:color w:val="4466AA"/>
         </w:rPr>
-        <w:t xml:space="preserve">https://firstunited.ca/how-we-help/safe-shelter/</w:t>
+        <w:t xml:space="preserve">https://bsh.ubc.ca/research/evictions-and-security-of-tenure/</w:t>
       </w:r>
       <w:r>
         <w:rPr>
@@ -6763,30 +7447,30 @@
           <w:sz-cs w:val="20"/>
           <w:color w:val="555555"/>
         </w:rPr>
-        <w:t xml:space="preserve">Current low-barrier shelter program details</w:t>
-      </w:r>
-      <w:r>
-        <w:rPr>
-          <w:rFonts w:ascii="Helvetica" w:hAnsi="Helvetica" w:cs="Helvetica"/>
-          <w:sz w:val="20"/>
-          <w:sz-cs w:val="20"/>
-        </w:rPr>
-        <w:t xml:space="preserve"/>
-      </w:r>
-    </w:p>
-    <w:p>
-      <w:pPr>
-        <w:ind w:left="180" w:first-line="-180"/>
-        <w:spacing w:after="20"/>
-      </w:pPr>
-      <w:r>
-        <w:rPr>
-          <w:rFonts w:ascii="Helvetica" w:hAnsi="Helvetica" w:cs="Helvetica"/>
-          <w:sz w:val="20"/>
-          <w:sz-cs w:val="20"/>
-          <w:b/>
-        </w:rPr>
-        <w:t xml:space="preserve">• Legal Advocacy</w:t>
+        <w:t xml:space="preserve">BSH research project partnering with First United on BC eviction data and tenant displacement</w:t>
+      </w:r>
+      <w:r>
+        <w:rPr>
+          <w:rFonts w:ascii="Helvetica" w:hAnsi="Helvetica" w:cs="Helvetica"/>
+          <w:sz w:val="20"/>
+          <w:sz-cs w:val="20"/>
+        </w:rPr>
+        <w:t xml:space="preserve"/>
+      </w:r>
+    </w:p>
+    <w:p>
+      <w:pPr>
+        <w:ind w:left="180" w:first-line="-180"/>
+        <w:spacing w:after="20"/>
+      </w:pPr>
+      <w:r>
+        <w:rPr>
+          <w:rFonts w:ascii="Helvetica" w:hAnsi="Helvetica" w:cs="Helvetica"/>
+          <w:sz w:val="20"/>
+          <w:sz-cs w:val="20"/>
+          <w:b/>
+        </w:rPr>
+        <w:t xml:space="preserve">• First United — BC Eviction Mapping</w:t>
       </w:r>
       <w:r>
         <w:rPr>
@@ -6809,7 +7493,7 @@
           <w:sz-cs w:val="20"/>
           <w:color w:val="4466AA"/>
         </w:rPr>
-        <w:t xml:space="preserve">https://firstunited.ca/how-we-help/legal-advocacy/</w:t>
+        <w:t xml:space="preserve">https://firstunited.ca/how-we-help/bc-eviction-mapping/</w:t>
       </w:r>
       <w:r>
         <w:rPr>
@@ -6832,30 +7516,30 @@
           <w:sz-cs w:val="20"/>
           <w:color w:val="555555"/>
         </w:rPr>
-        <w:t xml:space="preserve">Tenancy and income advocacy services</w:t>
-      </w:r>
-      <w:r>
-        <w:rPr>
-          <w:rFonts w:ascii="Helvetica" w:hAnsi="Helvetica" w:cs="Helvetica"/>
-          <w:sz w:val="20"/>
-          <w:sz-cs w:val="20"/>
-        </w:rPr>
-        <w:t xml:space="preserve"/>
-      </w:r>
-    </w:p>
-    <w:p>
-      <w:pPr>
-        <w:ind w:left="180" w:first-line="-180"/>
-        <w:spacing w:after="20"/>
-      </w:pPr>
-      <w:r>
-        <w:rPr>
-          <w:rFonts w:ascii="Helvetica" w:hAnsi="Helvetica" w:cs="Helvetica"/>
-          <w:sz w:val="20"/>
-          <w:sz-cs w:val="20"/>
-          <w:b/>
-        </w:rPr>
-        <w:t xml:space="preserve">• Redevelopment of FIRST UNITED</w:t>
+        <w:t xml:space="preserve">Eviction survey collecting data from BC tenants through First United's systems-change work</w:t>
+      </w:r>
+      <w:r>
+        <w:rPr>
+          <w:rFonts w:ascii="Helvetica" w:hAnsi="Helvetica" w:cs="Helvetica"/>
+          <w:sz w:val="20"/>
+          <w:sz-cs w:val="20"/>
+        </w:rPr>
+        <w:t xml:space="preserve"/>
+      </w:r>
+    </w:p>
+    <w:p>
+      <w:pPr>
+        <w:ind w:left="180" w:first-line="-180"/>
+        <w:spacing w:after="20"/>
+      </w:pPr>
+      <w:r>
+        <w:rPr>
+          <w:rFonts w:ascii="Helvetica" w:hAnsi="Helvetica" w:cs="Helvetica"/>
+          <w:sz w:val="20"/>
+          <w:sz-cs w:val="20"/>
+          <w:b/>
+        </w:rPr>
+        <w:t xml:space="preserve">• The Tyee — First United Launches $30M Campaign</w:t>
       </w:r>
       <w:r>
         <w:rPr>
@@ -6878,7 +7562,7 @@
           <w:sz-cs w:val="20"/>
           <w:color w:val="4466AA"/>
         </w:rPr>
-        <w:t xml:space="preserve">https://firstunited.ca/first-forward-redevelopment/</w:t>
+        <w:t xml:space="preserve">https://thetyee.ca/Presents/2021/11/17/First-United-30-Million-Campaign-Downtown-Eastside-Site/</w:t>
       </w:r>
       <w:r>
         <w:rPr>
@@ -6901,30 +7585,30 @@
           <w:sz-cs w:val="20"/>
           <w:color w:val="555555"/>
         </w:rPr>
-        <w:t xml:space="preserve">320 E Hastings redevelopment plan</w:t>
-      </w:r>
-      <w:r>
-        <w:rPr>
-          <w:rFonts w:ascii="Helvetica" w:hAnsi="Helvetica" w:cs="Helvetica"/>
-          <w:sz w:val="20"/>
-          <w:sz-cs w:val="20"/>
-        </w:rPr>
-        <w:t xml:space="preserve"/>
-      </w:r>
-    </w:p>
-    <w:p>
-      <w:pPr>
-        <w:ind w:left="180" w:first-line="-180"/>
-        <w:spacing w:after="20"/>
-      </w:pPr>
-      <w:r>
-        <w:rPr>
-          <w:rFonts w:ascii="Helvetica" w:hAnsi="Helvetica" w:cs="Helvetica"/>
-          <w:sz w:val="20"/>
-          <w:sz-cs w:val="20"/>
-          <w:b/>
-        </w:rPr>
-        <w:t xml:space="preserve">• Food Security Programs</w:t>
+        <w:t xml:space="preserve">Coverage of the First Forward capital campaign and DTES redevelopment vision</w:t>
+      </w:r>
+      <w:r>
+        <w:rPr>
+          <w:rFonts w:ascii="Helvetica" w:hAnsi="Helvetica" w:cs="Helvetica"/>
+          <w:sz w:val="20"/>
+          <w:sz-cs w:val="20"/>
+        </w:rPr>
+        <w:t xml:space="preserve"/>
+      </w:r>
+    </w:p>
+    <w:p>
+      <w:pPr>
+        <w:ind w:left="180" w:first-line="-180"/>
+        <w:spacing w:after="20"/>
+      </w:pPr>
+      <w:r>
+        <w:rPr>
+          <w:rFonts w:ascii="Helvetica" w:hAnsi="Helvetica" w:cs="Helvetica"/>
+          <w:sz w:val="20"/>
+          <w:sz-cs w:val="20"/>
+          <w:b/>
+        </w:rPr>
+        <w:t xml:space="preserve">• Vancouver Is Awesome — Community-Informed DTES Space</w:t>
       </w:r>
       <w:r>
         <w:rPr>
@@ -6947,7 +7631,7 @@
           <w:sz-cs w:val="20"/>
           <w:color w:val="4466AA"/>
         </w:rPr>
-        <w:t xml:space="preserve">https://firstunited.ca/how-we-help/food-security/</w:t>
+        <w:t xml:space="preserve">https://www.vancouverisawesome.com/sponsored/first-united-church-is-creating-a-community-informed-space-for-the-downtown-eastside-vancouver-6152186</w:t>
       </w:r>
       <w:r>
         <w:rPr>
@@ -6970,7 +7654,7 @@
           <w:sz-cs w:val="20"/>
           <w:color w:val="555555"/>
         </w:rPr>
-        <w:t xml:space="preserve">Meal access and food outreach programs</w:t>
+        <w:t xml:space="preserve">How First United's inclusive design process centred DTES residents' voices</w:t>
       </w:r>
       <w:r>
         <w:rPr>
@@ -7003,7 +7687,7 @@
           <w:sz-cs w:val="28"/>
           <w:b/>
         </w:rPr>
-        <w:t xml:space="preserve">Stop 2: UBC Learning Exchange</w:t>
+        <w:t xml:space="preserve">Stop 2: Aboriginal Front Door Society</w:t>
       </w:r>
       <w:r>
         <w:rPr>
@@ -7026,7 +7710,7 @@
           <w:i/>
           <w:color w:val="555555"/>
         </w:rPr>
-        <w:t xml:space="preserve">Location: 612 Main St, Vancouver</w:t>
+        <w:t xml:space="preserve">Location: 384 Main St, Vancouver</w:t>
       </w:r>
       <w:r>
         <w:rPr>
@@ -7056,7 +7740,7 @@
           <w:sz w:val="28"/>
           <w:sz-cs w:val="28"/>
         </w:rPr>
-        <w:t xml:space="preserve">Since: 2000 | Focus: Education | Location: 612 Main St</w:t>
+        <w:t xml:space="preserve">Cultural Space: DTES Hub | Focus: Indigenous-led support | Location: 384 Main St</w:t>
       </w:r>
     </w:p>
     <w:p>
@@ -7100,15 +7784,15 @@
           <w:sz-cs w:val="24"/>
           <w:b/>
         </w:rPr>
-        <w:t xml:space="preserve">UBC Learning Exchange</w:t>
-      </w:r>
-      <w:r>
-        <w:rPr>
-          <w:rFonts w:ascii="Helvetica" w:hAnsi="Helvetica" w:cs="Helvetica"/>
-          <w:sz w:val="24"/>
-          <w:sz-cs w:val="24"/>
-        </w:rPr>
-        <w:t xml:space="preserve"> is a long-running university-community hub in the Downtown Eastside. It has operated from 612 Main Street since the program launched in 2000 as part of UBC's Community Learning Initiative.</w:t>
+        <w:t xml:space="preserve">Aboriginal Front Door Society</w:t>
+      </w:r>
+      <w:r>
+        <w:rPr>
+          <w:rFonts w:ascii="Helvetica" w:hAnsi="Helvetica" w:cs="Helvetica"/>
+          <w:sz w:val="24"/>
+          <w:sz-cs w:val="24"/>
+        </w:rPr>
+        <w:t xml:space="preserve"> offers a supportive space for Indigenous and non-Indigenous people in the Downtown Eastside, focusing on traditional approaches to community and healing.</w:t>
       </w:r>
     </w:p>
     <w:p>
@@ -7121,7 +7805,7 @@
           <w:sz w:val="24"/>
           <w:sz-cs w:val="24"/>
         </w:rPr>
-        <w:t xml:space="preserve">Programming focuses on two-way learning: local residents access free educational opportunities while UBC students and faculty engage in community-informed teaching, volunteering, and research.</w:t>
+        <w:t xml:space="preserve">Operating as a drop-in centre, they provide Elder and family cultural guidance, community meetings, social and recreational activities, and culturally safe referrals for drug and alcohol treatment.</w:t>
       </w:r>
     </w:p>
     <w:p>
@@ -7134,7 +7818,7 @@
           <w:sz w:val="24"/>
           <w:sz-cs w:val="24"/>
         </w:rPr>
-        <w:t xml:space="preserve">Core activities include computer and digital literacy support, conversation and communication programming, and partnerships with local organizations on neighbourhood priorities.</w:t>
+        <w:t xml:space="preserve">Their mission is to foster, encourage, and support marginalized people to live with love, honor, respect, and compassion by reconnecting them to their culture and to each other through traditional ways.</w:t>
       </w:r>
     </w:p>
     <w:p>
@@ -7171,7 +7855,7 @@
           <w:sz-cs w:val="24"/>
           <w:b/>
         </w:rPr>
-        <w:t xml:space="preserve">1. Community Programs</w:t>
+        <w:t xml:space="preserve">1. Cultural Programming</w:t>
       </w:r>
       <w:r>
         <w:rPr>
@@ -7180,7 +7864,7 @@
           <w:sz-cs w:val="18"/>
           <w:color w:val="555555"/>
         </w:rPr>
-        <w:t xml:space="preserve"> [Education]</w:t>
+        <w:t xml:space="preserve"> [Culture]</w:t>
       </w:r>
       <w:r>
         <w:rPr>
@@ -7202,7 +7886,7 @@
           <w:sz w:val="18"/>
           <w:sz-cs w:val="18"/>
         </w:rPr>
-        <w:t xml:space="preserve">Free, resident-centered learning programs are delivered at 612 Main Street.</w:t>
+        <w:t xml:space="preserve">Provides talking circles, drumming, singing, beadwork, cedar bark weaving, and bannock making.</w:t>
       </w:r>
     </w:p>
     <w:p>
@@ -7217,7 +7901,7 @@
           <w:sz-cs w:val="18"/>
           <w:b/>
         </w:rPr>
-        <w:t xml:space="preserve">2. Research Partnerships</w:t>
+        <w:t xml:space="preserve">2. Drop-in Centre</w:t>
       </w:r>
       <w:r>
         <w:rPr>
@@ -7226,7 +7910,7 @@
           <w:sz-cs w:val="18"/>
           <w:color w:val="555555"/>
         </w:rPr>
-        <w:t xml:space="preserve"> [Research]</w:t>
+        <w:t xml:space="preserve"> [Community services]</w:t>
       </w:r>
       <w:r>
         <w:rPr>
@@ -7248,7 +7932,7 @@
           <w:sz w:val="18"/>
           <w:sz-cs w:val="18"/>
         </w:rPr>
-        <w:t xml:space="preserve">Community priorities shape UBC teaching and research projects connected to the Learning Exchange.</w:t>
+        <w:t xml:space="preserve">A safe entry point for community connection, education, and language learning.</w:t>
       </w:r>
     </w:p>
     <w:p>
@@ -7263,7 +7947,7 @@
           <w:sz-cs w:val="18"/>
           <w:b/>
         </w:rPr>
-        <w:t xml:space="preserve">3. Student Involvement</w:t>
+        <w:t xml:space="preserve">3. Homeless Storage Program</w:t>
       </w:r>
       <w:r>
         <w:rPr>
@@ -7272,7 +7956,7 @@
           <w:sz-cs w:val="18"/>
           <w:color w:val="555555"/>
         </w:rPr>
-        <w:t xml:space="preserve"> [Partnership]</w:t>
+        <w:t xml:space="preserve"> [Support]</w:t>
       </w:r>
       <w:r>
         <w:rPr>
@@ -7294,7 +7978,7 @@
           <w:sz w:val="18"/>
           <w:sz-cs w:val="18"/>
         </w:rPr>
-        <w:t xml:space="preserve">Students participate through service learning and community-engaged coursework.</w:t>
+        <w:t xml:space="preserve">Secure bin storage for individuals experiencing homelessness or precarious housing.</w:t>
       </w:r>
     </w:p>
     <w:p>
@@ -7309,7 +7993,7 @@
           <w:sz-cs w:val="18"/>
           <w:b/>
         </w:rPr>
-        <w:t xml:space="preserve">4. Resource Access</w:t>
+        <w:t xml:space="preserve">4. Food Security</w:t>
       </w:r>
       <w:r>
         <w:rPr>
@@ -7318,7 +8002,7 @@
           <w:sz-cs w:val="18"/>
           <w:color w:val="555555"/>
         </w:rPr>
-        <w:t xml:space="preserve"> [Access]</w:t>
+        <w:t xml:space="preserve"> [Basic needs]</w:t>
       </w:r>
       <w:r>
         <w:rPr>
@@ -7340,7 +8024,7 @@
           <w:sz w:val="18"/>
           <w:sz-cs w:val="18"/>
         </w:rPr>
-        <w:t xml:space="preserve">The Learning Exchange connects neighbourhood residents with UBC resources and public-facing services.</w:t>
+        <w:t xml:space="preserve">A weekly food bank and daily morning coffee with Elder Coordinators.</w:t>
       </w:r>
     </w:p>
     <w:p>
@@ -7354,29 +8038,29 @@
           <w:sz-cs w:val="24"/>
           <w:b/>
         </w:rPr>
-        <w:t xml:space="preserve">Programs</w:t>
-      </w:r>
-      <w:r>
-        <w:rPr>
-          <w:rFonts w:ascii="Helvetica" w:hAnsi="Helvetica" w:cs="Helvetica"/>
-          <w:sz w:val="24"/>
-          <w:sz-cs w:val="24"/>
-        </w:rPr>
-        <w:t xml:space="preserve"/>
-      </w:r>
-    </w:p>
-    <w:p>
-      <w:pPr>
-        <w:spacing w:after="30"/>
-      </w:pPr>
-      <w:r>
-        <w:rPr>
-          <w:rFonts w:ascii="Helvetica" w:hAnsi="Helvetica" w:cs="Helvetica"/>
-          <w:sz w:val="24"/>
-          <w:sz-cs w:val="24"/>
-          <w:b/>
-        </w:rPr>
-        <w:t xml:space="preserve">Program Model</w:t>
+        <w:t xml:space="preserve">Programs &amp; Role</w:t>
+      </w:r>
+      <w:r>
+        <w:rPr>
+          <w:rFonts w:ascii="Helvetica" w:hAnsi="Helvetica" w:cs="Helvetica"/>
+          <w:sz w:val="24"/>
+          <w:sz-cs w:val="24"/>
+        </w:rPr>
+        <w:t xml:space="preserve"/>
+      </w:r>
+    </w:p>
+    <w:p>
+      <w:pPr>
+        <w:spacing w:after="30"/>
+      </w:pPr>
+      <w:r>
+        <w:rPr>
+          <w:rFonts w:ascii="Helvetica" w:hAnsi="Helvetica" w:cs="Helvetica"/>
+          <w:sz w:val="24"/>
+          <w:sz-cs w:val="24"/>
+          <w:b/>
+        </w:rPr>
+        <w:t xml:space="preserve">Cultural Reconnection</w:t>
       </w:r>
       <w:r>
         <w:rPr>
@@ -7397,21 +8081,21 @@
           <w:sz w:val="24"/>
           <w:sz-cs w:val="24"/>
         </w:rPr>
-        <w:t xml:space="preserve">The Learning Exchange builds all programs with community members and local organizations — not as one-way outreach. Residents shape program priorities, and their knowledge is reflected in project design and evaluation.</w:t>
-      </w:r>
-    </w:p>
-    <w:p>
-      <w:pPr>
-        <w:spacing w:after="30"/>
-      </w:pPr>
-      <w:r>
-        <w:rPr>
-          <w:rFonts w:ascii="Helvetica" w:hAnsi="Helvetica" w:cs="Helvetica"/>
-          <w:sz w:val="24"/>
-          <w:sz-cs w:val="24"/>
-          <w:b/>
-        </w:rPr>
-        <w:t xml:space="preserve">Education and Skills</w:t>
+        <w:t xml:space="preserve">The organization champions the implementation of an Indigenous-specific drug and alcohol strategy in the DTES, grounding its approach in Aboriginal traditions and teachings.</w:t>
+      </w:r>
+    </w:p>
+    <w:p>
+      <w:pPr>
+        <w:spacing w:after="30"/>
+      </w:pPr>
+      <w:r>
+        <w:rPr>
+          <w:rFonts w:ascii="Helvetica" w:hAnsi="Helvetica" w:cs="Helvetica"/>
+          <w:sz w:val="24"/>
+          <w:sz-cs w:val="24"/>
+          <w:b/>
+        </w:rPr>
+        <w:t xml:space="preserve">Daily Supports</w:t>
       </w:r>
       <w:r>
         <w:rPr>
@@ -7432,239 +8116,63 @@
           <w:sz w:val="24"/>
           <w:sz-cs w:val="24"/>
         </w:rPr>
-        <w:t xml:space="preserve">Activities include computer and digital literacy support, communication and conversation workshops, and sessions responding to resident-identified interests. These programs prioritize equitable access and digital inclusion for DTES residents.</w:t>
-      </w:r>
-    </w:p>
-    <w:p>
-      <w:pPr>
-        <w:spacing w:after="30"/>
-      </w:pPr>
-      <w:r>
-        <w:rPr>
-          <w:rFonts w:ascii="Helvetica" w:hAnsi="Helvetica" w:cs="Helvetica"/>
-          <w:sz w:val="24"/>
-          <w:sz-cs w:val="24"/>
-          <w:b/>
-        </w:rPr>
-        <w:t xml:space="preserve">Research and Events</w:t>
-      </w:r>
-      <w:r>
-        <w:rPr>
-          <w:rFonts w:ascii="Helvetica" w:hAnsi="Helvetica" w:cs="Helvetica"/>
-          <w:sz w:val="24"/>
-          <w:sz-cs w:val="24"/>
-        </w:rPr>
-        <w:t xml:space="preserve"/>
-      </w:r>
-    </w:p>
-    <w:p>
-      <w:pPr>
-        <w:spacing w:after="80"/>
-      </w:pPr>
-      <w:r>
-        <w:rPr>
-          <w:rFonts w:ascii="Helvetica" w:hAnsi="Helvetica" w:cs="Helvetica"/>
-          <w:sz w:val="24"/>
-          <w:sz-cs w:val="24"/>
-        </w:rPr>
-        <w:t xml:space="preserve">The Learning Exchange hosts community-engaged research events that bridge academic analysis with lived experience. In June 2025, UBC's </w:t>
-      </w:r>
-      <w:r>
-        <w:rPr>
-          <w:rFonts w:ascii="Helvetica" w:hAnsi="Helvetica" w:cs="Helvetica"/>
-          <w:sz w:val="24"/>
-          <w:sz-cs w:val="24"/>
-          <w:b/>
-        </w:rPr>
-        <w:t xml:space="preserve">Housing Research Collaborative (HRC)</w:t>
-      </w:r>
-      <w:r>
-        <w:rPr>
-          <w:rFonts w:ascii="Helvetica" w:hAnsi="Helvetica" w:cs="Helvetica"/>
-          <w:sz w:val="24"/>
-          <w:sz-cs w:val="24"/>
-        </w:rPr>
-        <w:t xml:space="preserve"> held the </w:t>
-      </w:r>
-      <w:r>
-        <w:rPr>
-          <w:rFonts w:ascii="Helvetica" w:hAnsi="Helvetica" w:cs="Helvetica"/>
-          <w:sz w:val="24"/>
-          <w:sz-cs w:val="24"/>
-          <w:b/>
-        </w:rPr>
-        <w:t xml:space="preserve">"Confronting Sweeps: Reimagining Advocacy for Tent Cities"</w:t>
-      </w:r>
-      <w:r>
-        <w:rPr>
-          <w:rFonts w:ascii="Helvetica" w:hAnsi="Helvetica" w:cs="Helvetica"/>
-          <w:sz w:val="24"/>
-          <w:sz-cs w:val="24"/>
-        </w:rPr>
-        <w:t xml:space="preserve"> workshop at the Learning Exchange, convening </w:t>
-      </w:r>
-      <w:r>
-        <w:rPr>
-          <w:rFonts w:ascii="Helvetica" w:hAnsi="Helvetica" w:cs="Helvetica"/>
-          <w:sz w:val="24"/>
-          <w:sz-cs w:val="24"/>
-          <w:b/>
-        </w:rPr>
-        <w:t xml:space="preserve">40 participants</w:t>
-      </w:r>
-      <w:r>
-        <w:rPr>
-          <w:rFonts w:ascii="Helvetica" w:hAnsi="Helvetica" w:cs="Helvetica"/>
-          <w:sz w:val="24"/>
-          <w:sz-cs w:val="24"/>
-        </w:rPr>
-        <w:t xml:space="preserve"> — legal experts, frontline workers, community organizers, and individuals with lived experience of homelessness — to reimagine policy responses to encampment displacement.</w:t>
-      </w:r>
-    </w:p>
-    <w:p>
-      <w:pPr>
-        <w:spacing w:after="80"/>
-      </w:pPr>
-      <w:r>
-        <w:rPr>
-          <w:rFonts w:ascii="Helvetica" w:hAnsi="Helvetica" w:cs="Helvetica"/>
-          <w:sz w:val="24"/>
-          <w:sz-cs w:val="24"/>
-        </w:rPr>
-        <w:t xml:space="preserve">The resulting report (McKay &amp; Sethi, 2025) examines how municipal bylaws and zoning policies continue to displace unhoused residents through surveillance and control, and proposes advocacy frameworks grounded in human dignity rather than punitive enforcement. The Learning Exchange's role as host reflects its position as a trusted community space where research serves justice.</w:t>
-      </w:r>
-    </w:p>
-    <w:p>
-      <w:pPr>
-        <w:spacing w:after="30"/>
-      </w:pPr>
-      <w:r>
-        <w:rPr>
-          <w:rFonts w:ascii="Helvetica" w:hAnsi="Helvetica" w:cs="Helvetica"/>
-          <w:sz w:val="24"/>
-          <w:sz-cs w:val="24"/>
-          <w:b/>
-        </w:rPr>
-        <w:t xml:space="preserve">Community Integration</w:t>
-      </w:r>
-      <w:r>
-        <w:rPr>
-          <w:rFonts w:ascii="Helvetica" w:hAnsi="Helvetica" w:cs="Helvetica"/>
-          <w:sz w:val="24"/>
-          <w:sz-cs w:val="24"/>
-        </w:rPr>
-        <w:t xml:space="preserve"/>
-      </w:r>
-    </w:p>
-    <w:p>
-      <w:pPr>
-        <w:spacing w:after="80"/>
-      </w:pPr>
-      <w:r>
-        <w:rPr>
-          <w:rFonts w:ascii="Helvetica" w:hAnsi="Helvetica" w:cs="Helvetica"/>
-          <w:sz w:val="24"/>
-          <w:sz-cs w:val="24"/>
-        </w:rPr>
-        <w:t xml:space="preserve">Partnerships across the DTES ensure UBC resources are shared equitably:</w:t>
-      </w:r>
-    </w:p>
-    <w:p>
-      <w:pPr>
-        <w:ind w:left="180" w:first-line="-180"/>
-        <w:spacing w:after="30"/>
-      </w:pPr>
-      <w:r>
-        <w:rPr>
-          <w:rFonts w:ascii="Helvetica" w:hAnsi="Helvetica" w:cs="Helvetica"/>
-          <w:sz w:val="24"/>
-          <w:sz-cs w:val="24"/>
-        </w:rPr>
-        <w:t xml:space="preserve">• Resident-informed programming shapes digital inclusion and education offerings</w:t>
-      </w:r>
-    </w:p>
-    <w:p>
-      <w:pPr>
-        <w:ind w:left="180" w:first-line="-180"/>
-        <w:spacing w:after="30"/>
-      </w:pPr>
-      <w:r>
-        <w:rPr>
-          <w:rFonts w:ascii="Helvetica" w:hAnsi="Helvetica" w:cs="Helvetica"/>
-          <w:sz w:val="24"/>
-          <w:sz-cs w:val="24"/>
-        </w:rPr>
-        <w:t xml:space="preserve">• Service learning pathways connect UBC students with community priorities</w:t>
-      </w:r>
-    </w:p>
-    <w:p>
-      <w:pPr>
-        <w:ind w:left="180" w:first-line="-180"/>
-        <w:spacing w:after="30"/>
-      </w:pPr>
-      <w:r>
-        <w:rPr>
-          <w:rFonts w:ascii="Helvetica" w:hAnsi="Helvetica" w:cs="Helvetica"/>
-          <w:sz w:val="24"/>
-          <w:sz-cs w:val="24"/>
-        </w:rPr>
-        <w:t xml:space="preserve">• Research collaborations bridge academic analysis with lived experience and frontline knowledge</w:t>
-      </w:r>
-    </w:p>
-    <w:p>
-      <w:pPr>
-        <w:ind w:left="180" w:first-line="-180"/>
-        <w:spacing w:after="30"/>
-      </w:pPr>
-      <w:r>
-        <w:rPr>
-          <w:rFonts w:ascii="Helvetica" w:hAnsi="Helvetica" w:cs="Helvetica"/>
-          <w:sz w:val="24"/>
-          <w:sz-cs w:val="24"/>
-        </w:rPr>
-        <w:t xml:space="preserve">• University-community partnership since 2000</w:t>
-      </w:r>
-    </w:p>
-    <w:p>
-      <w:pPr>
-        <w:ind w:left="180" w:first-line="-180"/>
-        <w:spacing w:after="30"/>
-      </w:pPr>
-      <w:r>
-        <w:rPr>
-          <w:rFonts w:ascii="Helvetica" w:hAnsi="Helvetica" w:cs="Helvetica"/>
-          <w:sz w:val="24"/>
-          <w:sz-cs w:val="24"/>
-        </w:rPr>
-        <w:t xml:space="preserve">• Free educational programming</w:t>
-      </w:r>
-    </w:p>
-    <w:p>
-      <w:pPr>
-        <w:ind w:left="180" w:first-line="-180"/>
-        <w:spacing w:after="30"/>
-      </w:pPr>
-      <w:r>
-        <w:rPr>
-          <w:rFonts w:ascii="Helvetica" w:hAnsi="Helvetica" w:cs="Helvetica"/>
-          <w:sz w:val="24"/>
-          <w:sz-cs w:val="24"/>
-        </w:rPr>
-        <w:t xml:space="preserve">• Reciprocal model for research and teaching</w:t>
-      </w:r>
-    </w:p>
-    <w:p>
-      <w:pPr>
-        <w:ind w:left="180" w:first-line="-180"/>
-        <w:spacing w:after="30"/>
-      </w:pPr>
-      <w:r>
-        <w:rPr>
-          <w:rFonts w:ascii="Helvetica" w:hAnsi="Helvetica" w:cs="Helvetica"/>
-          <w:sz w:val="24"/>
-          <w:sz-cs w:val="24"/>
-        </w:rPr>
-        <w:t xml:space="preserve">• Based at 612 Main Street in the DTES</w:t>
+        <w:t xml:space="preserve">Programming includes morning coffee starting at 8:00 AM, a Wednesday food bank, and regular cultural workshops. These activities help anchor individuals needing connection and cultural resonance in the neighborhood.</w:t>
+      </w:r>
+    </w:p>
+    <w:p>
+      <w:pPr>
+        <w:ind w:left="180" w:first-line="-180"/>
+        <w:spacing w:after="30"/>
+      </w:pPr>
+      <w:r>
+        <w:rPr>
+          <w:rFonts w:ascii="Helvetica" w:hAnsi="Helvetica" w:cs="Helvetica"/>
+          <w:sz w:val="24"/>
+          <w:sz-cs w:val="24"/>
+        </w:rPr>
+        <w:t xml:space="preserve">• Located at 384 Main Street, serving the DTES community</w:t>
+      </w:r>
+    </w:p>
+    <w:p>
+      <w:pPr>
+        <w:ind w:left="180" w:first-line="-180"/>
+        <w:spacing w:after="30"/>
+      </w:pPr>
+      <w:r>
+        <w:rPr>
+          <w:rFonts w:ascii="Helvetica" w:hAnsi="Helvetica" w:cs="Helvetica"/>
+          <w:sz w:val="24"/>
+          <w:sz-cs w:val="24"/>
+        </w:rPr>
+        <w:t xml:space="preserve">• Provides cultural activities, Elder guidance, and safe referrals</w:t>
+      </w:r>
+    </w:p>
+    <w:p>
+      <w:pPr>
+        <w:ind w:left="180" w:first-line="-180"/>
+        <w:spacing w:after="30"/>
+      </w:pPr>
+      <w:r>
+        <w:rPr>
+          <w:rFonts w:ascii="Helvetica" w:hAnsi="Helvetica" w:cs="Helvetica"/>
+          <w:sz w:val="24"/>
+          <w:sz-cs w:val="24"/>
+        </w:rPr>
+        <w:t xml:space="preserve">• Operates a homeless storage program and regular food bank</w:t>
+      </w:r>
+    </w:p>
+    <w:p>
+      <w:pPr>
+        <w:ind w:left="180" w:first-line="-180"/>
+        <w:spacing w:after="30"/>
+      </w:pPr>
+      <w:r>
+        <w:rPr>
+          <w:rFonts w:ascii="Helvetica" w:hAnsi="Helvetica" w:cs="Helvetica"/>
+          <w:sz w:val="24"/>
+          <w:sz-cs w:val="24"/>
+        </w:rPr>
+        <w:t xml:space="preserve">• A critical Indigenous-led organization in the neighborhood</w:t>
       </w:r>
     </w:p>
     <w:p>
@@ -7701,7 +8209,7 @@
           <w:sz-cs w:val="24"/>
           <w:b/>
         </w:rPr>
-        <w:t xml:space="preserve">• UBC Learning Exchange</w:t>
+        <w:t xml:space="preserve">• Aboriginal Front Door - BC 211</w:t>
       </w:r>
       <w:r>
         <w:rPr>
@@ -7724,7 +8232,7 @@
           <w:sz-cs w:val="20"/>
           <w:color w:val="4466AA"/>
         </w:rPr>
-        <w:t xml:space="preserve">https://learningexchange.ubc.ca/</w:t>
+        <w:t xml:space="preserve">https://bc.211.ca/agency-details/aboriginal-front-door-society-9490654/</w:t>
       </w:r>
       <w:r>
         <w:rPr>
@@ -7747,30 +8255,30 @@
           <w:sz-cs w:val="20"/>
           <w:color w:val="555555"/>
         </w:rPr>
-        <w:t xml:space="preserve">Official program website</w:t>
-      </w:r>
-      <w:r>
-        <w:rPr>
-          <w:rFonts w:ascii="Helvetica" w:hAnsi="Helvetica" w:cs="Helvetica"/>
-          <w:sz w:val="20"/>
-          <w:sz-cs w:val="20"/>
-        </w:rPr>
-        <w:t xml:space="preserve"/>
-      </w:r>
-    </w:p>
-    <w:p>
-      <w:pPr>
-        <w:ind w:left="180" w:first-line="-180"/>
-        <w:spacing w:after="20"/>
-      </w:pPr>
-      <w:r>
-        <w:rPr>
-          <w:rFonts w:ascii="Helvetica" w:hAnsi="Helvetica" w:cs="Helvetica"/>
-          <w:sz w:val="20"/>
-          <w:sz-cs w:val="20"/>
-          <w:b/>
-        </w:rPr>
-        <w:t xml:space="preserve">• Who We Are</w:t>
+        <w:t xml:space="preserve">Services overview and access information</w:t>
+      </w:r>
+      <w:r>
+        <w:rPr>
+          <w:rFonts w:ascii="Helvetica" w:hAnsi="Helvetica" w:cs="Helvetica"/>
+          <w:sz w:val="20"/>
+          <w:sz-cs w:val="20"/>
+        </w:rPr>
+        <w:t xml:space="preserve"/>
+      </w:r>
+    </w:p>
+    <w:p>
+      <w:pPr>
+        <w:ind w:left="180" w:first-line="-180"/>
+        <w:spacing w:after="20"/>
+      </w:pPr>
+      <w:r>
+        <w:rPr>
+          <w:rFonts w:ascii="Helvetica" w:hAnsi="Helvetica" w:cs="Helvetica"/>
+          <w:sz w:val="20"/>
+          <w:sz-cs w:val="20"/>
+          <w:b/>
+        </w:rPr>
+        <w:t xml:space="preserve">• LinkVan - Aboriginal Front Door</w:t>
       </w:r>
       <w:r>
         <w:rPr>
@@ -7793,7 +8301,7 @@
           <w:sz-cs w:val="20"/>
           <w:color w:val="4466AA"/>
         </w:rPr>
-        <w:t xml:space="preserve">https://learningexchange.ubc.ca/about-us/</w:t>
+        <w:t xml:space="preserve">https://linkvan.ca/resources/aboriginal-front-door-society/</w:t>
       </w:r>
       <w:r>
         <w:rPr>
@@ -7816,145 +8324,7 @@
           <w:sz-cs w:val="20"/>
           <w:color w:val="555555"/>
         </w:rPr>
-        <w:t xml:space="preserve">Program model and reciprocal learning approach</w:t>
-      </w:r>
-      <w:r>
-        <w:rPr>
-          <w:rFonts w:ascii="Helvetica" w:hAnsi="Helvetica" w:cs="Helvetica"/>
-          <w:sz w:val="20"/>
-          <w:sz-cs w:val="20"/>
-        </w:rPr>
-        <w:t xml:space="preserve"/>
-      </w:r>
-    </w:p>
-    <w:p>
-      <w:pPr>
-        <w:ind w:left="180" w:first-line="-180"/>
-        <w:spacing w:after="20"/>
-      </w:pPr>
-      <w:r>
-        <w:rPr>
-          <w:rFonts w:ascii="Helvetica" w:hAnsi="Helvetica" w:cs="Helvetica"/>
-          <w:sz w:val="20"/>
-          <w:sz-cs w:val="20"/>
-          <w:b/>
-        </w:rPr>
-        <w:t xml:space="preserve">• Place-Based Learning in the DTES</w:t>
-      </w:r>
-      <w:r>
-        <w:rPr>
-          <w:rFonts w:ascii="Helvetica" w:hAnsi="Helvetica" w:cs="Helvetica"/>
-          <w:sz w:val="20"/>
-          <w:sz-cs w:val="20"/>
-        </w:rPr>
-        <w:t xml:space="preserve"/>
-      </w:r>
-    </w:p>
-    <w:p>
-      <w:pPr>
-        <w:ind w:left="540"/>
-        <w:spacing w:after="20"/>
-      </w:pPr>
-      <w:r>
-        <w:rPr>
-          <w:rFonts w:ascii="Helvetica" w:hAnsi="Helvetica" w:cs="Helvetica"/>
-          <w:sz w:val="20"/>
-          <w:sz-cs w:val="20"/>
-          <w:color w:val="4466AA"/>
-        </w:rPr>
-        <w:t xml:space="preserve">https://learningexchange.ubc.ca/ubc-student-learning/</w:t>
-      </w:r>
-      <w:r>
-        <w:rPr>
-          <w:rFonts w:ascii="Helvetica" w:hAnsi="Helvetica" w:cs="Helvetica"/>
-          <w:sz w:val="20"/>
-          <w:sz-cs w:val="20"/>
-        </w:rPr>
-        <w:t xml:space="preserve"/>
-      </w:r>
-    </w:p>
-    <w:p>
-      <w:pPr>
-        <w:ind w:left="540"/>
-        <w:spacing w:after="60"/>
-      </w:pPr>
-      <w:r>
-        <w:rPr>
-          <w:rFonts w:ascii="Helvetica" w:hAnsi="Helvetica" w:cs="Helvetica"/>
-          <w:sz w:val="20"/>
-          <w:sz-cs w:val="20"/>
-          <w:color w:val="555555"/>
-        </w:rPr>
-        <w:t xml:space="preserve">How 612 Main Street supports community learning</w:t>
-      </w:r>
-      <w:r>
-        <w:rPr>
-          <w:rFonts w:ascii="Helvetica" w:hAnsi="Helvetica" w:cs="Helvetica"/>
-          <w:sz w:val="20"/>
-          <w:sz-cs w:val="20"/>
-        </w:rPr>
-        <w:t xml:space="preserve"/>
-      </w:r>
-    </w:p>
-    <w:p>
-      <w:pPr>
-        <w:ind w:left="180" w:first-line="-180"/>
-        <w:spacing w:after="20"/>
-      </w:pPr>
-      <w:r>
-        <w:rPr>
-          <w:rFonts w:ascii="Helvetica" w:hAnsi="Helvetica" w:cs="Helvetica"/>
-          <w:sz w:val="20"/>
-          <w:sz-cs w:val="20"/>
-          <w:b/>
-        </w:rPr>
-        <w:t xml:space="preserve">• UBC Today: Learning Exchange at 20 Years</w:t>
-      </w:r>
-      <w:r>
-        <w:rPr>
-          <w:rFonts w:ascii="Helvetica" w:hAnsi="Helvetica" w:cs="Helvetica"/>
-          <w:sz w:val="20"/>
-          <w:sz-cs w:val="20"/>
-        </w:rPr>
-        <w:t xml:space="preserve"/>
-      </w:r>
-    </w:p>
-    <w:p>
-      <w:pPr>
-        <w:ind w:left="540"/>
-        <w:spacing w:after="20"/>
-      </w:pPr>
-      <w:r>
-        <w:rPr>
-          <w:rFonts w:ascii="Helvetica" w:hAnsi="Helvetica" w:cs="Helvetica"/>
-          <w:sz w:val="20"/>
-          <w:sz-cs w:val="20"/>
-          <w:color w:val="4466AA"/>
-        </w:rPr>
-        <w:t xml:space="preserve">https://learningexchange.ubc.ca/ubc-learning-exchange-reopens-marks-20-years-in-the-downtown-eastside/</w:t>
-      </w:r>
-      <w:r>
-        <w:rPr>
-          <w:rFonts w:ascii="Helvetica" w:hAnsi="Helvetica" w:cs="Helvetica"/>
-          <w:sz w:val="20"/>
-          <w:sz-cs w:val="20"/>
-        </w:rPr>
-        <w:t xml:space="preserve"/>
-      </w:r>
-    </w:p>
-    <w:p>
-      <w:pPr>
-        <w:ind w:left="540"/>
-        <w:spacing w:after="60"/>
-      </w:pPr>
-      <w:r>
-        <w:rPr>
-          <w:rFonts w:ascii="Helvetica" w:hAnsi="Helvetica" w:cs="Helvetica"/>
-          <w:sz w:val="20"/>
-          <w:sz-cs w:val="20"/>
-          <w:color w:val="555555"/>
-        </w:rPr>
-        <w:t xml:space="preserve">History and community impact profile</w:t>
+        <w:t xml:space="preserve">Drop-in hours and current program schedule</w:t>
       </w:r>
       <w:r>
         <w:rPr>
@@ -7987,7 +8357,7 @@
           <w:sz-cs w:val="28"/>
           <w:b/>
         </w:rPr>
-        <w:t xml:space="preserve">Stop 3: Downtown Eastside Community Land Trust</w:t>
+        <w:t xml:space="preserve">Stop 3: UBC Learning Exchange</w:t>
       </w:r>
       <w:r>
         <w:rPr>
@@ -8010,7 +8380,7 @@
           <w:i/>
           <w:color w:val="555555"/>
         </w:rPr>
-        <w:t xml:space="preserve">Location: 222 Keefer St, Vancouver</w:t>
+        <w:t xml:space="preserve">Location: 612 Main St, Vancouver</w:t>
       </w:r>
       <w:r>
         <w:rPr>
@@ -8040,7 +8410,7 @@
           <w:sz w:val="28"/>
           <w:sz-cs w:val="28"/>
         </w:rPr>
-        <w:t xml:space="preserve">CLT Buildings: 2 | First Acquisition: 2026 | Governance: Community-led</w:t>
+        <w:t xml:space="preserve">Since: 2000 | Focus: Education | Location: 612 Main St</w:t>
       </w:r>
     </w:p>
     <w:p>
@@ -8084,32 +8454,32 @@
           <w:sz-cs w:val="24"/>
           <w:b/>
         </w:rPr>
-        <w:t xml:space="preserve">Downtown Eastside Community Land Trust (DTES CLT)</w:t>
-      </w:r>
-      <w:r>
-        <w:rPr>
-          <w:rFonts w:ascii="Helvetica" w:hAnsi="Helvetica" w:cs="Helvetica"/>
-          <w:sz w:val="24"/>
-          <w:sz-cs w:val="24"/>
-        </w:rPr>
-        <w:t xml:space="preserve"> is a community-governed non-profit that acquires privately owned buildings and transfers them into permanent community ownership. Founded in 2020 and formally incorporated in January 2023, the CLT operates under </w:t>
-      </w:r>
-      <w:r>
-        <w:rPr>
-          <w:rFonts w:ascii="Helvetica" w:hAnsi="Helvetica" w:cs="Helvetica"/>
-          <w:sz w:val="24"/>
-          <w:sz-cs w:val="24"/>
-          <w:b/>
-        </w:rPr>
-        <w:t xml:space="preserve">Indigenous co-leadership</w:t>
-      </w:r>
-      <w:r>
-        <w:rPr>
-          <w:rFonts w:ascii="Helvetica" w:hAnsi="Helvetica" w:cs="Helvetica"/>
-          <w:sz w:val="24"/>
-          <w:sz-cs w:val="24"/>
-        </w:rPr>
-        <w:t xml:space="preserve"> with a decolonized governance model co-led by Indigenous peoples and those with lived experience of housing precarity.</w:t>
+        <w:t xml:space="preserve">UBC Learning Exchange</w:t>
+      </w:r>
+      <w:r>
+        <w:rPr>
+          <w:rFonts w:ascii="Helvetica" w:hAnsi="Helvetica" w:cs="Helvetica"/>
+          <w:sz w:val="24"/>
+          <w:sz-cs w:val="24"/>
+        </w:rPr>
+        <w:t xml:space="preserve"> has operated at 612 Main Street since 2000, serving as a bridge between UBC and the Downtown Eastside community. Programming is grounded in </w:t>
+      </w:r>
+      <w:r>
+        <w:rPr>
+          <w:rFonts w:ascii="Helvetica" w:hAnsi="Helvetica" w:cs="Helvetica"/>
+          <w:sz w:val="24"/>
+          <w:sz-cs w:val="24"/>
+          <w:b/>
+        </w:rPr>
+        <w:t xml:space="preserve">reciprocal learning</w:t>
+      </w:r>
+      <w:r>
+        <w:rPr>
+          <w:rFonts w:ascii="Helvetica" w:hAnsi="Helvetica" w:cs="Helvetica"/>
+          <w:sz w:val="24"/>
+          <w:sz-cs w:val="24"/>
+        </w:rPr>
+        <w:t xml:space="preserve">: residents access free educational opportunities, while UBC students and faculty engage in community-informed teaching and research.</w:t>
       </w:r>
     </w:p>
     <w:p>
@@ -8122,41 +8492,7 @@
           <w:sz w:val="24"/>
           <w:sz-cs w:val="24"/>
         </w:rPr>
-        <w:t xml:space="preserve">The CLT's governance structure includes a </w:t>
-      </w:r>
-      <w:r>
-        <w:rPr>
-          <w:rFonts w:ascii="Helvetica" w:hAnsi="Helvetica" w:cs="Helvetica"/>
-          <w:sz w:val="24"/>
-          <w:sz-cs w:val="24"/>
-          <w:b/>
-        </w:rPr>
-        <w:t xml:space="preserve">community-elected board</w:t>
-      </w:r>
-      <w:r>
-        <w:rPr>
-          <w:rFonts w:ascii="Helvetica" w:hAnsi="Helvetica" w:cs="Helvetica"/>
-          <w:sz w:val="24"/>
-          <w:sz-cs w:val="24"/>
-        </w:rPr>
-        <w:t xml:space="preserve"> and a </w:t>
-      </w:r>
-      <w:r>
-        <w:rPr>
-          <w:rFonts w:ascii="Helvetica" w:hAnsi="Helvetica" w:cs="Helvetica"/>
-          <w:sz w:val="24"/>
-          <w:sz-cs w:val="24"/>
-          <w:b/>
-        </w:rPr>
-        <w:t xml:space="preserve">tenant and elder sub-committee</w:t>
-      </w:r>
-      <w:r>
-        <w:rPr>
-          <w:rFonts w:ascii="Helvetica" w:hAnsi="Helvetica" w:cs="Helvetica"/>
-          <w:sz w:val="24"/>
-          <w:sz-cs w:val="24"/>
-        </w:rPr>
-        <w:t xml:space="preserve"> that meets monthly to provide input on building acquisitions, renovations, and operations. This model ensures that those most affected by housing instability have direct decision-making power.</w:t>
+        <w:t xml:space="preserve">Core programs include computer and digital literacy support, conversation and communication workshops, and collaborative projects shaped by resident-identified priorities. The Learning Exchange also serves as a venue for community-engaged research events.</w:t>
       </w:r>
     </w:p>
     <w:p>
@@ -8169,41 +8505,24 @@
           <w:sz w:val="24"/>
           <w:sz-cs w:val="24"/>
         </w:rPr>
-        <w:t xml:space="preserve">In February 2026, DTES CLT </w:t>
-      </w:r>
-      <w:r>
-        <w:rPr>
-          <w:rFonts w:ascii="Helvetica" w:hAnsi="Helvetica" w:cs="Helvetica"/>
-          <w:sz w:val="24"/>
-          <w:sz-cs w:val="24"/>
-          <w:b/>
-        </w:rPr>
-        <w:t xml:space="preserve">officially took possession of Powell Rooms</w:t>
-      </w:r>
-      <w:r>
-        <w:rPr>
-          <w:rFonts w:ascii="Helvetica" w:hAnsi="Helvetica" w:cs="Helvetica"/>
-          <w:sz w:val="24"/>
-          <w:sz-cs w:val="24"/>
-        </w:rPr>
-        <w:t xml:space="preserve"> — its first building acquisition. The CLT is also the operating partner for </w:t>
-      </w:r>
-      <w:r>
-        <w:rPr>
-          <w:rFonts w:ascii="Helvetica" w:hAnsi="Helvetica" w:cs="Helvetica"/>
-          <w:sz w:val="24"/>
-          <w:sz-cs w:val="24"/>
-          <w:b/>
-        </w:rPr>
-        <w:t xml:space="preserve">Keefer Rooms (48 units)</w:t>
-      </w:r>
-      <w:r>
-        <w:rPr>
-          <w:rFonts w:ascii="Helvetica" w:hAnsi="Helvetica" w:cs="Helvetica"/>
-          <w:sz w:val="24"/>
-          <w:sz-cs w:val="24"/>
-        </w:rPr>
-        <w:t xml:space="preserve">, purchased by BC Housing in October 2023.</w:t>
+        <w:t xml:space="preserve">In June 2025, UBC's Housing Research Collaborative held </w:t>
+      </w:r>
+      <w:r>
+        <w:rPr>
+          <w:rFonts w:ascii="Helvetica" w:hAnsi="Helvetica" w:cs="Helvetica"/>
+          <w:sz w:val="24"/>
+          <w:sz-cs w:val="24"/>
+          <w:b/>
+        </w:rPr>
+        <w:t xml:space="preserve">"Confronting Sweeps: Reimagining Advocacy for Tent Cities"</w:t>
+      </w:r>
+      <w:r>
+        <w:rPr>
+          <w:rFonts w:ascii="Helvetica" w:hAnsi="Helvetica" w:cs="Helvetica"/>
+          <w:sz w:val="24"/>
+          <w:sz-cs w:val="24"/>
+        </w:rPr>
+        <w:t xml:space="preserve"> at the Learning Exchange. The workshop brought together 40 participants — legal experts, frontline workers, community organizers, and individuals with lived experience — to examine how municipal bylaws and zoning policies continue to displace unhoused residents. The resulting report proposes classifying encampment supports as core policy decisions and shifting toward legal tools that emphasize human dignity and community accountability.</w:t>
       </w:r>
     </w:p>
     <w:p>
@@ -8240,7 +8559,7 @@
           <w:sz-cs w:val="24"/>
           <w:b/>
         </w:rPr>
-        <w:t xml:space="preserve">1. Community Ownership Model</w:t>
+        <w:t xml:space="preserve">1. Community Programs</w:t>
       </w:r>
       <w:r>
         <w:rPr>
@@ -8249,7 +8568,7 @@
           <w:sz-cs w:val="18"/>
           <w:color w:val="555555"/>
         </w:rPr>
-        <w:t xml:space="preserve"> [Land trust]</w:t>
+        <w:t xml:space="preserve"> [Education]</w:t>
       </w:r>
       <w:r>
         <w:rPr>
@@ -8271,7 +8590,7 @@
           <w:sz w:val="18"/>
           <w:sz-cs w:val="18"/>
         </w:rPr>
-        <w:t xml:space="preserve">DTES CLT acquires and stewards SRO buildings as permanently community-owned housing.</w:t>
+        <w:t xml:space="preserve">Free, resident-centered learning programs are delivered at 612 Main Street.</w:t>
       </w:r>
     </w:p>
     <w:p>
@@ -8286,7 +8605,7 @@
           <w:sz-cs w:val="18"/>
           <w:b/>
         </w:rPr>
-        <w:t xml:space="preserve">2. Powell Rooms (23 units)</w:t>
+        <w:t xml:space="preserve">2. Research Partnerships</w:t>
       </w:r>
       <w:r>
         <w:rPr>
@@ -8295,7 +8614,7 @@
           <w:sz-cs w:val="18"/>
           <w:color w:val="555555"/>
         </w:rPr>
-        <w:t xml:space="preserve"> [First acquisition]</w:t>
+        <w:t xml:space="preserve"> [Research]</w:t>
       </w:r>
       <w:r>
         <w:rPr>
@@ -8317,7 +8636,7 @@
           <w:sz w:val="18"/>
           <w:sz-cs w:val="18"/>
         </w:rPr>
-        <w:t xml:space="preserve">DTES CLT's first acquisition, completed February 2026. Funded through a $1M Reaching Home federal grant, City SRO upgrade funding, and philanthropic donations. Total cost: ~$2.5M. Includes ground-floor childcare by Promise Vancouver.</w:t>
+        <w:t xml:space="preserve">Community priorities are integrated into UBC teaching and research projects.</w:t>
       </w:r>
     </w:p>
     <w:p>
@@ -8332,7 +8651,7 @@
           <w:sz-cs w:val="18"/>
           <w:b/>
         </w:rPr>
-        <w:t xml:space="preserve">3. Keefer Rooms (48 units)</w:t>
+        <w:t xml:space="preserve">3. Student Involvement</w:t>
       </w:r>
       <w:r>
         <w:rPr>
@@ -8341,7 +8660,7 @@
           <w:sz-cs w:val="18"/>
           <w:color w:val="555555"/>
         </w:rPr>
-        <w:t xml:space="preserve"> [BC Housing partnership]</w:t>
+        <w:t xml:space="preserve"> [Partnership]</w:t>
       </w:r>
       <w:r>
         <w:rPr>
@@ -8363,7 +8682,7 @@
           <w:sz w:val="18"/>
           <w:sz-cs w:val="18"/>
         </w:rPr>
-        <w:t xml:space="preserve">Purchased by BC Housing for $8.2M in October 2023 after a 2022 fire displaced 39 residents. DTES CLT operates the building in partnership with BC Housing; over time, the lease may transfer fully to DTES CLT. Renovations included window, electrical, and fire-system upgrades.</w:t>
+        <w:t xml:space="preserve">Students participate through service learning and community-engaged coursework.</w:t>
       </w:r>
     </w:p>
     <w:p>
@@ -8378,7 +8697,7 @@
           <w:sz-cs w:val="18"/>
           <w:b/>
         </w:rPr>
-        <w:t xml:space="preserve">4. CLT Governance Model</w:t>
+        <w:t xml:space="preserve">4. Resource Access</w:t>
       </w:r>
       <w:r>
         <w:rPr>
@@ -8387,7 +8706,7 @@
           <w:sz-cs w:val="18"/>
           <w:color w:val="555555"/>
         </w:rPr>
-        <w:t xml:space="preserve"> [Community governance]</w:t>
+        <w:t xml:space="preserve"> [Access]</w:t>
       </w:r>
       <w:r>
         <w:rPr>
@@ -8409,7 +8728,7 @@
           <w:sz w:val="18"/>
           <w:sz-cs w:val="18"/>
         </w:rPr>
-        <w:t xml:space="preserve">Community-elected board with Indigenous co-leadership. A tenant and elder sub-committee meets monthly to guide acquisition decisions, building design, and operations. Grounded in decolonized, non-hierarchical governance.</w:t>
+        <w:t xml:space="preserve">Pathways connect the neighbourhood to UBC resources and public-facing services.</w:t>
       </w:r>
     </w:p>
     <w:p>
@@ -8423,29 +8742,29 @@
           <w:sz-cs w:val="24"/>
           <w:b/>
         </w:rPr>
-        <w:t xml:space="preserve">Partners &amp; Work</w:t>
-      </w:r>
-      <w:r>
-        <w:rPr>
-          <w:rFonts w:ascii="Helvetica" w:hAnsi="Helvetica" w:cs="Helvetica"/>
-          <w:sz w:val="24"/>
-          <w:sz-cs w:val="24"/>
-        </w:rPr>
-        <w:t xml:space="preserve"/>
-      </w:r>
-    </w:p>
-    <w:p>
-      <w:pPr>
-        <w:spacing w:after="30"/>
-      </w:pPr>
-      <w:r>
-        <w:rPr>
-          <w:rFonts w:ascii="Helvetica" w:hAnsi="Helvetica" w:cs="Helvetica"/>
-          <w:sz w:val="24"/>
-          <w:sz-cs w:val="24"/>
-          <w:b/>
-        </w:rPr>
-        <w:t xml:space="preserve">Powell Rooms — First CLT Acquisition</w:t>
+        <w:t xml:space="preserve">Programs</w:t>
+      </w:r>
+      <w:r>
+        <w:rPr>
+          <w:rFonts w:ascii="Helvetica" w:hAnsi="Helvetica" w:cs="Helvetica"/>
+          <w:sz w:val="24"/>
+          <w:sz-cs w:val="24"/>
+        </w:rPr>
+        <w:t xml:space="preserve"/>
+      </w:r>
+    </w:p>
+    <w:p>
+      <w:pPr>
+        <w:spacing w:after="30"/>
+      </w:pPr>
+      <w:r>
+        <w:rPr>
+          <w:rFonts w:ascii="Helvetica" w:hAnsi="Helvetica" w:cs="Helvetica"/>
+          <w:sz w:val="24"/>
+          <w:sz-cs w:val="24"/>
+          <w:b/>
+        </w:rPr>
+        <w:t xml:space="preserve">Program Model</w:t>
       </w:r>
       <w:r>
         <w:rPr>
@@ -8466,24 +8785,29 @@
           <w:sz w:val="24"/>
           <w:sz-cs w:val="24"/>
         </w:rPr>
-        <w:t xml:space="preserve">In February 2026, DTES CLT completed its first building acquisition: </w:t>
-      </w:r>
-      <w:r>
-        <w:rPr>
-          <w:rFonts w:ascii="Helvetica" w:hAnsi="Helvetica" w:cs="Helvetica"/>
-          <w:sz w:val="24"/>
-          <w:sz-cs w:val="24"/>
-          <w:b/>
-        </w:rPr>
-        <w:t xml:space="preserve">Powell Rooms</w:t>
-      </w:r>
-      <w:r>
-        <w:rPr>
-          <w:rFonts w:ascii="Helvetica" w:hAnsi="Helvetica" w:cs="Helvetica"/>
-          <w:sz w:val="24"/>
-          <w:sz-cs w:val="24"/>
-        </w:rPr>
-        <w:t xml:space="preserve">, a 23-unit SRO with ground-floor childcare operated by Promise Vancouver. The previous owner, Rob Harden, sold the property after owning it since 2005.</w:t>
+        <w:t xml:space="preserve">The Learning Exchange builds all programs with community members and local organizations — not as one-way outreach. Residents shape program priorities, and their knowledge is reflected in project design and evaluation.</w:t>
+      </w:r>
+    </w:p>
+    <w:p>
+      <w:pPr>
+        <w:spacing w:after="30"/>
+      </w:pPr>
+      <w:r>
+        <w:rPr>
+          <w:rFonts w:ascii="Helvetica" w:hAnsi="Helvetica" w:cs="Helvetica"/>
+          <w:sz w:val="24"/>
+          <w:sz-cs w:val="24"/>
+          <w:b/>
+        </w:rPr>
+        <w:t xml:space="preserve">Education and Skills</w:t>
+      </w:r>
+      <w:r>
+        <w:rPr>
+          <w:rFonts w:ascii="Helvetica" w:hAnsi="Helvetica" w:cs="Helvetica"/>
+          <w:sz w:val="24"/>
+          <w:sz-cs w:val="24"/>
+        </w:rPr>
+        <w:t xml:space="preserve"/>
       </w:r>
     </w:p>
     <w:p>
@@ -8496,38 +8820,21 @@
           <w:sz w:val="24"/>
           <w:sz-cs w:val="24"/>
         </w:rPr>
-        <w:t xml:space="preserve">The ~$2.5 million acquisition was funded through a </w:t>
-      </w:r>
-      <w:r>
-        <w:rPr>
-          <w:rFonts w:ascii="Helvetica" w:hAnsi="Helvetica" w:cs="Helvetica"/>
-          <w:sz w:val="24"/>
-          <w:sz-cs w:val="24"/>
-          <w:b/>
-        </w:rPr>
-        <w:t xml:space="preserve">$1 million Reaching Home federal grant</w:t>
-      </w:r>
-      <w:r>
-        <w:rPr>
-          <w:rFonts w:ascii="Helvetica" w:hAnsi="Helvetica" w:cs="Helvetica"/>
-          <w:sz w:val="24"/>
-          <w:sz-cs w:val="24"/>
-        </w:rPr>
-        <w:t xml:space="preserve">, approximately $230,000 from a City of Vancouver SRO upgrade program, and philanthropic donations. The CLT had secured approximately 85% of required funds before closing.</w:t>
-      </w:r>
-    </w:p>
-    <w:p>
-      <w:pPr>
-        <w:spacing w:after="30"/>
-      </w:pPr>
-      <w:r>
-        <w:rPr>
-          <w:rFonts w:ascii="Helvetica" w:hAnsi="Helvetica" w:cs="Helvetica"/>
-          <w:sz w:val="24"/>
-          <w:sz-cs w:val="24"/>
-          <w:b/>
-        </w:rPr>
-        <w:t xml:space="preserve">Keefer Rooms — BC Housing Partnership</w:t>
+        <w:t xml:space="preserve">Activities include computer and digital literacy support, communication and conversation workshops, and sessions responding to resident-identified interests. These programs prioritize equitable access and digital inclusion for DTES residents.</w:t>
+      </w:r>
+    </w:p>
+    <w:p>
+      <w:pPr>
+        <w:spacing w:after="30"/>
+      </w:pPr>
+      <w:r>
+        <w:rPr>
+          <w:rFonts w:ascii="Helvetica" w:hAnsi="Helvetica" w:cs="Helvetica"/>
+          <w:sz w:val="24"/>
+          <w:sz-cs w:val="24"/>
+          <w:b/>
+        </w:rPr>
+        <w:t xml:space="preserve">Research and Events</w:t>
       </w:r>
       <w:r>
         <w:rPr>
@@ -8548,41 +8855,58 @@
           <w:sz w:val="24"/>
           <w:sz-cs w:val="24"/>
         </w:rPr>
-        <w:t xml:space="preserve">In October 2023, BC Housing purchased Keefer Rooms (48 SRO units at 222 Keefer St) for </w:t>
-      </w:r>
-      <w:r>
-        <w:rPr>
-          <w:rFonts w:ascii="Helvetica" w:hAnsi="Helvetica" w:cs="Helvetica"/>
-          <w:sz w:val="24"/>
-          <w:sz-cs w:val="24"/>
-          <w:b/>
-        </w:rPr>
-        <w:t xml:space="preserve">$8.2 million</w:t>
-      </w:r>
-      <w:r>
-        <w:rPr>
-          <w:rFonts w:ascii="Helvetica" w:hAnsi="Helvetica" w:cs="Helvetica"/>
-          <w:sz w:val="24"/>
-          <w:sz-cs w:val="24"/>
-        </w:rPr>
-        <w:t xml:space="preserve"> after a September 2022 fire displaced 39 residents. The building had been vacant for over a year. DTES CLT was named the </w:t>
-      </w:r>
-      <w:r>
-        <w:rPr>
-          <w:rFonts w:ascii="Helvetica" w:hAnsi="Helvetica" w:cs="Helvetica"/>
-          <w:sz w:val="24"/>
-          <w:sz-cs w:val="24"/>
-          <w:b/>
-        </w:rPr>
-        <w:t xml:space="preserve">operating partner</w:t>
-      </w:r>
-      <w:r>
-        <w:rPr>
-          <w:rFonts w:ascii="Helvetica" w:hAnsi="Helvetica" w:cs="Helvetica"/>
-          <w:sz w:val="24"/>
-          <w:sz-cs w:val="24"/>
-        </w:rPr>
-        <w:t xml:space="preserve">, with the DTES SRO Collaborative overseeing tenant-led programming including harm reduction and fire safety.</w:t>
+        <w:t xml:space="preserve">The Learning Exchange hosts community-engaged research events that bridge academic analysis with lived experience. In June 2025, UBC's </w:t>
+      </w:r>
+      <w:r>
+        <w:rPr>
+          <w:rFonts w:ascii="Helvetica" w:hAnsi="Helvetica" w:cs="Helvetica"/>
+          <w:sz w:val="24"/>
+          <w:sz-cs w:val="24"/>
+          <w:b/>
+        </w:rPr>
+        <w:t xml:space="preserve">Housing Research Collaborative (HRC)</w:t>
+      </w:r>
+      <w:r>
+        <w:rPr>
+          <w:rFonts w:ascii="Helvetica" w:hAnsi="Helvetica" w:cs="Helvetica"/>
+          <w:sz w:val="24"/>
+          <w:sz-cs w:val="24"/>
+        </w:rPr>
+        <w:t xml:space="preserve"> held the </w:t>
+      </w:r>
+      <w:r>
+        <w:rPr>
+          <w:rFonts w:ascii="Helvetica" w:hAnsi="Helvetica" w:cs="Helvetica"/>
+          <w:sz w:val="24"/>
+          <w:sz-cs w:val="24"/>
+          <w:b/>
+        </w:rPr>
+        <w:t xml:space="preserve">"Confronting Sweeps: Reimagining Advocacy for Tent Cities"</w:t>
+      </w:r>
+      <w:r>
+        <w:rPr>
+          <w:rFonts w:ascii="Helvetica" w:hAnsi="Helvetica" w:cs="Helvetica"/>
+          <w:sz w:val="24"/>
+          <w:sz-cs w:val="24"/>
+        </w:rPr>
+        <w:t xml:space="preserve"> workshop at the Learning Exchange, convening </w:t>
+      </w:r>
+      <w:r>
+        <w:rPr>
+          <w:rFonts w:ascii="Helvetica" w:hAnsi="Helvetica" w:cs="Helvetica"/>
+          <w:sz w:val="24"/>
+          <w:sz-cs w:val="24"/>
+          <w:b/>
+        </w:rPr>
+        <w:t xml:space="preserve">40 participants</w:t>
+      </w:r>
+      <w:r>
+        <w:rPr>
+          <w:rFonts w:ascii="Helvetica" w:hAnsi="Helvetica" w:cs="Helvetica"/>
+          <w:sz w:val="24"/>
+          <w:sz-cs w:val="24"/>
+        </w:rPr>
+        <w:t xml:space="preserve"> — legal experts, frontline workers, community organizers, and individuals with lived experience of homelessness — to reimagine policy responses to encampment displacement.</w:t>
       </w:r>
     </w:p>
     <w:p>
@@ -8595,38 +8919,21 @@
           <w:sz w:val="24"/>
           <w:sz-cs w:val="24"/>
         </w:rPr>
-        <w:t xml:space="preserve">Renovations included window replacements and electrical and fire-system upgrades. The building was targeted for reopening in spring 2025. Over time, </w:t>
-      </w:r>
-      <w:r>
-        <w:rPr>
-          <w:rFonts w:ascii="Helvetica" w:hAnsi="Helvetica" w:cs="Helvetica"/>
-          <w:sz w:val="24"/>
-          <w:sz-cs w:val="24"/>
-          <w:b/>
-        </w:rPr>
-        <w:t xml:space="preserve">BC Housing may transfer the lease to DTES CLT</w:t>
-      </w:r>
-      <w:r>
-        <w:rPr>
-          <w:rFonts w:ascii="Helvetica" w:hAnsi="Helvetica" w:cs="Helvetica"/>
-          <w:sz w:val="24"/>
-          <w:sz-cs w:val="24"/>
-        </w:rPr>
-        <w:t xml:space="preserve">, but for now management operates as a partnership between BC Housing, the CLT, and the SRO Collaborative.</w:t>
-      </w:r>
-    </w:p>
-    <w:p>
-      <w:pPr>
-        <w:spacing w:after="30"/>
-      </w:pPr>
-      <w:r>
-        <w:rPr>
-          <w:rFonts w:ascii="Helvetica" w:hAnsi="Helvetica" w:cs="Helvetica"/>
-          <w:sz w:val="24"/>
-          <w:sz-cs w:val="24"/>
-          <w:b/>
-        </w:rPr>
-        <w:t xml:space="preserve">Governance Model</w:t>
+        <w:t xml:space="preserve">The resulting report (McKay &amp; Sethi, 2025) examines how municipal bylaws and zoning policies continue to displace unhoused residents through surveillance and control, and proposes advocacy frameworks grounded in human dignity rather than punitive enforcement. The Learning Exchange's role as host reflects its position as a trusted community space where research serves justice.</w:t>
+      </w:r>
+    </w:p>
+    <w:p>
+      <w:pPr>
+        <w:spacing w:after="30"/>
+      </w:pPr>
+      <w:r>
+        <w:rPr>
+          <w:rFonts w:ascii="Helvetica" w:hAnsi="Helvetica" w:cs="Helvetica"/>
+          <w:sz w:val="24"/>
+          <w:sz-cs w:val="24"/>
+          <w:b/>
+        </w:rPr>
+        <w:t xml:space="preserve">Community Integration</w:t>
       </w:r>
       <w:r>
         <w:rPr>
@@ -8647,278 +8954,105 @@
           <w:sz w:val="24"/>
           <w:sz-cs w:val="24"/>
         </w:rPr>
-        <w:t xml:space="preserve">The CLT uses a </w:t>
-      </w:r>
-      <w:r>
-        <w:rPr>
-          <w:rFonts w:ascii="Helvetica" w:hAnsi="Helvetica" w:cs="Helvetica"/>
-          <w:sz w:val="24"/>
-          <w:sz-cs w:val="24"/>
-          <w:b/>
-        </w:rPr>
-        <w:t xml:space="preserve">decolonized, non-hierarchical governance model</w:t>
-      </w:r>
-      <w:r>
-        <w:rPr>
-          <w:rFonts w:ascii="Helvetica" w:hAnsi="Helvetica" w:cs="Helvetica"/>
-          <w:sz w:val="24"/>
-          <w:sz-cs w:val="24"/>
-        </w:rPr>
-        <w:t xml:space="preserve"> co-led by Indigenous peoples and people with lived experience:</w:t>
-      </w:r>
-    </w:p>
-    <w:p>
-      <w:pPr>
-        <w:ind w:left="180" w:first-line="-180"/>
-        <w:spacing w:after="30"/>
-      </w:pPr>
-      <w:r>
-        <w:rPr>
-          <w:rFonts w:ascii="Helvetica" w:hAnsi="Helvetica" w:cs="Helvetica"/>
-          <w:sz w:val="24"/>
-          <w:sz-cs w:val="24"/>
-        </w:rPr>
-        <w:t xml:space="preserve">• </w:t>
-      </w:r>
-      <w:r>
-        <w:rPr>
-          <w:rFonts w:ascii="Helvetica" w:hAnsi="Helvetica" w:cs="Helvetica"/>
-          <w:sz w:val="24"/>
-          <w:sz-cs w:val="24"/>
-          <w:b/>
-        </w:rPr>
-        <w:t xml:space="preserve">Community-elected board of directors</w:t>
-      </w:r>
-      <w:r>
-        <w:rPr>
-          <w:rFonts w:ascii="Helvetica" w:hAnsi="Helvetica" w:cs="Helvetica"/>
-          <w:sz w:val="24"/>
-          <w:sz-cs w:val="24"/>
-        </w:rPr>
-        <w:t xml:space="preserve"> with Indigenous co-leadership</w:t>
-      </w:r>
-    </w:p>
-    <w:p>
-      <w:pPr>
-        <w:ind w:left="180" w:first-line="-180"/>
-        <w:spacing w:after="30"/>
-      </w:pPr>
-      <w:r>
-        <w:rPr>
-          <w:rFonts w:ascii="Helvetica" w:hAnsi="Helvetica" w:cs="Helvetica"/>
-          <w:sz w:val="24"/>
-          <w:sz-cs w:val="24"/>
-        </w:rPr>
-        <w:t xml:space="preserve">• </w:t>
-      </w:r>
-      <w:r>
-        <w:rPr>
-          <w:rFonts w:ascii="Helvetica" w:hAnsi="Helvetica" w:cs="Helvetica"/>
-          <w:sz w:val="24"/>
-          <w:sz-cs w:val="24"/>
-          <w:b/>
-        </w:rPr>
-        <w:t xml:space="preserve">Tenant and elder sub-committee</w:t>
-      </w:r>
-      <w:r>
-        <w:rPr>
-          <w:rFonts w:ascii="Helvetica" w:hAnsi="Helvetica" w:cs="Helvetica"/>
-          <w:sz w:val="24"/>
-          <w:sz-cs w:val="24"/>
-        </w:rPr>
-        <w:t xml:space="preserve"> meets monthly to guide decisions on acquisitions, furnishings, and building operations</w:t>
-      </w:r>
-    </w:p>
-    <w:p>
-      <w:pPr>
-        <w:ind w:left="180" w:first-line="-180"/>
-        <w:spacing w:after="30"/>
-      </w:pPr>
-      <w:r>
-        <w:rPr>
-          <w:rFonts w:ascii="Helvetica" w:hAnsi="Helvetica" w:cs="Helvetica"/>
-          <w:sz w:val="24"/>
-          <w:sz-cs w:val="24"/>
-        </w:rPr>
-        <w:t xml:space="preserve">• Profits are reinvested into buildings and community benefit — not extracted</w:t>
-      </w:r>
-    </w:p>
-    <w:p>
-      <w:pPr>
-        <w:ind w:left="180" w:first-line="-180"/>
-        <w:spacing w:after="30"/>
-      </w:pPr>
-      <w:r>
-        <w:rPr>
-          <w:rFonts w:ascii="Helvetica" w:hAnsi="Helvetica" w:cs="Helvetica"/>
-          <w:sz w:val="24"/>
-          <w:sz-cs w:val="24"/>
-        </w:rPr>
-        <w:t xml:space="preserve">• Properties are permanently removed from the speculative market through the trust structure</w:t>
-      </w:r>
-    </w:p>
-    <w:p>
-      <w:pPr>
-        <w:spacing w:after="30"/>
-      </w:pPr>
-      <w:r>
-        <w:rPr>
-          <w:rFonts w:ascii="Helvetica" w:hAnsi="Helvetica" w:cs="Helvetica"/>
-          <w:sz w:val="24"/>
-          <w:sz-cs w:val="24"/>
-          <w:b/>
-        </w:rPr>
-        <w:t xml:space="preserve">The CLT Model</w:t>
-      </w:r>
-      <w:r>
-        <w:rPr>
-          <w:rFonts w:ascii="Helvetica" w:hAnsi="Helvetica" w:cs="Helvetica"/>
-          <w:sz w:val="24"/>
-          <w:sz-cs w:val="24"/>
-        </w:rPr>
-        <w:t xml:space="preserve"/>
-      </w:r>
-    </w:p>
-    <w:p>
-      <w:pPr>
-        <w:spacing w:after="80"/>
-      </w:pPr>
-      <w:r>
-        <w:rPr>
-          <w:rFonts w:ascii="Helvetica" w:hAnsi="Helvetica" w:cs="Helvetica"/>
-          <w:sz w:val="24"/>
-          <w:sz-cs w:val="24"/>
-        </w:rPr>
-        <w:t xml:space="preserve">Community land trusts are non-profit corporations that acquire and hold land in perpetuity for community use. In the DTES context, the CLT model:</w:t>
-      </w:r>
-    </w:p>
-    <w:p>
-      <w:pPr>
-        <w:ind w:left="180" w:first-line="-180"/>
-        <w:spacing w:after="30"/>
-      </w:pPr>
-      <w:r>
-        <w:rPr>
-          <w:rFonts w:ascii="Helvetica" w:hAnsi="Helvetica" w:cs="Helvetica"/>
-          <w:sz w:val="24"/>
-          <w:sz-cs w:val="24"/>
-        </w:rPr>
-        <w:t xml:space="preserve">• Acquires privately owned SROs before they are lost to speculation or neglect</w:t>
-      </w:r>
-    </w:p>
-    <w:p>
-      <w:pPr>
-        <w:ind w:left="180" w:first-line="-180"/>
-        <w:spacing w:after="30"/>
-      </w:pPr>
-      <w:r>
-        <w:rPr>
-          <w:rFonts w:ascii="Helvetica" w:hAnsi="Helvetica" w:cs="Helvetica"/>
-          <w:sz w:val="24"/>
-          <w:sz-cs w:val="24"/>
-        </w:rPr>
-        <w:t xml:space="preserve">• Ensures rents remain permanently affordable — tied to income levels, not market rates</w:t>
-      </w:r>
-    </w:p>
-    <w:p>
-      <w:pPr>
-        <w:ind w:left="180" w:first-line="-180"/>
-        <w:spacing w:after="30"/>
-      </w:pPr>
-      <w:r>
-        <w:rPr>
-          <w:rFonts w:ascii="Helvetica" w:hAnsi="Helvetica" w:cs="Helvetica"/>
-          <w:sz w:val="24"/>
-          <w:sz-cs w:val="24"/>
-        </w:rPr>
-        <w:t xml:space="preserve">• Integrates </w:t>
-      </w:r>
-      <w:r>
-        <w:rPr>
-          <w:rFonts w:ascii="Helvetica" w:hAnsi="Helvetica" w:cs="Helvetica"/>
-          <w:sz w:val="24"/>
-          <w:sz-cs w:val="24"/>
-          <w:b/>
-        </w:rPr>
-        <w:t xml:space="preserve">holistic, tenant-centred housing</w:t>
-      </w:r>
-      <w:r>
-        <w:rPr>
-          <w:rFonts w:ascii="Helvetica" w:hAnsi="Helvetica" w:cs="Helvetica"/>
-          <w:sz w:val="24"/>
-          <w:sz-cs w:val="24"/>
-        </w:rPr>
-        <w:t xml:space="preserve"> designed by and for the community</w:t>
-      </w:r>
-    </w:p>
-    <w:p>
-      <w:pPr>
-        <w:ind w:left="180" w:first-line="-180"/>
-        <w:spacing w:after="30"/>
-      </w:pPr>
-      <w:r>
-        <w:rPr>
-          <w:rFonts w:ascii="Helvetica" w:hAnsi="Helvetica" w:cs="Helvetica"/>
-          <w:sz w:val="24"/>
-          <w:sz-cs w:val="24"/>
-        </w:rPr>
-        <w:t xml:space="preserve">• Partners with DTES SRO Collaborative for tenant-based initiatives in each building</w:t>
-      </w:r>
-    </w:p>
-    <w:p>
-      <w:pPr>
-        <w:ind w:left="180" w:first-line="-180"/>
-        <w:spacing w:after="30"/>
-      </w:pPr>
-      <w:r>
-        <w:rPr>
-          <w:rFonts w:ascii="Helvetica" w:hAnsi="Helvetica" w:cs="Helvetica"/>
-          <w:sz w:val="24"/>
-          <w:sz-cs w:val="24"/>
-        </w:rPr>
-        <w:t xml:space="preserve">• First acquisition (Powell Rooms, 23 units) completed February 2026</w:t>
-      </w:r>
-    </w:p>
-    <w:p>
-      <w:pPr>
-        <w:ind w:left="180" w:first-line="-180"/>
-        <w:spacing w:after="30"/>
-      </w:pPr>
-      <w:r>
-        <w:rPr>
-          <w:rFonts w:ascii="Helvetica" w:hAnsi="Helvetica" w:cs="Helvetica"/>
-          <w:sz w:val="24"/>
-          <w:sz-cs w:val="24"/>
-        </w:rPr>
-        <w:t xml:space="preserve">• Keefer Rooms (48 units) operated in partnership with BC Housing</w:t>
-      </w:r>
-    </w:p>
-    <w:p>
-      <w:pPr>
-        <w:ind w:left="180" w:first-line="-180"/>
-        <w:spacing w:after="30"/>
-      </w:pPr>
-      <w:r>
-        <w:rPr>
-          <w:rFonts w:ascii="Helvetica" w:hAnsi="Helvetica" w:cs="Helvetica"/>
-          <w:sz w:val="24"/>
-          <w:sz-cs w:val="24"/>
-        </w:rPr>
-        <w:t xml:space="preserve">• Indigenous co-leadership with tenant and elder sub-committee governance</w:t>
-      </w:r>
-    </w:p>
-    <w:p>
-      <w:pPr>
-        <w:ind w:left="180" w:first-line="-180"/>
-        <w:spacing w:after="30"/>
-      </w:pPr>
-      <w:r>
-        <w:rPr>
-          <w:rFonts w:ascii="Helvetica" w:hAnsi="Helvetica" w:cs="Helvetica"/>
-          <w:sz w:val="24"/>
-          <w:sz-cs w:val="24"/>
-        </w:rPr>
-        <w:t xml:space="preserve">• Buildings permanently removed from speculative market through trust structure</w:t>
+        <w:t xml:space="preserve">Partnerships across the DTES ensure UBC resources are shared equitably:</w:t>
+      </w:r>
+    </w:p>
+    <w:p>
+      <w:pPr>
+        <w:ind w:left="180" w:first-line="-180"/>
+        <w:spacing w:after="30"/>
+      </w:pPr>
+      <w:r>
+        <w:rPr>
+          <w:rFonts w:ascii="Helvetica" w:hAnsi="Helvetica" w:cs="Helvetica"/>
+          <w:sz w:val="24"/>
+          <w:sz-cs w:val="24"/>
+        </w:rPr>
+        <w:t xml:space="preserve">• Resident-informed programming shapes digital inclusion and education offerings</w:t>
+      </w:r>
+    </w:p>
+    <w:p>
+      <w:pPr>
+        <w:ind w:left="180" w:first-line="-180"/>
+        <w:spacing w:after="30"/>
+      </w:pPr>
+      <w:r>
+        <w:rPr>
+          <w:rFonts w:ascii="Helvetica" w:hAnsi="Helvetica" w:cs="Helvetica"/>
+          <w:sz w:val="24"/>
+          <w:sz-cs w:val="24"/>
+        </w:rPr>
+        <w:t xml:space="preserve">• Service learning pathways connect UBC students with community priorities</w:t>
+      </w:r>
+    </w:p>
+    <w:p>
+      <w:pPr>
+        <w:ind w:left="180" w:first-line="-180"/>
+        <w:spacing w:after="30"/>
+      </w:pPr>
+      <w:r>
+        <w:rPr>
+          <w:rFonts w:ascii="Helvetica" w:hAnsi="Helvetica" w:cs="Helvetica"/>
+          <w:sz w:val="24"/>
+          <w:sz-cs w:val="24"/>
+        </w:rPr>
+        <w:t xml:space="preserve">• Research collaborations bridge academic analysis with lived experience and frontline knowledge</w:t>
+      </w:r>
+    </w:p>
+    <w:p>
+      <w:pPr>
+        <w:ind w:left="180" w:first-line="-180"/>
+        <w:spacing w:after="30"/>
+      </w:pPr>
+      <w:r>
+        <w:rPr>
+          <w:rFonts w:ascii="Helvetica" w:hAnsi="Helvetica" w:cs="Helvetica"/>
+          <w:sz w:val="24"/>
+          <w:sz-cs w:val="24"/>
+        </w:rPr>
+        <w:t xml:space="preserve">• Reciprocal learning hub at 612 Main Street since 2000</w:t>
+      </w:r>
+    </w:p>
+    <w:p>
+      <w:pPr>
+        <w:ind w:left="180" w:first-line="-180"/>
+        <w:spacing w:after="30"/>
+      </w:pPr>
+      <w:r>
+        <w:rPr>
+          <w:rFonts w:ascii="Helvetica" w:hAnsi="Helvetica" w:cs="Helvetica"/>
+          <w:sz w:val="24"/>
+          <w:sz-cs w:val="24"/>
+        </w:rPr>
+        <w:t xml:space="preserve">• Free digital literacy, communication, and education programs</w:t>
+      </w:r>
+    </w:p>
+    <w:p>
+      <w:pPr>
+        <w:ind w:left="180" w:first-line="-180"/>
+        <w:spacing w:after="30"/>
+      </w:pPr>
+      <w:r>
+        <w:rPr>
+          <w:rFonts w:ascii="Helvetica" w:hAnsi="Helvetica" w:cs="Helvetica"/>
+          <w:sz w:val="24"/>
+          <w:sz-cs w:val="24"/>
+        </w:rPr>
+        <w:t xml:space="preserve">• Hosted HRC's 'Confronting Sweeps' workshop in June 2025</w:t>
+      </w:r>
+    </w:p>
+    <w:p>
+      <w:pPr>
+        <w:ind w:left="180" w:first-line="-180"/>
+        <w:spacing w:after="30"/>
+      </w:pPr>
+      <w:r>
+        <w:rPr>
+          <w:rFonts w:ascii="Helvetica" w:hAnsi="Helvetica" w:cs="Helvetica"/>
+          <w:sz w:val="24"/>
+          <w:sz-cs w:val="24"/>
+        </w:rPr>
+        <w:t xml:space="preserve">• Research collaborations bridging academic and community knowledge</w:t>
       </w:r>
     </w:p>
     <w:p>
@@ -8932,6 +9066,84 @@
           <w:sz-cs w:val="24"/>
           <w:b/>
         </w:rPr>
+        <w:t xml:space="preserve">Gallery</w:t>
+      </w:r>
+      <w:r>
+        <w:rPr>
+          <w:rFonts w:ascii="Helvetica" w:hAnsi="Helvetica" w:cs="Helvetica"/>
+          <w:sz w:val="24"/>
+          <w:sz-cs w:val="24"/>
+        </w:rPr>
+        <w:t xml:space="preserve"/>
+      </w:r>
+    </w:p>
+    <w:p>
+      <w:pPr>
+        <w:ind w:left="180" w:first-line="-180"/>
+        <w:spacing w:after="30"/>
+      </w:pPr>
+      <w:r>
+        <w:rPr>
+          <w:rFonts w:ascii="Helvetica" w:hAnsi="Helvetica" w:cs="Helvetica"/>
+          <w:sz w:val="24"/>
+          <w:sz-cs w:val="24"/>
+        </w:rPr>
+        <w:t xml:space="preserve">• Front door at the UBC Learning Exchange — Source: UBC Learning Exchange</w:t>
+      </w:r>
+    </w:p>
+    <w:p>
+      <w:pPr>
+        <w:ind w:left="180" w:first-line="-180"/>
+        <w:spacing w:after="30"/>
+      </w:pPr>
+      <w:r>
+        <w:rPr>
+          <w:rFonts w:ascii="Helvetica" w:hAnsi="Helvetica" w:cs="Helvetica"/>
+          <w:sz w:val="24"/>
+          <w:sz-cs w:val="24"/>
+        </w:rPr>
+        <w:t xml:space="preserve">• Learning Exchange 20-year anniversary event — Source: UBC Learning Exchange</w:t>
+      </w:r>
+    </w:p>
+    <w:p>
+      <w:pPr>
+        <w:ind w:left="180" w:first-line="-180"/>
+        <w:spacing w:after="30"/>
+      </w:pPr>
+      <w:r>
+        <w:rPr>
+          <w:rFonts w:ascii="Helvetica" w:hAnsi="Helvetica" w:cs="Helvetica"/>
+          <w:sz w:val="24"/>
+          <w:sz-cs w:val="24"/>
+        </w:rPr>
+        <w:t xml:space="preserve">• Student learning at the UBC Learning Exchange — Source: UBC Learning Exchange</w:t>
+      </w:r>
+    </w:p>
+    <w:p>
+      <w:pPr>
+        <w:ind w:left="180" w:first-line="-180"/>
+        <w:spacing w:after="30"/>
+      </w:pPr>
+      <w:r>
+        <w:rPr>
+          <w:rFonts w:ascii="Helvetica" w:hAnsi="Helvetica" w:cs="Helvetica"/>
+          <w:sz w:val="24"/>
+          <w:sz-cs w:val="24"/>
+        </w:rPr>
+        <w:t xml:space="preserve">• Community-based research at the UBC Learning Exchange — Source: UBC Learning Exchange</w:t>
+      </w:r>
+    </w:p>
+    <w:p>
+      <w:pPr>
+        <w:spacing w:after="60"/>
+      </w:pPr>
+      <w:r>
+        <w:rPr>
+          <w:rFonts w:ascii="Helvetica" w:hAnsi="Helvetica" w:cs="Helvetica"/>
+          <w:sz w:val="24"/>
+          <w:sz-cs w:val="24"/>
+          <w:b/>
+        </w:rPr>
         <w:t xml:space="preserve">Resources</w:t>
       </w:r>
       <w:r>
@@ -8955,7 +9167,7 @@
           <w:sz-cs w:val="24"/>
           <w:b/>
         </w:rPr>
-        <w:t xml:space="preserve">• DTES SRO Collaborative</w:t>
+        <w:t xml:space="preserve">• UBC Learning Exchange</w:t>
       </w:r>
       <w:r>
         <w:rPr>
@@ -8978,7 +9190,7 @@
           <w:sz-cs w:val="20"/>
           <w:color w:val="4466AA"/>
         </w:rPr>
-        <w:t xml:space="preserve">https://srocollaborative.org/</w:t>
+        <w:t xml:space="preserve">https://learningexchange.ubc.ca/</w:t>
       </w:r>
       <w:r>
         <w:rPr>
@@ -9001,30 +9213,30 @@
           <w:sz-cs w:val="20"/>
           <w:color w:val="555555"/>
         </w:rPr>
-        <w:t xml:space="preserve">Tenant advocacy and support organization</w:t>
-      </w:r>
-      <w:r>
-        <w:rPr>
-          <w:rFonts w:ascii="Helvetica" w:hAnsi="Helvetica" w:cs="Helvetica"/>
-          <w:sz w:val="20"/>
-          <w:sz-cs w:val="20"/>
-        </w:rPr>
-        <w:t xml:space="preserve"/>
-      </w:r>
-    </w:p>
-    <w:p>
-      <w:pPr>
-        <w:ind w:left="180" w:first-line="-180"/>
-        <w:spacing w:after="20"/>
-      </w:pPr>
-      <w:r>
-        <w:rPr>
-          <w:rFonts w:ascii="Helvetica" w:hAnsi="Helvetica" w:cs="Helvetica"/>
-          <w:sz w:val="20"/>
-          <w:sz-cs w:val="20"/>
-          <w:b/>
-        </w:rPr>
-        <w:t xml:space="preserve">• DTES Neighbourhood House — SRO Collaborative Profile</w:t>
+        <w:t xml:space="preserve">Official website — reciprocal learning model, programs, and community partnerships</w:t>
+      </w:r>
+      <w:r>
+        <w:rPr>
+          <w:rFonts w:ascii="Helvetica" w:hAnsi="Helvetica" w:cs="Helvetica"/>
+          <w:sz w:val="20"/>
+          <w:sz-cs w:val="20"/>
+        </w:rPr>
+        <w:t xml:space="preserve"/>
+      </w:r>
+    </w:p>
+    <w:p>
+      <w:pPr>
+        <w:ind w:left="180" w:first-line="-180"/>
+        <w:spacing w:after="20"/>
+      </w:pPr>
+      <w:r>
+        <w:rPr>
+          <w:rFonts w:ascii="Helvetica" w:hAnsi="Helvetica" w:cs="Helvetica"/>
+          <w:sz w:val="20"/>
+          <w:sz-cs w:val="20"/>
+          <w:b/>
+        </w:rPr>
+        <w:t xml:space="preserve">• HRC — Confronting Sweeps Report</w:t>
       </w:r>
       <w:r>
         <w:rPr>
@@ -9047,7 +9259,7 @@
           <w:sz-cs w:val="20"/>
           <w:color w:val="4466AA"/>
         </w:rPr>
-        <w:t xml:space="preserve">https://www.dtesnhouse.ca/news-updates/partner-feature-sro-collaborative</w:t>
+        <w:t xml:space="preserve">https://www.hrc.ubc.ca/wp-content/uploads/2025/07/Confronting-Sweeps-Report.pdf</w:t>
       </w:r>
       <w:r>
         <w:rPr>
@@ -9070,30 +9282,30 @@
           <w:sz-cs w:val="20"/>
           <w:color w:val="555555"/>
         </w:rPr>
-        <w:t xml:space="preserve">Background on the SRO Collaborative's work</w:t>
-      </w:r>
-      <w:r>
-        <w:rPr>
-          <w:rFonts w:ascii="Helvetica" w:hAnsi="Helvetica" w:cs="Helvetica"/>
-          <w:sz w:val="20"/>
-          <w:sz-cs w:val="20"/>
-        </w:rPr>
-        <w:t xml:space="preserve"/>
-      </w:r>
-    </w:p>
-    <w:p>
-      <w:pPr>
-        <w:ind w:left="180" w:first-line="-180"/>
-        <w:spacing w:after="20"/>
-      </w:pPr>
-      <w:r>
-        <w:rPr>
-          <w:rFonts w:ascii="Helvetica" w:hAnsi="Helvetica" w:cs="Helvetica"/>
-          <w:sz w:val="20"/>
-          <w:sz-cs w:val="20"/>
-          <w:b/>
-        </w:rPr>
-        <w:t xml:space="preserve">• Downtown Eastside Community Land Trust</w:t>
+        <w:t xml:space="preserve">2025 report from the Housing Research Collaborative workshop held at the Learning Exchange</w:t>
+      </w:r>
+      <w:r>
+        <w:rPr>
+          <w:rFonts w:ascii="Helvetica" w:hAnsi="Helvetica" w:cs="Helvetica"/>
+          <w:sz w:val="20"/>
+          <w:sz-cs w:val="20"/>
+        </w:rPr>
+        <w:t xml:space="preserve"/>
+      </w:r>
+    </w:p>
+    <w:p>
+      <w:pPr>
+        <w:ind w:left="180" w:first-line="-180"/>
+        <w:spacing w:after="20"/>
+      </w:pPr>
+      <w:r>
+        <w:rPr>
+          <w:rFonts w:ascii="Helvetica" w:hAnsi="Helvetica" w:cs="Helvetica"/>
+          <w:sz w:val="20"/>
+          <w:sz-cs w:val="20"/>
+          <w:b/>
+        </w:rPr>
+        <w:t xml:space="preserve">• Housing Research Collaborative (HRC)</w:t>
       </w:r>
       <w:r>
         <w:rPr>
@@ -9116,7 +9328,7 @@
           <w:sz-cs w:val="20"/>
           <w:color w:val="4466AA"/>
         </w:rPr>
-        <w:t xml:space="preserve">https://www.dtescommunitylandtrust.ca/</w:t>
+        <w:t xml:space="preserve">https://www.hrc.ubc.ca/</w:t>
       </w:r>
       <w:r>
         <w:rPr>
@@ -9139,30 +9351,30 @@
           <w:sz-cs w:val="20"/>
           <w:color w:val="555555"/>
         </w:rPr>
-        <w:t xml:space="preserve">Community land trust leadership and acquisition model in the DTES</w:t>
-      </w:r>
-      <w:r>
-        <w:rPr>
-          <w:rFonts w:ascii="Helvetica" w:hAnsi="Helvetica" w:cs="Helvetica"/>
-          <w:sz w:val="20"/>
-          <w:sz-cs w:val="20"/>
-        </w:rPr>
-        <w:t xml:space="preserve"/>
-      </w:r>
-    </w:p>
-    <w:p>
-      <w:pPr>
-        <w:ind w:left="180" w:first-line="-180"/>
-        <w:spacing w:after="20"/>
-      </w:pPr>
-      <w:r>
-        <w:rPr>
-          <w:rFonts w:ascii="Helvetica" w:hAnsi="Helvetica" w:cs="Helvetica"/>
-          <w:sz w:val="20"/>
-          <w:sz-cs w:val="20"/>
-          <w:b/>
-        </w:rPr>
-        <w:t xml:space="preserve">• SRO Collaborative Programs</w:t>
+        <w:t xml:space="preserve">UBC's parent research centre for BSH — community-based housing research and events</w:t>
+      </w:r>
+      <w:r>
+        <w:rPr>
+          <w:rFonts w:ascii="Helvetica" w:hAnsi="Helvetica" w:cs="Helvetica"/>
+          <w:sz w:val="20"/>
+          <w:sz-cs w:val="20"/>
+        </w:rPr>
+        <w:t xml:space="preserve"/>
+      </w:r>
+    </w:p>
+    <w:p>
+      <w:pPr>
+        <w:ind w:left="180" w:first-line="-180"/>
+        <w:spacing w:after="20"/>
+      </w:pPr>
+      <w:r>
+        <w:rPr>
+          <w:rFonts w:ascii="Helvetica" w:hAnsi="Helvetica" w:cs="Helvetica"/>
+          <w:sz w:val="20"/>
+          <w:sz-cs w:val="20"/>
+          <w:b/>
+        </w:rPr>
+        <w:t xml:space="preserve">• Place-Based Learning in the DTES</w:t>
       </w:r>
       <w:r>
         <w:rPr>
@@ -9185,7 +9397,7 @@
           <w:sz-cs w:val="20"/>
           <w:color w:val="4466AA"/>
         </w:rPr>
-        <w:t xml:space="preserve">https://srocollaborative.org/programs/</w:t>
+        <w:t xml:space="preserve">https://learningexchange.ubc.ca/ubc-student-learning/</w:t>
       </w:r>
       <w:r>
         <w:rPr>
@@ -9208,30 +9420,30 @@
           <w:sz-cs w:val="20"/>
           <w:color w:val="555555"/>
         </w:rPr>
-        <w:t xml:space="preserve">Tenant organizing, peer supports, and SRO-focused program directory</w:t>
-      </w:r>
-      <w:r>
-        <w:rPr>
-          <w:rFonts w:ascii="Helvetica" w:hAnsi="Helvetica" w:cs="Helvetica"/>
-          <w:sz w:val="20"/>
-          <w:sz-cs w:val="20"/>
-        </w:rPr>
-        <w:t xml:space="preserve"/>
-      </w:r>
-    </w:p>
-    <w:p>
-      <w:pPr>
-        <w:ind w:left="180" w:first-line="-180"/>
-        <w:spacing w:after="20"/>
-      </w:pPr>
-      <w:r>
-        <w:rPr>
-          <w:rFonts w:ascii="Helvetica" w:hAnsi="Helvetica" w:cs="Helvetica"/>
-          <w:sz w:val="20"/>
-          <w:sz-cs w:val="20"/>
-          <w:b/>
-        </w:rPr>
-        <w:t xml:space="preserve">• Hogan's Alley Society</w:t>
+        <w:t xml:space="preserve">How 612 Main Street supports community learning</w:t>
+      </w:r>
+      <w:r>
+        <w:rPr>
+          <w:rFonts w:ascii="Helvetica" w:hAnsi="Helvetica" w:cs="Helvetica"/>
+          <w:sz w:val="20"/>
+          <w:sz-cs w:val="20"/>
+        </w:rPr>
+        <w:t xml:space="preserve"/>
+      </w:r>
+    </w:p>
+    <w:p>
+      <w:pPr>
+        <w:ind w:left="180" w:first-line="-180"/>
+        <w:spacing w:after="20"/>
+      </w:pPr>
+      <w:r>
+        <w:rPr>
+          <w:rFonts w:ascii="Helvetica" w:hAnsi="Helvetica" w:cs="Helvetica"/>
+          <w:sz w:val="20"/>
+          <w:sz-cs w:val="20"/>
+          <w:b/>
+        </w:rPr>
+        <w:t xml:space="preserve">• UBC Today: Learning Exchange at 20 Years</w:t>
       </w:r>
       <w:r>
         <w:rPr>
@@ -9254,7 +9466,7 @@
           <w:sz-cs w:val="20"/>
           <w:color w:val="4466AA"/>
         </w:rPr>
-        <w:t xml:space="preserve">https://www.hogansalleysociety.org/</w:t>
+        <w:t xml:space="preserve">https://learningexchange.ubc.ca/ubc-learning-exchange-reopens-marks-20-years-in-the-downtown-eastside/</w:t>
       </w:r>
       <w:r>
         <w:rPr>
@@ -9277,7 +9489,7 @@
           <w:sz-cs w:val="20"/>
           <w:color w:val="555555"/>
         </w:rPr>
-        <w:t xml:space="preserve">Restoring Vancouver's historic Black community</w:t>
+        <w:t xml:space="preserve">History and community impact profile</w:t>
       </w:r>
       <w:r>
         <w:rPr>
@@ -9310,7 +9522,7 @@
           <w:sz-cs w:val="28"/>
           <w:b/>
         </w:rPr>
-        <w:t xml:space="preserve">Stop 4: DTES SRO Collaborative</w:t>
+        <w:t xml:space="preserve">Stop 4: Downtown Eastside Community Land Trust</w:t>
       </w:r>
       <w:r>
         <w:rPr>
@@ -9333,7 +9545,7 @@
           <w:i/>
           <w:color w:val="555555"/>
         </w:rPr>
-        <w:t xml:space="preserve">Location: 268 Keefer St, Vancouver</w:t>
+        <w:t xml:space="preserve">Location: 222 Keefer St, Vancouver</w:t>
       </w:r>
       <w:r>
         <w:rPr>
@@ -9363,7 +9575,7 @@
           <w:sz w:val="28"/>
           <w:sz-cs w:val="28"/>
         </w:rPr>
-        <w:t xml:space="preserve">Participating SROs: ~40 | Tenants Surveyed: 900+ | Provincial Grant: $11M</w:t>
+        <w:t xml:space="preserve">CLT Buildings: 2 | First Acquisition: 2026 | Governance: Community-led</w:t>
       </w:r>
     </w:p>
     <w:p>
@@ -9407,15 +9619,32 @@
           <w:sz-cs w:val="24"/>
           <w:b/>
         </w:rPr>
-        <w:t xml:space="preserve">DTES SRO Collaborative Society</w:t>
-      </w:r>
-      <w:r>
-        <w:rPr>
-          <w:rFonts w:ascii="Helvetica" w:hAnsi="Helvetica" w:cs="Helvetica"/>
-          <w:sz w:val="24"/>
-          <w:sz-cs w:val="24"/>
-        </w:rPr>
-        <w:t xml:space="preserve"> is a tenant-led organization focused on resident safety, tenancy rights, and policy change in privately owned SRO hotels.</w:t>
+        <w:t xml:space="preserve">Downtown Eastside Community Land Trust (DTES CLT)</w:t>
+      </w:r>
+      <w:r>
+        <w:rPr>
+          <w:rFonts w:ascii="Helvetica" w:hAnsi="Helvetica" w:cs="Helvetica"/>
+          <w:sz w:val="24"/>
+          <w:sz-cs w:val="24"/>
+        </w:rPr>
+        <w:t xml:space="preserve"> is a community-governed non-profit that acquires privately owned buildings and transfers them into permanent community ownership. Founded in 2020 and formally incorporated in January 2023, the CLT operates under </w:t>
+      </w:r>
+      <w:r>
+        <w:rPr>
+          <w:rFonts w:ascii="Helvetica" w:hAnsi="Helvetica" w:cs="Helvetica"/>
+          <w:sz w:val="24"/>
+          <w:sz-cs w:val="24"/>
+          <w:b/>
+        </w:rPr>
+        <w:t xml:space="preserve">Indigenous co-leadership</w:t>
+      </w:r>
+      <w:r>
+        <w:rPr>
+          <w:rFonts w:ascii="Helvetica" w:hAnsi="Helvetica" w:cs="Helvetica"/>
+          <w:sz w:val="24"/>
+          <w:sz-cs w:val="24"/>
+        </w:rPr>
+        <w:t xml:space="preserve"> with a decolonized governance model co-led by Indigenous peoples and those with lived experience of housing precarity.</w:t>
       </w:r>
     </w:p>
     <w:p>
@@ -9428,24 +9657,41 @@
           <w:sz w:val="24"/>
           <w:sz-cs w:val="24"/>
         </w:rPr>
-        <w:t xml:space="preserve">Its </w:t>
-      </w:r>
-      <w:r>
-        <w:rPr>
-          <w:rFonts w:ascii="Helvetica" w:hAnsi="Helvetica" w:cs="Helvetica"/>
-          <w:sz w:val="24"/>
-          <w:sz-cs w:val="24"/>
-          <w:b/>
-        </w:rPr>
-        <w:t xml:space="preserve">Tenant Overdose Response Organizers (TORO)</w:t>
-      </w:r>
-      <w:r>
-        <w:rPr>
-          <w:rFonts w:ascii="Helvetica" w:hAnsi="Helvetica" w:cs="Helvetica"/>
-          <w:sz w:val="24"/>
-          <w:sz-cs w:val="24"/>
-        </w:rPr>
-        <w:t xml:space="preserve"> initiative is active in around 40 private SRO hotels and supports residents through overdose prevention education, naloxone access, and peer organizing.</w:t>
+        <w:t xml:space="preserve">The CLT's governance structure includes a </w:t>
+      </w:r>
+      <w:r>
+        <w:rPr>
+          <w:rFonts w:ascii="Helvetica" w:hAnsi="Helvetica" w:cs="Helvetica"/>
+          <w:sz w:val="24"/>
+          <w:sz-cs w:val="24"/>
+          <w:b/>
+        </w:rPr>
+        <w:t xml:space="preserve">community-elected board</w:t>
+      </w:r>
+      <w:r>
+        <w:rPr>
+          <w:rFonts w:ascii="Helvetica" w:hAnsi="Helvetica" w:cs="Helvetica"/>
+          <w:sz w:val="24"/>
+          <w:sz-cs w:val="24"/>
+        </w:rPr>
+        <w:t xml:space="preserve"> and a </w:t>
+      </w:r>
+      <w:r>
+        <w:rPr>
+          <w:rFonts w:ascii="Helvetica" w:hAnsi="Helvetica" w:cs="Helvetica"/>
+          <w:sz w:val="24"/>
+          <w:sz-cs w:val="24"/>
+          <w:b/>
+        </w:rPr>
+        <w:t xml:space="preserve">tenant and elder sub-committee</w:t>
+      </w:r>
+      <w:r>
+        <w:rPr>
+          <w:rFonts w:ascii="Helvetica" w:hAnsi="Helvetica" w:cs="Helvetica"/>
+          <w:sz w:val="24"/>
+          <w:sz-cs w:val="24"/>
+        </w:rPr>
+        <w:t xml:space="preserve"> that meets monthly to provide input on building acquisitions, renovations, and operations. This model ensures that those most affected by housing instability have direct decision-making power.</w:t>
       </w:r>
     </w:p>
     <w:p>
@@ -9458,24 +9704,41 @@
           <w:sz w:val="24"/>
           <w:sz-cs w:val="24"/>
         </w:rPr>
-        <w:t xml:space="preserve">In 2023, the Province of British Columbia announced a </w:t>
-      </w:r>
-      <w:r>
-        <w:rPr>
-          <w:rFonts w:ascii="Helvetica" w:hAnsi="Helvetica" w:cs="Helvetica"/>
-          <w:sz w:val="24"/>
-          <w:sz-cs w:val="24"/>
-          <w:b/>
-        </w:rPr>
-        <w:t xml:space="preserve">one-time $11 million grant</w:t>
-      </w:r>
-      <w:r>
-        <w:rPr>
-          <w:rFonts w:ascii="Helvetica" w:hAnsi="Helvetica" w:cs="Helvetica"/>
-          <w:sz w:val="24"/>
-          <w:sz-cs w:val="24"/>
-        </w:rPr>
-        <w:t xml:space="preserve"> to support tenant-led safety and stabilization work in the DTES. The Collaborative also co-led a 2024 tenant survey project with community partners and the City.</w:t>
+        <w:t xml:space="preserve">In February 2026, DTES CLT </w:t>
+      </w:r>
+      <w:r>
+        <w:rPr>
+          <w:rFonts w:ascii="Helvetica" w:hAnsi="Helvetica" w:cs="Helvetica"/>
+          <w:sz w:val="24"/>
+          <w:sz-cs w:val="24"/>
+          <w:b/>
+        </w:rPr>
+        <w:t xml:space="preserve">officially took possession of Powell Rooms</w:t>
+      </w:r>
+      <w:r>
+        <w:rPr>
+          <w:rFonts w:ascii="Helvetica" w:hAnsi="Helvetica" w:cs="Helvetica"/>
+          <w:sz w:val="24"/>
+          <w:sz-cs w:val="24"/>
+        </w:rPr>
+        <w:t xml:space="preserve"> — its first building acquisition. The CLT is also the operating partner for </w:t>
+      </w:r>
+      <w:r>
+        <w:rPr>
+          <w:rFonts w:ascii="Helvetica" w:hAnsi="Helvetica" w:cs="Helvetica"/>
+          <w:sz w:val="24"/>
+          <w:sz-cs w:val="24"/>
+          <w:b/>
+        </w:rPr>
+        <w:t xml:space="preserve">Keefer Rooms (48 units)</w:t>
+      </w:r>
+      <w:r>
+        <w:rPr>
+          <w:rFonts w:ascii="Helvetica" w:hAnsi="Helvetica" w:cs="Helvetica"/>
+          <w:sz w:val="24"/>
+          <w:sz-cs w:val="24"/>
+        </w:rPr>
+        <w:t xml:space="preserve">, purchased by BC Housing in October 2023.</w:t>
       </w:r>
     </w:p>
     <w:p>
@@ -9512,7 +9775,7 @@
           <w:sz-cs w:val="24"/>
           <w:b/>
         </w:rPr>
-        <w:t xml:space="preserve">1. Tenant Committees</w:t>
+        <w:t xml:space="preserve">1. Community Ownership Model</w:t>
       </w:r>
       <w:r>
         <w:rPr>
@@ -9521,7 +9784,7 @@
           <w:sz-cs w:val="18"/>
           <w:color w:val="555555"/>
         </w:rPr>
-        <w:t xml:space="preserve"> [Community organizing]</w:t>
+        <w:t xml:space="preserve"> [Land trust]</w:t>
       </w:r>
       <w:r>
         <w:rPr>
@@ -9543,7 +9806,7 @@
           <w:sz w:val="18"/>
           <w:sz-cs w:val="18"/>
         </w:rPr>
-        <w:t xml:space="preserve">The cornerstone of SRO-C's Hub Program. Democratic structures where tenants identify building-level issues, coordinate repairs with landlords, and organize for improved habitability and affordability.</w:t>
+        <w:t xml:space="preserve">DTES CLT acquires and stewards SRO buildings as permanently community-owned housing.</w:t>
       </w:r>
     </w:p>
     <w:p>
@@ -9558,7 +9821,7 @@
           <w:sz-cs w:val="18"/>
           <w:b/>
         </w:rPr>
-        <w:t xml:space="preserve">2. TORO (Tenant Overdose Response)</w:t>
+        <w:t xml:space="preserve">2. Powell Rooms (23 units)</w:t>
       </w:r>
       <w:r>
         <w:rPr>
@@ -9567,7 +9830,7 @@
           <w:sz-cs w:val="18"/>
           <w:color w:val="555555"/>
         </w:rPr>
-        <w:t xml:space="preserve"> [Harm reduction]</w:t>
+        <w:t xml:space="preserve"> [First acquisition]</w:t>
       </w:r>
       <w:r>
         <w:rPr>
@@ -9589,7 +9852,7 @@
           <w:sz w:val="18"/>
           <w:sz-cs w:val="18"/>
         </w:rPr>
-        <w:t xml:space="preserve">Peer-led harm reduction across ~40 private SROs. Tenants trained as TOROs provide naloxone training and kits, safer supply referrals, and harm reduction supplies in the places people live.</w:t>
+        <w:t xml:space="preserve">DTES CLT's first acquisition, completed February 2026. Funded through a $1M Reaching Home federal grant, City SRO upgrade funding, and philanthropic donations. Total cost: ~$2.5M. Includes ground-floor childcare by Promise Vancouver.</w:t>
       </w:r>
     </w:p>
     <w:p>
@@ -9604,7 +9867,7 @@
           <w:sz-cs w:val="18"/>
           <w:b/>
         </w:rPr>
-        <w:t xml:space="preserve">3. SRO Degree &amp; Right to Remain</w:t>
+        <w:t xml:space="preserve">3. Keefer Rooms (48 units)</w:t>
       </w:r>
       <w:r>
         <w:rPr>
@@ -9613,7 +9876,7 @@
           <w:sz-cs w:val="18"/>
           <w:color w:val="555555"/>
         </w:rPr>
-        <w:t xml:space="preserve"> [Education &amp; research]</w:t>
+        <w:t xml:space="preserve"> [BC Housing partnership]</w:t>
       </w:r>
       <w:r>
         <w:rPr>
@@ -9635,7 +9898,7 @@
           <w:sz w:val="18"/>
           <w:sz-cs w:val="18"/>
         </w:rPr>
-        <w:t xml:space="preserve">The SRO Degree equips tenants with housing rights knowledge and practical skills. Right to Remain is a research collective supporting tenant organizing for safety, cleanliness, and empowerment.</w:t>
+        <w:t xml:space="preserve">Purchased by BC Housing for $8.2M in October 2023 after a 2022 fire displaced 39 residents. DTES CLT operates the building in partnership with BC Housing; over time, the lease may transfer fully to DTES CLT. Renovations included window, electrical, and fire-system upgrades.</w:t>
       </w:r>
     </w:p>
     <w:p>
@@ -9650,7 +9913,7 @@
           <w:sz-cs w:val="18"/>
           <w:b/>
         </w:rPr>
-        <w:t xml:space="preserve">4. 2024 SRO Tenant Survey</w:t>
+        <w:t xml:space="preserve">4. CLT Governance Model</w:t>
       </w:r>
       <w:r>
         <w:rPr>
@@ -9659,7 +9922,7 @@
           <w:sz-cs w:val="18"/>
           <w:color w:val="555555"/>
         </w:rPr>
-        <w:t xml:space="preserve"> [Data &amp; justice]</w:t>
+        <w:t xml:space="preserve"> [Community governance]</w:t>
       </w:r>
       <w:r>
         <w:rPr>
@@ -9681,7 +9944,7 @@
           <w:sz w:val="18"/>
           <w:sz-cs w:val="18"/>
         </w:rPr>
-        <w:t xml:space="preserve">Partnered with the City to survey 900+ tenants across 133 buildings — the most comprehensive SRO tenant data since 2013. Findings inform the intergovernmental SRO Investment Strategy.</w:t>
+        <w:t xml:space="preserve">Community-elected board with Indigenous co-leadership. A tenant and elder sub-committee meets monthly to guide acquisition decisions, building design, and operations. Grounded in decolonized, non-hierarchical governance.</w:t>
       </w:r>
     </w:p>
     <w:p>
@@ -9695,29 +9958,29 @@
           <w:sz-cs w:val="24"/>
           <w:b/>
         </w:rPr>
-        <w:t xml:space="preserve">Programs</w:t>
-      </w:r>
-      <w:r>
-        <w:rPr>
-          <w:rFonts w:ascii="Helvetica" w:hAnsi="Helvetica" w:cs="Helvetica"/>
-          <w:sz w:val="24"/>
-          <w:sz-cs w:val="24"/>
-        </w:rPr>
-        <w:t xml:space="preserve"/>
-      </w:r>
-    </w:p>
-    <w:p>
-      <w:pPr>
-        <w:spacing w:after="30"/>
-      </w:pPr>
-      <w:r>
-        <w:rPr>
-          <w:rFonts w:ascii="Helvetica" w:hAnsi="Helvetica" w:cs="Helvetica"/>
-          <w:sz w:val="24"/>
-          <w:sz-cs w:val="24"/>
-          <w:b/>
-        </w:rPr>
-        <w:t xml:space="preserve">Tenant-Based Initiatives (TBIs)</w:t>
+        <w:t xml:space="preserve">Partners &amp; Work</w:t>
+      </w:r>
+      <w:r>
+        <w:rPr>
+          <w:rFonts w:ascii="Helvetica" w:hAnsi="Helvetica" w:cs="Helvetica"/>
+          <w:sz w:val="24"/>
+          <w:sz-cs w:val="24"/>
+        </w:rPr>
+        <w:t xml:space="preserve"/>
+      </w:r>
+    </w:p>
+    <w:p>
+      <w:pPr>
+        <w:spacing w:after="30"/>
+      </w:pPr>
+      <w:r>
+        <w:rPr>
+          <w:rFonts w:ascii="Helvetica" w:hAnsi="Helvetica" w:cs="Helvetica"/>
+          <w:sz w:val="24"/>
+          <w:sz-cs w:val="24"/>
+          <w:b/>
+        </w:rPr>
+        <w:t xml:space="preserve">Powell Rooms — First CLT Acquisition</w:t>
       </w:r>
       <w:r>
         <w:rPr>
@@ -9738,7 +10001,205 @@
           <w:sz w:val="24"/>
           <w:sz-cs w:val="24"/>
         </w:rPr>
-        <w:t xml:space="preserve">The SRO Collaborative's model empowers tenants to improve their own buildings. In contrast to top-down supportive housing, SRO-C provides life-skills training to tenants who then become active participants in building improvement. Core programs include:</w:t>
+        <w:t xml:space="preserve">In February 2026, DTES CLT completed its first building acquisition: </w:t>
+      </w:r>
+      <w:r>
+        <w:rPr>
+          <w:rFonts w:ascii="Helvetica" w:hAnsi="Helvetica" w:cs="Helvetica"/>
+          <w:sz w:val="24"/>
+          <w:sz-cs w:val="24"/>
+          <w:b/>
+        </w:rPr>
+        <w:t xml:space="preserve">Powell Rooms</w:t>
+      </w:r>
+      <w:r>
+        <w:rPr>
+          <w:rFonts w:ascii="Helvetica" w:hAnsi="Helvetica" w:cs="Helvetica"/>
+          <w:sz w:val="24"/>
+          <w:sz-cs w:val="24"/>
+        </w:rPr>
+        <w:t xml:space="preserve">, a 23-unit SRO with ground-floor childcare operated by Promise Vancouver. The previous owner, Rob Harden, sold the property after owning it since 2005.</w:t>
+      </w:r>
+    </w:p>
+    <w:p>
+      <w:pPr>
+        <w:spacing w:after="80"/>
+      </w:pPr>
+      <w:r>
+        <w:rPr>
+          <w:rFonts w:ascii="Helvetica" w:hAnsi="Helvetica" w:cs="Helvetica"/>
+          <w:sz w:val="24"/>
+          <w:sz-cs w:val="24"/>
+        </w:rPr>
+        <w:t xml:space="preserve">The ~$2.5 million acquisition was funded through a </w:t>
+      </w:r>
+      <w:r>
+        <w:rPr>
+          <w:rFonts w:ascii="Helvetica" w:hAnsi="Helvetica" w:cs="Helvetica"/>
+          <w:sz w:val="24"/>
+          <w:sz-cs w:val="24"/>
+          <w:b/>
+        </w:rPr>
+        <w:t xml:space="preserve">$1 million Reaching Home federal grant</w:t>
+      </w:r>
+      <w:r>
+        <w:rPr>
+          <w:rFonts w:ascii="Helvetica" w:hAnsi="Helvetica" w:cs="Helvetica"/>
+          <w:sz w:val="24"/>
+          <w:sz-cs w:val="24"/>
+        </w:rPr>
+        <w:t xml:space="preserve">, approximately $230,000 from a City of Vancouver SRO upgrade program, and philanthropic donations. The CLT had secured approximately 85% of required funds before closing.</w:t>
+      </w:r>
+    </w:p>
+    <w:p>
+      <w:pPr>
+        <w:spacing w:after="30"/>
+      </w:pPr>
+      <w:r>
+        <w:rPr>
+          <w:rFonts w:ascii="Helvetica" w:hAnsi="Helvetica" w:cs="Helvetica"/>
+          <w:sz w:val="24"/>
+          <w:sz-cs w:val="24"/>
+          <w:b/>
+        </w:rPr>
+        <w:t xml:space="preserve">Keefer Rooms — BC Housing Partnership</w:t>
+      </w:r>
+      <w:r>
+        <w:rPr>
+          <w:rFonts w:ascii="Helvetica" w:hAnsi="Helvetica" w:cs="Helvetica"/>
+          <w:sz w:val="24"/>
+          <w:sz-cs w:val="24"/>
+        </w:rPr>
+        <w:t xml:space="preserve"/>
+      </w:r>
+    </w:p>
+    <w:p>
+      <w:pPr>
+        <w:spacing w:after="80"/>
+      </w:pPr>
+      <w:r>
+        <w:rPr>
+          <w:rFonts w:ascii="Helvetica" w:hAnsi="Helvetica" w:cs="Helvetica"/>
+          <w:sz w:val="24"/>
+          <w:sz-cs w:val="24"/>
+        </w:rPr>
+        <w:t xml:space="preserve">In October 2023, BC Housing purchased Keefer Rooms (48 SRO units at 222 Keefer St.) for </w:t>
+      </w:r>
+      <w:r>
+        <w:rPr>
+          <w:rFonts w:ascii="Helvetica" w:hAnsi="Helvetica" w:cs="Helvetica"/>
+          <w:sz w:val="24"/>
+          <w:sz-cs w:val="24"/>
+          <w:b/>
+        </w:rPr>
+        <w:t xml:space="preserve">$8.2 million</w:t>
+      </w:r>
+      <w:r>
+        <w:rPr>
+          <w:rFonts w:ascii="Helvetica" w:hAnsi="Helvetica" w:cs="Helvetica"/>
+          <w:sz w:val="24"/>
+          <w:sz-cs w:val="24"/>
+        </w:rPr>
+        <w:t xml:space="preserve"> after a September 2022 fire displaced 39 residents. The building had been vacant for over a year. DTES CLT was named the </w:t>
+      </w:r>
+      <w:r>
+        <w:rPr>
+          <w:rFonts w:ascii="Helvetica" w:hAnsi="Helvetica" w:cs="Helvetica"/>
+          <w:sz w:val="24"/>
+          <w:sz-cs w:val="24"/>
+          <w:b/>
+        </w:rPr>
+        <w:t xml:space="preserve">operating partner</w:t>
+      </w:r>
+      <w:r>
+        <w:rPr>
+          <w:rFonts w:ascii="Helvetica" w:hAnsi="Helvetica" w:cs="Helvetica"/>
+          <w:sz w:val="24"/>
+          <w:sz-cs w:val="24"/>
+        </w:rPr>
+        <w:t xml:space="preserve">, with the DTES SRO Collaborative supporting tenant-led programming including harm reduction and fire safety.</w:t>
+      </w:r>
+    </w:p>
+    <w:p>
+      <w:pPr>
+        <w:spacing w:after="80"/>
+      </w:pPr>
+      <w:r>
+        <w:rPr>
+          <w:rFonts w:ascii="Helvetica" w:hAnsi="Helvetica" w:cs="Helvetica"/>
+          <w:sz w:val="24"/>
+          <w:sz-cs w:val="24"/>
+        </w:rPr>
+        <w:t xml:space="preserve">Renovations included window replacements and electrical and fire-system upgrades. The building was targeted for reopening in spring 2025. Over time, </w:t>
+      </w:r>
+      <w:r>
+        <w:rPr>
+          <w:rFonts w:ascii="Helvetica" w:hAnsi="Helvetica" w:cs="Helvetica"/>
+          <w:sz w:val="24"/>
+          <w:sz-cs w:val="24"/>
+          <w:b/>
+        </w:rPr>
+        <w:t xml:space="preserve">BC Housing may transfer the lease to DTES CLT</w:t>
+      </w:r>
+      <w:r>
+        <w:rPr>
+          <w:rFonts w:ascii="Helvetica" w:hAnsi="Helvetica" w:cs="Helvetica"/>
+          <w:sz w:val="24"/>
+          <w:sz-cs w:val="24"/>
+        </w:rPr>
+        <w:t xml:space="preserve">, but for now management operates as a partnership between BC Housing, the CLT, and the SRO Collaborative.</w:t>
+      </w:r>
+    </w:p>
+    <w:p>
+      <w:pPr>
+        <w:spacing w:after="30"/>
+      </w:pPr>
+      <w:r>
+        <w:rPr>
+          <w:rFonts w:ascii="Helvetica" w:hAnsi="Helvetica" w:cs="Helvetica"/>
+          <w:sz w:val="24"/>
+          <w:sz-cs w:val="24"/>
+          <w:b/>
+        </w:rPr>
+        <w:t xml:space="preserve">Governance Model</w:t>
+      </w:r>
+      <w:r>
+        <w:rPr>
+          <w:rFonts w:ascii="Helvetica" w:hAnsi="Helvetica" w:cs="Helvetica"/>
+          <w:sz w:val="24"/>
+          <w:sz-cs w:val="24"/>
+        </w:rPr>
+        <w:t xml:space="preserve"/>
+      </w:r>
+    </w:p>
+    <w:p>
+      <w:pPr>
+        <w:spacing w:after="80"/>
+      </w:pPr>
+      <w:r>
+        <w:rPr>
+          <w:rFonts w:ascii="Helvetica" w:hAnsi="Helvetica" w:cs="Helvetica"/>
+          <w:sz w:val="24"/>
+          <w:sz-cs w:val="24"/>
+        </w:rPr>
+        <w:t xml:space="preserve">The CLT uses a </w:t>
+      </w:r>
+      <w:r>
+        <w:rPr>
+          <w:rFonts w:ascii="Helvetica" w:hAnsi="Helvetica" w:cs="Helvetica"/>
+          <w:sz w:val="24"/>
+          <w:sz-cs w:val="24"/>
+          <w:b/>
+        </w:rPr>
+        <w:t xml:space="preserve">decolonized, non-hierarchical governance model</w:t>
+      </w:r>
+      <w:r>
+        <w:rPr>
+          <w:rFonts w:ascii="Helvetica" w:hAnsi="Helvetica" w:cs="Helvetica"/>
+          <w:sz w:val="24"/>
+          <w:sz-cs w:val="24"/>
+        </w:rPr>
+        <w:t xml:space="preserve"> co-led by Indigenous peoples and people with lived experience:</w:t>
       </w:r>
     </w:p>
     <w:p>
@@ -9761,15 +10222,15 @@
           <w:sz-cs w:val="24"/>
           <w:b/>
         </w:rPr>
-        <w:t xml:space="preserve">Tenant Committees (SRO Hub Program):</w:t>
-      </w:r>
-      <w:r>
-        <w:rPr>
-          <w:rFonts w:ascii="Helvetica" w:hAnsi="Helvetica" w:cs="Helvetica"/>
-          <w:sz w:val="24"/>
-          <w:sz-cs w:val="24"/>
-        </w:rPr>
-        <w:t xml:space="preserve"> The cornerstone program — democratic structures that identify building-level issues, coordinate repairs, and build community ownership in privately-owned SROs</w:t>
+        <w:t xml:space="preserve">Community-elected board of directors</w:t>
+      </w:r>
+      <w:r>
+        <w:rPr>
+          <w:rFonts w:ascii="Helvetica" w:hAnsi="Helvetica" w:cs="Helvetica"/>
+          <w:sz w:val="24"/>
+          <w:sz-cs w:val="24"/>
+        </w:rPr>
+        <w:t xml:space="preserve"> with Indigenous co-leadership</w:t>
       </w:r>
     </w:p>
     <w:p>
@@ -9792,184 +10253,57 @@
           <w:sz-cs w:val="24"/>
           <w:b/>
         </w:rPr>
-        <w:t xml:space="preserve">TORO (Tenant Overdose Response Organizers):</w:t>
-      </w:r>
-      <w:r>
-        <w:rPr>
-          <w:rFonts w:ascii="Helvetica" w:hAnsi="Helvetica" w:cs="Helvetica"/>
-          <w:sz w:val="24"/>
-          <w:sz-cs w:val="24"/>
-        </w:rPr>
-        <w:t xml:space="preserve"> Peer-led harm reduction operating in ~40 private SRO hotels, providing naloxone training, safer supply referrals, and harm reduction supplies</w:t>
-      </w:r>
-    </w:p>
-    <w:p>
-      <w:pPr>
-        <w:ind w:left="180" w:first-line="-180"/>
-        <w:spacing w:after="30"/>
-      </w:pPr>
-      <w:r>
-        <w:rPr>
-          <w:rFonts w:ascii="Helvetica" w:hAnsi="Helvetica" w:cs="Helvetica"/>
-          <w:sz w:val="24"/>
-          <w:sz-cs w:val="24"/>
-        </w:rPr>
-        <w:t xml:space="preserve">• </w:t>
-      </w:r>
-      <w:r>
-        <w:rPr>
-          <w:rFonts w:ascii="Helvetica" w:hAnsi="Helvetica" w:cs="Helvetica"/>
-          <w:sz w:val="24"/>
-          <w:sz-cs w:val="24"/>
-          <w:b/>
-        </w:rPr>
-        <w:t xml:space="preserve">SRO Degree:</w:t>
-      </w:r>
-      <w:r>
-        <w:rPr>
-          <w:rFonts w:ascii="Helvetica" w:hAnsi="Helvetica" w:cs="Helvetica"/>
-          <w:sz w:val="24"/>
-          <w:sz-cs w:val="24"/>
-        </w:rPr>
-        <w:t xml:space="preserve"> Connects tenants with housing and tenant rights knowledge to take power in their living situations</w:t>
-      </w:r>
-    </w:p>
-    <w:p>
-      <w:pPr>
-        <w:ind w:left="180" w:first-line="-180"/>
-        <w:spacing w:after="30"/>
-      </w:pPr>
-      <w:r>
-        <w:rPr>
-          <w:rFonts w:ascii="Helvetica" w:hAnsi="Helvetica" w:cs="Helvetica"/>
-          <w:sz w:val="24"/>
-          <w:sz-cs w:val="24"/>
-        </w:rPr>
-        <w:t xml:space="preserve">• </w:t>
-      </w:r>
-      <w:r>
-        <w:rPr>
-          <w:rFonts w:ascii="Helvetica" w:hAnsi="Helvetica" w:cs="Helvetica"/>
-          <w:sz w:val="24"/>
-          <w:sz-cs w:val="24"/>
-          <w:b/>
-        </w:rPr>
-        <w:t xml:space="preserve">Right to Remain:</w:t>
-      </w:r>
-      <w:r>
-        <w:rPr>
-          <w:rFonts w:ascii="Helvetica" w:hAnsi="Helvetica" w:cs="Helvetica"/>
-          <w:sz w:val="24"/>
-          <w:sz-cs w:val="24"/>
-        </w:rPr>
-        <w:t xml:space="preserve"> A research collective supporting tenant organizing for improved safety, cleanliness, affordability, and empowerment</w:t>
-      </w:r>
-    </w:p>
-    <w:p>
-      <w:pPr>
-        <w:ind w:left="180" w:first-line="-180"/>
-        <w:spacing w:after="30"/>
-      </w:pPr>
-      <w:r>
-        <w:rPr>
-          <w:rFonts w:ascii="Helvetica" w:hAnsi="Helvetica" w:cs="Helvetica"/>
-          <w:sz w:val="24"/>
-          <w:sz-cs w:val="24"/>
-        </w:rPr>
-        <w:t xml:space="preserve">• </w:t>
-      </w:r>
-      <w:r>
-        <w:rPr>
-          <w:rFonts w:ascii="Helvetica" w:hAnsi="Helvetica" w:cs="Helvetica"/>
-          <w:sz w:val="24"/>
-          <w:sz-cs w:val="24"/>
-          <w:b/>
-        </w:rPr>
-        <w:t xml:space="preserve">Room cleaning and repairs:</w:t>
-      </w:r>
-      <w:r>
-        <w:rPr>
-          <w:rFonts w:ascii="Helvetica" w:hAnsi="Helvetica" w:cs="Helvetica"/>
-          <w:sz w:val="24"/>
-          <w:sz-cs w:val="24"/>
-        </w:rPr>
-        <w:t xml:space="preserve"> Tenants trained in building maintenance and trades skills</w:t>
-      </w:r>
-    </w:p>
-    <w:p>
-      <w:pPr>
-        <w:ind w:left="180" w:first-line="-180"/>
-        <w:spacing w:after="30"/>
-      </w:pPr>
-      <w:r>
-        <w:rPr>
-          <w:rFonts w:ascii="Helvetica" w:hAnsi="Helvetica" w:cs="Helvetica"/>
-          <w:sz w:val="24"/>
-          <w:sz-cs w:val="24"/>
-        </w:rPr>
-        <w:t xml:space="preserve">• </w:t>
-      </w:r>
-      <w:r>
-        <w:rPr>
-          <w:rFonts w:ascii="Helvetica" w:hAnsi="Helvetica" w:cs="Helvetica"/>
-          <w:sz w:val="24"/>
-          <w:sz-cs w:val="24"/>
-          <w:b/>
-        </w:rPr>
-        <w:t xml:space="preserve">Cultural reconnection:</w:t>
-      </w:r>
-      <w:r>
-        <w:rPr>
-          <w:rFonts w:ascii="Helvetica" w:hAnsi="Helvetica" w:cs="Helvetica"/>
-          <w:sz w:val="24"/>
-          <w:sz-cs w:val="24"/>
-        </w:rPr>
-        <w:t xml:space="preserve"> Supports for the ~33% of SRO tenants who self-identify as Indigenous</w:t>
-      </w:r>
-    </w:p>
-    <w:p>
-      <w:pPr>
-        <w:ind w:left="180" w:first-line="-180"/>
-        <w:spacing w:after="30"/>
-      </w:pPr>
-      <w:r>
-        <w:rPr>
-          <w:rFonts w:ascii="Helvetica" w:hAnsi="Helvetica" w:cs="Helvetica"/>
-          <w:sz w:val="24"/>
-          <w:sz-cs w:val="24"/>
-        </w:rPr>
-        <w:t xml:space="preserve">• </w:t>
-      </w:r>
-      <w:r>
-        <w:rPr>
-          <w:rFonts w:ascii="Helvetica" w:hAnsi="Helvetica" w:cs="Helvetica"/>
-          <w:sz w:val="24"/>
-          <w:sz-cs w:val="24"/>
-          <w:b/>
-        </w:rPr>
-        <w:t xml:space="preserve">Fire safety:</w:t>
-      </w:r>
-      <w:r>
-        <w:rPr>
-          <w:rFonts w:ascii="Helvetica" w:hAnsi="Helvetica" w:cs="Helvetica"/>
-          <w:sz w:val="24"/>
-          <w:sz-cs w:val="24"/>
-        </w:rPr>
-        <w:t xml:space="preserve"> Emergency preparedness training and building-level evacuation planning</w:t>
-      </w:r>
-    </w:p>
-    <w:p>
-      <w:pPr>
-        <w:spacing w:after="30"/>
-      </w:pPr>
-      <w:r>
-        <w:rPr>
-          <w:rFonts w:ascii="Helvetica" w:hAnsi="Helvetica" w:cs="Helvetica"/>
-          <w:sz w:val="24"/>
-          <w:sz-cs w:val="24"/>
-          <w:b/>
-        </w:rPr>
-        <w:t xml:space="preserve">2024 SRO Tenant Survey</w:t>
+        <w:t xml:space="preserve">Tenant and elder sub-committee</w:t>
+      </w:r>
+      <w:r>
+        <w:rPr>
+          <w:rFonts w:ascii="Helvetica" w:hAnsi="Helvetica" w:cs="Helvetica"/>
+          <w:sz w:val="24"/>
+          <w:sz-cs w:val="24"/>
+        </w:rPr>
+        <w:t xml:space="preserve"> meets monthly to guide decisions on acquisitions, furnishings, and building operations</w:t>
+      </w:r>
+    </w:p>
+    <w:p>
+      <w:pPr>
+        <w:ind w:left="180" w:first-line="-180"/>
+        <w:spacing w:after="30"/>
+      </w:pPr>
+      <w:r>
+        <w:rPr>
+          <w:rFonts w:ascii="Helvetica" w:hAnsi="Helvetica" w:cs="Helvetica"/>
+          <w:sz w:val="24"/>
+          <w:sz-cs w:val="24"/>
+        </w:rPr>
+        <w:t xml:space="preserve">• Profits are reinvested into buildings and community benefit — not extracted</w:t>
+      </w:r>
+    </w:p>
+    <w:p>
+      <w:pPr>
+        <w:ind w:left="180" w:first-line="-180"/>
+        <w:spacing w:after="30"/>
+      </w:pPr>
+      <w:r>
+        <w:rPr>
+          <w:rFonts w:ascii="Helvetica" w:hAnsi="Helvetica" w:cs="Helvetica"/>
+          <w:sz w:val="24"/>
+          <w:sz-cs w:val="24"/>
+        </w:rPr>
+        <w:t xml:space="preserve">• Properties are permanently removed from the speculative market through the trust structure</w:t>
+      </w:r>
+    </w:p>
+    <w:p>
+      <w:pPr>
+        <w:spacing w:after="30"/>
+      </w:pPr>
+      <w:r>
+        <w:rPr>
+          <w:rFonts w:ascii="Helvetica" w:hAnsi="Helvetica" w:cs="Helvetica"/>
+          <w:sz w:val="24"/>
+          <w:sz-cs w:val="24"/>
+          <w:b/>
+        </w:rPr>
+        <w:t xml:space="preserve">The CLT Model</w:t>
       </w:r>
       <w:r>
         <w:rPr>
@@ -9990,41 +10324,102 @@
           <w:sz w:val="24"/>
           <w:sz-cs w:val="24"/>
         </w:rPr>
-        <w:t xml:space="preserve">Between January and April 2024, the SRO Collaborative partnered with the City of Vancouver to conduct the </w:t>
-      </w:r>
-      <w:r>
-        <w:rPr>
-          <w:rFonts w:ascii="Helvetica" w:hAnsi="Helvetica" w:cs="Helvetica"/>
-          <w:sz w:val="24"/>
-          <w:sz-cs w:val="24"/>
-          <w:b/>
-        </w:rPr>
-        <w:t xml:space="preserve">most comprehensive SRO tenant survey since 2013</w:t>
-      </w:r>
-      <w:r>
-        <w:rPr>
-          <w:rFonts w:ascii="Helvetica" w:hAnsi="Helvetica" w:cs="Helvetica"/>
-          <w:sz w:val="24"/>
-          <w:sz-cs w:val="24"/>
-        </w:rPr>
-        <w:t xml:space="preserve">. Over </w:t>
-      </w:r>
-      <w:r>
-        <w:rPr>
-          <w:rFonts w:ascii="Helvetica" w:hAnsi="Helvetica" w:cs="Helvetica"/>
-          <w:sz w:val="24"/>
-          <w:sz-cs w:val="24"/>
-          <w:b/>
-        </w:rPr>
-        <w:t xml:space="preserve">900 tenants were interviewed across 133 SRO buildings</w:t>
-      </w:r>
-      <w:r>
-        <w:rPr>
-          <w:rFonts w:ascii="Helvetica" w:hAnsi="Helvetica" w:cs="Helvetica"/>
-          <w:sz w:val="24"/>
-          <w:sz-cs w:val="24"/>
-        </w:rPr>
-        <w:t xml:space="preserve"> — approximately 15% of all tenants in surveyed buildings. The survey was designed in collaboration with a Tenant Advisory Committee, with questions comparable to 2008 and 2013 surveys to track trends over time.</w:t>
+        <w:t xml:space="preserve">Community land trusts are non-profit corporations that acquire and hold land in perpetuity for community use. In the DTES context, the CLT model:</w:t>
+      </w:r>
+    </w:p>
+    <w:p>
+      <w:pPr>
+        <w:ind w:left="180" w:first-line="-180"/>
+        <w:spacing w:after="30"/>
+      </w:pPr>
+      <w:r>
+        <w:rPr>
+          <w:rFonts w:ascii="Helvetica" w:hAnsi="Helvetica" w:cs="Helvetica"/>
+          <w:sz w:val="24"/>
+          <w:sz-cs w:val="24"/>
+        </w:rPr>
+        <w:t xml:space="preserve">• Acquires privately owned SROs before they are lost to speculation or neglect</w:t>
+      </w:r>
+    </w:p>
+    <w:p>
+      <w:pPr>
+        <w:ind w:left="180" w:first-line="-180"/>
+        <w:spacing w:after="30"/>
+      </w:pPr>
+      <w:r>
+        <w:rPr>
+          <w:rFonts w:ascii="Helvetica" w:hAnsi="Helvetica" w:cs="Helvetica"/>
+          <w:sz w:val="24"/>
+          <w:sz-cs w:val="24"/>
+        </w:rPr>
+        <w:t xml:space="preserve">• Ensures rents remain permanently affordable — tied to income levels, not market rates</w:t>
+      </w:r>
+    </w:p>
+    <w:p>
+      <w:pPr>
+        <w:ind w:left="180" w:first-line="-180"/>
+        <w:spacing w:after="30"/>
+      </w:pPr>
+      <w:r>
+        <w:rPr>
+          <w:rFonts w:ascii="Helvetica" w:hAnsi="Helvetica" w:cs="Helvetica"/>
+          <w:sz w:val="24"/>
+          <w:sz-cs w:val="24"/>
+        </w:rPr>
+        <w:t xml:space="preserve">• Integrates </w:t>
+      </w:r>
+      <w:r>
+        <w:rPr>
+          <w:rFonts w:ascii="Helvetica" w:hAnsi="Helvetica" w:cs="Helvetica"/>
+          <w:sz w:val="24"/>
+          <w:sz-cs w:val="24"/>
+          <w:b/>
+        </w:rPr>
+        <w:t xml:space="preserve">holistic, tenant-centred housing</w:t>
+      </w:r>
+      <w:r>
+        <w:rPr>
+          <w:rFonts w:ascii="Helvetica" w:hAnsi="Helvetica" w:cs="Helvetica"/>
+          <w:sz w:val="24"/>
+          <w:sz-cs w:val="24"/>
+        </w:rPr>
+        <w:t xml:space="preserve"> designed by and for the community</w:t>
+      </w:r>
+    </w:p>
+    <w:p>
+      <w:pPr>
+        <w:ind w:left="180" w:first-line="-180"/>
+        <w:spacing w:after="30"/>
+      </w:pPr>
+      <w:r>
+        <w:rPr>
+          <w:rFonts w:ascii="Helvetica" w:hAnsi="Helvetica" w:cs="Helvetica"/>
+          <w:sz w:val="24"/>
+          <w:sz-cs w:val="24"/>
+        </w:rPr>
+        <w:t xml:space="preserve">• Partners with DTES SRO Collaborative for tenant-based initiatives in each building</w:t>
+      </w:r>
+    </w:p>
+    <w:p>
+      <w:pPr>
+        <w:spacing w:after="30"/>
+      </w:pPr>
+      <w:r>
+        <w:rPr>
+          <w:rFonts w:ascii="Helvetica" w:hAnsi="Helvetica" w:cs="Helvetica"/>
+          <w:sz w:val="24"/>
+          <w:sz-cs w:val="24"/>
+          <w:b/>
+        </w:rPr>
+        <w:t xml:space="preserve">Zoning Changes in Vancouver and Their Impact on Low-Income Housing</w:t>
+      </w:r>
+      <w:r>
+        <w:rPr>
+          <w:rFonts w:ascii="Helvetica" w:hAnsi="Helvetica" w:cs="Helvetica"/>
+          <w:sz w:val="24"/>
+          <w:sz-cs w:val="24"/>
+        </w:rPr>
+        <w:t xml:space="preserve"/>
       </w:r>
     </w:p>
     <w:p>
@@ -10037,181 +10432,24 @@
           <w:sz w:val="24"/>
           <w:sz-cs w:val="24"/>
         </w:rPr>
-        <w:t xml:space="preserve">Key context from the survey and related data:</w:t>
-      </w:r>
-    </w:p>
-    <w:p>
-      <w:pPr>
-        <w:ind w:left="180" w:first-line="-180"/>
-        <w:spacing w:after="30"/>
-      </w:pPr>
-      <w:r>
-        <w:rPr>
-          <w:rFonts w:ascii="Helvetica" w:hAnsi="Helvetica" w:cs="Helvetica"/>
-          <w:sz w:val="24"/>
-          <w:sz-cs w:val="24"/>
-        </w:rPr>
-        <w:t xml:space="preserve">• Average private SRO rent: </w:t>
-      </w:r>
-      <w:r>
-        <w:rPr>
-          <w:rFonts w:ascii="Helvetica" w:hAnsi="Helvetica" w:cs="Helvetica"/>
-          <w:sz w:val="24"/>
-          <w:sz-cs w:val="24"/>
-          <w:b/>
-        </w:rPr>
-        <w:t xml:space="preserve">$681/month</w:t>
-      </w:r>
-      <w:r>
-        <w:rPr>
-          <w:rFonts w:ascii="Helvetica" w:hAnsi="Helvetica" w:cs="Helvetica"/>
-          <w:sz w:val="24"/>
-          <w:sz-cs w:val="24"/>
-        </w:rPr>
-        <w:t xml:space="preserve"> (up 21% since 2019), with some units reaching $1,950/month</w:t>
-      </w:r>
-    </w:p>
-    <w:p>
-      <w:pPr>
-        <w:ind w:left="180" w:first-line="-180"/>
-        <w:spacing w:after="30"/>
-      </w:pPr>
-      <w:r>
-        <w:rPr>
-          <w:rFonts w:ascii="Helvetica" w:hAnsi="Helvetica" w:cs="Helvetica"/>
-          <w:sz w:val="24"/>
-          <w:sz-cs w:val="24"/>
-        </w:rPr>
-        <w:t xml:space="preserve">• At least </w:t>
-      </w:r>
-      <w:r>
-        <w:rPr>
-          <w:rFonts w:ascii="Helvetica" w:hAnsi="Helvetica" w:cs="Helvetica"/>
-          <w:sz w:val="24"/>
-          <w:sz-cs w:val="24"/>
-          <w:b/>
-        </w:rPr>
-        <w:t xml:space="preserve">60% of private SRO residents</w:t>
-      </w:r>
-      <w:r>
-        <w:rPr>
-          <w:rFonts w:ascii="Helvetica" w:hAnsi="Helvetica" w:cs="Helvetica"/>
-          <w:sz w:val="24"/>
-          <w:sz-cs w:val="24"/>
-        </w:rPr>
-        <w:t xml:space="preserve"> spend more than half their income on housing</w:t>
-      </w:r>
-    </w:p>
-    <w:p>
-      <w:pPr>
-        <w:ind w:left="180" w:first-line="-180"/>
-        <w:spacing w:after="30"/>
-      </w:pPr>
-      <w:r>
-        <w:rPr>
-          <w:rFonts w:ascii="Helvetica" w:hAnsi="Helvetica" w:cs="Helvetica"/>
-          <w:sz w:val="24"/>
-          <w:sz-cs w:val="24"/>
-        </w:rPr>
-        <w:t xml:space="preserve">• Provincial shelter rate remains </w:t>
-      </w:r>
-      <w:r>
-        <w:rPr>
-          <w:rFonts w:ascii="Helvetica" w:hAnsi="Helvetica" w:cs="Helvetica"/>
-          <w:sz w:val="24"/>
-          <w:sz-cs w:val="24"/>
-          <w:b/>
-        </w:rPr>
-        <w:t xml:space="preserve">$500/month</w:t>
-      </w:r>
-      <w:r>
-        <w:rPr>
-          <w:rFonts w:ascii="Helvetica" w:hAnsi="Helvetica" w:cs="Helvetica"/>
-          <w:sz w:val="24"/>
-          <w:sz-cs w:val="24"/>
-        </w:rPr>
-        <w:t xml:space="preserve">, creating a persistent affordability gap</w:t>
-      </w:r>
-    </w:p>
-    <w:p>
-      <w:pPr>
-        <w:ind w:left="180" w:first-line="-180"/>
-        <w:spacing w:after="30"/>
-      </w:pPr>
-      <w:r>
-        <w:rPr>
-          <w:rFonts w:ascii="Helvetica" w:hAnsi="Helvetica" w:cs="Helvetica"/>
-          <w:sz w:val="24"/>
-          <w:sz-cs w:val="24"/>
-        </w:rPr>
-        <w:t xml:space="preserve">• Private SRO stock has declined from 7,830 rooms (1994) to 3,305 rooms (2023)</w:t>
-      </w:r>
-    </w:p>
-    <w:p>
-      <w:pPr>
-        <w:ind w:left="180" w:first-line="-180"/>
-        <w:spacing w:after="30"/>
-      </w:pPr>
-      <w:r>
-        <w:rPr>
-          <w:rFonts w:ascii="Helvetica" w:hAnsi="Helvetica" w:cs="Helvetica"/>
-          <w:sz w:val="24"/>
-          <w:sz-cs w:val="24"/>
-        </w:rPr>
-        <w:t xml:space="preserve">• </w:t>
-      </w:r>
-      <w:r>
-        <w:rPr>
-          <w:rFonts w:ascii="Helvetica" w:hAnsi="Helvetica" w:cs="Helvetica"/>
-          <w:sz w:val="24"/>
-          <w:sz-cs w:val="24"/>
-          <w:b/>
-        </w:rPr>
-        <w:t xml:space="preserve">One-third of tenants</w:t>
-      </w:r>
-      <w:r>
-        <w:rPr>
-          <w:rFonts w:ascii="Helvetica" w:hAnsi="Helvetica" w:cs="Helvetica"/>
-          <w:sz w:val="24"/>
-          <w:sz-cs w:val="24"/>
-        </w:rPr>
-        <w:t xml:space="preserve"> self-identify as Indigenous</w:t>
-      </w:r>
-    </w:p>
-    <w:p>
-      <w:pPr>
-        <w:ind w:left="180" w:first-line="-180"/>
-        <w:spacing w:after="30"/>
-      </w:pPr>
-      <w:r>
-        <w:rPr>
-          <w:rFonts w:ascii="Helvetica" w:hAnsi="Helvetica" w:cs="Helvetica"/>
-          <w:sz w:val="24"/>
-          <w:sz-cs w:val="24"/>
-        </w:rPr>
-        <w:t xml:space="preserve">• SRO tenants are excluded from most census data, making this survey a critical data source</w:t>
-      </w:r>
-    </w:p>
-    <w:p>
-      <w:pPr>
-        <w:spacing w:after="30"/>
-      </w:pPr>
-      <w:r>
-        <w:rPr>
-          <w:rFonts w:ascii="Helvetica" w:hAnsi="Helvetica" w:cs="Helvetica"/>
-          <w:sz w:val="24"/>
-          <w:sz-cs w:val="24"/>
-          <w:b/>
-        </w:rPr>
-        <w:t xml:space="preserve">Policy and Public Accountability</w:t>
-      </w:r>
-      <w:r>
-        <w:rPr>
-          <w:rFonts w:ascii="Helvetica" w:hAnsi="Helvetica" w:cs="Helvetica"/>
-          <w:sz w:val="24"/>
-          <w:sz-cs w:val="24"/>
-        </w:rPr>
-        <w:t xml:space="preserve"/>
+        <w:t xml:space="preserve">Dr. Kuni Kamizaki (UBC) is working in partnership with the </w:t>
+      </w:r>
+      <w:r>
+        <w:rPr>
+          <w:rFonts w:ascii="Helvetica" w:hAnsi="Helvetica" w:cs="Helvetica"/>
+          <w:sz w:val="24"/>
+          <w:sz-cs w:val="24"/>
+          <w:b/>
+        </w:rPr>
+        <w:t xml:space="preserve">Downtown Eastside Community Land Trust</w:t>
+      </w:r>
+      <w:r>
+        <w:rPr>
+          <w:rFonts w:ascii="Helvetica" w:hAnsi="Helvetica" w:cs="Helvetica"/>
+          <w:sz w:val="24"/>
+          <w:sz-cs w:val="24"/>
+        </w:rPr>
+        <w:t xml:space="preserve"> to understand how policy changes led by Vancouver City Council will impact the preservation and replacement of single room occupancy (SRO) housing. SRO housing is the primary source of low-income housing in the DTES, which the DTES CLT has been working to preserve. These buildings are especially susceptible to conversion and gentrification-by-upscaling.</w:t>
       </w:r>
     </w:p>
     <w:p>
@@ -10224,118 +10462,77 @@
           <w:sz w:val="24"/>
           <w:sz-cs w:val="24"/>
         </w:rPr>
-        <w:t xml:space="preserve">The SRO Collaborative played a central role in the campaign for </w:t>
-      </w:r>
-      <w:r>
-        <w:rPr>
-          <w:rFonts w:ascii="Helvetica" w:hAnsi="Helvetica" w:cs="Helvetica"/>
-          <w:sz w:val="24"/>
-          <w:sz-cs w:val="24"/>
-          <w:b/>
-        </w:rPr>
-        <w:t xml:space="preserve">vacancy control for SROs</w:t>
-      </w:r>
-      <w:r>
-        <w:rPr>
-          <w:rFonts w:ascii="Helvetica" w:hAnsi="Helvetica" w:cs="Helvetica"/>
-          <w:sz w:val="24"/>
-          <w:sz-cs w:val="24"/>
-        </w:rPr>
-        <w:t xml:space="preserve">. In November 2021, Vancouver City Council voted near-unanimously to approve the bylaw. After legal challenges from 13 SRO owners suspended it, the Province of BC passed an amendment in May 2024 to the </w:t>
-      </w:r>
-      <w:r>
-        <w:rPr>
-          <w:rFonts w:ascii="Helvetica" w:hAnsi="Helvetica" w:cs="Helvetica"/>
-          <w:sz w:val="24"/>
-          <w:sz-cs w:val="24"/>
-          <w:b/>
-        </w:rPr>
-        <w:t xml:space="preserve">Municipalities Enabling and Validating Act (MEVA)</w:t>
-      </w:r>
-      <w:r>
-        <w:rPr>
-          <w:rFonts w:ascii="Helvetica" w:hAnsi="Helvetica" w:cs="Helvetica"/>
-          <w:sz w:val="24"/>
-          <w:sz-cs w:val="24"/>
-        </w:rPr>
-        <w:t xml:space="preserve"> to restore the city's bylaw — a landmark tenant protection preventing rent spikes between tenancies and protecting as many as 1,000 tenants from displacement.</w:t>
-      </w:r>
-    </w:p>
-    <w:p>
-      <w:pPr>
-        <w:spacing w:after="80"/>
-      </w:pPr>
-      <w:r>
-        <w:rPr>
-          <w:rFonts w:ascii="Helvetica" w:hAnsi="Helvetica" w:cs="Helvetica"/>
-          <w:sz w:val="24"/>
-          <w:sz-cs w:val="24"/>
-        </w:rPr>
-        <w:t xml:space="preserve">In 2023, the Province provided an </w:t>
-      </w:r>
-      <w:r>
-        <w:rPr>
-          <w:rFonts w:ascii="Helvetica" w:hAnsi="Helvetica" w:cs="Helvetica"/>
-          <w:sz w:val="24"/>
-          <w:sz-cs w:val="24"/>
-          <w:b/>
-        </w:rPr>
-        <w:t xml:space="preserve">$11 million grant</w:t>
-      </w:r>
-      <w:r>
-        <w:rPr>
-          <w:rFonts w:ascii="Helvetica" w:hAnsi="Helvetica" w:cs="Helvetica"/>
-          <w:sz w:val="24"/>
-          <w:sz-cs w:val="24"/>
-        </w:rPr>
-        <w:t xml:space="preserve"> to the SRO Collaborative to expand services and supports across the DTES. As Executive Director Wendy Pedersen stated: "Privately owned SRO hotels are a last resort before homelessness."</w:t>
-      </w:r>
-    </w:p>
-    <w:p>
-      <w:pPr>
-        <w:spacing w:after="80"/>
-      </w:pPr>
-      <w:r>
-        <w:rPr>
-          <w:rFonts w:ascii="Helvetica" w:hAnsi="Helvetica" w:cs="Helvetica"/>
-          <w:sz w:val="24"/>
-          <w:sz-cs w:val="24"/>
-        </w:rPr>
-        <w:t xml:space="preserve">The Collaborative continues to generate evidence that shapes housing policy through the </w:t>
-      </w:r>
-      <w:r>
-        <w:rPr>
-          <w:rFonts w:ascii="Helvetica" w:hAnsi="Helvetica" w:cs="Helvetica"/>
-          <w:sz w:val="24"/>
-          <w:sz-cs w:val="24"/>
-          <w:b/>
-        </w:rPr>
-        <w:t xml:space="preserve">Right to Remain</w:t>
-      </w:r>
-      <w:r>
-        <w:rPr>
-          <w:rFonts w:ascii="Helvetica" w:hAnsi="Helvetica" w:cs="Helvetica"/>
-          <w:sz w:val="24"/>
-          <w:sz-cs w:val="24"/>
-        </w:rPr>
-        <w:t xml:space="preserve"> research collective, coordinated surveys, the 2019 Habitability Study, and public reporting that documents living conditions in real time. Their 2024 survey findings directly inform the City's intergovernmental </w:t>
-      </w:r>
-      <w:r>
-        <w:rPr>
-          <w:rFonts w:ascii="Helvetica" w:hAnsi="Helvetica" w:cs="Helvetica"/>
-          <w:sz w:val="24"/>
-          <w:sz-cs w:val="24"/>
-          <w:b/>
-        </w:rPr>
-        <w:t xml:space="preserve">SRO Investment Strategy</w:t>
-      </w:r>
-      <w:r>
-        <w:rPr>
-          <w:rFonts w:ascii="Helvetica" w:hAnsi="Helvetica" w:cs="Helvetica"/>
-          <w:sz w:val="24"/>
-          <w:sz-cs w:val="24"/>
-        </w:rPr>
-        <w:t xml:space="preserve">.</w:t>
+        <w:t xml:space="preserve">Vancouver City Council recently passed changes that dramatically upzoned the DTES Oppenheimer District, removing restrictions that have protected this area from new condominium redevelopment, property speculation, and rapid displacement through gentrification.</w:t>
+      </w:r>
+    </w:p>
+    <w:p>
+      <w:pPr>
+        <w:ind w:left="180" w:first-line="-180"/>
+        <w:spacing w:after="30"/>
+      </w:pPr>
+      <w:r>
+        <w:rPr>
+          <w:rFonts w:ascii="Helvetica" w:hAnsi="Helvetica" w:cs="Helvetica"/>
+          <w:sz w:val="24"/>
+          <w:sz-cs w:val="24"/>
+        </w:rPr>
+        <w:t xml:space="preserve">• First acquisition (Powell Rooms, 23 units) completed February 2026</w:t>
+      </w:r>
+    </w:p>
+    <w:p>
+      <w:pPr>
+        <w:ind w:left="180" w:first-line="-180"/>
+        <w:spacing w:after="30"/>
+      </w:pPr>
+      <w:r>
+        <w:rPr>
+          <w:rFonts w:ascii="Helvetica" w:hAnsi="Helvetica" w:cs="Helvetica"/>
+          <w:sz w:val="24"/>
+          <w:sz-cs w:val="24"/>
+        </w:rPr>
+        <w:t xml:space="preserve">• Keefer Rooms (48 units) operated in partnership with BC Housing, with a possible future lease transfer to DTES CLT</w:t>
+      </w:r>
+    </w:p>
+    <w:p>
+      <w:pPr>
+        <w:ind w:left="180" w:first-line="-180"/>
+        <w:spacing w:after="30"/>
+      </w:pPr>
+      <w:r>
+        <w:rPr>
+          <w:rFonts w:ascii="Helvetica" w:hAnsi="Helvetica" w:cs="Helvetica"/>
+          <w:sz w:val="24"/>
+          <w:sz-cs w:val="24"/>
+        </w:rPr>
+        <w:t xml:space="preserve">• Indigenous co-leadership with tenant and elder sub-committee governance</w:t>
+      </w:r>
+    </w:p>
+    <w:p>
+      <w:pPr>
+        <w:ind w:left="180" w:first-line="-180"/>
+        <w:spacing w:after="30"/>
+      </w:pPr>
+      <w:r>
+        <w:rPr>
+          <w:rFonts w:ascii="Helvetica" w:hAnsi="Helvetica" w:cs="Helvetica"/>
+          <w:sz w:val="24"/>
+          <w:sz-cs w:val="24"/>
+        </w:rPr>
+        <w:t xml:space="preserve">• Buildings permanently removed from speculative market through trust structure</w:t>
+      </w:r>
+    </w:p>
+    <w:p>
+      <w:pPr>
+        <w:ind w:left="180" w:first-line="-180"/>
+        <w:spacing w:after="30"/>
+      </w:pPr>
+      <w:r>
+        <w:rPr>
+          <w:rFonts w:ascii="Helvetica" w:hAnsi="Helvetica" w:cs="Helvetica"/>
+          <w:sz w:val="24"/>
+          <w:sz-cs w:val="24"/>
+        </w:rPr>
+        <w:t xml:space="preserve">• BSH research partner; featured at CNCLT Summit (October 2024) and currently partnered with BSH's Dr. Kuni Kamizaki to research DEOD changes and their effect on SROs</w:t>
       </w:r>
     </w:p>
     <w:p>
@@ -10349,6 +10546,84 @@
           <w:sz-cs w:val="24"/>
           <w:b/>
         </w:rPr>
+        <w:t xml:space="preserve">Gallery</w:t>
+      </w:r>
+      <w:r>
+        <w:rPr>
+          <w:rFonts w:ascii="Helvetica" w:hAnsi="Helvetica" w:cs="Helvetica"/>
+          <w:sz w:val="24"/>
+          <w:sz-cs w:val="24"/>
+        </w:rPr>
+        <w:t xml:space="preserve"/>
+      </w:r>
+    </w:p>
+    <w:p>
+      <w:pPr>
+        <w:ind w:left="180" w:first-line="-180"/>
+        <w:spacing w:after="30"/>
+      </w:pPr>
+      <w:r>
+        <w:rPr>
+          <w:rFonts w:ascii="Helvetica" w:hAnsi="Helvetica" w:cs="Helvetica"/>
+          <w:sz w:val="24"/>
+          <w:sz-cs w:val="24"/>
+        </w:rPr>
+        <w:t xml:space="preserve">• DTES SRO streetscape — Source: Downtown Eastside Community Land Trust</w:t>
+      </w:r>
+    </w:p>
+    <w:p>
+      <w:pPr>
+        <w:ind w:left="180" w:first-line="-180"/>
+        <w:spacing w:after="30"/>
+      </w:pPr>
+      <w:r>
+        <w:rPr>
+          <w:rFonts w:ascii="Helvetica" w:hAnsi="Helvetica" w:cs="Helvetica"/>
+          <w:sz w:val="24"/>
+          <w:sz-cs w:val="24"/>
+        </w:rPr>
+        <w:t xml:space="preserve">• Arlington Hotel — Source: Downtown Eastside Community Land Trust</w:t>
+      </w:r>
+    </w:p>
+    <w:p>
+      <w:pPr>
+        <w:ind w:left="180" w:first-line="-180"/>
+        <w:spacing w:after="30"/>
+      </w:pPr>
+      <w:r>
+        <w:rPr>
+          <w:rFonts w:ascii="Helvetica" w:hAnsi="Helvetica" w:cs="Helvetica"/>
+          <w:sz w:val="24"/>
+          <w:sz-cs w:val="24"/>
+        </w:rPr>
+        <w:t xml:space="preserve">• Laurel Hotel — Source: Downtown Eastside Community Land Trust</w:t>
+      </w:r>
+    </w:p>
+    <w:p>
+      <w:pPr>
+        <w:ind w:left="180" w:first-line="-180"/>
+        <w:spacing w:after="30"/>
+      </w:pPr>
+      <w:r>
+        <w:rPr>
+          <w:rFonts w:ascii="Helvetica" w:hAnsi="Helvetica" w:cs="Helvetica"/>
+          <w:sz w:val="24"/>
+          <w:sz-cs w:val="24"/>
+        </w:rPr>
+        <w:t xml:space="preserve">• Empress Hotel — Source: Downtown Eastside Community Land Trust</w:t>
+      </w:r>
+    </w:p>
+    <w:p>
+      <w:pPr>
+        <w:spacing w:after="60"/>
+      </w:pPr>
+      <w:r>
+        <w:rPr>
+          <w:rFonts w:ascii="Helvetica" w:hAnsi="Helvetica" w:cs="Helvetica"/>
+          <w:sz w:val="24"/>
+          <w:sz-cs w:val="24"/>
+          <w:b/>
+        </w:rPr>
         <w:t xml:space="preserve">Resources</w:t>
       </w:r>
       <w:r>
@@ -10372,7 +10647,7 @@
           <w:sz-cs w:val="24"/>
           <w:b/>
         </w:rPr>
-        <w:t xml:space="preserve">• DTES SRO Collaborative</w:t>
+        <w:t xml:space="preserve">• Downtown Eastside Community Land Trust</w:t>
       </w:r>
       <w:r>
         <w:rPr>
@@ -10395,7 +10670,7 @@
           <w:sz-cs w:val="20"/>
           <w:color w:val="4466AA"/>
         </w:rPr>
-        <w:t xml:space="preserve">https://srocollaborative.org/</w:t>
+        <w:t xml:space="preserve">https://www.dtescommunitylandtrust.ca/</w:t>
       </w:r>
       <w:r>
         <w:rPr>
@@ -10418,30 +10693,30 @@
           <w:sz-cs w:val="20"/>
           <w:color w:val="555555"/>
         </w:rPr>
-        <w:t xml:space="preserve">Tenant advocacy and support organization</w:t>
-      </w:r>
-      <w:r>
-        <w:rPr>
-          <w:rFonts w:ascii="Helvetica" w:hAnsi="Helvetica" w:cs="Helvetica"/>
-          <w:sz w:val="20"/>
-          <w:sz-cs w:val="20"/>
-        </w:rPr>
-        <w:t xml:space="preserve"/>
-      </w:r>
-    </w:p>
-    <w:p>
-      <w:pPr>
-        <w:ind w:left="180" w:first-line="-180"/>
-        <w:spacing w:after="20"/>
-      </w:pPr>
-      <w:r>
-        <w:rPr>
-          <w:rFonts w:ascii="Helvetica" w:hAnsi="Helvetica" w:cs="Helvetica"/>
-          <w:sz w:val="20"/>
-          <w:sz-cs w:val="20"/>
-          <w:b/>
-        </w:rPr>
-        <w:t xml:space="preserve">• DTES Neighbourhood House — SRO Collaborative Profile</w:t>
+        <w:t xml:space="preserve">Official website — governance model, acquisition strategy, and community vision</w:t>
+      </w:r>
+      <w:r>
+        <w:rPr>
+          <w:rFonts w:ascii="Helvetica" w:hAnsi="Helvetica" w:cs="Helvetica"/>
+          <w:sz w:val="20"/>
+          <w:sz-cs w:val="20"/>
+        </w:rPr>
+        <w:t xml:space="preserve"/>
+      </w:r>
+    </w:p>
+    <w:p>
+      <w:pPr>
+        <w:ind w:left="180" w:first-line="-180"/>
+        <w:spacing w:after="20"/>
+      </w:pPr>
+      <w:r>
+        <w:rPr>
+          <w:rFonts w:ascii="Helvetica" w:hAnsi="Helvetica" w:cs="Helvetica"/>
+          <w:sz w:val="20"/>
+          <w:sz-cs w:val="20"/>
+          <w:b/>
+        </w:rPr>
+        <w:t xml:space="preserve">• CMHC — DTES CLT Demonstration Project</w:t>
       </w:r>
       <w:r>
         <w:rPr>
@@ -10464,7 +10739,7 @@
           <w:sz-cs w:val="20"/>
           <w:color w:val="4466AA"/>
         </w:rPr>
-        <w:t xml:space="preserve">https://www.dtesnhouse.ca/news-updates/partner-feature-sro-collaborative</w:t>
+        <w:t xml:space="preserve">https://www.cmhc-schl.gc.ca/nhs/nhs-project-profiles/2021-nhs-projects/vancouver-downtown-eastside-community-land-trust</w:t>
       </w:r>
       <w:r>
         <w:rPr>
@@ -10487,30 +10762,30 @@
           <w:sz-cs w:val="20"/>
           <w:color w:val="555555"/>
         </w:rPr>
-        <w:t xml:space="preserve">Background on the SRO Collaborative's work</w:t>
-      </w:r>
-      <w:r>
-        <w:rPr>
-          <w:rFonts w:ascii="Helvetica" w:hAnsi="Helvetica" w:cs="Helvetica"/>
-          <w:sz w:val="20"/>
-          <w:sz-cs w:val="20"/>
-        </w:rPr>
-        <w:t xml:space="preserve"/>
-      </w:r>
-    </w:p>
-    <w:p>
-      <w:pPr>
-        <w:ind w:left="180" w:first-line="-180"/>
-        <w:spacing w:after="20"/>
-      </w:pPr>
-      <w:r>
-        <w:rPr>
-          <w:rFonts w:ascii="Helvetica" w:hAnsi="Helvetica" w:cs="Helvetica"/>
-          <w:sz w:val="20"/>
-          <w:sz-cs w:val="20"/>
-          <w:b/>
-        </w:rPr>
-        <w:t xml:space="preserve">• Mission Statement</w:t>
+        <w:t xml:space="preserve">National Housing Strategy project profile on the CLT's foundation and framework</w:t>
+      </w:r>
+      <w:r>
+        <w:rPr>
+          <w:rFonts w:ascii="Helvetica" w:hAnsi="Helvetica" w:cs="Helvetica"/>
+          <w:sz w:val="20"/>
+          <w:sz-cs w:val="20"/>
+        </w:rPr>
+        <w:t xml:space="preserve"/>
+      </w:r>
+    </w:p>
+    <w:p>
+      <w:pPr>
+        <w:ind w:left="180" w:first-line="-180"/>
+        <w:spacing w:after="20"/>
+      </w:pPr>
+      <w:r>
+        <w:rPr>
+          <w:rFonts w:ascii="Helvetica" w:hAnsi="Helvetica" w:cs="Helvetica"/>
+          <w:sz w:val="20"/>
+          <w:sz-cs w:val="20"/>
+          <w:b/>
+        </w:rPr>
+        <w:t xml:space="preserve">• Vancity Lookout — Powell Rooms Acquisition</w:t>
       </w:r>
       <w:r>
         <w:rPr>
@@ -10533,7 +10808,7 @@
           <w:sz-cs w:val="20"/>
           <w:color w:val="4466AA"/>
         </w:rPr>
-        <w:t xml:space="preserve">https://www.srocollaborative.org/mission-statement</w:t>
+        <w:t xml:space="preserve">https://www.vancitylookout.com/p/exclusive-powell-rooms-sro-set-to-become-a-unique-model-of-community-owned-housing</w:t>
       </w:r>
       <w:r>
         <w:rPr>
@@ -10556,30 +10831,30 @@
           <w:sz-cs w:val="20"/>
           <w:color w:val="555555"/>
         </w:rPr>
-        <w:t xml:space="preserve">Organization mission and tenant-led model</w:t>
-      </w:r>
-      <w:r>
-        <w:rPr>
-          <w:rFonts w:ascii="Helvetica" w:hAnsi="Helvetica" w:cs="Helvetica"/>
-          <w:sz w:val="20"/>
-          <w:sz-cs w:val="20"/>
-        </w:rPr>
-        <w:t xml:space="preserve"/>
-      </w:r>
-    </w:p>
-    <w:p>
-      <w:pPr>
-        <w:ind w:left="180" w:first-line="-180"/>
-        <w:spacing w:after="20"/>
-      </w:pPr>
-      <w:r>
-        <w:rPr>
-          <w:rFonts w:ascii="Helvetica" w:hAnsi="Helvetica" w:cs="Helvetica"/>
-          <w:sz w:val="20"/>
-          <w:sz-cs w:val="20"/>
-          <w:b/>
-        </w:rPr>
-        <w:t xml:space="preserve">• SRO HUB Program</w:t>
+        <w:t xml:space="preserve">In-depth reporting on the CLT's first building acquisition and community-owned housing model</w:t>
+      </w:r>
+      <w:r>
+        <w:rPr>
+          <w:rFonts w:ascii="Helvetica" w:hAnsi="Helvetica" w:cs="Helvetica"/>
+          <w:sz w:val="20"/>
+          <w:sz-cs w:val="20"/>
+        </w:rPr>
+        <w:t xml:space="preserve"/>
+      </w:r>
+    </w:p>
+    <w:p>
+      <w:pPr>
+        <w:ind w:left="180" w:first-line="-180"/>
+        <w:spacing w:after="20"/>
+      </w:pPr>
+      <w:r>
+        <w:rPr>
+          <w:rFonts w:ascii="Helvetica" w:hAnsi="Helvetica" w:cs="Helvetica"/>
+          <w:sz w:val="20"/>
+          <w:sz-cs w:val="20"/>
+          <w:b/>
+        </w:rPr>
+        <w:t xml:space="preserve">• BC Housing — Keefer Rooms Acquisition</w:t>
       </w:r>
       <w:r>
         <w:rPr>
@@ -10602,7 +10877,7 @@
           <w:sz-cs w:val="20"/>
           <w:color w:val="4466AA"/>
         </w:rPr>
-        <w:t xml:space="preserve">https://www.srocollaborative.org/programs/sro-hub-program/</w:t>
+        <w:t xml:space="preserve">https://news.gov.bc.ca/releases/2023HOUS0137-001604</w:t>
       </w:r>
       <w:r>
         <w:rPr>
@@ -10625,30 +10900,30 @@
           <w:sz-cs w:val="20"/>
           <w:color w:val="555555"/>
         </w:rPr>
-        <w:t xml:space="preserve">Tenant committee support, advocacy, and building-level organizing</w:t>
-      </w:r>
-      <w:r>
-        <w:rPr>
-          <w:rFonts w:ascii="Helvetica" w:hAnsi="Helvetica" w:cs="Helvetica"/>
-          <w:sz w:val="20"/>
-          <w:sz-cs w:val="20"/>
-        </w:rPr>
-        <w:t xml:space="preserve"/>
-      </w:r>
-    </w:p>
-    <w:p>
-      <w:pPr>
-        <w:ind w:left="180" w:first-line="-180"/>
-        <w:spacing w:after="20"/>
-      </w:pPr>
-      <w:r>
-        <w:rPr>
-          <w:rFonts w:ascii="Helvetica" w:hAnsi="Helvetica" w:cs="Helvetica"/>
-          <w:sz w:val="20"/>
-          <w:sz-cs w:val="20"/>
-          <w:b/>
-        </w:rPr>
-        <w:t xml:space="preserve">• TORO Program</w:t>
+        <w:t xml:space="preserve">Provincial announcement on the Keefer Rooms purchase and CLT operating partnership</w:t>
+      </w:r>
+      <w:r>
+        <w:rPr>
+          <w:rFonts w:ascii="Helvetica" w:hAnsi="Helvetica" w:cs="Helvetica"/>
+          <w:sz w:val="20"/>
+          <w:sz-cs w:val="20"/>
+        </w:rPr>
+        <w:t xml:space="preserve"/>
+      </w:r>
+    </w:p>
+    <w:p>
+      <w:pPr>
+        <w:ind w:left="180" w:first-line="-180"/>
+        <w:spacing w:after="20"/>
+      </w:pPr>
+      <w:r>
+        <w:rPr>
+          <w:rFonts w:ascii="Helvetica" w:hAnsi="Helvetica" w:cs="Helvetica"/>
+          <w:sz w:val="20"/>
+          <w:sz-cs w:val="20"/>
+          <w:b/>
+        </w:rPr>
+        <w:t xml:space="preserve">• BSH Research in Progress — Vancouver's Growing CLT Movement</w:t>
       </w:r>
       <w:r>
         <w:rPr>
@@ -10671,7 +10946,7 @@
           <w:sz-cs w:val="20"/>
           <w:color w:val="4466AA"/>
         </w:rPr>
-        <w:t xml:space="preserve">https://www.srocollaborative.org/programs/toro/</w:t>
+        <w:t xml:space="preserve">https://bsh.ubc.ca/research-in-progress-on-vancouvers-growing-clt-movement/</w:t>
       </w:r>
       <w:r>
         <w:rPr>
@@ -10694,30 +10969,30 @@
           <w:sz-cs w:val="20"/>
           <w:color w:val="555555"/>
         </w:rPr>
-        <w:t xml:space="preserve">Tenant overdose response initiative details</w:t>
-      </w:r>
-      <w:r>
-        <w:rPr>
-          <w:rFonts w:ascii="Helvetica" w:hAnsi="Helvetica" w:cs="Helvetica"/>
-          <w:sz w:val="20"/>
-          <w:sz-cs w:val="20"/>
-        </w:rPr>
-        <w:t xml:space="preserve"/>
-      </w:r>
-    </w:p>
-    <w:p>
-      <w:pPr>
-        <w:ind w:left="180" w:first-line="-180"/>
-        <w:spacing w:after="20"/>
-      </w:pPr>
-      <w:r>
-        <w:rPr>
-          <w:rFonts w:ascii="Helvetica" w:hAnsi="Helvetica" w:cs="Helvetica"/>
-          <w:sz w:val="20"/>
-          <w:sz-cs w:val="20"/>
-          <w:b/>
-        </w:rPr>
-        <w:t xml:space="preserve">• BC Government Grant Announcement (2023)</w:t>
+        <w:t xml:space="preserve">BSH webinar featuring DTES CLT and Hogan's Alley Society on affordable housing and community land stewardship</w:t>
+      </w:r>
+      <w:r>
+        <w:rPr>
+          <w:rFonts w:ascii="Helvetica" w:hAnsi="Helvetica" w:cs="Helvetica"/>
+          <w:sz w:val="20"/>
+          <w:sz-cs w:val="20"/>
+        </w:rPr>
+        <w:t xml:space="preserve"/>
+      </w:r>
+    </w:p>
+    <w:p>
+      <w:pPr>
+        <w:ind w:left="180" w:first-line="-180"/>
+        <w:spacing w:after="20"/>
+      </w:pPr>
+      <w:r>
+        <w:rPr>
+          <w:rFonts w:ascii="Helvetica" w:hAnsi="Helvetica" w:cs="Helvetica"/>
+          <w:sz w:val="20"/>
+          <w:sz-cs w:val="20"/>
+          <w:b/>
+        </w:rPr>
+        <w:t xml:space="preserve">• BSH — Vancouver's Downtown Eastside Upzoning: A Policy Out of Balance</w:t>
       </w:r>
       <w:r>
         <w:rPr>
@@ -10740,7 +11015,7 @@
           <w:sz-cs w:val="20"/>
           <w:color w:val="4466AA"/>
         </w:rPr>
-        <w:t xml:space="preserve">https://news.gov.bc.ca/releases/2023hous0053-000772</w:t>
+        <w:t xml:space="preserve">https://bsh.ubc.ca/vancouvers-downtown-eastside-upzoning-a-policy-out-of-balance/</w:t>
       </w:r>
       <w:r>
         <w:rPr>
@@ -10763,7 +11038,7 @@
           <w:sz-cs w:val="20"/>
           <w:color w:val="555555"/>
         </w:rPr>
-        <w:t xml:space="preserve">One-time provincial funding announcement</w:t>
+        <w:t xml:space="preserve">Strengthening Community Land Trust Research on DEOD changes and their effect on low-income housing in the DTES</w:t>
       </w:r>
       <w:r>
         <w:rPr>
@@ -10796,7 +11071,7 @@
           <w:sz-cs w:val="28"/>
           <w:b/>
         </w:rPr>
-        <w:t xml:space="preserve">Stop 5: Hogan's Alley Society</w:t>
+        <w:t xml:space="preserve">Stop 5: DTES SRO Collaborative</w:t>
       </w:r>
       <w:r>
         <w:rPr>
@@ -10819,7 +11094,7 @@
           <w:i/>
           <w:color w:val="555555"/>
         </w:rPr>
-        <w:t xml:space="preserve">Location: Union Street &amp; Main Street, Vancouver</w:t>
+        <w:t xml:space="preserve">Location: 268 Keefer St, Vancouver</w:t>
       </w:r>
       <w:r>
         <w:rPr>
@@ -10849,7 +11124,7 @@
           <w:sz w:val="28"/>
           <w:sz-cs w:val="28"/>
         </w:rPr>
-        <w:t xml:space="preserve">CLT Site: 3.5 acres | Cultural Centre: 27,000 sq ft | Nora Hendrix Place: 52 homes</w:t>
+        <w:t xml:space="preserve">Participating SROs: ~40 | Tenants Surveyed: 900+ | Provincial Grant: $11M</w:t>
       </w:r>
     </w:p>
     <w:p>
@@ -10883,17 +11158,42 @@
           <w:rFonts w:ascii="Helvetica" w:hAnsi="Helvetica" w:cs="Helvetica"/>
           <w:sz w:val="24"/>
           <w:sz-cs w:val="24"/>
-          <w:b/>
-        </w:rPr>
-        <w:t xml:space="preserve">Hogan's Alley</w:t>
-      </w:r>
-      <w:r>
-        <w:rPr>
-          <w:rFonts w:ascii="Helvetica" w:hAnsi="Helvetica" w:cs="Helvetica"/>
-          <w:sz w:val="24"/>
-          <w:sz-cs w:val="24"/>
-        </w:rPr>
-        <w:t xml:space="preserve"> — the informal name for Park Lane between Union and Prior streets — was the centre of Vancouver's Black community from the early 1900s through the 1960s. At its peak the neighbourhood included as many as 800 Black residents, many of whom were immigrants from the western United States and railway porters employed by the Great Northern Railway. The community supported Black-owned businesses, churches (including the African Methodist Episcopal Fountain Chapel), and social institutions until the City cleared the area for Georgia and Dunsmuir viaduct construction in 1967–72.</w:t>
+        </w:rPr>
+        <w:t xml:space="preserve">The </w:t>
+      </w:r>
+      <w:r>
+        <w:rPr>
+          <w:rFonts w:ascii="Helvetica" w:hAnsi="Helvetica" w:cs="Helvetica"/>
+          <w:sz w:val="24"/>
+          <w:sz-cs w:val="24"/>
+          <w:b/>
+        </w:rPr>
+        <w:t xml:space="preserve">DTES SRO Collaborative Society (SRO-C)</w:t>
+      </w:r>
+      <w:r>
+        <w:rPr>
+          <w:rFonts w:ascii="Helvetica" w:hAnsi="Helvetica" w:cs="Helvetica"/>
+          <w:sz w:val="24"/>
+          <w:sz-cs w:val="24"/>
+        </w:rPr>
+        <w:t xml:space="preserve"> is a tenant-led organization focused on improving habitability, safety, and housing security in privately owned SRO hotels. More than </w:t>
+      </w:r>
+      <w:r>
+        <w:rPr>
+          <w:rFonts w:ascii="Helvetica" w:hAnsi="Helvetica" w:cs="Helvetica"/>
+          <w:sz w:val="24"/>
+          <w:sz-cs w:val="24"/>
+          <w:b/>
+        </w:rPr>
+        <w:t xml:space="preserve">2,700 tenants across 40+ private SROs</w:t>
+      </w:r>
+      <w:r>
+        <w:rPr>
+          <w:rFonts w:ascii="Helvetica" w:hAnsi="Helvetica" w:cs="Helvetica"/>
+          <w:sz w:val="24"/>
+          <w:sz-cs w:val="24"/>
+        </w:rPr>
+        <w:t xml:space="preserve"> are supported through its tenant-based initiatives.</w:t>
       </w:r>
     </w:p>
     <w:p>
@@ -10906,75 +11206,109 @@
           <w:sz w:val="24"/>
           <w:sz-cs w:val="24"/>
         </w:rPr>
-        <w:t xml:space="preserve">The </w:t>
-      </w:r>
-      <w:r>
-        <w:rPr>
-          <w:rFonts w:ascii="Helvetica" w:hAnsi="Helvetica" w:cs="Helvetica"/>
-          <w:sz w:val="24"/>
-          <w:sz-cs w:val="24"/>
-          <w:b/>
-        </w:rPr>
-        <w:t xml:space="preserve">Hogan's Alley Society (HAS)</w:t>
-      </w:r>
-      <w:r>
-        <w:rPr>
-          <w:rFonts w:ascii="Helvetica" w:hAnsi="Helvetica" w:cs="Helvetica"/>
-          <w:sz w:val="24"/>
-          <w:sz-cs w:val="24"/>
-        </w:rPr>
-        <w:t xml:space="preserve">, formed in 2018, is a Black-led non-profit focused on cultural repair, anti-displacement work, and community-owned development. Under inaugural Executive Director Djaka Blais — who co-founded the Foundation for Black Communities, Canada's first philanthropic foundation for Black communities — HAS operates across three strategic pillars: </w:t>
-      </w:r>
-      <w:r>
-        <w:rPr>
-          <w:rFonts w:ascii="Helvetica" w:hAnsi="Helvetica" w:cs="Helvetica"/>
-          <w:sz w:val="24"/>
-          <w:sz-cs w:val="24"/>
-          <w:b/>
-        </w:rPr>
-        <w:t xml:space="preserve">culturally informed housing</w:t>
-      </w:r>
-      <w:r>
-        <w:rPr>
-          <w:rFonts w:ascii="Helvetica" w:hAnsi="Helvetica" w:cs="Helvetica"/>
-          <w:sz w:val="24"/>
-          <w:sz-cs w:val="24"/>
-        </w:rPr>
-        <w:t xml:space="preserve">, </w:t>
-      </w:r>
-      <w:r>
-        <w:rPr>
-          <w:rFonts w:ascii="Helvetica" w:hAnsi="Helvetica" w:cs="Helvetica"/>
-          <w:sz w:val="24"/>
-          <w:sz-cs w:val="24"/>
-          <w:b/>
-        </w:rPr>
-        <w:t xml:space="preserve">non-profit housing development</w:t>
-      </w:r>
-      <w:r>
-        <w:rPr>
-          <w:rFonts w:ascii="Helvetica" w:hAnsi="Helvetica" w:cs="Helvetica"/>
-          <w:sz w:val="24"/>
-          <w:sz-cs w:val="24"/>
-        </w:rPr>
-        <w:t xml:space="preserve">, and </w:t>
-      </w:r>
-      <w:r>
-        <w:rPr>
-          <w:rFonts w:ascii="Helvetica" w:hAnsi="Helvetica" w:cs="Helvetica"/>
-          <w:sz w:val="24"/>
-          <w:sz-cs w:val="24"/>
-          <w:b/>
-        </w:rPr>
-        <w:t xml:space="preserve">community engagement</w:t>
-      </w:r>
-      <w:r>
-        <w:rPr>
-          <w:rFonts w:ascii="Helvetica" w:hAnsi="Helvetica" w:cs="Helvetica"/>
-          <w:sz w:val="24"/>
-          <w:sz-cs w:val="24"/>
-        </w:rPr>
-        <w:t xml:space="preserve">.</w:t>
+        <w:t xml:space="preserve">Core programs include: </w:t>
+      </w:r>
+      <w:r>
+        <w:rPr>
+          <w:rFonts w:ascii="Helvetica" w:hAnsi="Helvetica" w:cs="Helvetica"/>
+          <w:sz w:val="24"/>
+          <w:sz-cs w:val="24"/>
+          <w:b/>
+        </w:rPr>
+        <w:t xml:space="preserve">tenant committees</w:t>
+      </w:r>
+      <w:r>
+        <w:rPr>
+          <w:rFonts w:ascii="Helvetica" w:hAnsi="Helvetica" w:cs="Helvetica"/>
+          <w:sz w:val="24"/>
+          <w:sz-cs w:val="24"/>
+        </w:rPr>
+        <w:t xml:space="preserve"> that identify building-level issues and coordinate safety planning; </w:t>
+      </w:r>
+      <w:r>
+        <w:rPr>
+          <w:rFonts w:ascii="Helvetica" w:hAnsi="Helvetica" w:cs="Helvetica"/>
+          <w:sz w:val="24"/>
+          <w:sz-cs w:val="24"/>
+          <w:b/>
+        </w:rPr>
+        <w:t xml:space="preserve">TORO (Tenant Overdose Response Organizers)</w:t>
+      </w:r>
+      <w:r>
+        <w:rPr>
+          <w:rFonts w:ascii="Helvetica" w:hAnsi="Helvetica" w:cs="Helvetica"/>
+          <w:sz w:val="24"/>
+          <w:sz-cs w:val="24"/>
+        </w:rPr>
+        <w:t xml:space="preserve"> providing peer-led harm reduction and naloxone access; </w:t>
+      </w:r>
+      <w:r>
+        <w:rPr>
+          <w:rFonts w:ascii="Helvetica" w:hAnsi="Helvetica" w:cs="Helvetica"/>
+          <w:sz w:val="24"/>
+          <w:sz-cs w:val="24"/>
+          <w:b/>
+        </w:rPr>
+        <w:t xml:space="preserve">room cleaning and repairs</w:t>
+      </w:r>
+      <w:r>
+        <w:rPr>
+          <w:rFonts w:ascii="Helvetica" w:hAnsi="Helvetica" w:cs="Helvetica"/>
+          <w:sz w:val="24"/>
+          <w:sz-cs w:val="24"/>
+        </w:rPr>
+        <w:t xml:space="preserve"> training; </w:t>
+      </w:r>
+      <w:r>
+        <w:rPr>
+          <w:rFonts w:ascii="Helvetica" w:hAnsi="Helvetica" w:cs="Helvetica"/>
+          <w:sz w:val="24"/>
+          <w:sz-cs w:val="24"/>
+          <w:b/>
+        </w:rPr>
+        <w:t xml:space="preserve">cultural reconnection</w:t>
+      </w:r>
+      <w:r>
+        <w:rPr>
+          <w:rFonts w:ascii="Helvetica" w:hAnsi="Helvetica" w:cs="Helvetica"/>
+          <w:sz w:val="24"/>
+          <w:sz-cs w:val="24"/>
+        </w:rPr>
+        <w:t xml:space="preserve"> supports for Indigenous tenants (~33% of SRO residents); </w:t>
+      </w:r>
+      <w:r>
+        <w:rPr>
+          <w:rFonts w:ascii="Helvetica" w:hAnsi="Helvetica" w:cs="Helvetica"/>
+          <w:sz w:val="24"/>
+          <w:sz-cs w:val="24"/>
+          <w:b/>
+        </w:rPr>
+        <w:t xml:space="preserve">fire safety and emergency preparedness</w:t>
+      </w:r>
+      <w:r>
+        <w:rPr>
+          <w:rFonts w:ascii="Helvetica" w:hAnsi="Helvetica" w:cs="Helvetica"/>
+          <w:sz w:val="24"/>
+          <w:sz-cs w:val="24"/>
+        </w:rPr>
+        <w:t xml:space="preserve">; and the </w:t>
+      </w:r>
+      <w:r>
+        <w:rPr>
+          <w:rFonts w:ascii="Helvetica" w:hAnsi="Helvetica" w:cs="Helvetica"/>
+          <w:sz w:val="24"/>
+          <w:sz-cs w:val="24"/>
+          <w:b/>
+        </w:rPr>
+        <w:t xml:space="preserve">Right to Remain</w:t>
+      </w:r>
+      <w:r>
+        <w:rPr>
+          <w:rFonts w:ascii="Helvetica" w:hAnsi="Helvetica" w:cs="Helvetica"/>
+          <w:sz w:val="24"/>
+          <w:sz-cs w:val="24"/>
+        </w:rPr>
+        <w:t xml:space="preserve"> research collective supporting tenant organizing for improved conditions.</w:t>
       </w:r>
     </w:p>
     <w:p>
@@ -10987,88 +11321,41 @@
           <w:sz w:val="24"/>
           <w:sz-cs w:val="24"/>
         </w:rPr>
-        <w:t xml:space="preserve">In </w:t>
-      </w:r>
-      <w:r>
-        <w:rPr>
-          <w:rFonts w:ascii="Helvetica" w:hAnsi="Helvetica" w:cs="Helvetica"/>
-          <w:sz w:val="24"/>
-          <w:sz-cs w:val="24"/>
-          <w:b/>
-        </w:rPr>
-        <w:t xml:space="preserve">September 2022</w:t>
-      </w:r>
-      <w:r>
-        <w:rPr>
-          <w:rFonts w:ascii="Helvetica" w:hAnsi="Helvetica" w:cs="Helvetica"/>
-          <w:sz w:val="24"/>
-          <w:sz-cs w:val="24"/>
-        </w:rPr>
-        <w:t xml:space="preserve">, HAS and the City of Vancouver signed a Memorandum of Understanding for the </w:t>
-      </w:r>
-      <w:r>
-        <w:rPr>
-          <w:rFonts w:ascii="Helvetica" w:hAnsi="Helvetica" w:cs="Helvetica"/>
-          <w:sz w:val="24"/>
-          <w:sz-cs w:val="24"/>
-          <w:b/>
-        </w:rPr>
-        <w:t xml:space="preserve">898 Main Street block</w:t>
-      </w:r>
-      <w:r>
-        <w:rPr>
-          <w:rFonts w:ascii="Helvetica" w:hAnsi="Helvetica" w:cs="Helvetica"/>
-          <w:sz w:val="24"/>
-          <w:sz-cs w:val="24"/>
-        </w:rPr>
-        <w:t xml:space="preserve"> (bounded by Main, Union, Gore, and Prior streets), a 3.5-acre site within the Northeast False Creek Plan area. The MOU sets terms for negotiating a long-term lease to deliver affordable housing, a </w:t>
-      </w:r>
-      <w:r>
-        <w:rPr>
-          <w:rFonts w:ascii="Helvetica" w:hAnsi="Helvetica" w:cs="Helvetica"/>
-          <w:sz w:val="24"/>
-          <w:sz-cs w:val="24"/>
-          <w:b/>
-        </w:rPr>
-        <w:t xml:space="preserve">27,000-square-foot Black cultural centre</w:t>
-      </w:r>
-      <w:r>
-        <w:rPr>
-          <w:rFonts w:ascii="Helvetica" w:hAnsi="Helvetica" w:cs="Helvetica"/>
-          <w:sz w:val="24"/>
-          <w:sz-cs w:val="24"/>
-        </w:rPr>
-        <w:t xml:space="preserve">, childcare facilities, artist production space, and small-business units through a Black-led Community Land Trust.</w:t>
-      </w:r>
-    </w:p>
-    <w:p>
-      <w:pPr>
-        <w:spacing w:after="80"/>
-      </w:pPr>
-      <w:r>
-        <w:rPr>
-          <w:rFonts w:ascii="Helvetica" w:hAnsi="Helvetica" w:cs="Helvetica"/>
-          <w:sz w:val="24"/>
-          <w:sz-cs w:val="24"/>
-        </w:rPr>
-        <w:t xml:space="preserve">HAS currently operates </w:t>
-      </w:r>
-      <w:r>
-        <w:rPr>
-          <w:rFonts w:ascii="Helvetica" w:hAnsi="Helvetica" w:cs="Helvetica"/>
-          <w:sz w:val="24"/>
-          <w:sz-cs w:val="24"/>
-          <w:b/>
-        </w:rPr>
-        <w:t xml:space="preserve">Nora Hendrix Place</w:t>
-      </w:r>
-      <w:r>
-        <w:rPr>
-          <w:rFonts w:ascii="Helvetica" w:hAnsi="Helvetica" w:cs="Helvetica"/>
-          <w:sz w:val="24"/>
-          <w:sz-cs w:val="24"/>
-        </w:rPr>
-        <w:t xml:space="preserve"> at 258 Union Street: 52 temporary modular homes with private kitchens and washrooms, prioritizing Black and Indigenous residents at risk of or experiencing homelessness. HAS has been in a mentorship and capacity-building partnership with Atira to eventually assume full operations.</w:t>
+        <w:t xml:space="preserve">In 2023, the Province provided a </w:t>
+      </w:r>
+      <w:r>
+        <w:rPr>
+          <w:rFonts w:ascii="Helvetica" w:hAnsi="Helvetica" w:cs="Helvetica"/>
+          <w:sz w:val="24"/>
+          <w:sz-cs w:val="24"/>
+          <w:b/>
+        </w:rPr>
+        <w:t xml:space="preserve">one-time $11 million grant</w:t>
+      </w:r>
+      <w:r>
+        <w:rPr>
+          <w:rFonts w:ascii="Helvetica" w:hAnsi="Helvetica" w:cs="Helvetica"/>
+          <w:sz w:val="24"/>
+          <w:sz-cs w:val="24"/>
+        </w:rPr>
+        <w:t xml:space="preserve"> to support tenant-led safety and stabilization programming over three years. In 2024, the Collaborative partnered with the City to conduct a major </w:t>
+      </w:r>
+      <w:r>
+        <w:rPr>
+          <w:rFonts w:ascii="Helvetica" w:hAnsi="Helvetica" w:cs="Helvetica"/>
+          <w:sz w:val="24"/>
+          <w:sz-cs w:val="24"/>
+          <w:b/>
+        </w:rPr>
+        <w:t xml:space="preserve">SRO Tenant Survey</w:t>
+      </w:r>
+      <w:r>
+        <w:rPr>
+          <w:rFonts w:ascii="Helvetica" w:hAnsi="Helvetica" w:cs="Helvetica"/>
+          <w:sz w:val="24"/>
+          <w:sz-cs w:val="24"/>
+        </w:rPr>
+        <w:t xml:space="preserve"> — interviewing over 900 tenants in 133 SRO buildings.</w:t>
       </w:r>
     </w:p>
     <w:p>
@@ -11105,7 +11392,7 @@
           <w:sz-cs w:val="24"/>
           <w:b/>
         </w:rPr>
-        <w:t xml:space="preserve">1. 898 Main Street Block</w:t>
+        <w:t xml:space="preserve">1. Tenant Committees</w:t>
       </w:r>
       <w:r>
         <w:rPr>
@@ -11114,7 +11401,7 @@
           <w:sz-cs w:val="18"/>
           <w:color w:val="555555"/>
         </w:rPr>
-        <w:t xml:space="preserve"> [Land Trust]</w:t>
+        <w:t xml:space="preserve"> [Community organizing]</w:t>
       </w:r>
       <w:r>
         <w:rPr>
@@ -11136,7 +11423,7 @@
           <w:sz w:val="18"/>
           <w:sz-cs w:val="18"/>
         </w:rPr>
-        <w:t xml:space="preserve">3.5-acre CLT site within the Northeast False Creek Plan: long-term lease under negotiation since the 2022 MOU with the City.</w:t>
+        <w:t xml:space="preserve">The cornerstone of SRO-C's Hub Program. Democratic structures where tenants identify building-level issues, coordinate repairs with landlords, and organize for improved habitability and affordability.</w:t>
       </w:r>
     </w:p>
     <w:p>
@@ -11151,7 +11438,7 @@
           <w:sz-cs w:val="18"/>
           <w:b/>
         </w:rPr>
-        <w:t xml:space="preserve">2. 27,000 sq ft Cultural Centre</w:t>
+        <w:t xml:space="preserve">2. TORO (Tenant Overdose Response)</w:t>
       </w:r>
       <w:r>
         <w:rPr>
@@ -11160,7 +11447,7 @@
           <w:sz-cs w:val="18"/>
           <w:color w:val="555555"/>
         </w:rPr>
-        <w:t xml:space="preserve"> [Culture]</w:t>
+        <w:t xml:space="preserve"> [Harm reduction]</w:t>
       </w:r>
       <w:r>
         <w:rPr>
@@ -11182,7 +11469,7 @@
           <w:sz w:val="18"/>
           <w:sz-cs w:val="18"/>
         </w:rPr>
-        <w:t xml:space="preserve">Planned focal point for Vancouver's Black community: food, gathering, education, art, music, dance, and research into Black Canadian history.</w:t>
+        <w:t xml:space="preserve">Peer-led harm reduction across ~40 private SROs. Tenants trained as TOROs provide naloxone training and kits, safer supply referrals, and harm reduction supplies in the places people live.</w:t>
       </w:r>
     </w:p>
     <w:p>
@@ -11197,7 +11484,7 @@
           <w:sz-cs w:val="18"/>
           <w:b/>
         </w:rPr>
-        <w:t xml:space="preserve">3. Nora Hendrix Place</w:t>
+        <w:t xml:space="preserve">3. SRO Degree &amp; Right to Remain</w:t>
       </w:r>
       <w:r>
         <w:rPr>
@@ -11206,7 +11493,7 @@
           <w:sz-cs w:val="18"/>
           <w:color w:val="555555"/>
         </w:rPr>
-        <w:t xml:space="preserve"> [Housing]</w:t>
+        <w:t xml:space="preserve"> [Education &amp; research]</w:t>
       </w:r>
       <w:r>
         <w:rPr>
@@ -11228,7 +11515,7 @@
           <w:sz w:val="18"/>
           <w:sz-cs w:val="18"/>
         </w:rPr>
-        <w:t xml:space="preserve">52-home temporary modular housing project at 258 Union Street, prioritizing Black and Indigenous residents with culturally grounded supports.</w:t>
+        <w:t xml:space="preserve">The SRO Degree equips tenants with housing rights knowledge and practical skills. Right to Remain is a research collective supporting tenant organizing for safety, cleanliness, and empowerment.</w:t>
       </w:r>
     </w:p>
     <w:p>
@@ -11243,7 +11530,7 @@
           <w:sz-cs w:val="18"/>
           <w:b/>
         </w:rPr>
-        <w:t xml:space="preserve">4. Afrocentric Governance</w:t>
+        <w:t xml:space="preserve">4. 2024 SRO Tenant Survey</w:t>
       </w:r>
       <w:r>
         <w:rPr>
@@ -11252,7 +11539,7 @@
           <w:sz-cs w:val="18"/>
           <w:color w:val="555555"/>
         </w:rPr>
-        <w:t xml:space="preserve"> [Governance]</w:t>
+        <w:t xml:space="preserve"> [Data &amp; justice]</w:t>
       </w:r>
       <w:r>
         <w:rPr>
@@ -11274,6 +11561,1767 @@
           <w:sz w:val="18"/>
           <w:sz-cs w:val="18"/>
         </w:rPr>
+        <w:t xml:space="preserve">Partnered with the City to survey 900+ tenants across 133 buildings — the most comprehensive SRO tenant data since 2013. Findings inform the intergovernmental SRO Investment Strategy.</w:t>
+      </w:r>
+    </w:p>
+    <w:p>
+      <w:pPr>
+        <w:spacing w:after="60"/>
+      </w:pPr>
+      <w:r>
+        <w:rPr>
+          <w:rFonts w:ascii="Helvetica" w:hAnsi="Helvetica" w:cs="Helvetica"/>
+          <w:sz w:val="24"/>
+          <w:sz-cs w:val="24"/>
+          <w:b/>
+        </w:rPr>
+        <w:t xml:space="preserve">Programs</w:t>
+      </w:r>
+      <w:r>
+        <w:rPr>
+          <w:rFonts w:ascii="Helvetica" w:hAnsi="Helvetica" w:cs="Helvetica"/>
+          <w:sz w:val="24"/>
+          <w:sz-cs w:val="24"/>
+        </w:rPr>
+        <w:t xml:space="preserve"/>
+      </w:r>
+    </w:p>
+    <w:p>
+      <w:pPr>
+        <w:spacing w:after="30"/>
+      </w:pPr>
+      <w:r>
+        <w:rPr>
+          <w:rFonts w:ascii="Helvetica" w:hAnsi="Helvetica" w:cs="Helvetica"/>
+          <w:sz w:val="24"/>
+          <w:sz-cs w:val="24"/>
+          <w:b/>
+        </w:rPr>
+        <w:t xml:space="preserve">Tenant-Based Initiatives (TBIs)</w:t>
+      </w:r>
+      <w:r>
+        <w:rPr>
+          <w:rFonts w:ascii="Helvetica" w:hAnsi="Helvetica" w:cs="Helvetica"/>
+          <w:sz w:val="24"/>
+          <w:sz-cs w:val="24"/>
+        </w:rPr>
+        <w:t xml:space="preserve"/>
+      </w:r>
+    </w:p>
+    <w:p>
+      <w:pPr>
+        <w:spacing w:after="80"/>
+      </w:pPr>
+      <w:r>
+        <w:rPr>
+          <w:rFonts w:ascii="Helvetica" w:hAnsi="Helvetica" w:cs="Helvetica"/>
+          <w:sz w:val="24"/>
+          <w:sz-cs w:val="24"/>
+        </w:rPr>
+        <w:t xml:space="preserve">The SRO Collaborative's model empowers tenants to improve their own buildings. In contrast to top-down supportive housing, SRO-C provides life-skills training to tenants who then become active participants in building improvement. Core programs include:</w:t>
+      </w:r>
+    </w:p>
+    <w:p>
+      <w:pPr>
+        <w:ind w:left="180" w:first-line="-180"/>
+        <w:spacing w:after="30"/>
+      </w:pPr>
+      <w:r>
+        <w:rPr>
+          <w:rFonts w:ascii="Helvetica" w:hAnsi="Helvetica" w:cs="Helvetica"/>
+          <w:sz w:val="24"/>
+          <w:sz-cs w:val="24"/>
+        </w:rPr>
+        <w:t xml:space="preserve">• </w:t>
+      </w:r>
+      <w:r>
+        <w:rPr>
+          <w:rFonts w:ascii="Helvetica" w:hAnsi="Helvetica" w:cs="Helvetica"/>
+          <w:sz w:val="24"/>
+          <w:sz-cs w:val="24"/>
+          <w:b/>
+        </w:rPr>
+        <w:t xml:space="preserve">Tenant Committees (SRO Hub Program):</w:t>
+      </w:r>
+      <w:r>
+        <w:rPr>
+          <w:rFonts w:ascii="Helvetica" w:hAnsi="Helvetica" w:cs="Helvetica"/>
+          <w:sz w:val="24"/>
+          <w:sz-cs w:val="24"/>
+        </w:rPr>
+        <w:t xml:space="preserve"> The cornerstone program — democratic structures that identify building-level issues, coordinate repairs, and build community ownership in privately owned SROs</w:t>
+      </w:r>
+    </w:p>
+    <w:p>
+      <w:pPr>
+        <w:ind w:left="180" w:first-line="-180"/>
+        <w:spacing w:after="30"/>
+      </w:pPr>
+      <w:r>
+        <w:rPr>
+          <w:rFonts w:ascii="Helvetica" w:hAnsi="Helvetica" w:cs="Helvetica"/>
+          <w:sz w:val="24"/>
+          <w:sz-cs w:val="24"/>
+        </w:rPr>
+        <w:t xml:space="preserve">• </w:t>
+      </w:r>
+      <w:r>
+        <w:rPr>
+          <w:rFonts w:ascii="Helvetica" w:hAnsi="Helvetica" w:cs="Helvetica"/>
+          <w:sz w:val="24"/>
+          <w:sz-cs w:val="24"/>
+          <w:b/>
+        </w:rPr>
+        <w:t xml:space="preserve">TORO (Tenant Overdose Response Organizers):</w:t>
+      </w:r>
+      <w:r>
+        <w:rPr>
+          <w:rFonts w:ascii="Helvetica" w:hAnsi="Helvetica" w:cs="Helvetica"/>
+          <w:sz w:val="24"/>
+          <w:sz-cs w:val="24"/>
+        </w:rPr>
+        <w:t xml:space="preserve"> Peer-led harm reduction operating in </w:t>
+      </w:r>
+      <w:r>
+        <w:rPr>
+          <w:rFonts w:ascii="Helvetica" w:hAnsi="Helvetica" w:cs="Helvetica"/>
+          <w:sz w:val="24"/>
+          <w:sz-cs w:val="24"/>
+          <w:b/>
+        </w:rPr>
+        <w:t xml:space="preserve">~40 private SRO hotels</w:t>
+      </w:r>
+      <w:r>
+        <w:rPr>
+          <w:rFonts w:ascii="Helvetica" w:hAnsi="Helvetica" w:cs="Helvetica"/>
+          <w:sz w:val="24"/>
+          <w:sz-cs w:val="24"/>
+        </w:rPr>
+        <w:t xml:space="preserve">, providing naloxone training, safer supply referrals, and harm reduction supplies</w:t>
+      </w:r>
+    </w:p>
+    <w:p>
+      <w:pPr>
+        <w:ind w:left="180" w:first-line="-180"/>
+        <w:spacing w:after="30"/>
+      </w:pPr>
+      <w:r>
+        <w:rPr>
+          <w:rFonts w:ascii="Helvetica" w:hAnsi="Helvetica" w:cs="Helvetica"/>
+          <w:sz w:val="24"/>
+          <w:sz-cs w:val="24"/>
+        </w:rPr>
+        <w:t xml:space="preserve">• </w:t>
+      </w:r>
+      <w:r>
+        <w:rPr>
+          <w:rFonts w:ascii="Helvetica" w:hAnsi="Helvetica" w:cs="Helvetica"/>
+          <w:sz w:val="24"/>
+          <w:sz-cs w:val="24"/>
+          <w:b/>
+        </w:rPr>
+        <w:t xml:space="preserve">SRO Degree:</w:t>
+      </w:r>
+      <w:r>
+        <w:rPr>
+          <w:rFonts w:ascii="Helvetica" w:hAnsi="Helvetica" w:cs="Helvetica"/>
+          <w:sz w:val="24"/>
+          <w:sz-cs w:val="24"/>
+        </w:rPr>
+        <w:t xml:space="preserve"> Connects tenants with housing and tenant rights knowledge to take power in their living situations</w:t>
+      </w:r>
+    </w:p>
+    <w:p>
+      <w:pPr>
+        <w:ind w:left="180" w:first-line="-180"/>
+        <w:spacing w:after="30"/>
+      </w:pPr>
+      <w:r>
+        <w:rPr>
+          <w:rFonts w:ascii="Helvetica" w:hAnsi="Helvetica" w:cs="Helvetica"/>
+          <w:sz w:val="24"/>
+          <w:sz-cs w:val="24"/>
+        </w:rPr>
+        <w:t xml:space="preserve">• </w:t>
+      </w:r>
+      <w:r>
+        <w:rPr>
+          <w:rFonts w:ascii="Helvetica" w:hAnsi="Helvetica" w:cs="Helvetica"/>
+          <w:sz w:val="24"/>
+          <w:sz-cs w:val="24"/>
+          <w:b/>
+        </w:rPr>
+        <w:t xml:space="preserve">Right to Remain:</w:t>
+      </w:r>
+      <w:r>
+        <w:rPr>
+          <w:rFonts w:ascii="Helvetica" w:hAnsi="Helvetica" w:cs="Helvetica"/>
+          <w:sz w:val="24"/>
+          <w:sz-cs w:val="24"/>
+        </w:rPr>
+        <w:t xml:space="preserve"> A research collective supporting tenant organizing for improved safety, cleanliness, affordability, and empowerment</w:t>
+      </w:r>
+    </w:p>
+    <w:p>
+      <w:pPr>
+        <w:ind w:left="180" w:first-line="-180"/>
+        <w:spacing w:after="30"/>
+      </w:pPr>
+      <w:r>
+        <w:rPr>
+          <w:rFonts w:ascii="Helvetica" w:hAnsi="Helvetica" w:cs="Helvetica"/>
+          <w:sz w:val="24"/>
+          <w:sz-cs w:val="24"/>
+        </w:rPr>
+        <w:t xml:space="preserve">• </w:t>
+      </w:r>
+      <w:r>
+        <w:rPr>
+          <w:rFonts w:ascii="Helvetica" w:hAnsi="Helvetica" w:cs="Helvetica"/>
+          <w:sz w:val="24"/>
+          <w:sz-cs w:val="24"/>
+          <w:b/>
+        </w:rPr>
+        <w:t xml:space="preserve">Room cleaning and repairs:</w:t>
+      </w:r>
+      <w:r>
+        <w:rPr>
+          <w:rFonts w:ascii="Helvetica" w:hAnsi="Helvetica" w:cs="Helvetica"/>
+          <w:sz w:val="24"/>
+          <w:sz-cs w:val="24"/>
+        </w:rPr>
+        <w:t xml:space="preserve"> Tenants trained in building maintenance and trades skills</w:t>
+      </w:r>
+    </w:p>
+    <w:p>
+      <w:pPr>
+        <w:ind w:left="180" w:first-line="-180"/>
+        <w:spacing w:after="30"/>
+      </w:pPr>
+      <w:r>
+        <w:rPr>
+          <w:rFonts w:ascii="Helvetica" w:hAnsi="Helvetica" w:cs="Helvetica"/>
+          <w:sz w:val="24"/>
+          <w:sz-cs w:val="24"/>
+        </w:rPr>
+        <w:t xml:space="preserve">• </w:t>
+      </w:r>
+      <w:r>
+        <w:rPr>
+          <w:rFonts w:ascii="Helvetica" w:hAnsi="Helvetica" w:cs="Helvetica"/>
+          <w:sz w:val="24"/>
+          <w:sz-cs w:val="24"/>
+          <w:b/>
+        </w:rPr>
+        <w:t xml:space="preserve">Cultural reconnection:</w:t>
+      </w:r>
+      <w:r>
+        <w:rPr>
+          <w:rFonts w:ascii="Helvetica" w:hAnsi="Helvetica" w:cs="Helvetica"/>
+          <w:sz w:val="24"/>
+          <w:sz-cs w:val="24"/>
+        </w:rPr>
+        <w:t xml:space="preserve"> Supports for the ~33% of SRO tenants who self-identify as Indigenous</w:t>
+      </w:r>
+    </w:p>
+    <w:p>
+      <w:pPr>
+        <w:ind w:left="180" w:first-line="-180"/>
+        <w:spacing w:after="30"/>
+      </w:pPr>
+      <w:r>
+        <w:rPr>
+          <w:rFonts w:ascii="Helvetica" w:hAnsi="Helvetica" w:cs="Helvetica"/>
+          <w:sz w:val="24"/>
+          <w:sz-cs w:val="24"/>
+        </w:rPr>
+        <w:t xml:space="preserve">• </w:t>
+      </w:r>
+      <w:r>
+        <w:rPr>
+          <w:rFonts w:ascii="Helvetica" w:hAnsi="Helvetica" w:cs="Helvetica"/>
+          <w:sz w:val="24"/>
+          <w:sz-cs w:val="24"/>
+          <w:b/>
+        </w:rPr>
+        <w:t xml:space="preserve">Fire safety:</w:t>
+      </w:r>
+      <w:r>
+        <w:rPr>
+          <w:rFonts w:ascii="Helvetica" w:hAnsi="Helvetica" w:cs="Helvetica"/>
+          <w:sz w:val="24"/>
+          <w:sz-cs w:val="24"/>
+        </w:rPr>
+        <w:t xml:space="preserve"> Emergency preparedness training and building-level evacuation planning</w:t>
+      </w:r>
+    </w:p>
+    <w:p>
+      <w:pPr>
+        <w:spacing w:after="30"/>
+      </w:pPr>
+      <w:r>
+        <w:rPr>
+          <w:rFonts w:ascii="Helvetica" w:hAnsi="Helvetica" w:cs="Helvetica"/>
+          <w:sz w:val="24"/>
+          <w:sz-cs w:val="24"/>
+          <w:b/>
+        </w:rPr>
+        <w:t xml:space="preserve">2024 SRO Tenant Survey</w:t>
+      </w:r>
+      <w:r>
+        <w:rPr>
+          <w:rFonts w:ascii="Helvetica" w:hAnsi="Helvetica" w:cs="Helvetica"/>
+          <w:sz w:val="24"/>
+          <w:sz-cs w:val="24"/>
+        </w:rPr>
+        <w:t xml:space="preserve"/>
+      </w:r>
+    </w:p>
+    <w:p>
+      <w:pPr>
+        <w:spacing w:after="80"/>
+      </w:pPr>
+      <w:r>
+        <w:rPr>
+          <w:rFonts w:ascii="Helvetica" w:hAnsi="Helvetica" w:cs="Helvetica"/>
+          <w:sz w:val="24"/>
+          <w:sz-cs w:val="24"/>
+        </w:rPr>
+        <w:t xml:space="preserve">Between January and April 2024, the SRO Collaborative partnered with the City of Vancouver to conduct the </w:t>
+      </w:r>
+      <w:r>
+        <w:rPr>
+          <w:rFonts w:ascii="Helvetica" w:hAnsi="Helvetica" w:cs="Helvetica"/>
+          <w:sz w:val="24"/>
+          <w:sz-cs w:val="24"/>
+          <w:b/>
+        </w:rPr>
+        <w:t xml:space="preserve">most comprehensive SRO tenant survey since 2013</w:t>
+      </w:r>
+      <w:r>
+        <w:rPr>
+          <w:rFonts w:ascii="Helvetica" w:hAnsi="Helvetica" w:cs="Helvetica"/>
+          <w:sz w:val="24"/>
+          <w:sz-cs w:val="24"/>
+        </w:rPr>
+        <w:t xml:space="preserve">. Over </w:t>
+      </w:r>
+      <w:r>
+        <w:rPr>
+          <w:rFonts w:ascii="Helvetica" w:hAnsi="Helvetica" w:cs="Helvetica"/>
+          <w:sz w:val="24"/>
+          <w:sz-cs w:val="24"/>
+          <w:b/>
+        </w:rPr>
+        <w:t xml:space="preserve">900 tenants were interviewed across 133 SRO buildings</w:t>
+      </w:r>
+      <w:r>
+        <w:rPr>
+          <w:rFonts w:ascii="Helvetica" w:hAnsi="Helvetica" w:cs="Helvetica"/>
+          <w:sz w:val="24"/>
+          <w:sz-cs w:val="24"/>
+        </w:rPr>
+        <w:t xml:space="preserve"> — approximately 15% of all tenants in surveyed buildings. The survey was designed in collaboration with a Tenant Advisory Committee, with questions comparable to 2008 and 2013 surveys to track trends over time.</w:t>
+      </w:r>
+    </w:p>
+    <w:p>
+      <w:pPr>
+        <w:spacing w:after="80"/>
+      </w:pPr>
+      <w:r>
+        <w:rPr>
+          <w:rFonts w:ascii="Helvetica" w:hAnsi="Helvetica" w:cs="Helvetica"/>
+          <w:sz w:val="24"/>
+          <w:sz-cs w:val="24"/>
+        </w:rPr>
+        <w:t xml:space="preserve">Key context from the survey and related data:</w:t>
+      </w:r>
+    </w:p>
+    <w:p>
+      <w:pPr>
+        <w:ind w:left="180" w:first-line="-180"/>
+        <w:spacing w:after="30"/>
+      </w:pPr>
+      <w:r>
+        <w:rPr>
+          <w:rFonts w:ascii="Helvetica" w:hAnsi="Helvetica" w:cs="Helvetica"/>
+          <w:sz w:val="24"/>
+          <w:sz-cs w:val="24"/>
+        </w:rPr>
+        <w:t xml:space="preserve">• </w:t>
+      </w:r>
+      <w:r>
+        <w:rPr>
+          <w:rFonts w:ascii="Helvetica" w:hAnsi="Helvetica" w:cs="Helvetica"/>
+          <w:sz w:val="24"/>
+          <w:sz-cs w:val="24"/>
+          <w:b/>
+        </w:rPr>
+        <w:t xml:space="preserve">Average private SRO rent:</w:t>
+      </w:r>
+      <w:r>
+        <w:rPr>
+          <w:rFonts w:ascii="Helvetica" w:hAnsi="Helvetica" w:cs="Helvetica"/>
+          <w:sz w:val="24"/>
+          <w:sz-cs w:val="24"/>
+        </w:rPr>
+        <w:t xml:space="preserve"> $681/month (up 21% since 2019), with some units reaching $1,950/month</w:t>
+      </w:r>
+    </w:p>
+    <w:p>
+      <w:pPr>
+        <w:ind w:left="180" w:first-line="-180"/>
+        <w:spacing w:after="30"/>
+      </w:pPr>
+      <w:r>
+        <w:rPr>
+          <w:rFonts w:ascii="Helvetica" w:hAnsi="Helvetica" w:cs="Helvetica"/>
+          <w:sz w:val="24"/>
+          <w:sz-cs w:val="24"/>
+        </w:rPr>
+        <w:t xml:space="preserve">• At least 60% of private SRO residents spend more than half their income on housing</w:t>
+      </w:r>
+    </w:p>
+    <w:p>
+      <w:pPr>
+        <w:ind w:left="180" w:first-line="-180"/>
+        <w:spacing w:after="30"/>
+      </w:pPr>
+      <w:r>
+        <w:rPr>
+          <w:rFonts w:ascii="Helvetica" w:hAnsi="Helvetica" w:cs="Helvetica"/>
+          <w:sz w:val="24"/>
+          <w:sz-cs w:val="24"/>
+        </w:rPr>
+        <w:t xml:space="preserve">• Provincial shelter rate remains $500/month, creating a persistent affordability gap</w:t>
+      </w:r>
+    </w:p>
+    <w:p>
+      <w:pPr>
+        <w:ind w:left="180" w:first-line="-180"/>
+        <w:spacing w:after="30"/>
+      </w:pPr>
+      <w:r>
+        <w:rPr>
+          <w:rFonts w:ascii="Helvetica" w:hAnsi="Helvetica" w:cs="Helvetica"/>
+          <w:sz w:val="24"/>
+          <w:sz-cs w:val="24"/>
+        </w:rPr>
+        <w:t xml:space="preserve">• Private SRO stock has declined from 7,830 rooms (1994) to 3,305 rooms (2023)</w:t>
+      </w:r>
+    </w:p>
+    <w:p>
+      <w:pPr>
+        <w:ind w:left="180" w:first-line="-180"/>
+        <w:spacing w:after="30"/>
+      </w:pPr>
+      <w:r>
+        <w:rPr>
+          <w:rFonts w:ascii="Helvetica" w:hAnsi="Helvetica" w:cs="Helvetica"/>
+          <w:sz w:val="24"/>
+          <w:sz-cs w:val="24"/>
+        </w:rPr>
+        <w:t xml:space="preserve">• One-third of tenants self-identify as Indigenous</w:t>
+      </w:r>
+    </w:p>
+    <w:p>
+      <w:pPr>
+        <w:ind w:left="180" w:first-line="-180"/>
+        <w:spacing w:after="30"/>
+      </w:pPr>
+      <w:r>
+        <w:rPr>
+          <w:rFonts w:ascii="Helvetica" w:hAnsi="Helvetica" w:cs="Helvetica"/>
+          <w:sz w:val="24"/>
+          <w:sz-cs w:val="24"/>
+        </w:rPr>
+        <w:t xml:space="preserve">• SRO tenants are excluded from most census data, making this survey a critical data source</w:t>
+      </w:r>
+    </w:p>
+    <w:p>
+      <w:pPr>
+        <w:spacing w:after="30"/>
+      </w:pPr>
+      <w:r>
+        <w:rPr>
+          <w:rFonts w:ascii="Helvetica" w:hAnsi="Helvetica" w:cs="Helvetica"/>
+          <w:sz w:val="24"/>
+          <w:sz-cs w:val="24"/>
+          <w:b/>
+        </w:rPr>
+        <w:t xml:space="preserve">Policy and Public Accountability</w:t>
+      </w:r>
+      <w:r>
+        <w:rPr>
+          <w:rFonts w:ascii="Helvetica" w:hAnsi="Helvetica" w:cs="Helvetica"/>
+          <w:sz w:val="24"/>
+          <w:sz-cs w:val="24"/>
+        </w:rPr>
+        <w:t xml:space="preserve"/>
+      </w:r>
+    </w:p>
+    <w:p>
+      <w:pPr>
+        <w:spacing w:after="80"/>
+      </w:pPr>
+      <w:r>
+        <w:rPr>
+          <w:rFonts w:ascii="Helvetica" w:hAnsi="Helvetica" w:cs="Helvetica"/>
+          <w:sz w:val="24"/>
+          <w:sz-cs w:val="24"/>
+        </w:rPr>
+        <w:t xml:space="preserve">The SRO Collaborative played a central role in the campaign for </w:t>
+      </w:r>
+      <w:r>
+        <w:rPr>
+          <w:rFonts w:ascii="Helvetica" w:hAnsi="Helvetica" w:cs="Helvetica"/>
+          <w:sz w:val="24"/>
+          <w:sz-cs w:val="24"/>
+          <w:b/>
+        </w:rPr>
+        <w:t xml:space="preserve">vacancy control for SROs</w:t>
+      </w:r>
+      <w:r>
+        <w:rPr>
+          <w:rFonts w:ascii="Helvetica" w:hAnsi="Helvetica" w:cs="Helvetica"/>
+          <w:sz w:val="24"/>
+          <w:sz-cs w:val="24"/>
+        </w:rPr>
+        <w:t xml:space="preserve">. In November 2021, Vancouver City Council voted near-unanimously to approve the bylaw. After legal challenges from 13 SRO owners suspended it, the Province of BC passed an amendment in May 2024 to the </w:t>
+      </w:r>
+      <w:r>
+        <w:rPr>
+          <w:rFonts w:ascii="Helvetica" w:hAnsi="Helvetica" w:cs="Helvetica"/>
+          <w:sz w:val="24"/>
+          <w:sz-cs w:val="24"/>
+          <w:b/>
+        </w:rPr>
+        <w:t xml:space="preserve">Municipalities Enabling and Validating Act (MEVA)</w:t>
+      </w:r>
+      <w:r>
+        <w:rPr>
+          <w:rFonts w:ascii="Helvetica" w:hAnsi="Helvetica" w:cs="Helvetica"/>
+          <w:sz w:val="24"/>
+          <w:sz-cs w:val="24"/>
+        </w:rPr>
+        <w:t xml:space="preserve"> to restore the city's bylaw — a landmark tenant protection preventing rent spikes between tenancies and protecting as many as 1,000 tenants from displacement.</w:t>
+      </w:r>
+    </w:p>
+    <w:p>
+      <w:pPr>
+        <w:spacing w:after="80"/>
+      </w:pPr>
+      <w:r>
+        <w:rPr>
+          <w:rFonts w:ascii="Helvetica" w:hAnsi="Helvetica" w:cs="Helvetica"/>
+          <w:sz w:val="24"/>
+          <w:sz-cs w:val="24"/>
+        </w:rPr>
+        <w:t xml:space="preserve">In 2023, the Province provided an </w:t>
+      </w:r>
+      <w:r>
+        <w:rPr>
+          <w:rFonts w:ascii="Helvetica" w:hAnsi="Helvetica" w:cs="Helvetica"/>
+          <w:sz w:val="24"/>
+          <w:sz-cs w:val="24"/>
+          <w:b/>
+        </w:rPr>
+        <w:t xml:space="preserve">$11 million grant</w:t>
+      </w:r>
+      <w:r>
+        <w:rPr>
+          <w:rFonts w:ascii="Helvetica" w:hAnsi="Helvetica" w:cs="Helvetica"/>
+          <w:sz w:val="24"/>
+          <w:sz-cs w:val="24"/>
+        </w:rPr>
+        <w:t xml:space="preserve"> to the SRO Collaborative to expand services and supports across the DTES. As Executive Director Wendy Pedersen stated: "Privately owned SRO hotels are a last resort before homelessness."</w:t>
+      </w:r>
+    </w:p>
+    <w:p>
+      <w:pPr>
+        <w:spacing w:after="80"/>
+      </w:pPr>
+      <w:r>
+        <w:rPr>
+          <w:rFonts w:ascii="Helvetica" w:hAnsi="Helvetica" w:cs="Helvetica"/>
+          <w:sz w:val="24"/>
+          <w:sz-cs w:val="24"/>
+        </w:rPr>
+        <w:t xml:space="preserve">The Collaborative continues to generate evidence that shapes housing policy through the </w:t>
+      </w:r>
+      <w:r>
+        <w:rPr>
+          <w:rFonts w:ascii="Helvetica" w:hAnsi="Helvetica" w:cs="Helvetica"/>
+          <w:sz w:val="24"/>
+          <w:sz-cs w:val="24"/>
+          <w:b/>
+        </w:rPr>
+        <w:t xml:space="preserve">Right to Remain</w:t>
+      </w:r>
+      <w:r>
+        <w:rPr>
+          <w:rFonts w:ascii="Helvetica" w:hAnsi="Helvetica" w:cs="Helvetica"/>
+          <w:sz w:val="24"/>
+          <w:sz-cs w:val="24"/>
+        </w:rPr>
+        <w:t xml:space="preserve"> research collective, coordinated surveys, the 2019 Habitability Study, and public reporting that documents living conditions in real time. Their 2024 survey findings directly inform the City's intergovernmental </w:t>
+      </w:r>
+      <w:r>
+        <w:rPr>
+          <w:rFonts w:ascii="Helvetica" w:hAnsi="Helvetica" w:cs="Helvetica"/>
+          <w:sz w:val="24"/>
+          <w:sz-cs w:val="24"/>
+          <w:b/>
+        </w:rPr>
+        <w:t xml:space="preserve">SRO Investment Strategy</w:t>
+      </w:r>
+      <w:r>
+        <w:rPr>
+          <w:rFonts w:ascii="Helvetica" w:hAnsi="Helvetica" w:cs="Helvetica"/>
+          <w:sz w:val="24"/>
+          <w:sz-cs w:val="24"/>
+        </w:rPr>
+        <w:t xml:space="preserve">.</w:t>
+      </w:r>
+    </w:p>
+    <w:p>
+      <w:pPr>
+        <w:spacing w:after="60"/>
+      </w:pPr>
+      <w:r>
+        <w:rPr>
+          <w:rFonts w:ascii="Helvetica" w:hAnsi="Helvetica" w:cs="Helvetica"/>
+          <w:sz w:val="24"/>
+          <w:sz-cs w:val="24"/>
+          <w:b/>
+        </w:rPr>
+        <w:t xml:space="preserve">Gallery</w:t>
+      </w:r>
+      <w:r>
+        <w:rPr>
+          <w:rFonts w:ascii="Helvetica" w:hAnsi="Helvetica" w:cs="Helvetica"/>
+          <w:sz w:val="24"/>
+          <w:sz-cs w:val="24"/>
+        </w:rPr>
+        <w:t xml:space="preserve"/>
+      </w:r>
+    </w:p>
+    <w:p>
+      <w:pPr>
+        <w:ind w:left="180" w:first-line="-180"/>
+        <w:spacing w:after="30"/>
+      </w:pPr>
+      <w:r>
+        <w:rPr>
+          <w:rFonts w:ascii="Helvetica" w:hAnsi="Helvetica" w:cs="Helvetica"/>
+          <w:sz w:val="24"/>
+          <w:sz-cs w:val="24"/>
+        </w:rPr>
+        <w:t xml:space="preserve">• TORO outreach space — Source: SRO Collaborative</w:t>
+      </w:r>
+    </w:p>
+    <w:p>
+      <w:pPr>
+        <w:ind w:left="180" w:first-line="-180"/>
+        <w:spacing w:after="30"/>
+      </w:pPr>
+      <w:r>
+        <w:rPr>
+          <w:rFonts w:ascii="Helvetica" w:hAnsi="Helvetica" w:cs="Helvetica"/>
+          <w:sz w:val="24"/>
+          <w:sz-cs w:val="24"/>
+        </w:rPr>
+        <w:t xml:space="preserve">• Harm reduction supplies in TORO program — Source: SRO Collaborative</w:t>
+      </w:r>
+    </w:p>
+    <w:p>
+      <w:pPr>
+        <w:ind w:left="180" w:first-line="-180"/>
+        <w:spacing w:after="30"/>
+      </w:pPr>
+      <w:r>
+        <w:rPr>
+          <w:rFonts w:ascii="Helvetica" w:hAnsi="Helvetica" w:cs="Helvetica"/>
+          <w:sz w:val="24"/>
+          <w:sz-cs w:val="24"/>
+        </w:rPr>
+        <w:t xml:space="preserve">• First aid and basic supplies available at the SRO Collaborative — Source: SRO Collaborative</w:t>
+      </w:r>
+    </w:p>
+    <w:p>
+      <w:pPr>
+        <w:spacing w:after="60"/>
+      </w:pPr>
+      <w:r>
+        <w:rPr>
+          <w:rFonts w:ascii="Helvetica" w:hAnsi="Helvetica" w:cs="Helvetica"/>
+          <w:sz w:val="24"/>
+          <w:sz-cs w:val="24"/>
+          <w:b/>
+        </w:rPr>
+        <w:t xml:space="preserve">Resources</w:t>
+      </w:r>
+      <w:r>
+        <w:rPr>
+          <w:rFonts w:ascii="Helvetica" w:hAnsi="Helvetica" w:cs="Helvetica"/>
+          <w:sz w:val="24"/>
+          <w:sz-cs w:val="24"/>
+        </w:rPr>
+        <w:t xml:space="preserve"/>
+      </w:r>
+    </w:p>
+    <w:p>
+      <w:pPr>
+        <w:ind w:left="180" w:first-line="-180"/>
+        <w:spacing w:after="20"/>
+      </w:pPr>
+      <w:r>
+        <w:rPr>
+          <w:rFonts w:ascii="Helvetica" w:hAnsi="Helvetica" w:cs="Helvetica"/>
+          <w:sz w:val="24"/>
+          <w:sz-cs w:val="24"/>
+          <w:b/>
+        </w:rPr>
+        <w:t xml:space="preserve">• DTES SRO Collaborative</w:t>
+      </w:r>
+      <w:r>
+        <w:rPr>
+          <w:rFonts w:ascii="Helvetica" w:hAnsi="Helvetica" w:cs="Helvetica"/>
+          <w:sz w:val="24"/>
+          <w:sz-cs w:val="24"/>
+        </w:rPr>
+        <w:t xml:space="preserve"/>
+      </w:r>
+    </w:p>
+    <w:p>
+      <w:pPr>
+        <w:ind w:left="540"/>
+        <w:spacing w:after="20"/>
+      </w:pPr>
+      <w:r>
+        <w:rPr>
+          <w:rFonts w:ascii="Helvetica" w:hAnsi="Helvetica" w:cs="Helvetica"/>
+          <w:sz w:val="20"/>
+          <w:sz-cs w:val="20"/>
+          <w:color w:val="4466AA"/>
+        </w:rPr>
+        <w:t xml:space="preserve">https://srocollaborative.org/</w:t>
+      </w:r>
+      <w:r>
+        <w:rPr>
+          <w:rFonts w:ascii="Helvetica" w:hAnsi="Helvetica" w:cs="Helvetica"/>
+          <w:sz w:val="20"/>
+          <w:sz-cs w:val="20"/>
+        </w:rPr>
+        <w:t xml:space="preserve"/>
+      </w:r>
+    </w:p>
+    <w:p>
+      <w:pPr>
+        <w:ind w:left="540"/>
+        <w:spacing w:after="60"/>
+      </w:pPr>
+      <w:r>
+        <w:rPr>
+          <w:rFonts w:ascii="Helvetica" w:hAnsi="Helvetica" w:cs="Helvetica"/>
+          <w:sz w:val="20"/>
+          <w:sz-cs w:val="20"/>
+          <w:color w:val="555555"/>
+        </w:rPr>
+        <w:t xml:space="preserve">Tenant advocacy and support organization</w:t>
+      </w:r>
+      <w:r>
+        <w:rPr>
+          <w:rFonts w:ascii="Helvetica" w:hAnsi="Helvetica" w:cs="Helvetica"/>
+          <w:sz w:val="20"/>
+          <w:sz-cs w:val="20"/>
+        </w:rPr>
+        <w:t xml:space="preserve"/>
+      </w:r>
+    </w:p>
+    <w:p>
+      <w:pPr>
+        <w:ind w:left="180" w:first-line="-180"/>
+        <w:spacing w:after="20"/>
+      </w:pPr>
+      <w:r>
+        <w:rPr>
+          <w:rFonts w:ascii="Helvetica" w:hAnsi="Helvetica" w:cs="Helvetica"/>
+          <w:sz w:val="20"/>
+          <w:sz-cs w:val="20"/>
+          <w:b/>
+        </w:rPr>
+        <w:t xml:space="preserve">• DTES Neighbourhood House — SRO Collaborative Profile</w:t>
+      </w:r>
+      <w:r>
+        <w:rPr>
+          <w:rFonts w:ascii="Helvetica" w:hAnsi="Helvetica" w:cs="Helvetica"/>
+          <w:sz w:val="20"/>
+          <w:sz-cs w:val="20"/>
+        </w:rPr>
+        <w:t xml:space="preserve"/>
+      </w:r>
+    </w:p>
+    <w:p>
+      <w:pPr>
+        <w:ind w:left="540"/>
+        <w:spacing w:after="20"/>
+      </w:pPr>
+      <w:r>
+        <w:rPr>
+          <w:rFonts w:ascii="Helvetica" w:hAnsi="Helvetica" w:cs="Helvetica"/>
+          <w:sz w:val="20"/>
+          <w:sz-cs w:val="20"/>
+          <w:color w:val="4466AA"/>
+        </w:rPr>
+        <w:t xml:space="preserve">https://www.dtesnhouse.ca/news-updates/partner-feature-sro-collaborative</w:t>
+      </w:r>
+      <w:r>
+        <w:rPr>
+          <w:rFonts w:ascii="Helvetica" w:hAnsi="Helvetica" w:cs="Helvetica"/>
+          <w:sz w:val="20"/>
+          <w:sz-cs w:val="20"/>
+        </w:rPr>
+        <w:t xml:space="preserve"/>
+      </w:r>
+    </w:p>
+    <w:p>
+      <w:pPr>
+        <w:ind w:left="540"/>
+        <w:spacing w:after="60"/>
+      </w:pPr>
+      <w:r>
+        <w:rPr>
+          <w:rFonts w:ascii="Helvetica" w:hAnsi="Helvetica" w:cs="Helvetica"/>
+          <w:sz w:val="20"/>
+          <w:sz-cs w:val="20"/>
+          <w:color w:val="555555"/>
+        </w:rPr>
+        <w:t xml:space="preserve">Background on the SRO Collaborative's work</w:t>
+      </w:r>
+      <w:r>
+        <w:rPr>
+          <w:rFonts w:ascii="Helvetica" w:hAnsi="Helvetica" w:cs="Helvetica"/>
+          <w:sz w:val="20"/>
+          <w:sz-cs w:val="20"/>
+        </w:rPr>
+        <w:t xml:space="preserve"/>
+      </w:r>
+    </w:p>
+    <w:p>
+      <w:pPr>
+        <w:ind w:left="180" w:first-line="-180"/>
+        <w:spacing w:after="20"/>
+      </w:pPr>
+      <w:r>
+        <w:rPr>
+          <w:rFonts w:ascii="Helvetica" w:hAnsi="Helvetica" w:cs="Helvetica"/>
+          <w:sz w:val="20"/>
+          <w:sz-cs w:val="20"/>
+          <w:b/>
+        </w:rPr>
+        <w:t xml:space="preserve">• Mission Statement</w:t>
+      </w:r>
+      <w:r>
+        <w:rPr>
+          <w:rFonts w:ascii="Helvetica" w:hAnsi="Helvetica" w:cs="Helvetica"/>
+          <w:sz w:val="20"/>
+          <w:sz-cs w:val="20"/>
+        </w:rPr>
+        <w:t xml:space="preserve"/>
+      </w:r>
+    </w:p>
+    <w:p>
+      <w:pPr>
+        <w:ind w:left="540"/>
+        <w:spacing w:after="20"/>
+      </w:pPr>
+      <w:r>
+        <w:rPr>
+          <w:rFonts w:ascii="Helvetica" w:hAnsi="Helvetica" w:cs="Helvetica"/>
+          <w:sz w:val="20"/>
+          <w:sz-cs w:val="20"/>
+          <w:color w:val="4466AA"/>
+        </w:rPr>
+        <w:t xml:space="preserve">https://www.srocollaborative.org/mission-statement</w:t>
+      </w:r>
+      <w:r>
+        <w:rPr>
+          <w:rFonts w:ascii="Helvetica" w:hAnsi="Helvetica" w:cs="Helvetica"/>
+          <w:sz w:val="20"/>
+          <w:sz-cs w:val="20"/>
+        </w:rPr>
+        <w:t xml:space="preserve"/>
+      </w:r>
+    </w:p>
+    <w:p>
+      <w:pPr>
+        <w:ind w:left="540"/>
+        <w:spacing w:after="60"/>
+      </w:pPr>
+      <w:r>
+        <w:rPr>
+          <w:rFonts w:ascii="Helvetica" w:hAnsi="Helvetica" w:cs="Helvetica"/>
+          <w:sz w:val="20"/>
+          <w:sz-cs w:val="20"/>
+          <w:color w:val="555555"/>
+        </w:rPr>
+        <w:t xml:space="preserve">Organization mission and tenant-led model</w:t>
+      </w:r>
+      <w:r>
+        <w:rPr>
+          <w:rFonts w:ascii="Helvetica" w:hAnsi="Helvetica" w:cs="Helvetica"/>
+          <w:sz w:val="20"/>
+          <w:sz-cs w:val="20"/>
+        </w:rPr>
+        <w:t xml:space="preserve"/>
+      </w:r>
+    </w:p>
+    <w:p>
+      <w:pPr>
+        <w:ind w:left="180" w:first-line="-180"/>
+        <w:spacing w:after="20"/>
+      </w:pPr>
+      <w:r>
+        <w:rPr>
+          <w:rFonts w:ascii="Helvetica" w:hAnsi="Helvetica" w:cs="Helvetica"/>
+          <w:sz w:val="20"/>
+          <w:sz-cs w:val="20"/>
+          <w:b/>
+        </w:rPr>
+        <w:t xml:space="preserve">• SRO HUB Program</w:t>
+      </w:r>
+      <w:r>
+        <w:rPr>
+          <w:rFonts w:ascii="Helvetica" w:hAnsi="Helvetica" w:cs="Helvetica"/>
+          <w:sz w:val="20"/>
+          <w:sz-cs w:val="20"/>
+        </w:rPr>
+        <w:t xml:space="preserve"/>
+      </w:r>
+    </w:p>
+    <w:p>
+      <w:pPr>
+        <w:ind w:left="540"/>
+        <w:spacing w:after="20"/>
+      </w:pPr>
+      <w:r>
+        <w:rPr>
+          <w:rFonts w:ascii="Helvetica" w:hAnsi="Helvetica" w:cs="Helvetica"/>
+          <w:sz w:val="20"/>
+          <w:sz-cs w:val="20"/>
+          <w:color w:val="4466AA"/>
+        </w:rPr>
+        <w:t xml:space="preserve">https://www.srocollaborative.org/programs/sro-hub-program/</w:t>
+      </w:r>
+      <w:r>
+        <w:rPr>
+          <w:rFonts w:ascii="Helvetica" w:hAnsi="Helvetica" w:cs="Helvetica"/>
+          <w:sz w:val="20"/>
+          <w:sz-cs w:val="20"/>
+        </w:rPr>
+        <w:t xml:space="preserve"/>
+      </w:r>
+    </w:p>
+    <w:p>
+      <w:pPr>
+        <w:ind w:left="540"/>
+        <w:spacing w:after="60"/>
+      </w:pPr>
+      <w:r>
+        <w:rPr>
+          <w:rFonts w:ascii="Helvetica" w:hAnsi="Helvetica" w:cs="Helvetica"/>
+          <w:sz w:val="20"/>
+          <w:sz-cs w:val="20"/>
+          <w:color w:val="555555"/>
+        </w:rPr>
+        <w:t xml:space="preserve">Tenant committee support, advocacy, and building-level organizing</w:t>
+      </w:r>
+      <w:r>
+        <w:rPr>
+          <w:rFonts w:ascii="Helvetica" w:hAnsi="Helvetica" w:cs="Helvetica"/>
+          <w:sz w:val="20"/>
+          <w:sz-cs w:val="20"/>
+        </w:rPr>
+        <w:t xml:space="preserve"/>
+      </w:r>
+    </w:p>
+    <w:p>
+      <w:pPr>
+        <w:ind w:left="180" w:first-line="-180"/>
+        <w:spacing w:after="20"/>
+      </w:pPr>
+      <w:r>
+        <w:rPr>
+          <w:rFonts w:ascii="Helvetica" w:hAnsi="Helvetica" w:cs="Helvetica"/>
+          <w:sz w:val="20"/>
+          <w:sz-cs w:val="20"/>
+          <w:b/>
+        </w:rPr>
+        <w:t xml:space="preserve">• TORO Program</w:t>
+      </w:r>
+      <w:r>
+        <w:rPr>
+          <w:rFonts w:ascii="Helvetica" w:hAnsi="Helvetica" w:cs="Helvetica"/>
+          <w:sz w:val="20"/>
+          <w:sz-cs w:val="20"/>
+        </w:rPr>
+        <w:t xml:space="preserve"/>
+      </w:r>
+    </w:p>
+    <w:p>
+      <w:pPr>
+        <w:ind w:left="540"/>
+        <w:spacing w:after="20"/>
+      </w:pPr>
+      <w:r>
+        <w:rPr>
+          <w:rFonts w:ascii="Helvetica" w:hAnsi="Helvetica" w:cs="Helvetica"/>
+          <w:sz w:val="20"/>
+          <w:sz-cs w:val="20"/>
+          <w:color w:val="4466AA"/>
+        </w:rPr>
+        <w:t xml:space="preserve">https://www.srocollaborative.org/programs/toro/</w:t>
+      </w:r>
+      <w:r>
+        <w:rPr>
+          <w:rFonts w:ascii="Helvetica" w:hAnsi="Helvetica" w:cs="Helvetica"/>
+          <w:sz w:val="20"/>
+          <w:sz-cs w:val="20"/>
+        </w:rPr>
+        <w:t xml:space="preserve"/>
+      </w:r>
+    </w:p>
+    <w:p>
+      <w:pPr>
+        <w:ind w:left="540"/>
+        <w:spacing w:after="60"/>
+      </w:pPr>
+      <w:r>
+        <w:rPr>
+          <w:rFonts w:ascii="Helvetica" w:hAnsi="Helvetica" w:cs="Helvetica"/>
+          <w:sz w:val="20"/>
+          <w:sz-cs w:val="20"/>
+          <w:color w:val="555555"/>
+        </w:rPr>
+        <w:t xml:space="preserve">Tenant overdose response initiative details</w:t>
+      </w:r>
+      <w:r>
+        <w:rPr>
+          <w:rFonts w:ascii="Helvetica" w:hAnsi="Helvetica" w:cs="Helvetica"/>
+          <w:sz w:val="20"/>
+          <w:sz-cs w:val="20"/>
+        </w:rPr>
+        <w:t xml:space="preserve"/>
+      </w:r>
+    </w:p>
+    <w:p>
+      <w:pPr>
+        <w:ind w:left="180" w:first-line="-180"/>
+        <w:spacing w:after="20"/>
+      </w:pPr>
+      <w:r>
+        <w:rPr>
+          <w:rFonts w:ascii="Helvetica" w:hAnsi="Helvetica" w:cs="Helvetica"/>
+          <w:sz w:val="20"/>
+          <w:sz-cs w:val="20"/>
+          <w:b/>
+        </w:rPr>
+        <w:t xml:space="preserve">• BC Government Grant Announcement (2023)</w:t>
+      </w:r>
+      <w:r>
+        <w:rPr>
+          <w:rFonts w:ascii="Helvetica" w:hAnsi="Helvetica" w:cs="Helvetica"/>
+          <w:sz w:val="20"/>
+          <w:sz-cs w:val="20"/>
+        </w:rPr>
+        <w:t xml:space="preserve"/>
+      </w:r>
+    </w:p>
+    <w:p>
+      <w:pPr>
+        <w:ind w:left="540"/>
+        <w:spacing w:after="20"/>
+      </w:pPr>
+      <w:r>
+        <w:rPr>
+          <w:rFonts w:ascii="Helvetica" w:hAnsi="Helvetica" w:cs="Helvetica"/>
+          <w:sz w:val="20"/>
+          <w:sz-cs w:val="20"/>
+          <w:color w:val="4466AA"/>
+        </w:rPr>
+        <w:t xml:space="preserve">https://news.gov.bc.ca/releases/2023hous0053-000772</w:t>
+      </w:r>
+      <w:r>
+        <w:rPr>
+          <w:rFonts w:ascii="Helvetica" w:hAnsi="Helvetica" w:cs="Helvetica"/>
+          <w:sz w:val="20"/>
+          <w:sz-cs w:val="20"/>
+        </w:rPr>
+        <w:t xml:space="preserve"/>
+      </w:r>
+    </w:p>
+    <w:p>
+      <w:pPr>
+        <w:ind w:left="540"/>
+        <w:spacing w:after="60"/>
+      </w:pPr>
+      <w:r>
+        <w:rPr>
+          <w:rFonts w:ascii="Helvetica" w:hAnsi="Helvetica" w:cs="Helvetica"/>
+          <w:sz w:val="20"/>
+          <w:sz-cs w:val="20"/>
+          <w:color w:val="555555"/>
+        </w:rPr>
+        <w:t xml:space="preserve">One-time provincial funding announcement</w:t>
+      </w:r>
+      <w:r>
+        <w:rPr>
+          <w:rFonts w:ascii="Helvetica" w:hAnsi="Helvetica" w:cs="Helvetica"/>
+          <w:sz w:val="20"/>
+          <w:sz-cs w:val="20"/>
+        </w:rPr>
+        <w:t xml:space="preserve"/>
+      </w:r>
+    </w:p>
+    <w:p>
+      <w:pPr>
+        <w:ind w:left="180" w:first-line="-180"/>
+        <w:spacing w:after="20"/>
+      </w:pPr>
+      <w:r>
+        <w:rPr>
+          <w:rFonts w:ascii="Helvetica" w:hAnsi="Helvetica" w:cs="Helvetica"/>
+          <w:sz w:val="20"/>
+          <w:sz-cs w:val="20"/>
+          <w:b/>
+        </w:rPr>
+        <w:t xml:space="preserve">• 2024 SRO Tenant Survey</w:t>
+      </w:r>
+      <w:r>
+        <w:rPr>
+          <w:rFonts w:ascii="Helvetica" w:hAnsi="Helvetica" w:cs="Helvetica"/>
+          <w:sz w:val="20"/>
+          <w:sz-cs w:val="20"/>
+        </w:rPr>
+        <w:t xml:space="preserve"/>
+      </w:r>
+    </w:p>
+    <w:p>
+      <w:pPr>
+        <w:ind w:left="540"/>
+        <w:spacing w:after="20"/>
+      </w:pPr>
+      <w:r>
+        <w:rPr>
+          <w:rFonts w:ascii="Helvetica" w:hAnsi="Helvetica" w:cs="Helvetica"/>
+          <w:sz w:val="20"/>
+          <w:sz-cs w:val="20"/>
+          <w:color w:val="4466AA"/>
+        </w:rPr>
+        <w:t xml:space="preserve">https://srocollaborative.org/projects/sro-tenant-survey/</w:t>
+      </w:r>
+      <w:r>
+        <w:rPr>
+          <w:rFonts w:ascii="Helvetica" w:hAnsi="Helvetica" w:cs="Helvetica"/>
+          <w:sz w:val="20"/>
+          <w:sz-cs w:val="20"/>
+        </w:rPr>
+        <w:t xml:space="preserve"/>
+      </w:r>
+    </w:p>
+    <w:p>
+      <w:pPr>
+        <w:ind w:left="540"/>
+        <w:spacing w:after="60"/>
+      </w:pPr>
+      <w:r>
+        <w:rPr>
+          <w:rFonts w:ascii="Helvetica" w:hAnsi="Helvetica" w:cs="Helvetica"/>
+          <w:sz w:val="20"/>
+          <w:sz-cs w:val="20"/>
+          <w:color w:val="555555"/>
+        </w:rPr>
+        <w:t xml:space="preserve">Survey of 900+ tenants across 133 SROs — demographics, conditions, and housing experiences</w:t>
+      </w:r>
+      <w:r>
+        <w:rPr>
+          <w:rFonts w:ascii="Helvetica" w:hAnsi="Helvetica" w:cs="Helvetica"/>
+          <w:sz w:val="20"/>
+          <w:sz-cs w:val="20"/>
+        </w:rPr>
+        <w:t xml:space="preserve"/>
+      </w:r>
+    </w:p>
+    <w:p>
+      <w:pPr>
+        <w:ind w:left="180" w:first-line="-180"/>
+        <w:spacing w:after="20"/>
+      </w:pPr>
+      <w:r>
+        <w:rPr>
+          <w:rFonts w:ascii="Helvetica" w:hAnsi="Helvetica" w:cs="Helvetica"/>
+          <w:sz w:val="20"/>
+          <w:sz-cs w:val="20"/>
+          <w:b/>
+        </w:rPr>
+        <w:t xml:space="preserve">• City of Vancouver — SRO Tenant Survey Report</w:t>
+      </w:r>
+      <w:r>
+        <w:rPr>
+          <w:rFonts w:ascii="Helvetica" w:hAnsi="Helvetica" w:cs="Helvetica"/>
+          <w:sz w:val="20"/>
+          <w:sz-cs w:val="20"/>
+        </w:rPr>
+        <w:t xml:space="preserve"/>
+      </w:r>
+    </w:p>
+    <w:p>
+      <w:pPr>
+        <w:ind w:left="540"/>
+        <w:spacing w:after="20"/>
+      </w:pPr>
+      <w:r>
+        <w:rPr>
+          <w:rFonts w:ascii="Helvetica" w:hAnsi="Helvetica" w:cs="Helvetica"/>
+          <w:sz w:val="20"/>
+          <w:sz-cs w:val="20"/>
+          <w:color w:val="4466AA"/>
+        </w:rPr>
+        <w:t xml:space="preserve">https://vancouver.ca/files/cov/sro-tenant-survey-2024.pdf</w:t>
+      </w:r>
+      <w:r>
+        <w:rPr>
+          <w:rFonts w:ascii="Helvetica" w:hAnsi="Helvetica" w:cs="Helvetica"/>
+          <w:sz w:val="20"/>
+          <w:sz-cs w:val="20"/>
+        </w:rPr>
+        <w:t xml:space="preserve"/>
+      </w:r>
+    </w:p>
+    <w:p>
+      <w:pPr>
+        <w:ind w:left="540"/>
+        <w:spacing w:after="60"/>
+      </w:pPr>
+      <w:r>
+        <w:rPr>
+          <w:rFonts w:ascii="Helvetica" w:hAnsi="Helvetica" w:cs="Helvetica"/>
+          <w:sz w:val="20"/>
+          <w:sz-cs w:val="20"/>
+          <w:color w:val="555555"/>
+        </w:rPr>
+        <w:t xml:space="preserve">Full report with aggregated findings informing the SRO Investment Strategy</w:t>
+      </w:r>
+      <w:r>
+        <w:rPr>
+          <w:rFonts w:ascii="Helvetica" w:hAnsi="Helvetica" w:cs="Helvetica"/>
+          <w:sz w:val="20"/>
+          <w:sz-cs w:val="20"/>
+        </w:rPr>
+        <w:t xml:space="preserve"/>
+      </w:r>
+    </w:p>
+    <w:p>
+      <w:pPr>
+        <w:ind w:left="540"/>
+        <w:spacing w:after="60"/>
+      </w:pPr>
+      <w:r>
+        <w:rPr>
+          <w:rFonts w:ascii="Helvetica" w:hAnsi="Helvetica" w:cs="Helvetica"/>
+          <w:sz w:val="20"/>
+          <w:sz-cs w:val="20"/>
+        </w:rPr>
+        <w:t xml:space="preserve"/>
+        <w:br w:type="page"/>
+        <w:t xml:space="preserve"/>
+      </w:r>
+      <w:r>
+        <w:rPr>
+          <w:rFonts w:ascii="Helvetica" w:hAnsi="Helvetica" w:cs="Helvetica"/>
+          <w:sz w:val="28"/>
+          <w:sz-cs w:val="28"/>
+          <w:b/>
+        </w:rPr>
+        <w:t xml:space="preserve">Stop 6: Hogan's Alley Society</w:t>
+      </w:r>
+      <w:r>
+        <w:rPr>
+          <w:rFonts w:ascii="Helvetica" w:hAnsi="Helvetica" w:cs="Helvetica"/>
+          <w:sz w:val="28"/>
+          <w:sz-cs w:val="28"/>
+        </w:rPr>
+        <w:t xml:space="preserve"/>
+      </w:r>
+    </w:p>
+    <w:p>
+      <w:pPr>
+        <w:spacing w:after="80"/>
+      </w:pPr>
+      <w:r>
+        <w:rPr>
+          <w:rFonts w:ascii="Helvetica" w:hAnsi="Helvetica" w:cs="Helvetica"/>
+          <w:sz w:val="28"/>
+          <w:sz-cs w:val="28"/>
+          <w:i/>
+          <w:color w:val="555555"/>
+        </w:rPr>
+        <w:t xml:space="preserve">Location: Union Street &amp; Main Street, Vancouver</w:t>
+      </w:r>
+      <w:r>
+        <w:rPr>
+          <w:rFonts w:ascii="Helvetica" w:hAnsi="Helvetica" w:cs="Helvetica"/>
+          <w:sz w:val="28"/>
+          <w:sz-cs w:val="28"/>
+        </w:rPr>
+        <w:t xml:space="preserve"/>
+      </w:r>
+    </w:p>
+    <w:p>
+      <w:pPr>
+        <w:spacing w:after="120"/>
+      </w:pPr>
+      <w:r>
+        <w:rPr>
+          <w:rFonts w:ascii="Helvetica" w:hAnsi="Helvetica" w:cs="Helvetica"/>
+          <w:sz w:val="28"/>
+          <w:sz-cs w:val="28"/>
+          <w:b/>
+        </w:rPr>
+        <w:t xml:space="preserve">Quick Facts: </w:t>
+      </w:r>
+      <w:r>
+        <w:rPr>
+          <w:rFonts w:ascii="Helvetica" w:hAnsi="Helvetica" w:cs="Helvetica"/>
+          <w:sz w:val="28"/>
+          <w:sz-cs w:val="28"/>
+        </w:rPr>
+        <w:t xml:space="preserve">CLT Site: 3.5 acres | Cultural Centre: 27,000 sq ft | Nora Hendrix Place: 52 homes</w:t>
+      </w:r>
+    </w:p>
+    <w:p>
+      <w:pPr>
+        <w:spacing w:after="60"/>
+      </w:pPr>
+      <w:r>
+        <w:rPr>
+          <w:rFonts w:ascii="Helvetica" w:hAnsi="Helvetica" w:cs="Helvetica"/>
+          <w:sz w:val="24"/>
+          <w:sz-cs w:val="24"/>
+          <w:b/>
+        </w:rPr>
+        <w:t xml:space="preserve">Overview</w:t>
+      </w:r>
+      <w:r>
+        <w:rPr>
+          <w:rFonts w:ascii="Helvetica" w:hAnsi="Helvetica" w:cs="Helvetica"/>
+          <w:sz w:val="24"/>
+          <w:sz-cs w:val="24"/>
+        </w:rPr>
+        <w:t xml:space="preserve"/>
+      </w:r>
+    </w:p>
+    <w:p>
+      <w:pPr>
+        <w:spacing w:after="80"/>
+      </w:pPr>
+      <w:r>
+        <w:rPr>
+          <w:rFonts w:ascii="Helvetica" w:hAnsi="Helvetica" w:cs="Helvetica"/>
+          <w:sz w:val="24"/>
+          <w:sz-cs w:val="24"/>
+          <w:b/>
+        </w:rPr>
+        <w:t xml:space="preserve">Hogan's Alley</w:t>
+      </w:r>
+      <w:r>
+        <w:rPr>
+          <w:rFonts w:ascii="Helvetica" w:hAnsi="Helvetica" w:cs="Helvetica"/>
+          <w:sz w:val="24"/>
+          <w:sz-cs w:val="24"/>
+        </w:rPr>
+        <w:t xml:space="preserve"> — the informal name for Park Lane between Union and Prior streets — was the centre of Vancouver's Black community from the early 1900s through the 1960s. At its peak the neighbourhood included as many as 800 Black residents, many of whom were immigrants from the western United States and railway porters employed by the Great Northern Railway. The community supported Black-owned businesses, churches (including the African Methodist Episcopal Fountain Chapel), and social institutions until the City cleared the area for Georgia and Dunsmuir viaduct construction in 1967–72.</w:t>
+      </w:r>
+    </w:p>
+    <w:p>
+      <w:pPr>
+        <w:spacing w:after="80"/>
+      </w:pPr>
+      <w:r>
+        <w:rPr>
+          <w:rFonts w:ascii="Helvetica" w:hAnsi="Helvetica" w:cs="Helvetica"/>
+          <w:sz w:val="24"/>
+          <w:sz-cs w:val="24"/>
+        </w:rPr>
+        <w:t xml:space="preserve">The </w:t>
+      </w:r>
+      <w:r>
+        <w:rPr>
+          <w:rFonts w:ascii="Helvetica" w:hAnsi="Helvetica" w:cs="Helvetica"/>
+          <w:sz w:val="24"/>
+          <w:sz-cs w:val="24"/>
+          <w:b/>
+        </w:rPr>
+        <w:t xml:space="preserve">Hogan's Alley Society (HAS)</w:t>
+      </w:r>
+      <w:r>
+        <w:rPr>
+          <w:rFonts w:ascii="Helvetica" w:hAnsi="Helvetica" w:cs="Helvetica"/>
+          <w:sz w:val="24"/>
+          <w:sz-cs w:val="24"/>
+        </w:rPr>
+        <w:t xml:space="preserve">, formed in 2018, is a Black-led non-profit focused on cultural repair, anti-displacement work, and community-owned development. Under inaugural Executive Director Djaka Blais — who co-founded the Foundation for Black Communities, Canada's first philanthropic foundation for Black communities — HAS operates across three strategic pillars: </w:t>
+      </w:r>
+      <w:r>
+        <w:rPr>
+          <w:rFonts w:ascii="Helvetica" w:hAnsi="Helvetica" w:cs="Helvetica"/>
+          <w:sz w:val="24"/>
+          <w:sz-cs w:val="24"/>
+          <w:b/>
+        </w:rPr>
+        <w:t xml:space="preserve">culturally informed housing</w:t>
+      </w:r>
+      <w:r>
+        <w:rPr>
+          <w:rFonts w:ascii="Helvetica" w:hAnsi="Helvetica" w:cs="Helvetica"/>
+          <w:sz w:val="24"/>
+          <w:sz-cs w:val="24"/>
+        </w:rPr>
+        <w:t xml:space="preserve">, </w:t>
+      </w:r>
+      <w:r>
+        <w:rPr>
+          <w:rFonts w:ascii="Helvetica" w:hAnsi="Helvetica" w:cs="Helvetica"/>
+          <w:sz w:val="24"/>
+          <w:sz-cs w:val="24"/>
+          <w:b/>
+        </w:rPr>
+        <w:t xml:space="preserve">non-profit housing development</w:t>
+      </w:r>
+      <w:r>
+        <w:rPr>
+          <w:rFonts w:ascii="Helvetica" w:hAnsi="Helvetica" w:cs="Helvetica"/>
+          <w:sz w:val="24"/>
+          <w:sz-cs w:val="24"/>
+        </w:rPr>
+        <w:t xml:space="preserve">, and </w:t>
+      </w:r>
+      <w:r>
+        <w:rPr>
+          <w:rFonts w:ascii="Helvetica" w:hAnsi="Helvetica" w:cs="Helvetica"/>
+          <w:sz w:val="24"/>
+          <w:sz-cs w:val="24"/>
+          <w:b/>
+        </w:rPr>
+        <w:t xml:space="preserve">community engagement</w:t>
+      </w:r>
+      <w:r>
+        <w:rPr>
+          <w:rFonts w:ascii="Helvetica" w:hAnsi="Helvetica" w:cs="Helvetica"/>
+          <w:sz w:val="24"/>
+          <w:sz-cs w:val="24"/>
+        </w:rPr>
+        <w:t xml:space="preserve">.</w:t>
+      </w:r>
+    </w:p>
+    <w:p>
+      <w:pPr>
+        <w:spacing w:after="80"/>
+      </w:pPr>
+      <w:r>
+        <w:rPr>
+          <w:rFonts w:ascii="Helvetica" w:hAnsi="Helvetica" w:cs="Helvetica"/>
+          <w:sz w:val="24"/>
+          <w:sz-cs w:val="24"/>
+        </w:rPr>
+        <w:t xml:space="preserve">In </w:t>
+      </w:r>
+      <w:r>
+        <w:rPr>
+          <w:rFonts w:ascii="Helvetica" w:hAnsi="Helvetica" w:cs="Helvetica"/>
+          <w:sz w:val="24"/>
+          <w:sz-cs w:val="24"/>
+          <w:b/>
+        </w:rPr>
+        <w:t xml:space="preserve">September 2022</w:t>
+      </w:r>
+      <w:r>
+        <w:rPr>
+          <w:rFonts w:ascii="Helvetica" w:hAnsi="Helvetica" w:cs="Helvetica"/>
+          <w:sz w:val="24"/>
+          <w:sz-cs w:val="24"/>
+        </w:rPr>
+        <w:t xml:space="preserve">, HAS and the City of Vancouver signed a Memorandum of Understanding for the </w:t>
+      </w:r>
+      <w:r>
+        <w:rPr>
+          <w:rFonts w:ascii="Helvetica" w:hAnsi="Helvetica" w:cs="Helvetica"/>
+          <w:sz w:val="24"/>
+          <w:sz-cs w:val="24"/>
+          <w:b/>
+        </w:rPr>
+        <w:t xml:space="preserve">898 Main Street block</w:t>
+      </w:r>
+      <w:r>
+        <w:rPr>
+          <w:rFonts w:ascii="Helvetica" w:hAnsi="Helvetica" w:cs="Helvetica"/>
+          <w:sz w:val="24"/>
+          <w:sz-cs w:val="24"/>
+        </w:rPr>
+        <w:t xml:space="preserve"> (bounded by Main, Union, Gore, and Prior streets), a 3.5-acre site within the Northeast False Creek Plan area. The MOU sets terms for negotiating a long-term lease to deliver affordable housing, a </w:t>
+      </w:r>
+      <w:r>
+        <w:rPr>
+          <w:rFonts w:ascii="Helvetica" w:hAnsi="Helvetica" w:cs="Helvetica"/>
+          <w:sz w:val="24"/>
+          <w:sz-cs w:val="24"/>
+          <w:b/>
+        </w:rPr>
+        <w:t xml:space="preserve">27,000-square-foot Black cultural centre</w:t>
+      </w:r>
+      <w:r>
+        <w:rPr>
+          <w:rFonts w:ascii="Helvetica" w:hAnsi="Helvetica" w:cs="Helvetica"/>
+          <w:sz w:val="24"/>
+          <w:sz-cs w:val="24"/>
+        </w:rPr>
+        <w:t xml:space="preserve">, childcare facilities, artist production space, and small-business units through a Black-led Community Land Trust.</w:t>
+      </w:r>
+    </w:p>
+    <w:p>
+      <w:pPr>
+        <w:spacing w:after="80"/>
+      </w:pPr>
+      <w:r>
+        <w:rPr>
+          <w:rFonts w:ascii="Helvetica" w:hAnsi="Helvetica" w:cs="Helvetica"/>
+          <w:sz w:val="24"/>
+          <w:sz-cs w:val="24"/>
+        </w:rPr>
+        <w:t xml:space="preserve">HAS currently operates </w:t>
+      </w:r>
+      <w:r>
+        <w:rPr>
+          <w:rFonts w:ascii="Helvetica" w:hAnsi="Helvetica" w:cs="Helvetica"/>
+          <w:sz w:val="24"/>
+          <w:sz-cs w:val="24"/>
+          <w:b/>
+        </w:rPr>
+        <w:t xml:space="preserve">Nora Hendrix Place</w:t>
+      </w:r>
+      <w:r>
+        <w:rPr>
+          <w:rFonts w:ascii="Helvetica" w:hAnsi="Helvetica" w:cs="Helvetica"/>
+          <w:sz w:val="24"/>
+          <w:sz-cs w:val="24"/>
+        </w:rPr>
+        <w:t xml:space="preserve"> at 258 Union Street: 52 temporary modular homes with private kitchens and washrooms, prioritizing Black and Indigenous residents at risk of or experiencing homelessness. HAS has been in a mentorship and capacity-building partnership with Atira to eventually assume full operations.</w:t>
+      </w:r>
+    </w:p>
+    <w:p>
+      <w:pPr>
+        <w:spacing w:after="60"/>
+      </w:pPr>
+      <w:r>
+        <w:rPr>
+          <w:rFonts w:ascii="Helvetica" w:hAnsi="Helvetica" w:cs="Helvetica"/>
+          <w:sz w:val="24"/>
+          <w:sz-cs w:val="24"/>
+          <w:b/>
+        </w:rPr>
+        <w:t xml:space="preserve">At This Stop</w:t>
+      </w:r>
+      <w:r>
+        <w:rPr>
+          <w:rFonts w:ascii="Helvetica" w:hAnsi="Helvetica" w:cs="Helvetica"/>
+          <w:sz w:val="24"/>
+          <w:sz-cs w:val="24"/>
+        </w:rPr>
+        <w:t xml:space="preserve"/>
+      </w:r>
+    </w:p>
+    <w:p>
+      <w:pPr>
+        <w:ind w:left="180"/>
+        <w:spacing w:after="20"/>
+      </w:pPr>
+      <w:r>
+        <w:rPr>
+          <w:rFonts w:ascii="Helvetica" w:hAnsi="Helvetica" w:cs="Helvetica"/>
+          <w:sz w:val="24"/>
+          <w:sz-cs w:val="24"/>
+          <w:b/>
+        </w:rPr>
+        <w:t xml:space="preserve">1. 898 Main Street Block</w:t>
+      </w:r>
+      <w:r>
+        <w:rPr>
+          <w:rFonts w:ascii="Helvetica" w:hAnsi="Helvetica" w:cs="Helvetica"/>
+          <w:sz w:val="18"/>
+          <w:sz-cs w:val="18"/>
+          <w:color w:val="555555"/>
+        </w:rPr>
+        <w:t xml:space="preserve"> [Land Trust]</w:t>
+      </w:r>
+      <w:r>
+        <w:rPr>
+          <w:rFonts w:ascii="Helvetica" w:hAnsi="Helvetica" w:cs="Helvetica"/>
+          <w:sz w:val="18"/>
+          <w:sz-cs w:val="18"/>
+        </w:rPr>
+        <w:t xml:space="preserve"/>
+      </w:r>
+    </w:p>
+    <w:p>
+      <w:pPr>
+        <w:ind w:left="540"/>
+        <w:spacing w:after="80"/>
+      </w:pPr>
+      <w:r>
+        <w:rPr>
+          <w:rFonts w:ascii="Helvetica" w:hAnsi="Helvetica" w:cs="Helvetica"/>
+          <w:sz w:val="18"/>
+          <w:sz-cs w:val="18"/>
+        </w:rPr>
+        <w:t xml:space="preserve">3.5-acre CLT site within the Northeast False Creek Plan: long-term lease under negotiation since the 2022 MOU with the City.</w:t>
+      </w:r>
+    </w:p>
+    <w:p>
+      <w:pPr>
+        <w:ind w:left="180"/>
+        <w:spacing w:after="20"/>
+      </w:pPr>
+      <w:r>
+        <w:rPr>
+          <w:rFonts w:ascii="Helvetica" w:hAnsi="Helvetica" w:cs="Helvetica"/>
+          <w:sz w:val="18"/>
+          <w:sz-cs w:val="18"/>
+          <w:b/>
+        </w:rPr>
+        <w:t xml:space="preserve">2. 27,000 sq ft Cultural Centre</w:t>
+      </w:r>
+      <w:r>
+        <w:rPr>
+          <w:rFonts w:ascii="Helvetica" w:hAnsi="Helvetica" w:cs="Helvetica"/>
+          <w:sz w:val="18"/>
+          <w:sz-cs w:val="18"/>
+          <w:color w:val="555555"/>
+        </w:rPr>
+        <w:t xml:space="preserve"> [Culture]</w:t>
+      </w:r>
+      <w:r>
+        <w:rPr>
+          <w:rFonts w:ascii="Helvetica" w:hAnsi="Helvetica" w:cs="Helvetica"/>
+          <w:sz w:val="18"/>
+          <w:sz-cs w:val="18"/>
+        </w:rPr>
+        <w:t xml:space="preserve"/>
+      </w:r>
+    </w:p>
+    <w:p>
+      <w:pPr>
+        <w:ind w:left="540"/>
+        <w:spacing w:after="80"/>
+      </w:pPr>
+      <w:r>
+        <w:rPr>
+          <w:rFonts w:ascii="Helvetica" w:hAnsi="Helvetica" w:cs="Helvetica"/>
+          <w:sz w:val="18"/>
+          <w:sz-cs w:val="18"/>
+        </w:rPr>
+        <w:t xml:space="preserve">Planned focal point for Vancouver's Black community: food, gathering, education, art, music, dance, and research into Black Canadian history.</w:t>
+      </w:r>
+    </w:p>
+    <w:p>
+      <w:pPr>
+        <w:ind w:left="180"/>
+        <w:spacing w:after="20"/>
+      </w:pPr>
+      <w:r>
+        <w:rPr>
+          <w:rFonts w:ascii="Helvetica" w:hAnsi="Helvetica" w:cs="Helvetica"/>
+          <w:sz w:val="18"/>
+          <w:sz-cs w:val="18"/>
+          <w:b/>
+        </w:rPr>
+        <w:t xml:space="preserve">3. Nora Hendrix Place</w:t>
+      </w:r>
+      <w:r>
+        <w:rPr>
+          <w:rFonts w:ascii="Helvetica" w:hAnsi="Helvetica" w:cs="Helvetica"/>
+          <w:sz w:val="18"/>
+          <w:sz-cs w:val="18"/>
+          <w:color w:val="555555"/>
+        </w:rPr>
+        <w:t xml:space="preserve"> [Housing]</w:t>
+      </w:r>
+      <w:r>
+        <w:rPr>
+          <w:rFonts w:ascii="Helvetica" w:hAnsi="Helvetica" w:cs="Helvetica"/>
+          <w:sz w:val="18"/>
+          <w:sz-cs w:val="18"/>
+        </w:rPr>
+        <w:t xml:space="preserve"/>
+      </w:r>
+    </w:p>
+    <w:p>
+      <w:pPr>
+        <w:ind w:left="540"/>
+        <w:spacing w:after="80"/>
+      </w:pPr>
+      <w:r>
+        <w:rPr>
+          <w:rFonts w:ascii="Helvetica" w:hAnsi="Helvetica" w:cs="Helvetica"/>
+          <w:sz w:val="18"/>
+          <w:sz-cs w:val="18"/>
+        </w:rPr>
+        <w:t xml:space="preserve">52-home temporary modular housing project at 258 Union Street, prioritizing Black and Indigenous residents with culturally grounded supports.</w:t>
+      </w:r>
+    </w:p>
+    <w:p>
+      <w:pPr>
+        <w:ind w:left="180"/>
+        <w:spacing w:after="20"/>
+      </w:pPr>
+      <w:r>
+        <w:rPr>
+          <w:rFonts w:ascii="Helvetica" w:hAnsi="Helvetica" w:cs="Helvetica"/>
+          <w:sz w:val="18"/>
+          <w:sz-cs w:val="18"/>
+          <w:b/>
+        </w:rPr>
+        <w:t xml:space="preserve">4. Afrocentric Governance</w:t>
+      </w:r>
+      <w:r>
+        <w:rPr>
+          <w:rFonts w:ascii="Helvetica" w:hAnsi="Helvetica" w:cs="Helvetica"/>
+          <w:sz w:val="18"/>
+          <w:sz-cs w:val="18"/>
+          <w:color w:val="555555"/>
+        </w:rPr>
+        <w:t xml:space="preserve"> [Governance]</w:t>
+      </w:r>
+      <w:r>
+        <w:rPr>
+          <w:rFonts w:ascii="Helvetica" w:hAnsi="Helvetica" w:cs="Helvetica"/>
+          <w:sz w:val="18"/>
+          <w:sz-cs w:val="18"/>
+        </w:rPr>
+        <w:t xml:space="preserve"/>
+      </w:r>
+    </w:p>
+    <w:p>
+      <w:pPr>
+        <w:ind w:left="540"/>
+        <w:spacing w:after="80"/>
+      </w:pPr>
+      <w:r>
+        <w:rPr>
+          <w:rFonts w:ascii="Helvetica" w:hAnsi="Helvetica" w:cs="Helvetica"/>
+          <w:sz w:val="18"/>
+          <w:sz-cs w:val="18"/>
+        </w:rPr>
         <w:t xml:space="preserve">Black-led governance informed by Ubuntu and communal decision-making principles, developed through community consultation with elders and diaspora organizations.</w:t>
       </w:r>
     </w:p>
@@ -11383,7 +13431,92 @@
           <w:sz w:val="24"/>
           <w:sz-cs w:val="24"/>
         </w:rPr>
-        <w:t xml:space="preserve">, a 3.5-acre City-owned site bounded by Main Street, Union Street, Gore Avenue, and Prior Street. A 2017 preliminary concept by Perkins &amp; Will proposed six buildings reaching up to 14 storeys on this site. The broader Northeast False Creek Plan envisions 12,000 new residents, 1,800 units of social housing, 32 acres of parks, 8,000 new jobs, and $1.7 billion in public benefits across the plan area.</w:t>
+        <w:t xml:space="preserve">, a 3.5-acre City-owned site bounded by Main Street, Union Street, Gore Avenue, and Prior Street. A 2017 preliminary concept by Perkins &amp; Will proposed six buildings reaching up to 14 storeys on this site. The broader Northeast False Creek Plan envisions </w:t>
+      </w:r>
+      <w:r>
+        <w:rPr>
+          <w:rFonts w:ascii="Helvetica" w:hAnsi="Helvetica" w:cs="Helvetica"/>
+          <w:sz w:val="24"/>
+          <w:sz-cs w:val="24"/>
+          <w:b/>
+        </w:rPr>
+        <w:t xml:space="preserve">12,000 new residents</w:t>
+      </w:r>
+      <w:r>
+        <w:rPr>
+          <w:rFonts w:ascii="Helvetica" w:hAnsi="Helvetica" w:cs="Helvetica"/>
+          <w:sz w:val="24"/>
+          <w:sz-cs w:val="24"/>
+        </w:rPr>
+        <w:t xml:space="preserve">, </w:t>
+      </w:r>
+      <w:r>
+        <w:rPr>
+          <w:rFonts w:ascii="Helvetica" w:hAnsi="Helvetica" w:cs="Helvetica"/>
+          <w:sz w:val="24"/>
+          <w:sz-cs w:val="24"/>
+          <w:b/>
+        </w:rPr>
+        <w:t xml:space="preserve">1,800 units of social housing</w:t>
+      </w:r>
+      <w:r>
+        <w:rPr>
+          <w:rFonts w:ascii="Helvetica" w:hAnsi="Helvetica" w:cs="Helvetica"/>
+          <w:sz w:val="24"/>
+          <w:sz-cs w:val="24"/>
+        </w:rPr>
+        <w:t xml:space="preserve">, </w:t>
+      </w:r>
+      <w:r>
+        <w:rPr>
+          <w:rFonts w:ascii="Helvetica" w:hAnsi="Helvetica" w:cs="Helvetica"/>
+          <w:sz w:val="24"/>
+          <w:sz-cs w:val="24"/>
+          <w:b/>
+        </w:rPr>
+        <w:t xml:space="preserve">32 acres of parks</w:t>
+      </w:r>
+      <w:r>
+        <w:rPr>
+          <w:rFonts w:ascii="Helvetica" w:hAnsi="Helvetica" w:cs="Helvetica"/>
+          <w:sz w:val="24"/>
+          <w:sz-cs w:val="24"/>
+        </w:rPr>
+        <w:t xml:space="preserve">, </w:t>
+      </w:r>
+      <w:r>
+        <w:rPr>
+          <w:rFonts w:ascii="Helvetica" w:hAnsi="Helvetica" w:cs="Helvetica"/>
+          <w:sz w:val="24"/>
+          <w:sz-cs w:val="24"/>
+          <w:b/>
+        </w:rPr>
+        <w:t xml:space="preserve">8,000 new jobs</w:t>
+      </w:r>
+      <w:r>
+        <w:rPr>
+          <w:rFonts w:ascii="Helvetica" w:hAnsi="Helvetica" w:cs="Helvetica"/>
+          <w:sz w:val="24"/>
+          <w:sz-cs w:val="24"/>
+        </w:rPr>
+        <w:t xml:space="preserve">, and </w:t>
+      </w:r>
+      <w:r>
+        <w:rPr>
+          <w:rFonts w:ascii="Helvetica" w:hAnsi="Helvetica" w:cs="Helvetica"/>
+          <w:sz w:val="24"/>
+          <w:sz-cs w:val="24"/>
+          <w:b/>
+        </w:rPr>
+        <w:t xml:space="preserve">$1.7 billion in public benefits</w:t>
+      </w:r>
+      <w:r>
+        <w:rPr>
+          <w:rFonts w:ascii="Helvetica" w:hAnsi="Helvetica" w:cs="Helvetica"/>
+          <w:sz w:val="24"/>
+          <w:sz-cs w:val="24"/>
+        </w:rPr>
+        <w:t xml:space="preserve"> across the plan area.</w:t>
       </w:r>
     </w:p>
     <w:p>
@@ -11568,7 +13701,7 @@
           <w:sz w:val="24"/>
           <w:sz-cs w:val="24"/>
         </w:rPr>
-        <w:t xml:space="preserve">At 258 Union Street, Nora Hendrix Place — named for Jimi Hendrix's grandmother, a Vancouver resident — delivers 52 temporary modular homes with private kitchens and washrooms, with a minimum accessibility target and culturally grounded support services. The project prioritizes Black and Indigenous people who are at risk of or currently experiencing homelessness. HAS has been in a mentorship and capacity-building partnership with Atira, with the goal of HAS assuming full operational control.</w:t>
+        <w:t xml:space="preserve">At 258 Union Street, Nora Hendrix Place — named for Jimi Hendrix's grandmother, a Vancouver resident — delivers 52 temporary modular homes with private kitchens and washrooms, with a minimum accessibility target and culturally grounded support services. The project prioritizes Black and Indigenous people who are at risk of or currently experiencing homelessness.</w:t>
       </w:r>
     </w:p>
     <w:p>
@@ -11603,7 +13736,7 @@
           <w:sz w:val="24"/>
           <w:sz-cs w:val="24"/>
         </w:rPr>
-        <w:t xml:space="preserve">HAS governance is Black-led and community-accountable. The Society has engaged in a structured process — including community learning sessions and consultation with African diaspora organizations and elders — to develop an Afrocentric governance framework. This draws on principles such as Ubuntu, shifting from an individualistic decision-making model to a communal one rooted in African diaspora traditions.</w:t>
+        <w:t xml:space="preserve">HAS governance is Black-led and community-accountable. The Society has engaged in a structured process — including community learning sessions and consultation with African diaspora organizations and elders — to develop an Afrocentric governance framework. This draws on principles such as Ubuntu ("I am because we are"), shifting from an individualistic decision-making model to a communal one rooted in African diaspora traditions.</w:t>
       </w:r>
     </w:p>
     <w:p>
@@ -11616,7 +13749,7 @@
           <w:sz w:val="24"/>
           <w:sz-cs w:val="24"/>
         </w:rPr>
-        <w:t xml:space="preserve">Through the proposed Community Land Trust, land and assets are held in community ownership and removed from the speculative real estate market. Governance priorities are informed by residents, elders, cultural workers, and partner organizations, so that housing and cultural infrastructure remain under community control over the long term.</w:t>
+        <w:t xml:space="preserve">Through the proposed Community Land Trust, land and assets are held in community ownership and removed from the speculative real estate market. Governance priorities are informed by residents, elders, cultural workers, and partner organizations, so that housing and cultural infrastructure remain under community control over the long term — a direct response to the viaduct-era displacement that this project seeks to redress.</w:t>
       </w:r>
     </w:p>
     <w:p>
@@ -11651,7 +13784,37 @@
           <w:sz w:val="24"/>
           <w:sz-cs w:val="24"/>
         </w:rPr>
-        <w:t xml:space="preserve">HAS is a BSH (Balanced Supply of Housing) research partner. The October 2025 BSH Research in Progress webinar featured both HAS and the DTES CLT discussing their community work and its role in expanding affordable housing. At the CNCLT Summit (October 18–20, 2024, Vancouver), HAS was one of three Vancouver CLT site tours. The summit drew 200+ delegates — CLT practitioners, funders, policymakers, researchers, and activists.</w:t>
+        <w:t xml:space="preserve">HAS is a BSH (Balanced Supply of Housing) research partner. The October 2025 BSH Research in Progress webinar featured both HAS and the DTES CLT discussing their community work and its role in expanding affordable housing. BSH's "Reclaim, Remain" paper documents six BIPOC-led CLTs across Canada — including HAS — examining how these projects forge pathways for collective land stewardship and decolonized land practices.</w:t>
+      </w:r>
+    </w:p>
+    <w:p>
+      <w:pPr>
+        <w:spacing w:after="80"/>
+      </w:pPr>
+      <w:r>
+        <w:rPr>
+          <w:rFonts w:ascii="Helvetica" w:hAnsi="Helvetica" w:cs="Helvetica"/>
+          <w:sz w:val="24"/>
+          <w:sz-cs w:val="24"/>
+        </w:rPr>
+        <w:t xml:space="preserve">At the </w:t>
+      </w:r>
+      <w:r>
+        <w:rPr>
+          <w:rFonts w:ascii="Helvetica" w:hAnsi="Helvetica" w:cs="Helvetica"/>
+          <w:sz w:val="24"/>
+          <w:sz-cs w:val="24"/>
+          <w:b/>
+        </w:rPr>
+        <w:t xml:space="preserve">CNCLT Summit</w:t>
+      </w:r>
+      <w:r>
+        <w:rPr>
+          <w:rFonts w:ascii="Helvetica" w:hAnsi="Helvetica" w:cs="Helvetica"/>
+          <w:sz w:val="24"/>
+          <w:sz-cs w:val="24"/>
+        </w:rPr>
+        <w:t xml:space="preserve"> (October 18–20, 2024, Vancouver), HAS was one of three Vancouver CLT site tours (alongside DTES CLT and CLT British Columbia). The summit drew 200+ delegates — CLT practitioners, funders, policymakers, researchers, and activists — and HAS has also offered public "CLT 101" sessions explaining how the Hogan's Alley Community Land Trust supports Black self-determination and housing justice across Metro Vancouver.</w:t>
       </w:r>
     </w:p>
     <w:p>
@@ -11735,6 +13898,70 @@
           <w:sz-cs w:val="24"/>
           <w:b/>
         </w:rPr>
+        <w:t xml:space="preserve">Gallery</w:t>
+      </w:r>
+      <w:r>
+        <w:rPr>
+          <w:rFonts w:ascii="Helvetica" w:hAnsi="Helvetica" w:cs="Helvetica"/>
+          <w:sz w:val="24"/>
+          <w:sz-cs w:val="24"/>
+        </w:rPr>
+        <w:t xml:space="preserve"/>
+      </w:r>
+    </w:p>
+    <w:p>
+      <w:pPr>
+        <w:ind w:left="180" w:first-line="-180"/>
+        <w:spacing w:after="30"/>
+      </w:pPr>
+      <w:r>
+        <w:rPr>
+          <w:rFonts w:ascii="Helvetica" w:hAnsi="Helvetica" w:cs="Helvetica"/>
+          <w:sz w:val="24"/>
+          <w:sz-cs w:val="24"/>
+        </w:rPr>
+        <w:t xml:space="preserve">• Hogan's Alley mural — Source: user-provided photo</w:t>
+      </w:r>
+    </w:p>
+    <w:p>
+      <w:pPr>
+        <w:ind w:left="180" w:first-line="-180"/>
+        <w:spacing w:after="30"/>
+      </w:pPr>
+      <w:r>
+        <w:rPr>
+          <w:rFonts w:ascii="Helvetica" w:hAnsi="Helvetica" w:cs="Helvetica"/>
+          <w:sz w:val="24"/>
+          <w:sz-cs w:val="24"/>
+        </w:rPr>
+        <w:t xml:space="preserve">• 258 Union Street building at Nora Hendrix Place — Source: user-provided photo</w:t>
+      </w:r>
+    </w:p>
+    <w:p>
+      <w:pPr>
+        <w:ind w:left="180" w:first-line="-180"/>
+        <w:spacing w:after="30"/>
+      </w:pPr>
+      <w:r>
+        <w:rPr>
+          <w:rFonts w:ascii="Helvetica" w:hAnsi="Helvetica" w:cs="Helvetica"/>
+          <w:sz w:val="24"/>
+          <w:sz-cs w:val="24"/>
+        </w:rPr>
+        <w:t xml:space="preserve">• Nora Hendrix Place mural detail — Source: user-provided photo</w:t>
+      </w:r>
+    </w:p>
+    <w:p>
+      <w:pPr>
+        <w:spacing w:after="60"/>
+      </w:pPr>
+      <w:r>
+        <w:rPr>
+          <w:rFonts w:ascii="Helvetica" w:hAnsi="Helvetica" w:cs="Helvetica"/>
+          <w:sz w:val="24"/>
+          <w:sz-cs w:val="24"/>
+          <w:b/>
+        </w:rPr>
         <w:t xml:space="preserve">Resources</w:t>
       </w:r>
       <w:r>
@@ -11804,30 +14031,30 @@
           <w:sz-cs w:val="20"/>
           <w:color w:val="555555"/>
         </w:rPr>
-        <w:t xml:space="preserve">Organization history, MOU context, cultural restoration, and project pillars</w:t>
-      </w:r>
-      <w:r>
-        <w:rPr>
-          <w:rFonts w:ascii="Helvetica" w:hAnsi="Helvetica" w:cs="Helvetica"/>
-          <w:sz w:val="20"/>
-          <w:sz-cs w:val="20"/>
-        </w:rPr>
-        <w:t xml:space="preserve"/>
-      </w:r>
-    </w:p>
-    <w:p>
-      <w:pPr>
-        <w:ind w:left="180" w:first-line="-180"/>
-        <w:spacing w:after="20"/>
-      </w:pPr>
-      <w:r>
-        <w:rPr>
-          <w:rFonts w:ascii="Helvetica" w:hAnsi="Helvetica" w:cs="Helvetica"/>
-          <w:sz w:val="20"/>
-          <w:sz-cs w:val="20"/>
-          <w:b/>
-        </w:rPr>
-        <w:t xml:space="preserve">• City of Vancouver - Hogan's Alley Society Block</w:t>
+        <w:t xml:space="preserve">Official website — history, cultural restoration, CLT vision, and project updates</w:t>
+      </w:r>
+      <w:r>
+        <w:rPr>
+          <w:rFonts w:ascii="Helvetica" w:hAnsi="Helvetica" w:cs="Helvetica"/>
+          <w:sz w:val="20"/>
+          <w:sz-cs w:val="20"/>
+        </w:rPr>
+        <w:t xml:space="preserve"/>
+      </w:r>
+    </w:p>
+    <w:p>
+      <w:pPr>
+        <w:ind w:left="180" w:first-line="-180"/>
+        <w:spacing w:after="20"/>
+      </w:pPr>
+      <w:r>
+        <w:rPr>
+          <w:rFonts w:ascii="Helvetica" w:hAnsi="Helvetica" w:cs="Helvetica"/>
+          <w:sz w:val="20"/>
+          <w:sz-cs w:val="20"/>
+          <w:b/>
+        </w:rPr>
+        <w:t xml:space="preserve">• City of Vancouver — Hogan's Alley MOU &amp; Northeast False Creek</w:t>
       </w:r>
       <w:r>
         <w:rPr>
@@ -11850,7 +14077,7 @@
           <w:sz-cs w:val="20"/>
           <w:color w:val="4466AA"/>
         </w:rPr>
-        <w:t xml:space="preserve">https://vancouver.ca/home-property-development/hogans-alley-society-block.aspx</w:t>
+        <w:t xml:space="preserve">https://vancouver.ca/people-programs/hogan-s-alley-mou.aspx</w:t>
       </w:r>
       <w:r>
         <w:rPr>
@@ -11873,30 +14100,30 @@
           <w:sz-cs w:val="20"/>
           <w:color w:val="555555"/>
         </w:rPr>
-        <w:t xml:space="preserve">Municipal planning and implementation details</w:t>
-      </w:r>
-      <w:r>
-        <w:rPr>
-          <w:rFonts w:ascii="Helvetica" w:hAnsi="Helvetica" w:cs="Helvetica"/>
-          <w:sz w:val="20"/>
-          <w:sz-cs w:val="20"/>
-        </w:rPr>
-        <w:t xml:space="preserve"/>
-      </w:r>
-    </w:p>
-    <w:p>
-      <w:pPr>
-        <w:ind w:left="180" w:first-line="-180"/>
-        <w:spacing w:after="20"/>
-      </w:pPr>
-      <w:r>
-        <w:rPr>
-          <w:rFonts w:ascii="Helvetica" w:hAnsi="Helvetica" w:cs="Helvetica"/>
-          <w:sz w:val="20"/>
-          <w:sz-cs w:val="20"/>
-          <w:b/>
-        </w:rPr>
-        <w:t xml:space="preserve">• City of Vancouver - 258 Union Street</w:t>
+        <w:t xml:space="preserve">MOU details, 898 Main Street block plans, cultural redress framework, and NEFC Plan context</w:t>
+      </w:r>
+      <w:r>
+        <w:rPr>
+          <w:rFonts w:ascii="Helvetica" w:hAnsi="Helvetica" w:cs="Helvetica"/>
+          <w:sz w:val="20"/>
+          <w:sz-cs w:val="20"/>
+        </w:rPr>
+        <w:t xml:space="preserve"/>
+      </w:r>
+    </w:p>
+    <w:p>
+      <w:pPr>
+        <w:ind w:left="180" w:first-line="-180"/>
+        <w:spacing w:after="20"/>
+      </w:pPr>
+      <w:r>
+        <w:rPr>
+          <w:rFonts w:ascii="Helvetica" w:hAnsi="Helvetica" w:cs="Helvetica"/>
+          <w:sz w:val="20"/>
+          <w:sz-cs w:val="20"/>
+          <w:b/>
+        </w:rPr>
+        <w:t xml:space="preserve">• CNCLT Summit — Vancouver Community Land Trusts</w:t>
       </w:r>
       <w:r>
         <w:rPr>
@@ -11919,7 +14146,7 @@
           <w:sz-cs w:val="20"/>
           <w:color w:val="4466AA"/>
         </w:rPr>
-        <w:t xml:space="preserve">https://vancouver.ca/people-programs/258-union-street.aspx</w:t>
+        <w:t xml:space="preserve">https://www.youtube.com/watch?v=KevcrQW11T4</w:t>
       </w:r>
       <w:r>
         <w:rPr>
@@ -11942,30 +14169,30 @@
           <w:sz-cs w:val="20"/>
           <w:color w:val="555555"/>
         </w:rPr>
-        <w:t xml:space="preserve">Nora Hendrix Place housing project profile</w:t>
-      </w:r>
-      <w:r>
-        <w:rPr>
-          <w:rFonts w:ascii="Helvetica" w:hAnsi="Helvetica" w:cs="Helvetica"/>
-          <w:sz w:val="20"/>
-          <w:sz-cs w:val="20"/>
-        </w:rPr>
-        <w:t xml:space="preserve"/>
-      </w:r>
-    </w:p>
-    <w:p>
-      <w:pPr>
-        <w:ind w:left="180" w:first-line="-180"/>
-        <w:spacing w:after="20"/>
-      </w:pPr>
-      <w:r>
-        <w:rPr>
-          <w:rFonts w:ascii="Helvetica" w:hAnsi="Helvetica" w:cs="Helvetica"/>
-          <w:sz w:val="20"/>
-          <w:sz-cs w:val="20"/>
-          <w:b/>
-        </w:rPr>
-        <w:t xml:space="preserve">• City of Vancouver — Hogan's Alley MOU</w:t>
+        <w:t xml:space="preserve">Canadian Network of Community Land Trusts summit presentation featuring Vancouver CLT site tours</w:t>
+      </w:r>
+      <w:r>
+        <w:rPr>
+          <w:rFonts w:ascii="Helvetica" w:hAnsi="Helvetica" w:cs="Helvetica"/>
+          <w:sz w:val="20"/>
+          <w:sz-cs w:val="20"/>
+        </w:rPr>
+        <w:t xml:space="preserve"/>
+      </w:r>
+    </w:p>
+    <w:p>
+      <w:pPr>
+        <w:ind w:left="180" w:first-line="-180"/>
+        <w:spacing w:after="20"/>
+      </w:pPr>
+      <w:r>
+        <w:rPr>
+          <w:rFonts w:ascii="Helvetica" w:hAnsi="Helvetica" w:cs="Helvetica"/>
+          <w:sz w:val="20"/>
+          <w:sz-cs w:val="20"/>
+          <w:b/>
+        </w:rPr>
+        <w:t xml:space="preserve">• BSH Research in Progress — Vancouver's Growing CLT Movement</w:t>
       </w:r>
       <w:r>
         <w:rPr>
@@ -11988,7 +14215,7 @@
           <w:sz-cs w:val="20"/>
           <w:color w:val="4466AA"/>
         </w:rPr>
-        <w:t xml:space="preserve">https://vancouver.ca/people-programs/hogan-s-alley-mou.aspx</w:t>
+        <w:t xml:space="preserve">https://bsh.ubc.ca/research-in-progress-on-vancouvers-growing-clt-movement/</w:t>
       </w:r>
       <w:r>
         <w:rPr>
@@ -12011,30 +14238,30 @@
           <w:sz-cs w:val="20"/>
           <w:color w:val="555555"/>
         </w:rPr>
-        <w:t xml:space="preserve">MOU details, Northeast False Creek Plan context, and cultural redress framework</w:t>
-      </w:r>
-      <w:r>
-        <w:rPr>
-          <w:rFonts w:ascii="Helvetica" w:hAnsi="Helvetica" w:cs="Helvetica"/>
-          <w:sz w:val="20"/>
-          <w:sz-cs w:val="20"/>
-        </w:rPr>
-        <w:t xml:space="preserve"/>
-      </w:r>
-    </w:p>
-    <w:p>
-      <w:pPr>
-        <w:ind w:left="180" w:first-line="-180"/>
-        <w:spacing w:after="20"/>
-      </w:pPr>
-      <w:r>
-        <w:rPr>
-          <w:rFonts w:ascii="Helvetica" w:hAnsi="Helvetica" w:cs="Helvetica"/>
-          <w:sz w:val="20"/>
-          <w:sz-cs w:val="20"/>
-          <w:b/>
-        </w:rPr>
-        <w:t xml:space="preserve">• CNCLT Summit — Vancouver Community Land Trusts</w:t>
+        <w:t xml:space="preserve">BSH webinar featuring HAS and DTES CLT on affordable housing and community land stewardship</w:t>
+      </w:r>
+      <w:r>
+        <w:rPr>
+          <w:rFonts w:ascii="Helvetica" w:hAnsi="Helvetica" w:cs="Helvetica"/>
+          <w:sz w:val="20"/>
+          <w:sz-cs w:val="20"/>
+        </w:rPr>
+        <w:t xml:space="preserve"/>
+      </w:r>
+    </w:p>
+    <w:p>
+      <w:pPr>
+        <w:ind w:left="180" w:first-line="-180"/>
+        <w:spacing w:after="20"/>
+      </w:pPr>
+      <w:r>
+        <w:rPr>
+          <w:rFonts w:ascii="Helvetica" w:hAnsi="Helvetica" w:cs="Helvetica"/>
+          <w:sz w:val="20"/>
+          <w:sz-cs w:val="20"/>
+          <w:b/>
+        </w:rPr>
+        <w:t xml:space="preserve">• BSH — Reclaim, Remain: BIPOC-Led CLTs in Canada</w:t>
       </w:r>
       <w:r>
         <w:rPr>
@@ -12057,7 +14284,7 @@
           <w:sz-cs w:val="20"/>
           <w:color w:val="4466AA"/>
         </w:rPr>
-        <w:t xml:space="preserve">https://www.youtube.com/watch?v=KevcrQW11T4</w:t>
+        <w:t xml:space="preserve">https://bsh.ubc.ca/research/policy-report-profile-series-on-canadian-community-land-trusts/</w:t>
       </w:r>
       <w:r>
         <w:rPr>
@@ -12080,30 +14307,30 @@
           <w:sz-cs w:val="20"/>
           <w:color w:val="555555"/>
         </w:rPr>
-        <w:t xml:space="preserve">Canadian Network of Community Land Trusts summit presentation featuring Vancouver CLT site tours</w:t>
-      </w:r>
-      <w:r>
-        <w:rPr>
-          <w:rFonts w:ascii="Helvetica" w:hAnsi="Helvetica" w:cs="Helvetica"/>
-          <w:sz w:val="20"/>
-          <w:sz-cs w:val="20"/>
-        </w:rPr>
-        <w:t xml:space="preserve"/>
-      </w:r>
-    </w:p>
-    <w:p>
-      <w:pPr>
-        <w:ind w:left="180" w:first-line="-180"/>
-        <w:spacing w:after="20"/>
-      </w:pPr>
-      <w:r>
-        <w:rPr>
-          <w:rFonts w:ascii="Helvetica" w:hAnsi="Helvetica" w:cs="Helvetica"/>
-          <w:sz w:val="20"/>
-          <w:sz-cs w:val="20"/>
-          <w:b/>
-        </w:rPr>
-        <w:t xml:space="preserve">• BSH Research in Progress — Vancouver's Growing CLT Movement</w:t>
+        <w:t xml:space="preserve">Research profiles of six BIPOC-led CLTs including HAS, examining collective land stewardship</w:t>
+      </w:r>
+      <w:r>
+        <w:rPr>
+          <w:rFonts w:ascii="Helvetica" w:hAnsi="Helvetica" w:cs="Helvetica"/>
+          <w:sz w:val="20"/>
+          <w:sz-cs w:val="20"/>
+        </w:rPr>
+        <w:t xml:space="preserve"/>
+      </w:r>
+    </w:p>
+    <w:p>
+      <w:pPr>
+        <w:ind w:left="180" w:first-line="-180"/>
+        <w:spacing w:after="20"/>
+      </w:pPr>
+      <w:r>
+        <w:rPr>
+          <w:rFonts w:ascii="Helvetica" w:hAnsi="Helvetica" w:cs="Helvetica"/>
+          <w:sz w:val="20"/>
+          <w:sz-cs w:val="20"/>
+          <w:b/>
+        </w:rPr>
+        <w:t xml:space="preserve">• Globe and Mail — Vancouver Signs CLT Deal for Hogan's Alley</w:t>
       </w:r>
       <w:r>
         <w:rPr>
@@ -12126,7 +14353,7 @@
           <w:sz-cs w:val="20"/>
           <w:color w:val="4466AA"/>
         </w:rPr>
-        <w:t xml:space="preserve">https://bsh.ubc.ca/research-in-progress-on-vancouvers-growing-clt-movement/</w:t>
+        <w:t xml:space="preserve">https://www.theglobeandmail.com/canada/british-columbia/article-vancouver-signs-deal-to-turn-former-site-of-hogans-alley-into/</w:t>
       </w:r>
       <w:r>
         <w:rPr>
@@ -12149,76 +14376,7 @@
           <w:sz-cs w:val="20"/>
           <w:color w:val="555555"/>
         </w:rPr>
-        <w:t xml:space="preserve">October 2025 BSH webinar featuring HAS and DTES CLT on affordable housing and community land stewardship</w:t>
-      </w:r>
-      <w:r>
-        <w:rPr>
-          <w:rFonts w:ascii="Helvetica" w:hAnsi="Helvetica" w:cs="Helvetica"/>
-          <w:sz w:val="20"/>
-          <w:sz-cs w:val="20"/>
-        </w:rPr>
-        <w:t xml:space="preserve"/>
-      </w:r>
-    </w:p>
-    <w:p>
-      <w:pPr>
-        <w:ind w:left="180" w:first-line="-180"/>
-        <w:spacing w:after="20"/>
-      </w:pPr>
-      <w:r>
-        <w:rPr>
-          <w:rFonts w:ascii="Helvetica" w:hAnsi="Helvetica" w:cs="Helvetica"/>
-          <w:sz w:val="20"/>
-          <w:sz-cs w:val="20"/>
-          <w:b/>
-        </w:rPr>
-        <w:t xml:space="preserve">• BSH — Reclaim, Remain: BIPOC-Led CLTs in Canada</w:t>
-      </w:r>
-      <w:r>
-        <w:rPr>
-          <w:rFonts w:ascii="Helvetica" w:hAnsi="Helvetica" w:cs="Helvetica"/>
-          <w:sz w:val="20"/>
-          <w:sz-cs w:val="20"/>
-        </w:rPr>
-        <w:t xml:space="preserve"/>
-      </w:r>
-    </w:p>
-    <w:p>
-      <w:pPr>
-        <w:ind w:left="540"/>
-        <w:spacing w:after="20"/>
-      </w:pPr>
-      <w:r>
-        <w:rPr>
-          <w:rFonts w:ascii="Helvetica" w:hAnsi="Helvetica" w:cs="Helvetica"/>
-          <w:sz w:val="20"/>
-          <w:sz-cs w:val="20"/>
-          <w:color w:val="4466AA"/>
-        </w:rPr>
-        <w:t xml:space="preserve">https://bsh.ubc.ca/research/policy-report-profile-series-on-canadian-community-land-trusts/</w:t>
-      </w:r>
-      <w:r>
-        <w:rPr>
-          <w:rFonts w:ascii="Helvetica" w:hAnsi="Helvetica" w:cs="Helvetica"/>
-          <w:sz w:val="20"/>
-          <w:sz-cs w:val="20"/>
-        </w:rPr>
-        <w:t xml:space="preserve"/>
-      </w:r>
-    </w:p>
-    <w:p>
-      <w:pPr>
-        <w:ind w:left="540"/>
-        <w:spacing w:after="60"/>
-      </w:pPr>
-      <w:r>
-        <w:rPr>
-          <w:rFonts w:ascii="Helvetica" w:hAnsi="Helvetica" w:cs="Helvetica"/>
-          <w:sz w:val="20"/>
-          <w:sz-cs w:val="20"/>
-          <w:color w:val="555555"/>
-        </w:rPr>
-        <w:t xml:space="preserve">Research profiles of six BIPOC-led CLTs including HAS, examining collective land stewardship and anti-displacement strategies</w:t>
+        <w:t xml:space="preserve">Coverage of the City-HAS agreement to create a community land trust on the former site</w:t>
       </w:r>
       <w:r>
         <w:rPr>
